--- a/5.人员管理/1.流程制度规范类文件/JXTX-05-02-人员培训管理制度.docx
+++ b/5.人员管理/1.流程制度规范类文件/JXTX-05-02-人员培训管理制度.docx
@@ -132,7 +132,65 @@
           <w:rFonts w:hint="eastAsia"/>
           <w:lang w:val="en-US" w:eastAsia="zh-CN"/>
         </w:rPr>
-        <w:t>江西通信产业服务有限公司</w:t>
+        <w:t>江西</w:t>
+      </w:r>
+      <w:r>
+        <w:drawing>
+          <wp:anchor distT="0" distB="0" distL="114300" distR="114300" simplePos="0" relativeHeight="251661312" behindDoc="1" locked="0" layoutInCell="1" allowOverlap="1">
+            <wp:simplePos x="0" y="0"/>
+            <wp:positionH relativeFrom="column">
+              <wp:posOffset>-19050</wp:posOffset>
+            </wp:positionH>
+            <wp:positionV relativeFrom="paragraph">
+              <wp:posOffset>-22225</wp:posOffset>
+            </wp:positionV>
+            <wp:extent cx="5304790" cy="8893810"/>
+            <wp:effectExtent l="0" t="0" r="13970" b="6350"/>
+            <wp:wrapNone/>
+            <wp:docPr id="1" name="图片 1"/>
+            <wp:cNvGraphicFramePr>
+              <a:graphicFrameLocks xmlns:a="http://schemas.openxmlformats.org/drawingml/2006/main" noChangeAspect="1"/>
+            </wp:cNvGraphicFramePr>
+            <a:graphic xmlns:a="http://schemas.openxmlformats.org/drawingml/2006/main">
+              <a:graphicData uri="http://schemas.openxmlformats.org/drawingml/2006/picture">
+                <pic:pic xmlns:pic="http://schemas.openxmlformats.org/drawingml/2006/picture">
+                  <pic:nvPicPr>
+                    <pic:cNvPr id="1" name="图片 1"/>
+                    <pic:cNvPicPr>
+                      <a:picLocks noChangeAspect="1"/>
+                    </pic:cNvPicPr>
+                  </pic:nvPicPr>
+                  <pic:blipFill>
+                    <a:blip r:embed="rId10"/>
+                    <a:stretch>
+                      <a:fillRect/>
+                    </a:stretch>
+                  </pic:blipFill>
+                  <pic:spPr>
+                    <a:xfrm>
+                      <a:off x="0" y="0"/>
+                      <a:ext cx="5304790" cy="8893810"/>
+                    </a:xfrm>
+                    <a:prstGeom prst="rect">
+                      <a:avLst/>
+                    </a:prstGeom>
+                    <a:noFill/>
+                    <a:ln>
+                      <a:noFill/>
+                    </a:ln>
+                  </pic:spPr>
+                </pic:pic>
+              </a:graphicData>
+            </a:graphic>
+          </wp:anchor>
+        </w:drawing>
+      </w:r>
+      <w:r>
+        <w:rPr>
+          <w:rFonts w:hint="eastAsia"/>
+          <w:lang w:val="en-US" w:eastAsia="zh-CN"/>
+        </w:rPr>
+        <w:t>通信产业服务有限公司</w:t>
       </w:r>
       <w:bookmarkEnd w:id="0"/>
     </w:p>
@@ -1951,8 +2009,6 @@
         <w:snapToGrid w:val="0"/>
         <w:textAlignment w:val="baseline"/>
       </w:pPr>
-      <w:bookmarkStart w:id="10" w:name="_GoBack"/>
-      <w:bookmarkEnd w:id="10"/>
       <w:r>
         <w:br w:type="page"/>
       </w:r>
@@ -3111,14 +3167,7 @@
       </w:tblGrid>
       <w:tr>
         <w:tblPrEx>
-          <w:tblBorders>
-            <w:top w:val="single" w:color="auto" w:sz="4" w:space="0"/>
-            <w:left w:val="single" w:color="auto" w:sz="4" w:space="0"/>
-            <w:bottom w:val="single" w:color="auto" w:sz="4" w:space="0"/>
-            <w:right w:val="single" w:color="auto" w:sz="4" w:space="0"/>
-            <w:insideH w:val="single" w:color="auto" w:sz="4" w:space="0"/>
-            <w:insideV w:val="single" w:color="auto" w:sz="4" w:space="0"/>
-          </w:tblBorders>
+          <w:shd w:val="clear" w:color="auto" w:fill="auto"/>
           <w:tblCellMar>
             <w:top w:w="15" w:type="dxa"/>
             <w:left w:w="15" w:type="dxa"/>
@@ -3340,6 +3389,7 @@
             <w:insideH w:val="single" w:color="auto" w:sz="4" w:space="0"/>
             <w:insideV w:val="single" w:color="auto" w:sz="4" w:space="0"/>
           </w:tblBorders>
+          <w:shd w:val="clear" w:color="auto" w:fill="auto"/>
           <w:tblCellMar>
             <w:top w:w="15" w:type="dxa"/>
             <w:left w:w="15" w:type="dxa"/>
@@ -4187,6 +4237,7 @@
             <w:insideH w:val="single" w:color="auto" w:sz="4" w:space="0"/>
             <w:insideV w:val="single" w:color="auto" w:sz="4" w:space="0"/>
           </w:tblBorders>
+          <w:shd w:val="clear" w:color="auto" w:fill="auto"/>
           <w:tblCellMar>
             <w:top w:w="15" w:type="dxa"/>
             <w:left w:w="15" w:type="dxa"/>
@@ -4676,13 +4727,530 @@
     <w:p>
       <w:pPr>
         <w:pStyle w:val="28"/>
+        <w:keepNext w:val="0"/>
+        <w:keepLines w:val="0"/>
+        <w:pageBreakBefore w:val="0"/>
+        <w:widowControl w:val="0"/>
+        <w:kinsoku w:val="0"/>
+        <w:wordWrap/>
+        <w:overflowPunct/>
+        <w:topLinePunct w:val="0"/>
+        <w:autoSpaceDE w:val="0"/>
+        <w:autoSpaceDN w:val="0"/>
         <w:bidi w:val="0"/>
-        <w:rPr>
-          <w:rFonts w:hint="default"/>
+        <w:adjustRightInd w:val="0"/>
+        <w:snapToGrid w:val="0"/>
+        <w:textAlignment w:val="baseline"/>
+        <w:rPr>
+          <w:rFonts w:hint="eastAsia"/>
           <w:lang w:val="en-US" w:eastAsia="zh-CN"/>
         </w:rPr>
       </w:pPr>
       <w:bookmarkStart w:id="9" w:name="_Toc2072"/>
+      <w:r>
+        <w:rPr>
+          <w:rFonts w:hint="eastAsia"/>
+          <w:lang w:val="en-US" w:eastAsia="zh-CN"/>
+        </w:rPr>
+        <w:t>考核指标</w:t>
+      </w:r>
+    </w:p>
+    <w:tbl>
+      <w:tblPr>
+        <w:tblStyle w:val="20"/>
+        <w:tblW w:w="7675" w:type="dxa"/>
+        <w:tblInd w:w="96" w:type="dxa"/>
+        <w:tblBorders>
+          <w:top w:val="none" w:color="auto" w:sz="0" w:space="0"/>
+          <w:left w:val="none" w:color="auto" w:sz="0" w:space="0"/>
+          <w:bottom w:val="none" w:color="auto" w:sz="0" w:space="0"/>
+          <w:right w:val="none" w:color="auto" w:sz="0" w:space="0"/>
+          <w:insideH w:val="none" w:color="auto" w:sz="0" w:space="0"/>
+          <w:insideV w:val="none" w:color="auto" w:sz="0" w:space="0"/>
+        </w:tblBorders>
+        <w:shd w:val="clear" w:color="auto" w:fill="auto"/>
+        <w:tblLayout w:type="autofit"/>
+        <w:tblCellMar>
+          <w:top w:w="0" w:type="dxa"/>
+          <w:left w:w="108" w:type="dxa"/>
+          <w:bottom w:w="0" w:type="dxa"/>
+          <w:right w:w="108" w:type="dxa"/>
+        </w:tblCellMar>
+      </w:tblPr>
+      <w:tblGrid>
+        <w:gridCol w:w="1927"/>
+        <w:gridCol w:w="888"/>
+        <w:gridCol w:w="3552"/>
+        <w:gridCol w:w="1308"/>
+      </w:tblGrid>
+      <w:tr>
+        <w:tblPrEx>
+          <w:tblBorders>
+            <w:top w:val="none" w:color="auto" w:sz="0" w:space="0"/>
+            <w:left w:val="none" w:color="auto" w:sz="0" w:space="0"/>
+            <w:bottom w:val="none" w:color="auto" w:sz="0" w:space="0"/>
+            <w:right w:val="none" w:color="auto" w:sz="0" w:space="0"/>
+            <w:insideH w:val="none" w:color="auto" w:sz="0" w:space="0"/>
+            <w:insideV w:val="none" w:color="auto" w:sz="0" w:space="0"/>
+          </w:tblBorders>
+          <w:shd w:val="clear" w:color="auto" w:fill="auto"/>
+          <w:tblCellMar>
+            <w:top w:w="0" w:type="dxa"/>
+            <w:left w:w="108" w:type="dxa"/>
+            <w:bottom w:w="0" w:type="dxa"/>
+            <w:right w:w="108" w:type="dxa"/>
+          </w:tblCellMar>
+        </w:tblPrEx>
+        <w:trPr>
+          <w:trHeight w:val="493" w:hRule="atLeast"/>
+        </w:trPr>
+        <w:tc>
+          <w:tcPr>
+            <w:tcW w:w="1927" w:type="dxa"/>
+            <w:tcBorders>
+              <w:top w:val="single" w:color="000000" w:sz="4" w:space="0"/>
+              <w:left w:val="single" w:color="000000" w:sz="4" w:space="0"/>
+              <w:bottom w:val="single" w:color="000000" w:sz="4" w:space="0"/>
+              <w:right w:val="single" w:color="000000" w:sz="4" w:space="0"/>
+            </w:tcBorders>
+            <w:shd w:val="clear" w:color="auto" w:fill="C0C0C0"/>
+            <w:vAlign w:val="center"/>
+          </w:tcPr>
+          <w:p>
+            <w:pPr>
+              <w:keepNext w:val="0"/>
+              <w:keepLines w:val="0"/>
+              <w:widowControl/>
+              <w:suppressLineNumbers w:val="0"/>
+              <w:jc w:val="center"/>
+              <w:textAlignment w:val="center"/>
+              <w:rPr>
+                <w:rFonts w:hint="default" w:ascii="楷体_GB2312" w:hAnsi="宋体" w:eastAsia="楷体_GB2312" w:cs="楷体_GB2312"/>
+                <w:b/>
+                <w:bCs/>
+                <w:i w:val="0"/>
+                <w:iCs w:val="0"/>
+                <w:color w:val="000000"/>
+                <w:sz w:val="22"/>
+                <w:szCs w:val="22"/>
+                <w:u w:val="none"/>
+              </w:rPr>
+            </w:pPr>
+            <w:r>
+              <w:rPr>
+                <w:rFonts w:hint="default" w:ascii="楷体_GB2312" w:hAnsi="宋体" w:eastAsia="楷体_GB2312" w:cs="楷体_GB2312"/>
+                <w:b/>
+                <w:bCs/>
+                <w:i w:val="0"/>
+                <w:iCs w:val="0"/>
+                <w:snapToGrid w:val="0"/>
+                <w:color w:val="000000"/>
+                <w:kern w:val="0"/>
+                <w:sz w:val="22"/>
+                <w:szCs w:val="22"/>
+                <w:u w:val="none"/>
+                <w:lang w:val="en-US" w:eastAsia="zh-CN" w:bidi="ar"/>
+              </w:rPr>
+              <w:t>KPI</w:t>
+            </w:r>
+          </w:p>
+        </w:tc>
+        <w:tc>
+          <w:tcPr>
+            <w:tcW w:w="888" w:type="dxa"/>
+            <w:tcBorders>
+              <w:top w:val="single" w:color="000000" w:sz="4" w:space="0"/>
+              <w:left w:val="single" w:color="000000" w:sz="4" w:space="0"/>
+              <w:bottom w:val="single" w:color="000000" w:sz="4" w:space="0"/>
+              <w:right w:val="single" w:color="000000" w:sz="4" w:space="0"/>
+            </w:tcBorders>
+            <w:shd w:val="clear" w:color="auto" w:fill="C0C0C0"/>
+            <w:vAlign w:val="center"/>
+          </w:tcPr>
+          <w:p>
+            <w:pPr>
+              <w:keepNext w:val="0"/>
+              <w:keepLines w:val="0"/>
+              <w:widowControl/>
+              <w:suppressLineNumbers w:val="0"/>
+              <w:jc w:val="center"/>
+              <w:textAlignment w:val="center"/>
+              <w:rPr>
+                <w:rFonts w:hint="default" w:ascii="楷体_GB2312" w:hAnsi="宋体" w:eastAsia="楷体_GB2312" w:cs="楷体_GB2312"/>
+                <w:b/>
+                <w:bCs/>
+                <w:i w:val="0"/>
+                <w:iCs w:val="0"/>
+                <w:color w:val="000000"/>
+                <w:sz w:val="22"/>
+                <w:szCs w:val="22"/>
+                <w:u w:val="none"/>
+              </w:rPr>
+            </w:pPr>
+            <w:r>
+              <w:rPr>
+                <w:rFonts w:hint="default" w:ascii="楷体_GB2312" w:hAnsi="宋体" w:eastAsia="楷体_GB2312" w:cs="楷体_GB2312"/>
+                <w:b/>
+                <w:bCs/>
+                <w:i w:val="0"/>
+                <w:iCs w:val="0"/>
+                <w:snapToGrid w:val="0"/>
+                <w:color w:val="000000"/>
+                <w:kern w:val="0"/>
+                <w:sz w:val="22"/>
+                <w:szCs w:val="22"/>
+                <w:u w:val="none"/>
+                <w:lang w:val="en-US" w:eastAsia="zh-CN" w:bidi="ar"/>
+              </w:rPr>
+              <w:t>目标值</w:t>
+            </w:r>
+          </w:p>
+        </w:tc>
+        <w:tc>
+          <w:tcPr>
+            <w:tcW w:w="3552" w:type="dxa"/>
+            <w:tcBorders>
+              <w:top w:val="single" w:color="000000" w:sz="4" w:space="0"/>
+              <w:left w:val="single" w:color="000000" w:sz="4" w:space="0"/>
+              <w:bottom w:val="single" w:color="000000" w:sz="4" w:space="0"/>
+              <w:right w:val="single" w:color="000000" w:sz="4" w:space="0"/>
+            </w:tcBorders>
+            <w:shd w:val="clear" w:color="auto" w:fill="C0C0C0"/>
+            <w:vAlign w:val="center"/>
+          </w:tcPr>
+          <w:p>
+            <w:pPr>
+              <w:keepNext w:val="0"/>
+              <w:keepLines w:val="0"/>
+              <w:widowControl/>
+              <w:suppressLineNumbers w:val="0"/>
+              <w:jc w:val="center"/>
+              <w:textAlignment w:val="center"/>
+              <w:rPr>
+                <w:rFonts w:hint="default" w:ascii="楷体_GB2312" w:hAnsi="宋体" w:eastAsia="楷体_GB2312" w:cs="楷体_GB2312"/>
+                <w:b/>
+                <w:bCs/>
+                <w:i w:val="0"/>
+                <w:iCs w:val="0"/>
+                <w:color w:val="000000"/>
+                <w:sz w:val="22"/>
+                <w:szCs w:val="22"/>
+                <w:u w:val="none"/>
+              </w:rPr>
+            </w:pPr>
+            <w:r>
+              <w:rPr>
+                <w:rFonts w:hint="default" w:ascii="楷体_GB2312" w:hAnsi="宋体" w:eastAsia="楷体_GB2312" w:cs="楷体_GB2312"/>
+                <w:b/>
+                <w:bCs/>
+                <w:i w:val="0"/>
+                <w:iCs w:val="0"/>
+                <w:snapToGrid w:val="0"/>
+                <w:color w:val="000000"/>
+                <w:kern w:val="0"/>
+                <w:sz w:val="22"/>
+                <w:szCs w:val="22"/>
+                <w:u w:val="none"/>
+                <w:lang w:val="en-US" w:eastAsia="zh-CN" w:bidi="ar"/>
+              </w:rPr>
+              <w:t>计算公式/方法</w:t>
+            </w:r>
+          </w:p>
+        </w:tc>
+        <w:tc>
+          <w:tcPr>
+            <w:tcW w:w="1308" w:type="dxa"/>
+            <w:tcBorders>
+              <w:top w:val="single" w:color="000000" w:sz="4" w:space="0"/>
+              <w:left w:val="single" w:color="000000" w:sz="4" w:space="0"/>
+              <w:bottom w:val="single" w:color="000000" w:sz="4" w:space="0"/>
+              <w:right w:val="single" w:color="000000" w:sz="4" w:space="0"/>
+            </w:tcBorders>
+            <w:shd w:val="clear" w:color="auto" w:fill="C0C0C0"/>
+            <w:vAlign w:val="center"/>
+          </w:tcPr>
+          <w:p>
+            <w:pPr>
+              <w:keepNext w:val="0"/>
+              <w:keepLines w:val="0"/>
+              <w:widowControl/>
+              <w:suppressLineNumbers w:val="0"/>
+              <w:jc w:val="center"/>
+              <w:textAlignment w:val="center"/>
+              <w:rPr>
+                <w:rFonts w:hint="default" w:ascii="楷体_GB2312" w:hAnsi="宋体" w:eastAsia="楷体_GB2312" w:cs="楷体_GB2312"/>
+                <w:b/>
+                <w:bCs/>
+                <w:i w:val="0"/>
+                <w:iCs w:val="0"/>
+                <w:color w:val="000000"/>
+                <w:sz w:val="22"/>
+                <w:szCs w:val="22"/>
+                <w:u w:val="none"/>
+              </w:rPr>
+            </w:pPr>
+            <w:r>
+              <w:rPr>
+                <w:rFonts w:hint="default" w:ascii="楷体_GB2312" w:hAnsi="宋体" w:eastAsia="楷体_GB2312" w:cs="楷体_GB2312"/>
+                <w:b/>
+                <w:bCs/>
+                <w:i w:val="0"/>
+                <w:iCs w:val="0"/>
+                <w:snapToGrid w:val="0"/>
+                <w:color w:val="000000"/>
+                <w:kern w:val="0"/>
+                <w:sz w:val="22"/>
+                <w:szCs w:val="22"/>
+                <w:u w:val="none"/>
+                <w:lang w:val="en-US" w:eastAsia="zh-CN" w:bidi="ar"/>
+              </w:rPr>
+              <w:t>频度</w:t>
+            </w:r>
+          </w:p>
+        </w:tc>
+      </w:tr>
+      <w:tr>
+        <w:tblPrEx>
+          <w:tblBorders>
+            <w:top w:val="none" w:color="auto" w:sz="0" w:space="0"/>
+            <w:left w:val="none" w:color="auto" w:sz="0" w:space="0"/>
+            <w:bottom w:val="none" w:color="auto" w:sz="0" w:space="0"/>
+            <w:right w:val="none" w:color="auto" w:sz="0" w:space="0"/>
+            <w:insideH w:val="none" w:color="auto" w:sz="0" w:space="0"/>
+            <w:insideV w:val="none" w:color="auto" w:sz="0" w:space="0"/>
+          </w:tblBorders>
+          <w:shd w:val="clear" w:color="auto" w:fill="auto"/>
+          <w:tblCellMar>
+            <w:top w:w="0" w:type="dxa"/>
+            <w:left w:w="108" w:type="dxa"/>
+            <w:bottom w:w="0" w:type="dxa"/>
+            <w:right w:w="108" w:type="dxa"/>
+          </w:tblCellMar>
+        </w:tblPrEx>
+        <w:trPr>
+          <w:trHeight w:val="493" w:hRule="atLeast"/>
+        </w:trPr>
+        <w:tc>
+          <w:tcPr>
+            <w:tcW w:w="1927" w:type="dxa"/>
+            <w:tcBorders>
+              <w:top w:val="single" w:color="000000" w:sz="4" w:space="0"/>
+              <w:left w:val="single" w:color="000000" w:sz="4" w:space="0"/>
+              <w:bottom w:val="single" w:color="000000" w:sz="4" w:space="0"/>
+              <w:right w:val="single" w:color="000000" w:sz="4" w:space="0"/>
+            </w:tcBorders>
+            <w:shd w:val="clear" w:color="auto" w:fill="auto"/>
+            <w:vAlign w:val="center"/>
+          </w:tcPr>
+          <w:p>
+            <w:pPr>
+              <w:keepNext w:val="0"/>
+              <w:keepLines w:val="0"/>
+              <w:widowControl/>
+              <w:suppressLineNumbers w:val="0"/>
+              <w:jc w:val="left"/>
+              <w:textAlignment w:val="center"/>
+              <w:rPr>
+                <w:rFonts w:hint="default" w:ascii="楷体_GB2312" w:hAnsi="宋体" w:eastAsia="楷体_GB2312" w:cs="楷体_GB2312"/>
+                <w:b/>
+                <w:bCs/>
+                <w:i w:val="0"/>
+                <w:iCs w:val="0"/>
+                <w:snapToGrid w:val="0"/>
+                <w:color w:val="000000"/>
+                <w:kern w:val="0"/>
+                <w:sz w:val="22"/>
+                <w:szCs w:val="22"/>
+                <w:u w:val="none"/>
+                <w:lang w:val="en-US" w:eastAsia="zh-CN" w:bidi="ar"/>
+              </w:rPr>
+            </w:pPr>
+            <w:bookmarkStart w:id="10" w:name="_GoBack" w:colFirst="0" w:colLast="3"/>
+            <w:r>
+              <w:rPr>
+                <w:rFonts w:hint="eastAsia" w:ascii="宋体" w:hAnsi="宋体" w:eastAsia="宋体" w:cs="宋体"/>
+                <w:i w:val="0"/>
+                <w:iCs w:val="0"/>
+                <w:snapToGrid w:val="0"/>
+                <w:color w:val="000000"/>
+                <w:kern w:val="0"/>
+                <w:sz w:val="21"/>
+                <w:szCs w:val="21"/>
+                <w:u w:val="none"/>
+                <w:lang w:val="en-US" w:eastAsia="zh-CN" w:bidi="ar"/>
+              </w:rPr>
+              <w:t>培训计划完成率</w:t>
+            </w:r>
+          </w:p>
+        </w:tc>
+        <w:tc>
+          <w:tcPr>
+            <w:tcW w:w="888" w:type="dxa"/>
+            <w:tcBorders>
+              <w:top w:val="single" w:color="000000" w:sz="4" w:space="0"/>
+              <w:left w:val="single" w:color="000000" w:sz="4" w:space="0"/>
+              <w:bottom w:val="single" w:color="000000" w:sz="4" w:space="0"/>
+              <w:right w:val="single" w:color="000000" w:sz="4" w:space="0"/>
+            </w:tcBorders>
+            <w:shd w:val="clear" w:color="auto" w:fill="auto"/>
+            <w:vAlign w:val="center"/>
+          </w:tcPr>
+          <w:p>
+            <w:pPr>
+              <w:keepNext w:val="0"/>
+              <w:keepLines w:val="0"/>
+              <w:widowControl/>
+              <w:suppressLineNumbers w:val="0"/>
+              <w:jc w:val="left"/>
+              <w:textAlignment w:val="center"/>
+              <w:rPr>
+                <w:rFonts w:hint="default" w:ascii="楷体_GB2312" w:hAnsi="宋体" w:eastAsia="楷体_GB2312" w:cs="楷体_GB2312"/>
+                <w:b/>
+                <w:bCs/>
+                <w:i w:val="0"/>
+                <w:iCs w:val="0"/>
+                <w:snapToGrid w:val="0"/>
+                <w:color w:val="000000"/>
+                <w:kern w:val="0"/>
+                <w:sz w:val="22"/>
+                <w:szCs w:val="22"/>
+                <w:u w:val="none"/>
+                <w:lang w:val="en-US" w:eastAsia="zh-CN" w:bidi="ar"/>
+              </w:rPr>
+            </w:pPr>
+            <w:r>
+              <w:rPr>
+                <w:rFonts w:hint="eastAsia" w:ascii="宋体" w:hAnsi="宋体" w:eastAsia="宋体" w:cs="宋体"/>
+                <w:i w:val="0"/>
+                <w:iCs w:val="0"/>
+                <w:snapToGrid w:val="0"/>
+                <w:color w:val="000000"/>
+                <w:kern w:val="0"/>
+                <w:sz w:val="21"/>
+                <w:szCs w:val="21"/>
+                <w:u w:val="none"/>
+                <w:lang w:val="en-US" w:eastAsia="zh-CN" w:bidi="ar"/>
+              </w:rPr>
+              <w:t>≥95%</w:t>
+            </w:r>
+          </w:p>
+        </w:tc>
+        <w:tc>
+          <w:tcPr>
+            <w:tcW w:w="3552" w:type="dxa"/>
+            <w:tcBorders>
+              <w:top w:val="single" w:color="000000" w:sz="4" w:space="0"/>
+              <w:left w:val="single" w:color="000000" w:sz="4" w:space="0"/>
+              <w:bottom w:val="single" w:color="000000" w:sz="4" w:space="0"/>
+              <w:right w:val="single" w:color="000000" w:sz="4" w:space="0"/>
+            </w:tcBorders>
+            <w:shd w:val="clear" w:color="auto" w:fill="auto"/>
+            <w:vAlign w:val="center"/>
+          </w:tcPr>
+          <w:p>
+            <w:pPr>
+              <w:keepNext w:val="0"/>
+              <w:keepLines w:val="0"/>
+              <w:widowControl/>
+              <w:suppressLineNumbers w:val="0"/>
+              <w:jc w:val="left"/>
+              <w:textAlignment w:val="center"/>
+              <w:rPr>
+                <w:rFonts w:hint="default" w:ascii="楷体_GB2312" w:hAnsi="宋体" w:eastAsia="楷体_GB2312" w:cs="楷体_GB2312"/>
+                <w:b/>
+                <w:bCs/>
+                <w:i w:val="0"/>
+                <w:iCs w:val="0"/>
+                <w:snapToGrid w:val="0"/>
+                <w:color w:val="000000"/>
+                <w:kern w:val="0"/>
+                <w:sz w:val="22"/>
+                <w:szCs w:val="22"/>
+                <w:u w:val="none"/>
+                <w:lang w:val="en-US" w:eastAsia="zh-CN" w:bidi="ar"/>
+              </w:rPr>
+            </w:pPr>
+            <w:r>
+              <w:rPr>
+                <w:rFonts w:hint="eastAsia" w:ascii="宋体" w:hAnsi="宋体" w:eastAsia="宋体" w:cs="宋体"/>
+                <w:i w:val="0"/>
+                <w:iCs w:val="0"/>
+                <w:snapToGrid w:val="0"/>
+                <w:color w:val="000000"/>
+                <w:kern w:val="0"/>
+                <w:sz w:val="21"/>
+                <w:szCs w:val="21"/>
+                <w:u w:val="none"/>
+                <w:lang w:val="en-US" w:eastAsia="zh-CN" w:bidi="ar"/>
+              </w:rPr>
+              <w:t>实际培训次数/应培训次数*100%</w:t>
+            </w:r>
+          </w:p>
+        </w:tc>
+        <w:tc>
+          <w:tcPr>
+            <w:tcW w:w="1308" w:type="dxa"/>
+            <w:tcBorders>
+              <w:top w:val="single" w:color="000000" w:sz="4" w:space="0"/>
+              <w:left w:val="single" w:color="000000" w:sz="4" w:space="0"/>
+              <w:bottom w:val="single" w:color="000000" w:sz="4" w:space="0"/>
+              <w:right w:val="single" w:color="000000" w:sz="4" w:space="0"/>
+            </w:tcBorders>
+            <w:shd w:val="clear" w:color="auto" w:fill="auto"/>
+            <w:vAlign w:val="center"/>
+          </w:tcPr>
+          <w:p>
+            <w:pPr>
+              <w:keepNext w:val="0"/>
+              <w:keepLines w:val="0"/>
+              <w:widowControl/>
+              <w:suppressLineNumbers w:val="0"/>
+              <w:jc w:val="left"/>
+              <w:textAlignment w:val="center"/>
+              <w:rPr>
+                <w:rFonts w:hint="default" w:ascii="楷体_GB2312" w:hAnsi="宋体" w:eastAsia="楷体_GB2312" w:cs="楷体_GB2312"/>
+                <w:b/>
+                <w:bCs/>
+                <w:i w:val="0"/>
+                <w:iCs w:val="0"/>
+                <w:snapToGrid w:val="0"/>
+                <w:color w:val="000000"/>
+                <w:kern w:val="0"/>
+                <w:sz w:val="22"/>
+                <w:szCs w:val="22"/>
+                <w:u w:val="none"/>
+                <w:lang w:val="en-US" w:eastAsia="zh-CN" w:bidi="ar"/>
+              </w:rPr>
+            </w:pPr>
+            <w:r>
+              <w:rPr>
+                <w:rFonts w:hint="eastAsia" w:ascii="宋体" w:hAnsi="宋体" w:eastAsia="宋体" w:cs="宋体"/>
+                <w:i w:val="0"/>
+                <w:iCs w:val="0"/>
+                <w:snapToGrid w:val="0"/>
+                <w:color w:val="000000"/>
+                <w:kern w:val="0"/>
+                <w:sz w:val="21"/>
+                <w:szCs w:val="21"/>
+                <w:u w:val="none"/>
+                <w:lang w:val="en-US" w:eastAsia="zh-CN" w:bidi="ar"/>
+              </w:rPr>
+              <w:t>季度</w:t>
+            </w:r>
+          </w:p>
+        </w:tc>
+      </w:tr>
+      <w:bookmarkEnd w:id="10"/>
+    </w:tbl>
+    <w:p>
+      <w:pPr>
+        <w:pStyle w:val="28"/>
+        <w:bidi w:val="0"/>
+        <w:rPr>
+          <w:rFonts w:hint="default"/>
+          <w:lang w:val="en-US" w:eastAsia="zh-CN"/>
+        </w:rPr>
+      </w:pPr>
       <w:r>
         <w:rPr>
           <w:rFonts w:hint="default"/>

--- a/5.人员管理/1.流程制度规范类文件/JXTX-05-02-人员培训管理制度.docx
+++ b/5.人员管理/1.流程制度规范类文件/JXTX-05-02-人员培训管理制度.docx
@@ -21,7 +21,7 @@
         <w:spacing w:before="3120" w:beforeLines="1000"/>
         <w:textAlignment w:val="baseline"/>
       </w:pPr>
-      <w:bookmarkStart w:id="0" w:name="_Toc28096"/>
+      <w:bookmarkStart w:id="0" w:name="_Toc6116"/>
       <w:r>
         <w:drawing>
           <wp:anchor distT="0" distB="0" distL="114300" distR="114300" simplePos="0" relativeHeight="251660288" behindDoc="1" locked="0" layoutInCell="1" allowOverlap="1">
@@ -217,7 +217,7 @@
           <w:lang w:val="en-US" w:eastAsia="zh-CN"/>
         </w:rPr>
       </w:pPr>
-      <w:bookmarkStart w:id="1" w:name="_Toc19525"/>
+      <w:bookmarkStart w:id="1" w:name="_Toc31673"/>
       <w:r>
         <w:rPr>
           <w:rFonts w:hint="eastAsia"/>
@@ -1830,12 +1830,6 @@
             <w:insideH w:val="single" w:color="000000" w:sz="2" w:space="0"/>
             <w:insideV w:val="single" w:color="000000" w:sz="2" w:space="0"/>
           </w:tblBorders>
-          <w:tblCellMar>
-            <w:top w:w="0" w:type="dxa"/>
-            <w:left w:w="0" w:type="dxa"/>
-            <w:bottom w:w="0" w:type="dxa"/>
-            <w:right w:w="0" w:type="dxa"/>
-          </w:tblCellMar>
         </w:tblPrEx>
         <w:trPr>
           <w:trHeight w:val="557" w:hRule="atLeast"/>
@@ -2082,6 +2076,8 @@
               <w:tab w:val="right" w:leader="dot" w:pos="8306"/>
             </w:tabs>
           </w:pPr>
+          <w:bookmarkStart w:id="11" w:name="_GoBack"/>
+          <w:bookmarkEnd w:id="11"/>
           <w:r>
             <w:rPr>
               <w:rFonts w:hint="eastAsia" w:ascii="宋体" w:hAnsi="宋体" w:eastAsia="宋体" w:cs="宋体"/>
@@ -2118,7 +2114,7 @@
               <w:rFonts w:hint="eastAsia" w:ascii="宋体" w:hAnsi="宋体" w:eastAsia="宋体" w:cs="宋体"/>
               <w:szCs w:val="24"/>
             </w:rPr>
-            <w:instrText xml:space="preserve"> HYPERLINK \l _Toc28096 </w:instrText>
+            <w:instrText xml:space="preserve"> HYPERLINK \l _Toc6116 </w:instrText>
           </w:r>
           <w:r>
             <w:rPr>
@@ -2141,7 +2137,7 @@
             <w:fldChar w:fldCharType="begin"/>
           </w:r>
           <w:r>
-            <w:instrText xml:space="preserve"> PAGEREF _Toc28096 \h </w:instrText>
+            <w:instrText xml:space="preserve"> PAGEREF _Toc6116 \h </w:instrText>
           </w:r>
           <w:r>
             <w:fldChar w:fldCharType="separate"/>
@@ -2179,7 +2175,7 @@
               <w:rFonts w:hint="eastAsia" w:ascii="宋体" w:hAnsi="宋体" w:eastAsia="宋体" w:cs="宋体"/>
               <w:szCs w:val="24"/>
             </w:rPr>
-            <w:instrText xml:space="preserve"> HYPERLINK \l _Toc19525 </w:instrText>
+            <w:instrText xml:space="preserve"> HYPERLINK \l _Toc31673 </w:instrText>
           </w:r>
           <w:r>
             <w:rPr>
@@ -2202,7 +2198,7 @@
             <w:fldChar w:fldCharType="begin"/>
           </w:r>
           <w:r>
-            <w:instrText xml:space="preserve"> PAGEREF _Toc19525 \h </w:instrText>
+            <w:instrText xml:space="preserve"> PAGEREF _Toc31673 \h </w:instrText>
           </w:r>
           <w:r>
             <w:fldChar w:fldCharType="separate"/>
@@ -2240,7 +2236,7 @@
               <w:rFonts w:hint="eastAsia" w:ascii="宋体" w:hAnsi="宋体" w:eastAsia="宋体" w:cs="宋体"/>
               <w:szCs w:val="24"/>
             </w:rPr>
-            <w:instrText xml:space="preserve"> HYPERLINK \l _Toc18457 </w:instrText>
+            <w:instrText xml:space="preserve"> HYPERLINK \l _Toc32381 </w:instrText>
           </w:r>
           <w:r>
             <w:rPr>
@@ -2263,7 +2259,7 @@
             <w:fldChar w:fldCharType="begin"/>
           </w:r>
           <w:r>
-            <w:instrText xml:space="preserve"> PAGEREF _Toc18457 \h </w:instrText>
+            <w:instrText xml:space="preserve"> PAGEREF _Toc32381 \h </w:instrText>
           </w:r>
           <w:r>
             <w:fldChar w:fldCharType="separate"/>
@@ -2301,7 +2297,7 @@
               <w:rFonts w:hint="eastAsia" w:ascii="宋体" w:hAnsi="宋体" w:eastAsia="宋体" w:cs="宋体"/>
               <w:szCs w:val="24"/>
             </w:rPr>
-            <w:instrText xml:space="preserve"> HYPERLINK \l _Toc32488 </w:instrText>
+            <w:instrText xml:space="preserve"> HYPERLINK \l _Toc8797 </w:instrText>
           </w:r>
           <w:r>
             <w:rPr>
@@ -2324,7 +2320,7 @@
             <w:fldChar w:fldCharType="begin"/>
           </w:r>
           <w:r>
-            <w:instrText xml:space="preserve"> PAGEREF _Toc32488 \h </w:instrText>
+            <w:instrText xml:space="preserve"> PAGEREF _Toc8797 \h </w:instrText>
           </w:r>
           <w:r>
             <w:fldChar w:fldCharType="separate"/>
@@ -2362,7 +2358,7 @@
               <w:rFonts w:hint="eastAsia" w:ascii="宋体" w:hAnsi="宋体" w:eastAsia="宋体" w:cs="宋体"/>
               <w:szCs w:val="24"/>
             </w:rPr>
-            <w:instrText xml:space="preserve"> HYPERLINK \l _Toc19016 </w:instrText>
+            <w:instrText xml:space="preserve"> HYPERLINK \l _Toc19813 </w:instrText>
           </w:r>
           <w:r>
             <w:rPr>
@@ -2385,7 +2381,7 @@
             <w:fldChar w:fldCharType="begin"/>
           </w:r>
           <w:r>
-            <w:instrText xml:space="preserve"> PAGEREF _Toc19016 \h </w:instrText>
+            <w:instrText xml:space="preserve"> PAGEREF _Toc19813 \h </w:instrText>
           </w:r>
           <w:r>
             <w:fldChar w:fldCharType="separate"/>
@@ -2423,7 +2419,7 @@
               <w:rFonts w:hint="eastAsia" w:ascii="宋体" w:hAnsi="宋体" w:eastAsia="宋体" w:cs="宋体"/>
               <w:szCs w:val="24"/>
             </w:rPr>
-            <w:instrText xml:space="preserve"> HYPERLINK \l _Toc3251 </w:instrText>
+            <w:instrText xml:space="preserve"> HYPERLINK \l _Toc30404 </w:instrText>
           </w:r>
           <w:r>
             <w:rPr>
@@ -2446,7 +2442,7 @@
             <w:fldChar w:fldCharType="begin"/>
           </w:r>
           <w:r>
-            <w:instrText xml:space="preserve"> PAGEREF _Toc3251 \h </w:instrText>
+            <w:instrText xml:space="preserve"> PAGEREF _Toc30404 \h </w:instrText>
           </w:r>
           <w:r>
             <w:fldChar w:fldCharType="separate"/>
@@ -2484,7 +2480,7 @@
               <w:rFonts w:hint="eastAsia" w:ascii="宋体" w:hAnsi="宋体" w:eastAsia="宋体" w:cs="宋体"/>
               <w:szCs w:val="24"/>
             </w:rPr>
-            <w:instrText xml:space="preserve"> HYPERLINK \l _Toc15361 </w:instrText>
+            <w:instrText xml:space="preserve"> HYPERLINK \l _Toc28662 </w:instrText>
           </w:r>
           <w:r>
             <w:rPr>
@@ -2507,7 +2503,7 @@
             <w:fldChar w:fldCharType="begin"/>
           </w:r>
           <w:r>
-            <w:instrText xml:space="preserve"> PAGEREF _Toc15361 \h </w:instrText>
+            <w:instrText xml:space="preserve"> PAGEREF _Toc28662 \h </w:instrText>
           </w:r>
           <w:r>
             <w:fldChar w:fldCharType="separate"/>
@@ -2545,7 +2541,7 @@
               <w:rFonts w:hint="eastAsia" w:ascii="宋体" w:hAnsi="宋体" w:eastAsia="宋体" w:cs="宋体"/>
               <w:szCs w:val="24"/>
             </w:rPr>
-            <w:instrText xml:space="preserve"> HYPERLINK \l _Toc24028 </w:instrText>
+            <w:instrText xml:space="preserve"> HYPERLINK \l _Toc1633 </w:instrText>
           </w:r>
           <w:r>
             <w:rPr>
@@ -2568,7 +2564,7 @@
             <w:fldChar w:fldCharType="begin"/>
           </w:r>
           <w:r>
-            <w:instrText xml:space="preserve"> PAGEREF _Toc24028 \h </w:instrText>
+            <w:instrText xml:space="preserve"> PAGEREF _Toc1633 \h </w:instrText>
           </w:r>
           <w:r>
             <w:fldChar w:fldCharType="separate"/>
@@ -2606,7 +2602,7 @@
               <w:rFonts w:hint="eastAsia" w:ascii="宋体" w:hAnsi="宋体" w:eastAsia="宋体" w:cs="宋体"/>
               <w:szCs w:val="24"/>
             </w:rPr>
-            <w:instrText xml:space="preserve"> HYPERLINK \l _Toc28328 </w:instrText>
+            <w:instrText xml:space="preserve"> HYPERLINK \l _Toc22350 </w:instrText>
           </w:r>
           <w:r>
             <w:rPr>
@@ -2629,7 +2625,7 @@
             <w:fldChar w:fldCharType="begin"/>
           </w:r>
           <w:r>
-            <w:instrText xml:space="preserve"> PAGEREF _Toc28328 \h </w:instrText>
+            <w:instrText xml:space="preserve"> PAGEREF _Toc22350 \h </w:instrText>
           </w:r>
           <w:r>
             <w:fldChar w:fldCharType="separate"/>
@@ -2667,7 +2663,7 @@
               <w:rFonts w:hint="eastAsia" w:ascii="宋体" w:hAnsi="宋体" w:eastAsia="宋体" w:cs="宋体"/>
               <w:szCs w:val="24"/>
             </w:rPr>
-            <w:instrText xml:space="preserve"> HYPERLINK \l _Toc2072 </w:instrText>
+            <w:instrText xml:space="preserve"> HYPERLINK \l _Toc6508 </w:instrText>
           </w:r>
           <w:r>
             <w:rPr>
@@ -2681,7 +2677,14 @@
               <w:rFonts w:hint="default"/>
               <w:lang w:val="en-US" w:eastAsia="zh-CN"/>
             </w:rPr>
-            <w:t>8. 附则</w:t>
+            <w:t xml:space="preserve">8. </w:t>
+          </w:r>
+          <w:r>
+            <w:rPr>
+              <w:rFonts w:hint="eastAsia"/>
+              <w:lang w:val="en-US" w:eastAsia="zh-CN"/>
+            </w:rPr>
+            <w:t>考核指标</w:t>
           </w:r>
           <w:r>
             <w:tab/>
@@ -2690,7 +2693,68 @@
             <w:fldChar w:fldCharType="begin"/>
           </w:r>
           <w:r>
-            <w:instrText xml:space="preserve"> PAGEREF _Toc2072 \h </w:instrText>
+            <w:instrText xml:space="preserve"> PAGEREF _Toc6508 \h </w:instrText>
+          </w:r>
+          <w:r>
+            <w:fldChar w:fldCharType="separate"/>
+          </w:r>
+          <w:r>
+            <w:t>6</w:t>
+          </w:r>
+          <w:r>
+            <w:fldChar w:fldCharType="end"/>
+          </w:r>
+          <w:r>
+            <w:rPr>
+              <w:rFonts w:hint="eastAsia" w:ascii="宋体" w:hAnsi="宋体" w:eastAsia="宋体" w:cs="宋体"/>
+              <w:szCs w:val="24"/>
+            </w:rPr>
+            <w:fldChar w:fldCharType="end"/>
+          </w:r>
+        </w:p>
+        <w:p>
+          <w:pPr>
+            <w:pStyle w:val="16"/>
+            <w:tabs>
+              <w:tab w:val="right" w:leader="dot" w:pos="8306"/>
+            </w:tabs>
+          </w:pPr>
+          <w:r>
+            <w:rPr>
+              <w:rFonts w:hint="eastAsia" w:ascii="宋体" w:hAnsi="宋体" w:eastAsia="宋体" w:cs="宋体"/>
+              <w:szCs w:val="24"/>
+            </w:rPr>
+            <w:fldChar w:fldCharType="begin"/>
+          </w:r>
+          <w:r>
+            <w:rPr>
+              <w:rFonts w:hint="eastAsia" w:ascii="宋体" w:hAnsi="宋体" w:eastAsia="宋体" w:cs="宋体"/>
+              <w:szCs w:val="24"/>
+            </w:rPr>
+            <w:instrText xml:space="preserve"> HYPERLINK \l _Toc8206 </w:instrText>
+          </w:r>
+          <w:r>
+            <w:rPr>
+              <w:rFonts w:hint="eastAsia" w:ascii="宋体" w:hAnsi="宋体" w:eastAsia="宋体" w:cs="宋体"/>
+              <w:szCs w:val="24"/>
+            </w:rPr>
+            <w:fldChar w:fldCharType="separate"/>
+          </w:r>
+          <w:r>
+            <w:rPr>
+              <w:rFonts w:hint="default"/>
+              <w:lang w:val="en-US" w:eastAsia="zh-CN"/>
+            </w:rPr>
+            <w:t>9. 附则</w:t>
+          </w:r>
+          <w:r>
+            <w:tab/>
+          </w:r>
+          <w:r>
+            <w:fldChar w:fldCharType="begin"/>
+          </w:r>
+          <w:r>
+            <w:instrText xml:space="preserve"> PAGEREF _Toc8206 \h </w:instrText>
           </w:r>
           <w:r>
             <w:fldChar w:fldCharType="separate"/>
@@ -2791,7 +2855,7 @@
           <w:lang w:val="en-US" w:eastAsia="zh-CN"/>
         </w:rPr>
       </w:pPr>
-      <w:bookmarkStart w:id="2" w:name="_Toc18457"/>
+      <w:bookmarkStart w:id="2" w:name="_Toc32381"/>
       <w:r>
         <w:rPr>
           <w:rFonts w:hint="default"/>
@@ -2826,7 +2890,7 @@
           <w:lang w:val="en-US" w:eastAsia="zh-CN"/>
         </w:rPr>
       </w:pPr>
-      <w:bookmarkStart w:id="3" w:name="_Toc32488"/>
+      <w:bookmarkStart w:id="3" w:name="_Toc8797"/>
       <w:r>
         <w:rPr>
           <w:rFonts w:hint="default"/>
@@ -2945,7 +3009,7 @@
           <w:lang w:val="en-US" w:eastAsia="zh-CN"/>
         </w:rPr>
       </w:pPr>
-      <w:bookmarkStart w:id="4" w:name="_Toc19016"/>
+      <w:bookmarkStart w:id="4" w:name="_Toc19813"/>
       <w:r>
         <w:rPr>
           <w:rFonts w:hint="default"/>
@@ -3044,7 +3108,7 @@
           <w:lang w:val="en-US" w:eastAsia="zh-CN"/>
         </w:rPr>
       </w:pPr>
-      <w:bookmarkStart w:id="5" w:name="_Toc3251"/>
+      <w:bookmarkStart w:id="5" w:name="_Toc30404"/>
       <w:r>
         <w:rPr>
           <w:rFonts w:hint="default"/>
@@ -3127,7 +3191,7 @@
           <w:lang w:val="en-US" w:eastAsia="zh-CN"/>
         </w:rPr>
       </w:pPr>
-      <w:bookmarkStart w:id="6" w:name="_Toc15361"/>
+      <w:bookmarkStart w:id="6" w:name="_Toc28662"/>
       <w:r>
         <w:rPr>
           <w:rFonts w:hint="default"/>
@@ -3167,6 +3231,14 @@
       </w:tblGrid>
       <w:tr>
         <w:tblPrEx>
+          <w:tblBorders>
+            <w:top w:val="single" w:color="auto" w:sz="4" w:space="0"/>
+            <w:left w:val="single" w:color="auto" w:sz="4" w:space="0"/>
+            <w:bottom w:val="single" w:color="auto" w:sz="4" w:space="0"/>
+            <w:right w:val="single" w:color="auto" w:sz="4" w:space="0"/>
+            <w:insideH w:val="single" w:color="auto" w:sz="4" w:space="0"/>
+            <w:insideV w:val="single" w:color="auto" w:sz="4" w:space="0"/>
+          </w:tblBorders>
           <w:shd w:val="clear" w:color="auto" w:fill="auto"/>
           <w:tblCellMar>
             <w:top w:w="15" w:type="dxa"/>
@@ -3608,7 +3680,6 @@
             <w:insideH w:val="single" w:color="auto" w:sz="4" w:space="0"/>
             <w:insideV w:val="single" w:color="auto" w:sz="4" w:space="0"/>
           </w:tblBorders>
-          <w:shd w:val="clear" w:color="auto" w:fill="auto"/>
           <w:tblCellMar>
             <w:top w:w="15" w:type="dxa"/>
             <w:left w:w="15" w:type="dxa"/>
@@ -4455,7 +4526,7 @@
           <w:lang w:val="en-US" w:eastAsia="zh-CN"/>
         </w:rPr>
       </w:pPr>
-      <w:bookmarkStart w:id="7" w:name="_Toc24028"/>
+      <w:bookmarkStart w:id="7" w:name="_Toc1633"/>
       <w:r>
         <w:rPr>
           <w:rFonts w:hint="default"/>
@@ -4602,7 +4673,7 @@
           <w:lang w:val="en-US" w:eastAsia="zh-CN"/>
         </w:rPr>
       </w:pPr>
-      <w:bookmarkStart w:id="8" w:name="_Toc28328"/>
+      <w:bookmarkStart w:id="8" w:name="_Toc22350"/>
       <w:r>
         <w:rPr>
           <w:rFonts w:hint="default"/>
@@ -4746,7 +4817,7 @@
           <w:lang w:val="en-US" w:eastAsia="zh-CN"/>
         </w:rPr>
       </w:pPr>
-      <w:bookmarkStart w:id="9" w:name="_Toc2072"/>
+      <w:bookmarkStart w:id="9" w:name="_Toc6508"/>
       <w:r>
         <w:rPr>
           <w:rFonts w:hint="eastAsia"/>
@@ -4754,6 +4825,7 @@
         </w:rPr>
         <w:t>考核指标</w:t>
       </w:r>
+      <w:bookmarkEnd w:id="9"/>
     </w:p>
     <w:tbl>
       <w:tblPr>
@@ -5019,7 +5091,6 @@
             <w:insideH w:val="none" w:color="auto" w:sz="0" w:space="0"/>
             <w:insideV w:val="none" w:color="auto" w:sz="0" w:space="0"/>
           </w:tblBorders>
-          <w:shd w:val="clear" w:color="auto" w:fill="auto"/>
           <w:tblCellMar>
             <w:top w:w="0" w:type="dxa"/>
             <w:left w:w="108" w:type="dxa"/>
@@ -5065,7 +5136,6 @@
                 <w:lang w:val="en-US" w:eastAsia="zh-CN" w:bidi="ar"/>
               </w:rPr>
             </w:pPr>
-            <w:bookmarkStart w:id="10" w:name="_GoBack" w:colFirst="0" w:colLast="3"/>
             <w:r>
               <w:rPr>
                 <w:rFonts w:hint="eastAsia" w:ascii="宋体" w:hAnsi="宋体" w:eastAsia="宋体" w:cs="宋体"/>
@@ -5240,7 +5310,6 @@
           </w:p>
         </w:tc>
       </w:tr>
-      <w:bookmarkEnd w:id="10"/>
     </w:tbl>
     <w:p>
       <w:pPr>
@@ -5251,6 +5320,7 @@
           <w:lang w:val="en-US" w:eastAsia="zh-CN"/>
         </w:rPr>
       </w:pPr>
+      <w:bookmarkStart w:id="10" w:name="_Toc8206"/>
       <w:r>
         <w:rPr>
           <w:rFonts w:hint="default"/>
@@ -5258,7 +5328,7 @@
         </w:rPr>
         <w:t>附则</w:t>
       </w:r>
-      <w:bookmarkEnd w:id="9"/>
+      <w:bookmarkEnd w:id="10"/>
     </w:p>
     <w:p>
       <w:pPr>

--- a/5.人员管理/1.流程制度规范类文件/JXTX-05-02-人员培训管理制度.docx
+++ b/5.人员管理/1.流程制度规范类文件/JXTX-05-02-人员培训管理制度.docx
@@ -1,10 +1,11 @@
 
 <file path=word/document.xml><?xml version="1.0" encoding="utf-8"?>
-<w:document xmlns:wpc="http://schemas.microsoft.com/office/word/2010/wordprocessingCanvas" xmlns:mc="http://schemas.openxmlformats.org/markup-compatibility/2006" xmlns:o="urn:schemas-microsoft-com:office:office" xmlns:r="http://schemas.openxmlformats.org/officeDocument/2006/relationships" xmlns:m="http://schemas.openxmlformats.org/officeDocument/2006/math" xmlns:v="urn:schemas-microsoft-com:vml" xmlns:wp14="http://schemas.microsoft.com/office/word/2010/wordprocessingDrawing" xmlns:wp="http://schemas.openxmlformats.org/drawingml/2006/wordprocessingDrawing" xmlns:w="http://schemas.openxmlformats.org/wordprocessingml/2006/main" xmlns:w14="http://schemas.microsoft.com/office/word/2010/wordml" xmlns:w10="urn:schemas-microsoft-com:office:word" xmlns:w15="http://schemas.microsoft.com/office/word/2012/wordml" xmlns:wpg="http://schemas.microsoft.com/office/word/2010/wordprocessingGroup" xmlns:wpi="http://schemas.microsoft.com/office/word/2010/wordprocessingInk" xmlns:wne="http://schemas.microsoft.com/office/word/2006/wordml" xmlns:wps="http://schemas.microsoft.com/office/word/2010/wordprocessingShape" xmlns:wpsCustomData="http://www.wps.cn/officeDocument/2013/wpsCustomData" mc:Ignorable="w14 w15 wp14">
+<w:document xmlns:wpc="http://schemas.microsoft.com/office/word/2010/wordprocessingCanvas" xmlns:mc="http://schemas.openxmlformats.org/markup-compatibility/2006" xmlns:o="urn:schemas-microsoft-com:office:office" xmlns:r="http://schemas.openxmlformats.org/officeDocument/2006/relationships" xmlns:m="http://schemas.openxmlformats.org/officeDocument/2006/math" xmlns:v="urn:schemas-microsoft-com:vml" xmlns:wp14="http://schemas.microsoft.com/office/word/2010/wordprocessingDrawing" xmlns:wp="http://schemas.openxmlformats.org/drawingml/2006/wordprocessingDrawing" xmlns:w10="urn:schemas-microsoft-com:office:word" xmlns:w="http://schemas.openxmlformats.org/wordprocessingml/2006/main" xmlns:w14="http://schemas.microsoft.com/office/word/2010/wordml" xmlns:w15="http://schemas.microsoft.com/office/word/2012/wordml" xmlns:wne="http://schemas.microsoft.com/office/word/2006/wordml" xmlns:wpg="http://schemas.microsoft.com/office/word/2010/wordprocessingGroup" xmlns:wpi="http://schemas.microsoft.com/office/word/2010/wordprocessingInk" xmlns:wps="http://schemas.microsoft.com/office/word/2010/wordprocessingShape" mc:Ignorable="w14 w15 wp14">
+  <!-- Generated by Aspose.Words for .NET 13.3.0.1 -->
   <w:body>
     <w:p>
       <w:pPr>
-        <w:pStyle w:val="24"/>
+        <w:pStyle w:val="a"/>
         <w:keepNext w:val="0"/>
         <w:keepLines w:val="0"/>
         <w:pageBreakBefore w:val="0"/>
@@ -24,7 +25,7 @@
       <w:bookmarkStart w:id="0" w:name="_Toc6116"/>
       <w:r>
         <w:drawing>
-          <wp:anchor distT="0" distB="0" distL="114300" distR="114300" simplePos="0" relativeHeight="251660288" behindDoc="1" locked="0" layoutInCell="1" allowOverlap="1">
+          <wp:anchor distT="0" distB="0" distL="114300" distR="114300" simplePos="0" relativeHeight="251659264" behindDoc="1" locked="0" layoutInCell="1" allowOverlap="1">
             <wp:simplePos x="0" y="0"/>
             <wp:positionH relativeFrom="column">
               <wp:posOffset>0</wp:posOffset>
@@ -49,7 +50,7 @@
                     </pic:cNvPicPr>
                   </pic:nvPicPr>
                   <pic:blipFill>
-                    <a:blip r:embed="rId8"/>
+                    <a:blip xmlns:r="http://schemas.openxmlformats.org/officeDocument/2006/relationships" r:embed="rId4"/>
                     <a:stretch>
                       <a:fillRect/>
                     </a:stretch>
@@ -79,7 +80,7 @@
           <w:lang w:val="en-US" w:eastAsia="zh-CN"/>
         </w:rPr>
         <w:drawing>
-          <wp:anchor distT="0" distB="0" distL="114300" distR="114300" simplePos="0" relativeHeight="251659264" behindDoc="1" locked="0" layoutInCell="1" allowOverlap="1">
+          <wp:anchor distT="0" distB="0" distL="114300" distR="114300" simplePos="0" relativeHeight="251658240" behindDoc="1" locked="0" layoutInCell="1" allowOverlap="1">
             <wp:simplePos x="0" y="0"/>
             <wp:positionH relativeFrom="column">
               <wp:posOffset>635</wp:posOffset>
@@ -104,7 +105,7 @@
                     </pic:cNvPicPr>
                   </pic:nvPicPr>
                   <pic:blipFill>
-                    <a:blip r:embed="rId9">
+                    <a:blip xmlns:r="http://schemas.openxmlformats.org/officeDocument/2006/relationships" r:embed="rId5">
                       <a:alphaModFix amt="58000"/>
                       <a:lum contrast="-52000"/>
                     </a:blip>
@@ -136,7 +137,7 @@
       </w:r>
       <w:r>
         <w:drawing>
-          <wp:anchor distT="0" distB="0" distL="114300" distR="114300" simplePos="0" relativeHeight="251661312" behindDoc="1" locked="0" layoutInCell="1" allowOverlap="1">
+          <wp:anchor distT="0" distB="0" distL="114300" distR="114300" simplePos="0" relativeHeight="251660288" behindDoc="1" locked="0" layoutInCell="1" allowOverlap="1">
             <wp:simplePos x="0" y="0"/>
             <wp:positionH relativeFrom="column">
               <wp:posOffset>-19050</wp:posOffset>
@@ -161,7 +162,7 @@
                     </pic:cNvPicPr>
                   </pic:nvPicPr>
                   <pic:blipFill>
-                    <a:blip r:embed="rId10"/>
+                    <a:blip xmlns:r="http://schemas.openxmlformats.org/officeDocument/2006/relationships" r:embed="rId6"/>
                     <a:stretch>
                       <a:fillRect/>
                     </a:stretch>
@@ -196,7 +197,7 @@
     </w:p>
     <w:p>
       <w:pPr>
-        <w:pStyle w:val="25"/>
+        <w:pStyle w:val="a0"/>
         <w:keepNext w:val="0"/>
         <w:keepLines w:val="0"/>
         <w:pageBreakBefore w:val="0"/>
@@ -243,11 +244,11 @@
         <w:adjustRightInd w:val="0"/>
         <w:snapToGrid w:val="0"/>
         <w:spacing w:after="624" w:afterLines="200" w:line="219" w:lineRule="auto"/>
-        <w:ind w:left="0" w:leftChars="0" w:right="0" w:rightChars="0" w:firstLine="0" w:firstLineChars="0"/>
+        <w:ind w:left="0" w:right="0" w:firstLine="0" w:leftChars="0" w:rightChars="0" w:firstLineChars="0"/>
         <w:jc w:val="center"/>
         <w:textAlignment w:val="baseline"/>
         <w:rPr>
-          <w:rFonts w:hint="eastAsia" w:ascii="宋体" w:hAnsi="宋体" w:eastAsia="宋体" w:cs="宋体"/>
+          <w:rFonts w:ascii="宋体" w:eastAsia="宋体" w:hAnsi="宋体" w:cs="宋体" w:hint="eastAsia"/>
           <w:sz w:val="24"/>
           <w:szCs w:val="24"/>
           <w:lang w:val="en-US" w:eastAsia="zh-CN"/>
@@ -255,7 +256,7 @@
       </w:pPr>
       <w:r>
         <w:rPr>
-          <w:rFonts w:ascii="宋体" w:hAnsi="宋体" w:eastAsia="宋体" w:cs="宋体"/>
+          <w:rFonts w:ascii="宋体" w:eastAsia="宋体" w:hAnsi="宋体" w:cs="宋体"/>
           <w:b/>
           <w:bCs/>
           <w:spacing w:val="-3"/>
@@ -266,7 +267,7 @@
       </w:r>
       <w:r>
         <w:rPr>
-          <w:rFonts w:hint="eastAsia" w:ascii="宋体" w:hAnsi="宋体" w:eastAsia="宋体" w:cs="宋体"/>
+          <w:rFonts w:ascii="宋体" w:eastAsia="宋体" w:hAnsi="宋体" w:cs="宋体" w:hint="eastAsia"/>
           <w:b/>
           <w:bCs/>
           <w:spacing w:val="-3"/>
@@ -278,7 +279,7 @@
       </w:r>
       <w:r>
         <w:rPr>
-          <w:rFonts w:ascii="宋体" w:hAnsi="宋体" w:eastAsia="宋体" w:cs="宋体"/>
+          <w:rFonts w:ascii="宋体" w:eastAsia="宋体" w:hAnsi="宋体" w:cs="宋体"/>
           <w:b/>
           <w:bCs/>
           <w:spacing w:val="-3"/>
@@ -289,7 +290,7 @@
       </w:r>
       <w:r>
         <w:rPr>
-          <w:rFonts w:hint="eastAsia" w:ascii="宋体" w:hAnsi="宋体" w:eastAsia="宋体" w:cs="宋体"/>
+          <w:rFonts w:ascii="宋体" w:eastAsia="宋体" w:hAnsi="宋体" w:cs="宋体" w:hint="eastAsia"/>
           <w:b/>
           <w:bCs/>
           <w:spacing w:val="-3"/>
@@ -301,7 +302,7 @@
       </w:r>
       <w:r>
         <w:rPr>
-          <w:rFonts w:ascii="宋体" w:hAnsi="宋体" w:eastAsia="宋体" w:cs="宋体"/>
+          <w:rFonts w:ascii="宋体" w:eastAsia="宋体" w:hAnsi="宋体" w:cs="宋体"/>
           <w:b/>
           <w:bCs/>
           <w:spacing w:val="-3"/>
@@ -312,7 +313,7 @@
       </w:r>
       <w:r>
         <w:rPr>
-          <w:rFonts w:hint="eastAsia" w:ascii="宋体" w:hAnsi="宋体" w:cs="宋体"/>
+          <w:rFonts w:ascii="宋体" w:hAnsi="宋体" w:cs="宋体" w:hint="eastAsia"/>
           <w:b/>
           <w:bCs/>
           <w:spacing w:val="-3"/>
@@ -325,18 +326,17 @@
     </w:p>
     <w:tbl>
       <w:tblPr>
-        <w:tblStyle w:val="21"/>
+        <w:tblStyle w:val="TableGrid"/>
         <w:tblW w:w="0" w:type="auto"/>
         <w:jc w:val="center"/>
         <w:tblBorders>
-          <w:top w:val="none" w:color="auto" w:sz="0" w:space="0"/>
-          <w:left w:val="none" w:color="auto" w:sz="0" w:space="0"/>
-          <w:bottom w:val="none" w:color="auto" w:sz="0" w:space="0"/>
-          <w:right w:val="none" w:color="auto" w:sz="0" w:space="0"/>
-          <w:insideH w:val="none" w:color="auto" w:sz="0" w:space="0"/>
-          <w:insideV w:val="none" w:color="auto" w:sz="0" w:space="0"/>
+          <w:top w:val="nil"/>
+          <w:left w:val="nil"/>
+          <w:bottom w:val="nil"/>
+          <w:right w:val="nil"/>
+          <w:insideH w:val="nil"/>
+          <w:insideV w:val="nil"/>
         </w:tblBorders>
-        <w:tblLayout w:type="autofit"/>
         <w:tblCellMar>
           <w:top w:w="0" w:type="dxa"/>
           <w:left w:w="108" w:type="dxa"/>
@@ -350,13 +350,15 @@
       </w:tblGrid>
       <w:tr>
         <w:tblPrEx>
+          <w:tblW w:w="0" w:type="auto"/>
+          <w:jc w:val="center"/>
           <w:tblBorders>
-            <w:top w:val="none" w:color="auto" w:sz="0" w:space="0"/>
-            <w:left w:val="none" w:color="auto" w:sz="0" w:space="0"/>
-            <w:bottom w:val="none" w:color="auto" w:sz="0" w:space="0"/>
-            <w:right w:val="none" w:color="auto" w:sz="0" w:space="0"/>
-            <w:insideH w:val="none" w:color="auto" w:sz="0" w:space="0"/>
-            <w:insideV w:val="none" w:color="auto" w:sz="0" w:space="0"/>
+            <w:top w:val="nil"/>
+            <w:left w:val="nil"/>
+            <w:bottom w:val="nil"/>
+            <w:right w:val="nil"/>
+            <w:insideH w:val="nil"/>
+            <w:insideV w:val="nil"/>
           </w:tblBorders>
           <w:tblCellMar>
             <w:top w:w="0" w:type="dxa"/>
@@ -366,7 +368,7 @@
           </w:tblCellMar>
         </w:tblPrEx>
         <w:trPr>
-          <w:trHeight w:val="810" w:hRule="atLeast"/>
+          <w:trHeight w:val="810"/>
           <w:jc w:val="center"/>
         </w:trPr>
         <w:tc>
@@ -404,7 +406,7 @@
             </w:r>
             <w:r>
               <w:rPr>
-                <w:rFonts w:hint="default" w:asciiTheme="minorAscii" w:hAnsiTheme="minorAscii" w:eastAsiaTheme="minorEastAsia"/>
+                <w:rFonts w:asciiTheme="minorAscii" w:eastAsiaTheme="minorEastAsia" w:hAnsiTheme="minorAscii" w:hint="default"/>
                 <w:spacing w:val="227"/>
                 <w:sz w:val="21"/>
                 <w:vertAlign w:val="baseline"/>
@@ -458,7 +460,7 @@
             </w:r>
             <w:r>
               <w:rPr>
-                <w:rFonts w:hint="eastAsia" w:asciiTheme="minorAscii" w:hAnsiTheme="minorAscii" w:eastAsiaTheme="minorEastAsia"/>
+                <w:rFonts w:asciiTheme="minorAscii" w:eastAsiaTheme="minorEastAsia" w:hAnsiTheme="minorAscii" w:hint="eastAsia"/>
                 <w:spacing w:val="227"/>
                 <w:sz w:val="21"/>
                 <w:vertAlign w:val="baseline"/>
@@ -480,14 +482,8 @@
       </w:tr>
       <w:tr>
         <w:tblPrEx>
-          <w:tblBorders>
-            <w:top w:val="none" w:color="auto" w:sz="0" w:space="0"/>
-            <w:left w:val="none" w:color="auto" w:sz="0" w:space="0"/>
-            <w:bottom w:val="none" w:color="auto" w:sz="0" w:space="0"/>
-            <w:right w:val="none" w:color="auto" w:sz="0" w:space="0"/>
-            <w:insideH w:val="none" w:color="auto" w:sz="0" w:space="0"/>
-            <w:insideV w:val="none" w:color="auto" w:sz="0" w:space="0"/>
-          </w:tblBorders>
+          <w:tblW w:w="0" w:type="auto"/>
+          <w:jc w:val="center"/>
           <w:tblCellMar>
             <w:top w:w="0" w:type="dxa"/>
             <w:left w:w="108" w:type="dxa"/>
@@ -496,7 +492,7 @@
           </w:tblCellMar>
         </w:tblPrEx>
         <w:trPr>
-          <w:trHeight w:val="810" w:hRule="atLeast"/>
+          <w:trHeight w:val="810"/>
           <w:jc w:val="center"/>
         </w:trPr>
         <w:tc>
@@ -520,7 +516,7 @@
               <w:snapToGrid w:val="0"/>
               <w:textAlignment w:val="baseline"/>
               <w:rPr>
-                <w:rFonts w:hint="default" w:ascii="Arial" w:hAnsi="Arial" w:eastAsia="Arial" w:cs="Arial"/>
+                <w:rFonts w:ascii="Arial" w:eastAsia="Arial" w:hAnsi="Arial" w:cs="Arial" w:hint="default"/>
                 <w:snapToGrid w:val="0"/>
                 <w:color w:val="000000"/>
                 <w:kern w:val="0"/>
@@ -552,7 +548,7 @@
             </w:r>
             <w:r>
               <w:rPr>
-                <w:rFonts w:hint="default" w:asciiTheme="minorAscii" w:hAnsiTheme="minorAscii" w:eastAsiaTheme="minorEastAsia"/>
+                <w:rFonts w:asciiTheme="minorAscii" w:eastAsiaTheme="minorEastAsia" w:hAnsiTheme="minorAscii" w:hint="default"/>
                 <w:spacing w:val="227"/>
                 <w:sz w:val="21"/>
                 <w:vertAlign w:val="baseline"/>
@@ -605,7 +601,7 @@
               <w:snapToGrid w:val="0"/>
               <w:textAlignment w:val="baseline"/>
               <w:rPr>
-                <w:rFonts w:hint="default" w:ascii="Arial" w:hAnsi="Arial" w:eastAsia="Arial" w:cs="Arial"/>
+                <w:rFonts w:ascii="Arial" w:eastAsia="Arial" w:hAnsi="Arial" w:cs="Arial" w:hint="default"/>
                 <w:snapToGrid w:val="0"/>
                 <w:color w:val="000000"/>
                 <w:kern w:val="0"/>
@@ -625,7 +621,7 @@
             </w:r>
             <w:r>
               <w:rPr>
-                <w:rFonts w:hint="eastAsia" w:asciiTheme="minorAscii" w:hAnsiTheme="minorAscii" w:eastAsiaTheme="minorEastAsia"/>
+                <w:rFonts w:asciiTheme="minorAscii" w:eastAsiaTheme="minorEastAsia" w:hAnsiTheme="minorAscii" w:hint="eastAsia"/>
                 <w:spacing w:val="227"/>
                 <w:sz w:val="21"/>
                 <w:vertAlign w:val="baseline"/>
@@ -647,14 +643,8 @@
       </w:tr>
       <w:tr>
         <w:tblPrEx>
-          <w:tblBorders>
-            <w:top w:val="none" w:color="auto" w:sz="0" w:space="0"/>
-            <w:left w:val="none" w:color="auto" w:sz="0" w:space="0"/>
-            <w:bottom w:val="none" w:color="auto" w:sz="0" w:space="0"/>
-            <w:right w:val="none" w:color="auto" w:sz="0" w:space="0"/>
-            <w:insideH w:val="none" w:color="auto" w:sz="0" w:space="0"/>
-            <w:insideV w:val="none" w:color="auto" w:sz="0" w:space="0"/>
-          </w:tblBorders>
+          <w:tblW w:w="0" w:type="auto"/>
+          <w:jc w:val="center"/>
           <w:tblCellMar>
             <w:top w:w="0" w:type="dxa"/>
             <w:left w:w="108" w:type="dxa"/>
@@ -663,7 +653,7 @@
           </w:tblCellMar>
         </w:tblPrEx>
         <w:trPr>
-          <w:trHeight w:val="635" w:hRule="atLeast"/>
+          <w:trHeight w:val="635"/>
           <w:jc w:val="center"/>
         </w:trPr>
         <w:tc>
@@ -713,7 +703,7 @@
             </w:r>
             <w:r>
               <w:rPr>
-                <w:rFonts w:hint="eastAsia" w:asciiTheme="minorAscii" w:hAnsiTheme="minorAscii" w:eastAsiaTheme="minorEastAsia"/>
+                <w:rFonts w:asciiTheme="minorAscii" w:eastAsiaTheme="minorEastAsia" w:hAnsiTheme="minorAscii" w:hint="eastAsia"/>
                 <w:spacing w:val="227"/>
                 <w:sz w:val="21"/>
                 <w:vertAlign w:val="baseline"/>
@@ -766,7 +756,7 @@
             </w:r>
             <w:r>
               <w:rPr>
-                <w:rFonts w:hint="eastAsia" w:asciiTheme="minorAscii" w:hAnsiTheme="minorAscii" w:eastAsiaTheme="minorEastAsia"/>
+                <w:rFonts w:asciiTheme="minorAscii" w:eastAsiaTheme="minorEastAsia" w:hAnsiTheme="minorAscii" w:hint="eastAsia"/>
                 <w:spacing w:val="227"/>
                 <w:sz w:val="21"/>
                 <w:vertAlign w:val="baseline"/>
@@ -825,14 +815,14 @@
         <w:ind w:left="3634"/>
         <w:textAlignment w:val="baseline"/>
         <w:rPr>
-          <w:rFonts w:ascii="宋体" w:hAnsi="宋体" w:eastAsia="宋体" w:cs="宋体"/>
+          <w:rFonts w:ascii="宋体" w:eastAsia="宋体" w:hAnsi="宋体" w:cs="宋体"/>
           <w:sz w:val="31"/>
           <w:szCs w:val="31"/>
         </w:rPr>
       </w:pPr>
       <w:r>
         <w:rPr>
-          <w:rFonts w:ascii="宋体" w:hAnsi="宋体" w:eastAsia="宋体" w:cs="宋体"/>
+          <w:rFonts w:ascii="宋体" w:eastAsia="宋体" w:hAnsi="宋体" w:cs="宋体"/>
           <w:b/>
           <w:bCs/>
           <w:spacing w:val="4"/>
@@ -844,16 +834,16 @@
     </w:p>
     <w:tbl>
       <w:tblPr>
-        <w:tblStyle w:val="26"/>
+        <w:tblStyle w:val="TableNormal0"/>
         <w:tblW w:w="8214" w:type="dxa"/>
         <w:jc w:val="center"/>
         <w:tblBorders>
-          <w:top w:val="single" w:color="000000" w:sz="2" w:space="0"/>
-          <w:left w:val="single" w:color="000000" w:sz="2" w:space="0"/>
-          <w:bottom w:val="single" w:color="000000" w:sz="2" w:space="0"/>
-          <w:right w:val="single" w:color="000000" w:sz="2" w:space="0"/>
-          <w:insideH w:val="single" w:color="000000" w:sz="2" w:space="0"/>
-          <w:insideV w:val="single" w:color="000000" w:sz="2" w:space="0"/>
+          <w:top w:val="single" w:sz="2" w:space="0" w:color="000000"/>
+          <w:left w:val="single" w:sz="2" w:space="0" w:color="000000"/>
+          <w:bottom w:val="single" w:sz="2" w:space="0" w:color="000000"/>
+          <w:right w:val="single" w:sz="2" w:space="0" w:color="000000"/>
+          <w:insideH w:val="single" w:sz="2" w:space="0" w:color="000000"/>
+          <w:insideV w:val="single" w:sz="2" w:space="0" w:color="000000"/>
         </w:tblBorders>
         <w:tblLayout w:type="fixed"/>
         <w:tblCellMar>
@@ -873,14 +863,17 @@
       </w:tblGrid>
       <w:tr>
         <w:tblPrEx>
+          <w:tblW w:w="8214" w:type="dxa"/>
+          <w:jc w:val="center"/>
           <w:tblBorders>
-            <w:top w:val="single" w:color="000000" w:sz="2" w:space="0"/>
-            <w:left w:val="single" w:color="000000" w:sz="2" w:space="0"/>
-            <w:bottom w:val="single" w:color="000000" w:sz="2" w:space="0"/>
-            <w:right w:val="single" w:color="000000" w:sz="2" w:space="0"/>
-            <w:insideH w:val="single" w:color="000000" w:sz="2" w:space="0"/>
-            <w:insideV w:val="single" w:color="000000" w:sz="2" w:space="0"/>
+            <w:top w:val="single" w:sz="2" w:space="0" w:color="000000"/>
+            <w:left w:val="single" w:sz="2" w:space="0" w:color="000000"/>
+            <w:bottom w:val="single" w:sz="2" w:space="0" w:color="000000"/>
+            <w:right w:val="single" w:sz="2" w:space="0" w:color="000000"/>
+            <w:insideH w:val="single" w:sz="2" w:space="0" w:color="000000"/>
+            <w:insideV w:val="single" w:sz="2" w:space="0" w:color="000000"/>
           </w:tblBorders>
+          <w:tblLayout w:type="fixed"/>
           <w:tblCellMar>
             <w:top w:w="0" w:type="dxa"/>
             <w:left w:w="0" w:type="dxa"/>
@@ -889,7 +882,7 @@
           </w:tblCellMar>
         </w:tblPrEx>
         <w:trPr>
-          <w:trHeight w:val="593" w:hRule="atLeast"/>
+          <w:trHeight w:val="593"/>
           <w:jc w:val="center"/>
         </w:trPr>
         <w:tc>
@@ -911,18 +904,18 @@
               <w:adjustRightInd w:val="0"/>
               <w:snapToGrid w:val="0"/>
               <w:spacing w:before="176" w:line="228" w:lineRule="auto"/>
-              <w:ind w:left="0" w:leftChars="0" w:right="0" w:rightChars="0" w:firstLine="0" w:firstLineChars="0"/>
+              <w:ind w:left="0" w:right="0" w:firstLine="0" w:leftChars="0" w:rightChars="0" w:firstLineChars="0"/>
               <w:jc w:val="center"/>
               <w:textAlignment w:val="baseline"/>
               <w:rPr>
-                <w:rFonts w:ascii="宋体" w:hAnsi="宋体" w:eastAsia="宋体" w:cs="宋体"/>
+                <w:rFonts w:ascii="宋体" w:eastAsia="宋体" w:hAnsi="宋体" w:cs="宋体"/>
                 <w:sz w:val="20"/>
                 <w:szCs w:val="20"/>
               </w:rPr>
             </w:pPr>
             <w:r>
               <w:rPr>
-                <w:rFonts w:hint="eastAsia" w:ascii="宋体" w:hAnsi="宋体" w:cs="宋体"/>
+                <w:rFonts w:ascii="宋体" w:hAnsi="宋体" w:cs="宋体" w:hint="eastAsia"/>
                 <w:spacing w:val="-14"/>
                 <w:sz w:val="20"/>
                 <w:szCs w:val="20"/>
@@ -932,7 +925,7 @@
             </w:r>
             <w:r>
               <w:rPr>
-                <w:rFonts w:ascii="宋体" w:hAnsi="宋体" w:eastAsia="宋体" w:cs="宋体"/>
+                <w:rFonts w:ascii="宋体" w:eastAsia="宋体" w:hAnsi="宋体" w:cs="宋体"/>
                 <w:spacing w:val="-14"/>
                 <w:sz w:val="20"/>
                 <w:szCs w:val="20"/>
@@ -960,18 +953,18 @@
               <w:adjustRightInd w:val="0"/>
               <w:snapToGrid w:val="0"/>
               <w:spacing w:before="175" w:line="227" w:lineRule="auto"/>
-              <w:ind w:left="0" w:leftChars="0" w:right="0" w:rightChars="0" w:firstLine="0" w:firstLineChars="0"/>
+              <w:ind w:left="0" w:right="0" w:firstLine="0" w:leftChars="0" w:rightChars="0" w:firstLineChars="0"/>
               <w:jc w:val="center"/>
               <w:textAlignment w:val="baseline"/>
               <w:rPr>
-                <w:rFonts w:ascii="宋体" w:hAnsi="宋体" w:eastAsia="宋体" w:cs="宋体"/>
+                <w:rFonts w:ascii="宋体" w:eastAsia="宋体" w:hAnsi="宋体" w:cs="宋体"/>
                 <w:sz w:val="20"/>
                 <w:szCs w:val="20"/>
               </w:rPr>
             </w:pPr>
             <w:r>
               <w:rPr>
-                <w:rFonts w:ascii="宋体" w:hAnsi="宋体" w:eastAsia="宋体" w:cs="宋体"/>
+                <w:rFonts w:ascii="宋体" w:eastAsia="宋体" w:hAnsi="宋体" w:cs="宋体"/>
                 <w:spacing w:val="4"/>
                 <w:sz w:val="20"/>
                 <w:szCs w:val="20"/>
@@ -999,18 +992,18 @@
               <w:adjustRightInd w:val="0"/>
               <w:snapToGrid w:val="0"/>
               <w:spacing w:before="175" w:line="228" w:lineRule="auto"/>
-              <w:ind w:left="0" w:leftChars="0" w:right="0" w:rightChars="0" w:firstLine="0" w:firstLineChars="0"/>
+              <w:ind w:left="0" w:right="0" w:firstLine="0" w:leftChars="0" w:rightChars="0" w:firstLineChars="0"/>
               <w:jc w:val="center"/>
               <w:textAlignment w:val="baseline"/>
               <w:rPr>
-                <w:rFonts w:ascii="宋体" w:hAnsi="宋体" w:eastAsia="宋体" w:cs="宋体"/>
+                <w:rFonts w:ascii="宋体" w:eastAsia="宋体" w:hAnsi="宋体" w:cs="宋体"/>
                 <w:sz w:val="20"/>
                 <w:szCs w:val="20"/>
               </w:rPr>
             </w:pPr>
             <w:r>
               <w:rPr>
-                <w:rFonts w:ascii="宋体" w:hAnsi="宋体" w:eastAsia="宋体" w:cs="宋体"/>
+                <w:rFonts w:ascii="宋体" w:eastAsia="宋体" w:hAnsi="宋体" w:cs="宋体"/>
                 <w:spacing w:val="7"/>
                 <w:sz w:val="20"/>
                 <w:szCs w:val="20"/>
@@ -1038,11 +1031,11 @@
               <w:adjustRightInd w:val="0"/>
               <w:snapToGrid w:val="0"/>
               <w:spacing w:before="175" w:line="228" w:lineRule="auto"/>
-              <w:ind w:left="0" w:leftChars="0" w:right="0" w:rightChars="0" w:firstLine="0" w:firstLineChars="0"/>
+              <w:ind w:left="0" w:right="0" w:firstLine="0" w:leftChars="0" w:rightChars="0" w:firstLineChars="0"/>
               <w:jc w:val="center"/>
               <w:textAlignment w:val="baseline"/>
               <w:rPr>
-                <w:rFonts w:hint="eastAsia" w:ascii="宋体" w:hAnsi="宋体" w:eastAsia="宋体" w:cs="宋体"/>
+                <w:rFonts w:ascii="宋体" w:eastAsia="宋体" w:hAnsi="宋体" w:cs="宋体" w:hint="eastAsia"/>
                 <w:spacing w:val="7"/>
                 <w:sz w:val="20"/>
                 <w:szCs w:val="20"/>
@@ -1051,7 +1044,7 @@
             </w:pPr>
             <w:r>
               <w:rPr>
-                <w:rFonts w:hint="eastAsia" w:ascii="宋体" w:hAnsi="宋体" w:cs="宋体"/>
+                <w:rFonts w:ascii="宋体" w:hAnsi="宋体" w:cs="宋体" w:hint="eastAsia"/>
                 <w:spacing w:val="7"/>
                 <w:sz w:val="20"/>
                 <w:szCs w:val="20"/>
@@ -1080,11 +1073,11 @@
               <w:adjustRightInd w:val="0"/>
               <w:snapToGrid w:val="0"/>
               <w:spacing w:before="175" w:line="228" w:lineRule="auto"/>
-              <w:ind w:left="0" w:leftChars="0" w:right="0" w:rightChars="0" w:firstLine="0" w:firstLineChars="0"/>
+              <w:ind w:left="0" w:right="0" w:firstLine="0" w:leftChars="0" w:rightChars="0" w:firstLineChars="0"/>
               <w:jc w:val="center"/>
               <w:textAlignment w:val="baseline"/>
               <w:rPr>
-                <w:rFonts w:hint="default" w:ascii="宋体" w:hAnsi="宋体" w:cs="宋体"/>
+                <w:rFonts w:ascii="宋体" w:hAnsi="宋体" w:cs="宋体" w:hint="default"/>
                 <w:spacing w:val="7"/>
                 <w:sz w:val="20"/>
                 <w:szCs w:val="20"/>
@@ -1093,7 +1086,7 @@
             </w:pPr>
             <w:r>
               <w:rPr>
-                <w:rFonts w:hint="eastAsia" w:ascii="宋体" w:hAnsi="宋体" w:cs="宋体"/>
+                <w:rFonts w:ascii="宋体" w:hAnsi="宋体" w:cs="宋体" w:hint="eastAsia"/>
                 <w:spacing w:val="7"/>
                 <w:sz w:val="20"/>
                 <w:szCs w:val="20"/>
@@ -1122,18 +1115,18 @@
               <w:adjustRightInd w:val="0"/>
               <w:snapToGrid w:val="0"/>
               <w:spacing w:before="176" w:line="229" w:lineRule="auto"/>
-              <w:ind w:left="0" w:leftChars="0" w:right="0" w:rightChars="0" w:firstLine="0" w:firstLineChars="0"/>
+              <w:ind w:left="0" w:right="0" w:firstLine="0" w:leftChars="0" w:rightChars="0" w:firstLineChars="0"/>
               <w:jc w:val="center"/>
               <w:textAlignment w:val="baseline"/>
               <w:rPr>
-                <w:rFonts w:ascii="宋体" w:hAnsi="宋体" w:eastAsia="宋体" w:cs="宋体"/>
+                <w:rFonts w:ascii="宋体" w:eastAsia="宋体" w:hAnsi="宋体" w:cs="宋体"/>
                 <w:sz w:val="20"/>
                 <w:szCs w:val="20"/>
               </w:rPr>
             </w:pPr>
             <w:r>
               <w:rPr>
-                <w:rFonts w:ascii="宋体" w:hAnsi="宋体" w:eastAsia="宋体" w:cs="宋体"/>
+                <w:rFonts w:ascii="宋体" w:eastAsia="宋体" w:hAnsi="宋体" w:cs="宋体"/>
                 <w:spacing w:val="7"/>
                 <w:sz w:val="20"/>
                 <w:szCs w:val="20"/>
@@ -1145,14 +1138,9 @@
       </w:tr>
       <w:tr>
         <w:tblPrEx>
-          <w:tblBorders>
-            <w:top w:val="single" w:color="000000" w:sz="2" w:space="0"/>
-            <w:left w:val="single" w:color="000000" w:sz="2" w:space="0"/>
-            <w:bottom w:val="single" w:color="000000" w:sz="2" w:space="0"/>
-            <w:right w:val="single" w:color="000000" w:sz="2" w:space="0"/>
-            <w:insideH w:val="single" w:color="000000" w:sz="2" w:space="0"/>
-            <w:insideV w:val="single" w:color="000000" w:sz="2" w:space="0"/>
-          </w:tblBorders>
+          <w:tblW w:w="8214" w:type="dxa"/>
+          <w:jc w:val="center"/>
+          <w:tblLayout w:type="fixed"/>
           <w:tblCellMar>
             <w:top w:w="0" w:type="dxa"/>
             <w:left w:w="0" w:type="dxa"/>
@@ -1161,7 +1149,7 @@
           </w:tblCellMar>
         </w:tblPrEx>
         <w:trPr>
-          <w:trHeight w:val="516" w:hRule="atLeast"/>
+          <w:trHeight w:val="516"/>
           <w:jc w:val="center"/>
         </w:trPr>
         <w:tc>
@@ -1183,11 +1171,11 @@
               <w:adjustRightInd w:val="0"/>
               <w:snapToGrid w:val="0"/>
               <w:spacing w:before="173" w:line="267" w:lineRule="exact"/>
-              <w:ind w:left="0" w:leftChars="0" w:right="0" w:rightChars="0" w:firstLine="0" w:firstLineChars="0"/>
+              <w:ind w:left="0" w:right="0" w:firstLine="0" w:leftChars="0" w:rightChars="0" w:firstLineChars="0"/>
               <w:jc w:val="center"/>
               <w:textAlignment w:val="baseline"/>
               <w:rPr>
-                <w:rFonts w:hint="default" w:ascii="宋体" w:hAnsi="宋体" w:eastAsia="宋体" w:cs="宋体"/>
+                <w:rFonts w:ascii="宋体" w:eastAsia="宋体" w:hAnsi="宋体" w:cs="宋体" w:hint="default"/>
                 <w:sz w:val="20"/>
                 <w:szCs w:val="20"/>
                 <w:lang w:val="en-US"/>
@@ -1195,7 +1183,7 @@
             </w:pPr>
             <w:r>
               <w:rPr>
-                <w:rFonts w:ascii="宋体" w:hAnsi="宋体" w:eastAsia="宋体" w:cs="宋体"/>
+                <w:rFonts w:ascii="宋体" w:eastAsia="宋体" w:hAnsi="宋体" w:cs="宋体"/>
                 <w:spacing w:val="3"/>
                 <w:position w:val="1"/>
                 <w:sz w:val="20"/>
@@ -1205,7 +1193,7 @@
             </w:r>
             <w:r>
               <w:rPr>
-                <w:rFonts w:hint="eastAsia" w:ascii="宋体" w:hAnsi="宋体" w:cs="宋体"/>
+                <w:rFonts w:ascii="宋体" w:hAnsi="宋体" w:cs="宋体" w:hint="eastAsia"/>
                 <w:spacing w:val="3"/>
                 <w:position w:val="1"/>
                 <w:sz w:val="20"/>
@@ -1216,7 +1204,7 @@
             </w:r>
             <w:r>
               <w:rPr>
-                <w:rFonts w:ascii="宋体" w:hAnsi="宋体" w:eastAsia="宋体" w:cs="宋体"/>
+                <w:rFonts w:ascii="宋体" w:eastAsia="宋体" w:hAnsi="宋体" w:cs="宋体"/>
                 <w:spacing w:val="3"/>
                 <w:position w:val="1"/>
                 <w:sz w:val="20"/>
@@ -1226,7 +1214,7 @@
             </w:r>
             <w:r>
               <w:rPr>
-                <w:rFonts w:hint="eastAsia" w:ascii="宋体" w:hAnsi="宋体" w:cs="宋体"/>
+                <w:rFonts w:ascii="宋体" w:hAnsi="宋体" w:cs="宋体" w:hint="eastAsia"/>
                 <w:spacing w:val="3"/>
                 <w:position w:val="1"/>
                 <w:sz w:val="20"/>
@@ -1256,18 +1244,18 @@
               <w:adjustRightInd w:val="0"/>
               <w:snapToGrid w:val="0"/>
               <w:spacing w:before="173" w:line="267" w:lineRule="exact"/>
-              <w:ind w:left="0" w:leftChars="0" w:right="0" w:rightChars="0" w:firstLine="0" w:firstLineChars="0"/>
+              <w:ind w:left="0" w:right="0" w:firstLine="0" w:leftChars="0" w:rightChars="0" w:firstLineChars="0"/>
               <w:jc w:val="center"/>
               <w:textAlignment w:val="baseline"/>
               <w:rPr>
-                <w:rFonts w:ascii="宋体" w:hAnsi="宋体" w:eastAsia="宋体" w:cs="宋体"/>
+                <w:rFonts w:ascii="宋体" w:eastAsia="宋体" w:hAnsi="宋体" w:cs="宋体"/>
                 <w:sz w:val="20"/>
                 <w:szCs w:val="20"/>
               </w:rPr>
             </w:pPr>
             <w:r>
               <w:rPr>
-                <w:rFonts w:ascii="宋体" w:hAnsi="宋体" w:eastAsia="宋体" w:cs="宋体"/>
+                <w:rFonts w:ascii="宋体" w:eastAsia="宋体" w:hAnsi="宋体" w:cs="宋体"/>
                 <w:spacing w:val="4"/>
                 <w:position w:val="1"/>
                 <w:sz w:val="20"/>
@@ -1296,18 +1284,18 @@
               <w:adjustRightInd w:val="0"/>
               <w:snapToGrid w:val="0"/>
               <w:spacing w:before="172" w:line="228" w:lineRule="auto"/>
-              <w:ind w:left="0" w:leftChars="0" w:right="0" w:rightChars="0" w:firstLine="0" w:firstLineChars="0"/>
+              <w:ind w:left="0" w:right="0" w:firstLine="0" w:leftChars="0" w:rightChars="0" w:firstLineChars="0"/>
               <w:jc w:val="center"/>
               <w:textAlignment w:val="baseline"/>
               <w:rPr>
-                <w:rFonts w:ascii="宋体" w:hAnsi="宋体" w:eastAsia="宋体" w:cs="宋体"/>
+                <w:rFonts w:ascii="宋体" w:eastAsia="宋体" w:hAnsi="宋体" w:cs="宋体"/>
                 <w:sz w:val="20"/>
                 <w:szCs w:val="20"/>
               </w:rPr>
             </w:pPr>
             <w:r>
               <w:rPr>
-                <w:rFonts w:ascii="宋体" w:hAnsi="宋体" w:eastAsia="宋体" w:cs="宋体"/>
+                <w:rFonts w:ascii="宋体" w:eastAsia="宋体" w:hAnsi="宋体" w:cs="宋体"/>
                 <w:spacing w:val="200"/>
                 <w:kern w:val="0"/>
                 <w:sz w:val="20"/>
@@ -1317,7 +1305,7 @@
             </w:r>
             <w:r>
               <w:rPr>
-                <w:rFonts w:ascii="宋体" w:hAnsi="宋体" w:eastAsia="宋体" w:cs="宋体"/>
+                <w:rFonts w:ascii="宋体" w:eastAsia="宋体" w:hAnsi="宋体" w:cs="宋体"/>
                 <w:spacing w:val="0"/>
                 <w:kern w:val="0"/>
                 <w:sz w:val="20"/>
@@ -1346,11 +1334,11 @@
               <w:adjustRightInd w:val="0"/>
               <w:snapToGrid w:val="0"/>
               <w:spacing w:before="172" w:line="228" w:lineRule="auto"/>
-              <w:ind w:left="0" w:leftChars="0" w:right="0" w:rightChars="0" w:firstLine="0" w:firstLineChars="0"/>
+              <w:ind w:left="0" w:right="0" w:firstLine="0" w:leftChars="0" w:rightChars="0" w:firstLineChars="0"/>
               <w:jc w:val="center"/>
               <w:textAlignment w:val="baseline"/>
               <w:rPr>
-                <w:rFonts w:ascii="宋体" w:hAnsi="宋体" w:eastAsia="宋体" w:cs="宋体"/>
+                <w:rFonts w:ascii="宋体" w:eastAsia="宋体" w:hAnsi="宋体" w:cs="宋体"/>
                 <w:spacing w:val="200"/>
                 <w:kern w:val="0"/>
                 <w:sz w:val="20"/>
@@ -1359,7 +1347,7 @@
             </w:pPr>
             <w:r>
               <w:rPr>
-                <w:rFonts w:hint="eastAsia" w:ascii="宋体" w:hAnsi="宋体" w:eastAsia="宋体" w:cs="宋体"/>
+                <w:rFonts w:ascii="宋体" w:eastAsia="宋体" w:hAnsi="宋体" w:cs="宋体" w:hint="eastAsia"/>
                 <w:spacing w:val="200"/>
                 <w:kern w:val="0"/>
                 <w:sz w:val="20"/>
@@ -1370,7 +1358,7 @@
             </w:r>
             <w:r>
               <w:rPr>
-                <w:rFonts w:hint="eastAsia" w:asciiTheme="minorAscii" w:hAnsiTheme="minorAscii" w:eastAsiaTheme="minorEastAsia"/>
+                <w:rFonts w:asciiTheme="minorAscii" w:eastAsiaTheme="minorEastAsia" w:hAnsiTheme="minorAscii" w:hint="eastAsia"/>
                 <w:spacing w:val="0"/>
                 <w:kern w:val="0"/>
                 <w:sz w:val="21"/>
@@ -1400,11 +1388,11 @@
               <w:adjustRightInd w:val="0"/>
               <w:snapToGrid w:val="0"/>
               <w:spacing w:before="172" w:line="228" w:lineRule="auto"/>
-              <w:ind w:left="0" w:leftChars="0" w:right="0" w:rightChars="0" w:firstLine="0" w:firstLineChars="0"/>
+              <w:ind w:left="0" w:right="0" w:firstLine="0" w:leftChars="0" w:rightChars="0" w:firstLineChars="0"/>
               <w:jc w:val="center"/>
               <w:textAlignment w:val="baseline"/>
               <w:rPr>
-                <w:rFonts w:ascii="宋体" w:hAnsi="宋体" w:eastAsia="宋体" w:cs="宋体"/>
+                <w:rFonts w:ascii="宋体" w:eastAsia="宋体" w:hAnsi="宋体" w:cs="宋体"/>
                 <w:spacing w:val="200"/>
                 <w:kern w:val="0"/>
                 <w:sz w:val="20"/>
@@ -1413,7 +1401,7 @@
             </w:pPr>
             <w:r>
               <w:rPr>
-                <w:rFonts w:hint="eastAsia" w:ascii="宋体" w:hAnsi="宋体" w:eastAsia="宋体" w:cs="宋体"/>
+                <w:rFonts w:ascii="宋体" w:eastAsia="宋体" w:hAnsi="宋体" w:cs="宋体" w:hint="eastAsia"/>
                 <w:spacing w:val="200"/>
                 <w:kern w:val="0"/>
                 <w:sz w:val="20"/>
@@ -1423,7 +1411,7 @@
             </w:r>
             <w:r>
               <w:rPr>
-                <w:rFonts w:hint="eastAsia" w:asciiTheme="minorAscii" w:hAnsiTheme="minorAscii" w:eastAsiaTheme="minorEastAsia"/>
+                <w:rFonts w:asciiTheme="minorAscii" w:eastAsiaTheme="minorEastAsia" w:hAnsiTheme="minorAscii" w:hint="eastAsia"/>
                 <w:spacing w:val="0"/>
                 <w:kern w:val="0"/>
                 <w:sz w:val="21"/>
@@ -1453,18 +1441,18 @@
               <w:adjustRightInd w:val="0"/>
               <w:snapToGrid w:val="0"/>
               <w:spacing w:before="173" w:line="229" w:lineRule="auto"/>
-              <w:ind w:left="0" w:leftChars="0" w:right="0" w:rightChars="0" w:firstLine="0" w:firstLineChars="0"/>
+              <w:ind w:left="0" w:right="0" w:firstLine="0" w:leftChars="0" w:rightChars="0" w:firstLineChars="0"/>
               <w:jc w:val="center"/>
               <w:textAlignment w:val="baseline"/>
               <w:rPr>
-                <w:rFonts w:ascii="宋体" w:hAnsi="宋体" w:eastAsia="宋体" w:cs="宋体"/>
+                <w:rFonts w:ascii="宋体" w:eastAsia="宋体" w:hAnsi="宋体" w:cs="宋体"/>
                 <w:sz w:val="20"/>
                 <w:szCs w:val="20"/>
               </w:rPr>
             </w:pPr>
             <w:r>
               <w:rPr>
-                <w:rFonts w:hint="eastAsia" w:asciiTheme="minorAscii" w:hAnsiTheme="minorAscii" w:eastAsiaTheme="minorEastAsia"/>
+                <w:rFonts w:asciiTheme="minorAscii" w:eastAsiaTheme="minorEastAsia" w:hAnsiTheme="minorAscii" w:hint="eastAsia"/>
                 <w:spacing w:val="0"/>
                 <w:kern w:val="0"/>
                 <w:sz w:val="21"/>
@@ -1478,14 +1466,9 @@
       </w:tr>
       <w:tr>
         <w:tblPrEx>
-          <w:tblBorders>
-            <w:top w:val="single" w:color="000000" w:sz="2" w:space="0"/>
-            <w:left w:val="single" w:color="000000" w:sz="2" w:space="0"/>
-            <w:bottom w:val="single" w:color="000000" w:sz="2" w:space="0"/>
-            <w:right w:val="single" w:color="000000" w:sz="2" w:space="0"/>
-            <w:insideH w:val="single" w:color="000000" w:sz="2" w:space="0"/>
-            <w:insideV w:val="single" w:color="000000" w:sz="2" w:space="0"/>
-          </w:tblBorders>
+          <w:tblW w:w="8214" w:type="dxa"/>
+          <w:jc w:val="center"/>
+          <w:tblLayout w:type="fixed"/>
           <w:tblCellMar>
             <w:top w:w="0" w:type="dxa"/>
             <w:left w:w="0" w:type="dxa"/>
@@ -1494,7 +1477,7 @@
           </w:tblCellMar>
         </w:tblPrEx>
         <w:trPr>
-          <w:trHeight w:val="556" w:hRule="atLeast"/>
+          <w:trHeight w:val="556"/>
           <w:jc w:val="center"/>
         </w:trPr>
         <w:tc>
@@ -1503,7 +1486,7 @@
           </w:tcPr>
           <w:p>
             <w:pPr>
-              <w:pStyle w:val="27"/>
+              <w:pStyle w:val="TableText"/>
               <w:keepNext w:val="0"/>
               <w:keepLines w:val="0"/>
               <w:pageBreakBefore w:val="0"/>
@@ -1516,7 +1499,7 @@
               <w:bidi w:val="0"/>
               <w:adjustRightInd w:val="0"/>
               <w:snapToGrid w:val="0"/>
-              <w:ind w:left="0" w:leftChars="0" w:right="0" w:rightChars="0" w:firstLine="0" w:firstLineChars="0"/>
+              <w:ind w:left="0" w:right="0" w:firstLine="0" w:leftChars="0" w:rightChars="0" w:firstLineChars="0"/>
               <w:jc w:val="center"/>
               <w:textAlignment w:val="baseline"/>
             </w:pPr>
@@ -1528,7 +1511,7 @@
           </w:tcPr>
           <w:p>
             <w:pPr>
-              <w:pStyle w:val="27"/>
+              <w:pStyle w:val="TableText"/>
               <w:keepNext w:val="0"/>
               <w:keepLines w:val="0"/>
               <w:pageBreakBefore w:val="0"/>
@@ -1541,7 +1524,7 @@
               <w:bidi w:val="0"/>
               <w:adjustRightInd w:val="0"/>
               <w:snapToGrid w:val="0"/>
-              <w:ind w:left="0" w:leftChars="0" w:right="0" w:rightChars="0" w:firstLine="0" w:firstLineChars="0"/>
+              <w:ind w:left="0" w:right="0" w:firstLine="0" w:leftChars="0" w:rightChars="0" w:firstLineChars="0"/>
               <w:jc w:val="center"/>
               <w:textAlignment w:val="baseline"/>
             </w:pPr>
@@ -1553,7 +1536,7 @@
           </w:tcPr>
           <w:p>
             <w:pPr>
-              <w:pStyle w:val="27"/>
+              <w:pStyle w:val="TableText"/>
               <w:keepNext w:val="0"/>
               <w:keepLines w:val="0"/>
               <w:pageBreakBefore w:val="0"/>
@@ -1566,7 +1549,7 @@
               <w:bidi w:val="0"/>
               <w:adjustRightInd w:val="0"/>
               <w:snapToGrid w:val="0"/>
-              <w:ind w:left="0" w:leftChars="0" w:right="0" w:rightChars="0" w:firstLine="0" w:firstLineChars="0"/>
+              <w:ind w:left="0" w:right="0" w:firstLine="0" w:leftChars="0" w:rightChars="0" w:firstLineChars="0"/>
               <w:jc w:val="center"/>
               <w:textAlignment w:val="baseline"/>
             </w:pPr>
@@ -1578,7 +1561,7 @@
           </w:tcPr>
           <w:p>
             <w:pPr>
-              <w:pStyle w:val="27"/>
+              <w:pStyle w:val="TableText"/>
               <w:keepNext w:val="0"/>
               <w:keepLines w:val="0"/>
               <w:pageBreakBefore w:val="0"/>
@@ -1591,7 +1574,7 @@
               <w:bidi w:val="0"/>
               <w:adjustRightInd w:val="0"/>
               <w:snapToGrid w:val="0"/>
-              <w:ind w:left="0" w:leftChars="0" w:right="0" w:rightChars="0" w:firstLine="0" w:firstLineChars="0"/>
+              <w:ind w:left="0" w:right="0" w:firstLine="0" w:leftChars="0" w:rightChars="0" w:firstLineChars="0"/>
               <w:jc w:val="center"/>
               <w:textAlignment w:val="baseline"/>
             </w:pPr>
@@ -1603,7 +1586,7 @@
           </w:tcPr>
           <w:p>
             <w:pPr>
-              <w:pStyle w:val="27"/>
+              <w:pStyle w:val="TableText"/>
               <w:keepNext w:val="0"/>
               <w:keepLines w:val="0"/>
               <w:pageBreakBefore w:val="0"/>
@@ -1616,7 +1599,7 @@
               <w:bidi w:val="0"/>
               <w:adjustRightInd w:val="0"/>
               <w:snapToGrid w:val="0"/>
-              <w:ind w:left="0" w:leftChars="0" w:right="0" w:rightChars="0" w:firstLine="0" w:firstLineChars="0"/>
+              <w:ind w:left="0" w:right="0" w:firstLine="0" w:leftChars="0" w:rightChars="0" w:firstLineChars="0"/>
               <w:jc w:val="center"/>
               <w:textAlignment w:val="baseline"/>
             </w:pPr>
@@ -1628,7 +1611,7 @@
           </w:tcPr>
           <w:p>
             <w:pPr>
-              <w:pStyle w:val="27"/>
+              <w:pStyle w:val="TableText"/>
               <w:keepNext w:val="0"/>
               <w:keepLines w:val="0"/>
               <w:pageBreakBefore w:val="0"/>
@@ -1641,7 +1624,7 @@
               <w:bidi w:val="0"/>
               <w:adjustRightInd w:val="0"/>
               <w:snapToGrid w:val="0"/>
-              <w:ind w:left="0" w:leftChars="0" w:right="0" w:rightChars="0" w:firstLine="0" w:firstLineChars="0"/>
+              <w:ind w:left="0" w:right="0" w:firstLine="0" w:leftChars="0" w:rightChars="0" w:firstLineChars="0"/>
               <w:jc w:val="center"/>
               <w:textAlignment w:val="baseline"/>
             </w:pPr>
@@ -1650,14 +1633,9 @@
       </w:tr>
       <w:tr>
         <w:tblPrEx>
-          <w:tblBorders>
-            <w:top w:val="single" w:color="000000" w:sz="2" w:space="0"/>
-            <w:left w:val="single" w:color="000000" w:sz="2" w:space="0"/>
-            <w:bottom w:val="single" w:color="000000" w:sz="2" w:space="0"/>
-            <w:right w:val="single" w:color="000000" w:sz="2" w:space="0"/>
-            <w:insideH w:val="single" w:color="000000" w:sz="2" w:space="0"/>
-            <w:insideV w:val="single" w:color="000000" w:sz="2" w:space="0"/>
-          </w:tblBorders>
+          <w:tblW w:w="8214" w:type="dxa"/>
+          <w:jc w:val="center"/>
+          <w:tblLayout w:type="fixed"/>
           <w:tblCellMar>
             <w:top w:w="0" w:type="dxa"/>
             <w:left w:w="0" w:type="dxa"/>
@@ -1666,7 +1644,7 @@
           </w:tblCellMar>
         </w:tblPrEx>
         <w:trPr>
-          <w:trHeight w:val="556" w:hRule="atLeast"/>
+          <w:trHeight w:val="556"/>
           <w:jc w:val="center"/>
         </w:trPr>
         <w:tc>
@@ -1675,7 +1653,7 @@
           </w:tcPr>
           <w:p>
             <w:pPr>
-              <w:pStyle w:val="27"/>
+              <w:pStyle w:val="TableText"/>
               <w:keepNext w:val="0"/>
               <w:keepLines w:val="0"/>
               <w:pageBreakBefore w:val="0"/>
@@ -1688,7 +1666,7 @@
               <w:bidi w:val="0"/>
               <w:adjustRightInd w:val="0"/>
               <w:snapToGrid w:val="0"/>
-              <w:ind w:left="0" w:leftChars="0" w:right="0" w:rightChars="0" w:firstLine="0" w:firstLineChars="0"/>
+              <w:ind w:left="0" w:right="0" w:firstLine="0" w:leftChars="0" w:rightChars="0" w:firstLineChars="0"/>
               <w:jc w:val="center"/>
               <w:textAlignment w:val="baseline"/>
             </w:pPr>
@@ -1700,7 +1678,7 @@
           </w:tcPr>
           <w:p>
             <w:pPr>
-              <w:pStyle w:val="27"/>
+              <w:pStyle w:val="TableText"/>
               <w:keepNext w:val="0"/>
               <w:keepLines w:val="0"/>
               <w:pageBreakBefore w:val="0"/>
@@ -1713,7 +1691,7 @@
               <w:bidi w:val="0"/>
               <w:adjustRightInd w:val="0"/>
               <w:snapToGrid w:val="0"/>
-              <w:ind w:left="0" w:leftChars="0" w:right="0" w:rightChars="0" w:firstLine="0" w:firstLineChars="0"/>
+              <w:ind w:left="0" w:right="0" w:firstLine="0" w:leftChars="0" w:rightChars="0" w:firstLineChars="0"/>
               <w:jc w:val="center"/>
               <w:textAlignment w:val="baseline"/>
             </w:pPr>
@@ -1725,7 +1703,7 @@
           </w:tcPr>
           <w:p>
             <w:pPr>
-              <w:pStyle w:val="27"/>
+              <w:pStyle w:val="TableText"/>
               <w:keepNext w:val="0"/>
               <w:keepLines w:val="0"/>
               <w:pageBreakBefore w:val="0"/>
@@ -1738,7 +1716,7 @@
               <w:bidi w:val="0"/>
               <w:adjustRightInd w:val="0"/>
               <w:snapToGrid w:val="0"/>
-              <w:ind w:left="0" w:leftChars="0" w:right="0" w:rightChars="0" w:firstLine="0" w:firstLineChars="0"/>
+              <w:ind w:left="0" w:right="0" w:firstLine="0" w:leftChars="0" w:rightChars="0" w:firstLineChars="0"/>
               <w:jc w:val="center"/>
               <w:textAlignment w:val="baseline"/>
             </w:pPr>
@@ -1750,7 +1728,7 @@
           </w:tcPr>
           <w:p>
             <w:pPr>
-              <w:pStyle w:val="27"/>
+              <w:pStyle w:val="TableText"/>
               <w:keepNext w:val="0"/>
               <w:keepLines w:val="0"/>
               <w:pageBreakBefore w:val="0"/>
@@ -1763,7 +1741,7 @@
               <w:bidi w:val="0"/>
               <w:adjustRightInd w:val="0"/>
               <w:snapToGrid w:val="0"/>
-              <w:ind w:left="0" w:leftChars="0" w:right="0" w:rightChars="0" w:firstLine="0" w:firstLineChars="0"/>
+              <w:ind w:left="0" w:right="0" w:firstLine="0" w:leftChars="0" w:rightChars="0" w:firstLineChars="0"/>
               <w:jc w:val="center"/>
               <w:textAlignment w:val="baseline"/>
             </w:pPr>
@@ -1775,7 +1753,7 @@
           </w:tcPr>
           <w:p>
             <w:pPr>
-              <w:pStyle w:val="27"/>
+              <w:pStyle w:val="TableText"/>
               <w:keepNext w:val="0"/>
               <w:keepLines w:val="0"/>
               <w:pageBreakBefore w:val="0"/>
@@ -1788,7 +1766,7 @@
               <w:bidi w:val="0"/>
               <w:adjustRightInd w:val="0"/>
               <w:snapToGrid w:val="0"/>
-              <w:ind w:left="0" w:leftChars="0" w:right="0" w:rightChars="0" w:firstLine="0" w:firstLineChars="0"/>
+              <w:ind w:left="0" w:right="0" w:firstLine="0" w:leftChars="0" w:rightChars="0" w:firstLineChars="0"/>
               <w:jc w:val="center"/>
               <w:textAlignment w:val="baseline"/>
             </w:pPr>
@@ -1800,7 +1778,7 @@
           </w:tcPr>
           <w:p>
             <w:pPr>
-              <w:pStyle w:val="27"/>
+              <w:pStyle w:val="TableText"/>
               <w:keepNext w:val="0"/>
               <w:keepLines w:val="0"/>
               <w:pageBreakBefore w:val="0"/>
@@ -1813,7 +1791,7 @@
               <w:bidi w:val="0"/>
               <w:adjustRightInd w:val="0"/>
               <w:snapToGrid w:val="0"/>
-              <w:ind w:left="0" w:leftChars="0" w:right="0" w:rightChars="0" w:firstLine="0" w:firstLineChars="0"/>
+              <w:ind w:left="0" w:right="0" w:firstLine="0" w:leftChars="0" w:rightChars="0" w:firstLineChars="0"/>
               <w:jc w:val="center"/>
               <w:textAlignment w:val="baseline"/>
             </w:pPr>
@@ -1822,17 +1800,18 @@
       </w:tr>
       <w:tr>
         <w:tblPrEx>
-          <w:tblBorders>
-            <w:top w:val="single" w:color="000000" w:sz="2" w:space="0"/>
-            <w:left w:val="single" w:color="000000" w:sz="2" w:space="0"/>
-            <w:bottom w:val="single" w:color="000000" w:sz="2" w:space="0"/>
-            <w:right w:val="single" w:color="000000" w:sz="2" w:space="0"/>
-            <w:insideH w:val="single" w:color="000000" w:sz="2" w:space="0"/>
-            <w:insideV w:val="single" w:color="000000" w:sz="2" w:space="0"/>
-          </w:tblBorders>
+          <w:tblW w:w="8214" w:type="dxa"/>
+          <w:jc w:val="center"/>
+          <w:tblLayout w:type="fixed"/>
+          <w:tblCellMar>
+            <w:top w:w="0" w:type="dxa"/>
+            <w:left w:w="0" w:type="dxa"/>
+            <w:bottom w:w="0" w:type="dxa"/>
+            <w:right w:w="0" w:type="dxa"/>
+          </w:tblCellMar>
         </w:tblPrEx>
         <w:trPr>
-          <w:trHeight w:val="557" w:hRule="atLeast"/>
+          <w:trHeight w:val="557"/>
           <w:jc w:val="center"/>
         </w:trPr>
         <w:tc>
@@ -1841,7 +1820,7 @@
           </w:tcPr>
           <w:p>
             <w:pPr>
-              <w:pStyle w:val="27"/>
+              <w:pStyle w:val="TableText"/>
               <w:keepNext w:val="0"/>
               <w:keepLines w:val="0"/>
               <w:pageBreakBefore w:val="0"/>
@@ -1854,7 +1833,7 @@
               <w:bidi w:val="0"/>
               <w:adjustRightInd w:val="0"/>
               <w:snapToGrid w:val="0"/>
-              <w:ind w:left="0" w:leftChars="0" w:right="0" w:rightChars="0" w:firstLine="0" w:firstLineChars="0"/>
+              <w:ind w:left="0" w:right="0" w:firstLine="0" w:leftChars="0" w:rightChars="0" w:firstLineChars="0"/>
               <w:jc w:val="center"/>
               <w:textAlignment w:val="baseline"/>
             </w:pPr>
@@ -1866,7 +1845,7 @@
           </w:tcPr>
           <w:p>
             <w:pPr>
-              <w:pStyle w:val="27"/>
+              <w:pStyle w:val="TableText"/>
               <w:keepNext w:val="0"/>
               <w:keepLines w:val="0"/>
               <w:pageBreakBefore w:val="0"/>
@@ -1879,7 +1858,7 @@
               <w:bidi w:val="0"/>
               <w:adjustRightInd w:val="0"/>
               <w:snapToGrid w:val="0"/>
-              <w:ind w:left="0" w:leftChars="0" w:right="0" w:rightChars="0" w:firstLine="0" w:firstLineChars="0"/>
+              <w:ind w:left="0" w:right="0" w:firstLine="0" w:leftChars="0" w:rightChars="0" w:firstLineChars="0"/>
               <w:jc w:val="center"/>
               <w:textAlignment w:val="baseline"/>
             </w:pPr>
@@ -1891,7 +1870,7 @@
           </w:tcPr>
           <w:p>
             <w:pPr>
-              <w:pStyle w:val="27"/>
+              <w:pStyle w:val="TableText"/>
               <w:keepNext w:val="0"/>
               <w:keepLines w:val="0"/>
               <w:pageBreakBefore w:val="0"/>
@@ -1904,7 +1883,7 @@
               <w:bidi w:val="0"/>
               <w:adjustRightInd w:val="0"/>
               <w:snapToGrid w:val="0"/>
-              <w:ind w:left="0" w:leftChars="0" w:right="0" w:rightChars="0" w:firstLine="0" w:firstLineChars="0"/>
+              <w:ind w:left="0" w:right="0" w:firstLine="0" w:leftChars="0" w:rightChars="0" w:firstLineChars="0"/>
               <w:jc w:val="center"/>
               <w:textAlignment w:val="baseline"/>
             </w:pPr>
@@ -1916,7 +1895,7 @@
           </w:tcPr>
           <w:p>
             <w:pPr>
-              <w:pStyle w:val="27"/>
+              <w:pStyle w:val="TableText"/>
               <w:keepNext w:val="0"/>
               <w:keepLines w:val="0"/>
               <w:pageBreakBefore w:val="0"/>
@@ -1929,7 +1908,7 @@
               <w:bidi w:val="0"/>
               <w:adjustRightInd w:val="0"/>
               <w:snapToGrid w:val="0"/>
-              <w:ind w:left="0" w:leftChars="0" w:right="0" w:rightChars="0" w:firstLine="0" w:firstLineChars="0"/>
+              <w:ind w:left="0" w:right="0" w:firstLine="0" w:leftChars="0" w:rightChars="0" w:firstLineChars="0"/>
               <w:jc w:val="center"/>
               <w:textAlignment w:val="baseline"/>
             </w:pPr>
@@ -1941,7 +1920,7 @@
           </w:tcPr>
           <w:p>
             <w:pPr>
-              <w:pStyle w:val="27"/>
+              <w:pStyle w:val="TableText"/>
               <w:keepNext w:val="0"/>
               <w:keepLines w:val="0"/>
               <w:pageBreakBefore w:val="0"/>
@@ -1954,7 +1933,7 @@
               <w:bidi w:val="0"/>
               <w:adjustRightInd w:val="0"/>
               <w:snapToGrid w:val="0"/>
-              <w:ind w:left="0" w:leftChars="0" w:right="0" w:rightChars="0" w:firstLine="0" w:firstLineChars="0"/>
+              <w:ind w:left="0" w:right="0" w:firstLine="0" w:leftChars="0" w:rightChars="0" w:firstLineChars="0"/>
               <w:jc w:val="center"/>
               <w:textAlignment w:val="baseline"/>
             </w:pPr>
@@ -1966,7 +1945,7 @@
           </w:tcPr>
           <w:p>
             <w:pPr>
-              <w:pStyle w:val="27"/>
+              <w:pStyle w:val="TableText"/>
               <w:keepNext w:val="0"/>
               <w:keepLines w:val="0"/>
               <w:pageBreakBefore w:val="0"/>
@@ -1979,7 +1958,7 @@
               <w:bidi w:val="0"/>
               <w:adjustRightInd w:val="0"/>
               <w:snapToGrid w:val="0"/>
-              <w:ind w:left="0" w:leftChars="0" w:right="0" w:rightChars="0" w:firstLine="0" w:firstLineChars="0"/>
+              <w:ind w:left="0" w:right="0" w:firstLine="0" w:leftChars="0" w:rightChars="0" w:firstLineChars="0"/>
               <w:jc w:val="center"/>
               <w:textAlignment w:val="baseline"/>
             </w:pPr>
@@ -2010,7 +1989,7 @@
     <w:sdt>
       <w:sdtPr>
         <w:rPr>
-          <w:rFonts w:ascii="宋体" w:hAnsi="宋体" w:eastAsia="宋体" w:cs="Arial"/>
+          <w:rFonts w:ascii="宋体" w:eastAsia="宋体" w:hAnsi="宋体" w:cs="Arial"/>
           <w:snapToGrid w:val="0"/>
           <w:color w:val="000000"/>
           <w:kern w:val="0"/>
@@ -2026,7 +2005,7 @@
       </w:sdtPr>
       <w:sdtEndPr>
         <w:rPr>
-          <w:rFonts w:hint="eastAsia" w:ascii="宋体" w:hAnsi="宋体" w:eastAsia="宋体" w:cs="宋体"/>
+          <w:rFonts w:ascii="宋体" w:eastAsia="宋体" w:hAnsi="宋体" w:cs="宋体" w:hint="eastAsia"/>
           <w:snapToGrid w:val="0"/>
           <w:color w:val="000000"/>
           <w:kern w:val="0"/>
@@ -2051,18 +2030,18 @@
             <w:adjustRightInd w:val="0"/>
             <w:snapToGrid w:val="0"/>
             <w:spacing w:before="0" w:beforeLines="0" w:after="0" w:afterLines="0" w:line="240" w:lineRule="auto"/>
-            <w:ind w:left="0" w:leftChars="0" w:right="0" w:rightChars="0" w:firstLine="0" w:firstLineChars="0"/>
+            <w:ind w:left="0" w:right="0" w:firstLine="0" w:leftChars="0" w:rightChars="0" w:firstLineChars="0"/>
             <w:jc w:val="center"/>
             <w:textAlignment w:val="baseline"/>
             <w:rPr>
-              <w:rFonts w:hint="eastAsia" w:ascii="宋体" w:hAnsi="宋体" w:eastAsia="宋体" w:cs="宋体"/>
+              <w:rFonts w:ascii="宋体" w:eastAsia="宋体" w:hAnsi="宋体" w:cs="宋体" w:hint="eastAsia"/>
               <w:sz w:val="24"/>
               <w:szCs w:val="24"/>
             </w:rPr>
           </w:pPr>
           <w:r>
             <w:rPr>
-              <w:rFonts w:hint="eastAsia" w:ascii="宋体" w:hAnsi="宋体" w:eastAsia="宋体" w:cs="宋体"/>
+              <w:rFonts w:ascii="宋体" w:eastAsia="宋体" w:hAnsi="宋体" w:cs="宋体" w:hint="eastAsia"/>
               <w:sz w:val="24"/>
               <w:szCs w:val="24"/>
             </w:rPr>
@@ -2071,16 +2050,16 @@
         </w:p>
         <w:p>
           <w:pPr>
-            <w:pStyle w:val="16"/>
+            <w:pStyle w:val="TOC1"/>
             <w:tabs>
               <w:tab w:val="right" w:leader="dot" w:pos="8306"/>
             </w:tabs>
           </w:pPr>
-          <w:bookmarkStart w:id="11" w:name="_GoBack"/>
-          <w:bookmarkEnd w:id="11"/>
+          <w:bookmarkStart w:id="2" w:name="_GoBack"/>
+          <w:bookmarkEnd w:id="2"/>
           <w:r>
             <w:rPr>
-              <w:rFonts w:hint="eastAsia" w:ascii="宋体" w:hAnsi="宋体" w:eastAsia="宋体" w:cs="宋体"/>
+              <w:rFonts w:ascii="宋体" w:eastAsia="宋体" w:hAnsi="宋体" w:cs="宋体" w:hint="eastAsia"/>
               <w:sz w:val="24"/>
               <w:szCs w:val="24"/>
             </w:rPr>
@@ -2088,7 +2067,7 @@
           </w:r>
           <w:r>
             <w:rPr>
-              <w:rFonts w:hint="eastAsia" w:ascii="宋体" w:hAnsi="宋体" w:eastAsia="宋体" w:cs="宋体"/>
+              <w:rFonts w:ascii="宋体" w:eastAsia="宋体" w:hAnsi="宋体" w:cs="宋体" w:hint="eastAsia"/>
               <w:sz w:val="24"/>
               <w:szCs w:val="24"/>
             </w:rPr>
@@ -2096,7 +2075,7 @@
           </w:r>
           <w:r>
             <w:rPr>
-              <w:rFonts w:hint="eastAsia" w:ascii="宋体" w:hAnsi="宋体" w:eastAsia="宋体" w:cs="宋体"/>
+              <w:rFonts w:ascii="宋体" w:eastAsia="宋体" w:hAnsi="宋体" w:cs="宋体" w:hint="eastAsia"/>
               <w:sz w:val="24"/>
               <w:szCs w:val="24"/>
             </w:rPr>
@@ -2104,21 +2083,21 @@
           </w:r>
           <w:r>
             <w:rPr>
-              <w:rFonts w:hint="eastAsia" w:ascii="宋体" w:hAnsi="宋体" w:eastAsia="宋体" w:cs="宋体"/>
+              <w:rFonts w:ascii="宋体" w:eastAsia="宋体" w:hAnsi="宋体" w:cs="宋体" w:hint="eastAsia"/>
               <w:szCs w:val="24"/>
             </w:rPr>
             <w:fldChar w:fldCharType="begin"/>
           </w:r>
           <w:r>
             <w:rPr>
-              <w:rFonts w:hint="eastAsia" w:ascii="宋体" w:hAnsi="宋体" w:eastAsia="宋体" w:cs="宋体"/>
+              <w:rFonts w:ascii="宋体" w:eastAsia="宋体" w:hAnsi="宋体" w:cs="宋体" w:hint="eastAsia"/>
               <w:szCs w:val="24"/>
             </w:rPr>
             <w:instrText xml:space="preserve"> HYPERLINK \l _Toc6116 </w:instrText>
           </w:r>
           <w:r>
             <w:rPr>
-              <w:rFonts w:hint="eastAsia" w:ascii="宋体" w:hAnsi="宋体" w:eastAsia="宋体" w:cs="宋体"/>
+              <w:rFonts w:ascii="宋体" w:eastAsia="宋体" w:hAnsi="宋体" w:cs="宋体" w:hint="eastAsia"/>
               <w:szCs w:val="24"/>
             </w:rPr>
             <w:fldChar w:fldCharType="separate"/>
@@ -2150,7 +2129,7 @@
           </w:r>
           <w:r>
             <w:rPr>
-              <w:rFonts w:hint="eastAsia" w:ascii="宋体" w:hAnsi="宋体" w:eastAsia="宋体" w:cs="宋体"/>
+              <w:rFonts w:ascii="宋体" w:eastAsia="宋体" w:hAnsi="宋体" w:cs="宋体" w:hint="eastAsia"/>
               <w:szCs w:val="24"/>
             </w:rPr>
             <w:fldChar w:fldCharType="end"/>
@@ -2158,28 +2137,28 @@
         </w:p>
         <w:p>
           <w:pPr>
-            <w:pStyle w:val="16"/>
+            <w:pStyle w:val="TOC1"/>
             <w:tabs>
               <w:tab w:val="right" w:leader="dot" w:pos="8306"/>
             </w:tabs>
           </w:pPr>
           <w:r>
             <w:rPr>
-              <w:rFonts w:hint="eastAsia" w:ascii="宋体" w:hAnsi="宋体" w:eastAsia="宋体" w:cs="宋体"/>
+              <w:rFonts w:ascii="宋体" w:eastAsia="宋体" w:hAnsi="宋体" w:cs="宋体" w:hint="eastAsia"/>
               <w:szCs w:val="24"/>
             </w:rPr>
             <w:fldChar w:fldCharType="begin"/>
           </w:r>
           <w:r>
             <w:rPr>
-              <w:rFonts w:hint="eastAsia" w:ascii="宋体" w:hAnsi="宋体" w:eastAsia="宋体" w:cs="宋体"/>
+              <w:rFonts w:ascii="宋体" w:eastAsia="宋体" w:hAnsi="宋体" w:cs="宋体" w:hint="eastAsia"/>
               <w:szCs w:val="24"/>
             </w:rPr>
             <w:instrText xml:space="preserve"> HYPERLINK \l _Toc31673 </w:instrText>
           </w:r>
           <w:r>
             <w:rPr>
-              <w:rFonts w:hint="eastAsia" w:ascii="宋体" w:hAnsi="宋体" w:eastAsia="宋体" w:cs="宋体"/>
+              <w:rFonts w:ascii="宋体" w:eastAsia="宋体" w:hAnsi="宋体" w:cs="宋体" w:hint="eastAsia"/>
               <w:szCs w:val="24"/>
             </w:rPr>
             <w:fldChar w:fldCharType="separate"/>
@@ -2211,7 +2190,7 @@
           </w:r>
           <w:r>
             <w:rPr>
-              <w:rFonts w:hint="eastAsia" w:ascii="宋体" w:hAnsi="宋体" w:eastAsia="宋体" w:cs="宋体"/>
+              <w:rFonts w:ascii="宋体" w:eastAsia="宋体" w:hAnsi="宋体" w:cs="宋体" w:hint="eastAsia"/>
               <w:szCs w:val="24"/>
             </w:rPr>
             <w:fldChar w:fldCharType="end"/>
@@ -2219,28 +2198,28 @@
         </w:p>
         <w:p>
           <w:pPr>
-            <w:pStyle w:val="16"/>
+            <w:pStyle w:val="TOC1"/>
             <w:tabs>
               <w:tab w:val="right" w:leader="dot" w:pos="8306"/>
             </w:tabs>
           </w:pPr>
           <w:r>
             <w:rPr>
-              <w:rFonts w:hint="eastAsia" w:ascii="宋体" w:hAnsi="宋体" w:eastAsia="宋体" w:cs="宋体"/>
+              <w:rFonts w:ascii="宋体" w:eastAsia="宋体" w:hAnsi="宋体" w:cs="宋体" w:hint="eastAsia"/>
               <w:szCs w:val="24"/>
             </w:rPr>
             <w:fldChar w:fldCharType="begin"/>
           </w:r>
           <w:r>
             <w:rPr>
-              <w:rFonts w:hint="eastAsia" w:ascii="宋体" w:hAnsi="宋体" w:eastAsia="宋体" w:cs="宋体"/>
+              <w:rFonts w:ascii="宋体" w:eastAsia="宋体" w:hAnsi="宋体" w:cs="宋体" w:hint="eastAsia"/>
               <w:szCs w:val="24"/>
             </w:rPr>
             <w:instrText xml:space="preserve"> HYPERLINK \l _Toc32381 </w:instrText>
           </w:r>
           <w:r>
             <w:rPr>
-              <w:rFonts w:hint="eastAsia" w:ascii="宋体" w:hAnsi="宋体" w:eastAsia="宋体" w:cs="宋体"/>
+              <w:rFonts w:ascii="宋体" w:eastAsia="宋体" w:hAnsi="宋体" w:cs="宋体" w:hint="eastAsia"/>
               <w:szCs w:val="24"/>
             </w:rPr>
             <w:fldChar w:fldCharType="separate"/>
@@ -2272,7 +2251,7 @@
           </w:r>
           <w:r>
             <w:rPr>
-              <w:rFonts w:hint="eastAsia" w:ascii="宋体" w:hAnsi="宋体" w:eastAsia="宋体" w:cs="宋体"/>
+              <w:rFonts w:ascii="宋体" w:eastAsia="宋体" w:hAnsi="宋体" w:cs="宋体" w:hint="eastAsia"/>
               <w:szCs w:val="24"/>
             </w:rPr>
             <w:fldChar w:fldCharType="end"/>
@@ -2280,28 +2259,28 @@
         </w:p>
         <w:p>
           <w:pPr>
-            <w:pStyle w:val="16"/>
+            <w:pStyle w:val="TOC1"/>
             <w:tabs>
               <w:tab w:val="right" w:leader="dot" w:pos="8306"/>
             </w:tabs>
           </w:pPr>
           <w:r>
             <w:rPr>
-              <w:rFonts w:hint="eastAsia" w:ascii="宋体" w:hAnsi="宋体" w:eastAsia="宋体" w:cs="宋体"/>
+              <w:rFonts w:ascii="宋体" w:eastAsia="宋体" w:hAnsi="宋体" w:cs="宋体" w:hint="eastAsia"/>
               <w:szCs w:val="24"/>
             </w:rPr>
             <w:fldChar w:fldCharType="begin"/>
           </w:r>
           <w:r>
             <w:rPr>
-              <w:rFonts w:hint="eastAsia" w:ascii="宋体" w:hAnsi="宋体" w:eastAsia="宋体" w:cs="宋体"/>
+              <w:rFonts w:ascii="宋体" w:eastAsia="宋体" w:hAnsi="宋体" w:cs="宋体" w:hint="eastAsia"/>
               <w:szCs w:val="24"/>
             </w:rPr>
             <w:instrText xml:space="preserve"> HYPERLINK \l _Toc8797 </w:instrText>
           </w:r>
           <w:r>
             <w:rPr>
-              <w:rFonts w:hint="eastAsia" w:ascii="宋体" w:hAnsi="宋体" w:eastAsia="宋体" w:cs="宋体"/>
+              <w:rFonts w:ascii="宋体" w:eastAsia="宋体" w:hAnsi="宋体" w:cs="宋体" w:hint="eastAsia"/>
               <w:szCs w:val="24"/>
             </w:rPr>
             <w:fldChar w:fldCharType="separate"/>
@@ -2333,7 +2312,7 @@
           </w:r>
           <w:r>
             <w:rPr>
-              <w:rFonts w:hint="eastAsia" w:ascii="宋体" w:hAnsi="宋体" w:eastAsia="宋体" w:cs="宋体"/>
+              <w:rFonts w:ascii="宋体" w:eastAsia="宋体" w:hAnsi="宋体" w:cs="宋体" w:hint="eastAsia"/>
               <w:szCs w:val="24"/>
             </w:rPr>
             <w:fldChar w:fldCharType="end"/>
@@ -2341,28 +2320,28 @@
         </w:p>
         <w:p>
           <w:pPr>
-            <w:pStyle w:val="16"/>
+            <w:pStyle w:val="TOC1"/>
             <w:tabs>
               <w:tab w:val="right" w:leader="dot" w:pos="8306"/>
             </w:tabs>
           </w:pPr>
           <w:r>
             <w:rPr>
-              <w:rFonts w:hint="eastAsia" w:ascii="宋体" w:hAnsi="宋体" w:eastAsia="宋体" w:cs="宋体"/>
+              <w:rFonts w:ascii="宋体" w:eastAsia="宋体" w:hAnsi="宋体" w:cs="宋体" w:hint="eastAsia"/>
               <w:szCs w:val="24"/>
             </w:rPr>
             <w:fldChar w:fldCharType="begin"/>
           </w:r>
           <w:r>
             <w:rPr>
-              <w:rFonts w:hint="eastAsia" w:ascii="宋体" w:hAnsi="宋体" w:eastAsia="宋体" w:cs="宋体"/>
+              <w:rFonts w:ascii="宋体" w:eastAsia="宋体" w:hAnsi="宋体" w:cs="宋体" w:hint="eastAsia"/>
               <w:szCs w:val="24"/>
             </w:rPr>
             <w:instrText xml:space="preserve"> HYPERLINK \l _Toc19813 </w:instrText>
           </w:r>
           <w:r>
             <w:rPr>
-              <w:rFonts w:hint="eastAsia" w:ascii="宋体" w:hAnsi="宋体" w:eastAsia="宋体" w:cs="宋体"/>
+              <w:rFonts w:ascii="宋体" w:eastAsia="宋体" w:hAnsi="宋体" w:cs="宋体" w:hint="eastAsia"/>
               <w:szCs w:val="24"/>
             </w:rPr>
             <w:fldChar w:fldCharType="separate"/>
@@ -2394,7 +2373,7 @@
           </w:r>
           <w:r>
             <w:rPr>
-              <w:rFonts w:hint="eastAsia" w:ascii="宋体" w:hAnsi="宋体" w:eastAsia="宋体" w:cs="宋体"/>
+              <w:rFonts w:ascii="宋体" w:eastAsia="宋体" w:hAnsi="宋体" w:cs="宋体" w:hint="eastAsia"/>
               <w:szCs w:val="24"/>
             </w:rPr>
             <w:fldChar w:fldCharType="end"/>
@@ -2402,28 +2381,28 @@
         </w:p>
         <w:p>
           <w:pPr>
-            <w:pStyle w:val="16"/>
+            <w:pStyle w:val="TOC1"/>
             <w:tabs>
               <w:tab w:val="right" w:leader="dot" w:pos="8306"/>
             </w:tabs>
           </w:pPr>
           <w:r>
             <w:rPr>
-              <w:rFonts w:hint="eastAsia" w:ascii="宋体" w:hAnsi="宋体" w:eastAsia="宋体" w:cs="宋体"/>
+              <w:rFonts w:ascii="宋体" w:eastAsia="宋体" w:hAnsi="宋体" w:cs="宋体" w:hint="eastAsia"/>
               <w:szCs w:val="24"/>
             </w:rPr>
             <w:fldChar w:fldCharType="begin"/>
           </w:r>
           <w:r>
             <w:rPr>
-              <w:rFonts w:hint="eastAsia" w:ascii="宋体" w:hAnsi="宋体" w:eastAsia="宋体" w:cs="宋体"/>
+              <w:rFonts w:ascii="宋体" w:eastAsia="宋体" w:hAnsi="宋体" w:cs="宋体" w:hint="eastAsia"/>
               <w:szCs w:val="24"/>
             </w:rPr>
             <w:instrText xml:space="preserve"> HYPERLINK \l _Toc30404 </w:instrText>
           </w:r>
           <w:r>
             <w:rPr>
-              <w:rFonts w:hint="eastAsia" w:ascii="宋体" w:hAnsi="宋体" w:eastAsia="宋体" w:cs="宋体"/>
+              <w:rFonts w:ascii="宋体" w:eastAsia="宋体" w:hAnsi="宋体" w:cs="宋体" w:hint="eastAsia"/>
               <w:szCs w:val="24"/>
             </w:rPr>
             <w:fldChar w:fldCharType="separate"/>
@@ -2455,7 +2434,7 @@
           </w:r>
           <w:r>
             <w:rPr>
-              <w:rFonts w:hint="eastAsia" w:ascii="宋体" w:hAnsi="宋体" w:eastAsia="宋体" w:cs="宋体"/>
+              <w:rFonts w:ascii="宋体" w:eastAsia="宋体" w:hAnsi="宋体" w:cs="宋体" w:hint="eastAsia"/>
               <w:szCs w:val="24"/>
             </w:rPr>
             <w:fldChar w:fldCharType="end"/>
@@ -2463,28 +2442,28 @@
         </w:p>
         <w:p>
           <w:pPr>
-            <w:pStyle w:val="16"/>
+            <w:pStyle w:val="TOC1"/>
             <w:tabs>
               <w:tab w:val="right" w:leader="dot" w:pos="8306"/>
             </w:tabs>
           </w:pPr>
           <w:r>
             <w:rPr>
-              <w:rFonts w:hint="eastAsia" w:ascii="宋体" w:hAnsi="宋体" w:eastAsia="宋体" w:cs="宋体"/>
+              <w:rFonts w:ascii="宋体" w:eastAsia="宋体" w:hAnsi="宋体" w:cs="宋体" w:hint="eastAsia"/>
               <w:szCs w:val="24"/>
             </w:rPr>
             <w:fldChar w:fldCharType="begin"/>
           </w:r>
           <w:r>
             <w:rPr>
-              <w:rFonts w:hint="eastAsia" w:ascii="宋体" w:hAnsi="宋体" w:eastAsia="宋体" w:cs="宋体"/>
+              <w:rFonts w:ascii="宋体" w:eastAsia="宋体" w:hAnsi="宋体" w:cs="宋体" w:hint="eastAsia"/>
               <w:szCs w:val="24"/>
             </w:rPr>
             <w:instrText xml:space="preserve"> HYPERLINK \l _Toc28662 </w:instrText>
           </w:r>
           <w:r>
             <w:rPr>
-              <w:rFonts w:hint="eastAsia" w:ascii="宋体" w:hAnsi="宋体" w:eastAsia="宋体" w:cs="宋体"/>
+              <w:rFonts w:ascii="宋体" w:eastAsia="宋体" w:hAnsi="宋体" w:cs="宋体" w:hint="eastAsia"/>
               <w:szCs w:val="24"/>
             </w:rPr>
             <w:fldChar w:fldCharType="separate"/>
@@ -2516,7 +2495,7 @@
           </w:r>
           <w:r>
             <w:rPr>
-              <w:rFonts w:hint="eastAsia" w:ascii="宋体" w:hAnsi="宋体" w:eastAsia="宋体" w:cs="宋体"/>
+              <w:rFonts w:ascii="宋体" w:eastAsia="宋体" w:hAnsi="宋体" w:cs="宋体" w:hint="eastAsia"/>
               <w:szCs w:val="24"/>
             </w:rPr>
             <w:fldChar w:fldCharType="end"/>
@@ -2524,28 +2503,28 @@
         </w:p>
         <w:p>
           <w:pPr>
-            <w:pStyle w:val="16"/>
+            <w:pStyle w:val="TOC1"/>
             <w:tabs>
               <w:tab w:val="right" w:leader="dot" w:pos="8306"/>
             </w:tabs>
           </w:pPr>
           <w:r>
             <w:rPr>
-              <w:rFonts w:hint="eastAsia" w:ascii="宋体" w:hAnsi="宋体" w:eastAsia="宋体" w:cs="宋体"/>
+              <w:rFonts w:ascii="宋体" w:eastAsia="宋体" w:hAnsi="宋体" w:cs="宋体" w:hint="eastAsia"/>
               <w:szCs w:val="24"/>
             </w:rPr>
             <w:fldChar w:fldCharType="begin"/>
           </w:r>
           <w:r>
             <w:rPr>
-              <w:rFonts w:hint="eastAsia" w:ascii="宋体" w:hAnsi="宋体" w:eastAsia="宋体" w:cs="宋体"/>
+              <w:rFonts w:ascii="宋体" w:eastAsia="宋体" w:hAnsi="宋体" w:cs="宋体" w:hint="eastAsia"/>
               <w:szCs w:val="24"/>
             </w:rPr>
             <w:instrText xml:space="preserve"> HYPERLINK \l _Toc1633 </w:instrText>
           </w:r>
           <w:r>
             <w:rPr>
-              <w:rFonts w:hint="eastAsia" w:ascii="宋体" w:hAnsi="宋体" w:eastAsia="宋体" w:cs="宋体"/>
+              <w:rFonts w:ascii="宋体" w:eastAsia="宋体" w:hAnsi="宋体" w:cs="宋体" w:hint="eastAsia"/>
               <w:szCs w:val="24"/>
             </w:rPr>
             <w:fldChar w:fldCharType="separate"/>
@@ -2577,7 +2556,7 @@
           </w:r>
           <w:r>
             <w:rPr>
-              <w:rFonts w:hint="eastAsia" w:ascii="宋体" w:hAnsi="宋体" w:eastAsia="宋体" w:cs="宋体"/>
+              <w:rFonts w:ascii="宋体" w:eastAsia="宋体" w:hAnsi="宋体" w:cs="宋体" w:hint="eastAsia"/>
               <w:szCs w:val="24"/>
             </w:rPr>
             <w:fldChar w:fldCharType="end"/>
@@ -2585,28 +2564,28 @@
         </w:p>
         <w:p>
           <w:pPr>
-            <w:pStyle w:val="16"/>
+            <w:pStyle w:val="TOC1"/>
             <w:tabs>
               <w:tab w:val="right" w:leader="dot" w:pos="8306"/>
             </w:tabs>
           </w:pPr>
           <w:r>
             <w:rPr>
-              <w:rFonts w:hint="eastAsia" w:ascii="宋体" w:hAnsi="宋体" w:eastAsia="宋体" w:cs="宋体"/>
+              <w:rFonts w:ascii="宋体" w:eastAsia="宋体" w:hAnsi="宋体" w:cs="宋体" w:hint="eastAsia"/>
               <w:szCs w:val="24"/>
             </w:rPr>
             <w:fldChar w:fldCharType="begin"/>
           </w:r>
           <w:r>
             <w:rPr>
-              <w:rFonts w:hint="eastAsia" w:ascii="宋体" w:hAnsi="宋体" w:eastAsia="宋体" w:cs="宋体"/>
+              <w:rFonts w:ascii="宋体" w:eastAsia="宋体" w:hAnsi="宋体" w:cs="宋体" w:hint="eastAsia"/>
               <w:szCs w:val="24"/>
             </w:rPr>
             <w:instrText xml:space="preserve"> HYPERLINK \l _Toc22350 </w:instrText>
           </w:r>
           <w:r>
             <w:rPr>
-              <w:rFonts w:hint="eastAsia" w:ascii="宋体" w:hAnsi="宋体" w:eastAsia="宋体" w:cs="宋体"/>
+              <w:rFonts w:ascii="宋体" w:eastAsia="宋体" w:hAnsi="宋体" w:cs="宋体" w:hint="eastAsia"/>
               <w:szCs w:val="24"/>
             </w:rPr>
             <w:fldChar w:fldCharType="separate"/>
@@ -2638,7 +2617,7 @@
           </w:r>
           <w:r>
             <w:rPr>
-              <w:rFonts w:hint="eastAsia" w:ascii="宋体" w:hAnsi="宋体" w:eastAsia="宋体" w:cs="宋体"/>
+              <w:rFonts w:ascii="宋体" w:eastAsia="宋体" w:hAnsi="宋体" w:cs="宋体" w:hint="eastAsia"/>
               <w:szCs w:val="24"/>
             </w:rPr>
             <w:fldChar w:fldCharType="end"/>
@@ -2646,28 +2625,28 @@
         </w:p>
         <w:p>
           <w:pPr>
-            <w:pStyle w:val="16"/>
+            <w:pStyle w:val="TOC1"/>
             <w:tabs>
               <w:tab w:val="right" w:leader="dot" w:pos="8306"/>
             </w:tabs>
           </w:pPr>
           <w:r>
             <w:rPr>
-              <w:rFonts w:hint="eastAsia" w:ascii="宋体" w:hAnsi="宋体" w:eastAsia="宋体" w:cs="宋体"/>
+              <w:rFonts w:ascii="宋体" w:eastAsia="宋体" w:hAnsi="宋体" w:cs="宋体" w:hint="eastAsia"/>
               <w:szCs w:val="24"/>
             </w:rPr>
             <w:fldChar w:fldCharType="begin"/>
           </w:r>
           <w:r>
             <w:rPr>
-              <w:rFonts w:hint="eastAsia" w:ascii="宋体" w:hAnsi="宋体" w:eastAsia="宋体" w:cs="宋体"/>
+              <w:rFonts w:ascii="宋体" w:eastAsia="宋体" w:hAnsi="宋体" w:cs="宋体" w:hint="eastAsia"/>
               <w:szCs w:val="24"/>
             </w:rPr>
             <w:instrText xml:space="preserve"> HYPERLINK \l _Toc6508 </w:instrText>
           </w:r>
           <w:r>
             <w:rPr>
-              <w:rFonts w:hint="eastAsia" w:ascii="宋体" w:hAnsi="宋体" w:eastAsia="宋体" w:cs="宋体"/>
+              <w:rFonts w:ascii="宋体" w:eastAsia="宋体" w:hAnsi="宋体" w:cs="宋体" w:hint="eastAsia"/>
               <w:szCs w:val="24"/>
             </w:rPr>
             <w:fldChar w:fldCharType="separate"/>
@@ -2706,7 +2685,7 @@
           </w:r>
           <w:r>
             <w:rPr>
-              <w:rFonts w:hint="eastAsia" w:ascii="宋体" w:hAnsi="宋体" w:eastAsia="宋体" w:cs="宋体"/>
+              <w:rFonts w:ascii="宋体" w:eastAsia="宋体" w:hAnsi="宋体" w:cs="宋体" w:hint="eastAsia"/>
               <w:szCs w:val="24"/>
             </w:rPr>
             <w:fldChar w:fldCharType="end"/>
@@ -2714,28 +2693,28 @@
         </w:p>
         <w:p>
           <w:pPr>
-            <w:pStyle w:val="16"/>
+            <w:pStyle w:val="TOC1"/>
             <w:tabs>
               <w:tab w:val="right" w:leader="dot" w:pos="8306"/>
             </w:tabs>
           </w:pPr>
           <w:r>
             <w:rPr>
-              <w:rFonts w:hint="eastAsia" w:ascii="宋体" w:hAnsi="宋体" w:eastAsia="宋体" w:cs="宋体"/>
+              <w:rFonts w:ascii="宋体" w:eastAsia="宋体" w:hAnsi="宋体" w:cs="宋体" w:hint="eastAsia"/>
               <w:szCs w:val="24"/>
             </w:rPr>
             <w:fldChar w:fldCharType="begin"/>
           </w:r>
           <w:r>
             <w:rPr>
-              <w:rFonts w:hint="eastAsia" w:ascii="宋体" w:hAnsi="宋体" w:eastAsia="宋体" w:cs="宋体"/>
+              <w:rFonts w:ascii="宋体" w:eastAsia="宋体" w:hAnsi="宋体" w:cs="宋体" w:hint="eastAsia"/>
               <w:szCs w:val="24"/>
             </w:rPr>
             <w:instrText xml:space="preserve"> HYPERLINK \l _Toc8206 </w:instrText>
           </w:r>
           <w:r>
             <w:rPr>
-              <w:rFonts w:hint="eastAsia" w:ascii="宋体" w:hAnsi="宋体" w:eastAsia="宋体" w:cs="宋体"/>
+              <w:rFonts w:ascii="宋体" w:eastAsia="宋体" w:hAnsi="宋体" w:cs="宋体" w:hint="eastAsia"/>
               <w:szCs w:val="24"/>
             </w:rPr>
             <w:fldChar w:fldCharType="separate"/>
@@ -2767,7 +2746,7 @@
           </w:r>
           <w:r>
             <w:rPr>
-              <w:rFonts w:hint="eastAsia" w:ascii="宋体" w:hAnsi="宋体" w:eastAsia="宋体" w:cs="宋体"/>
+              <w:rFonts w:ascii="宋体" w:eastAsia="宋体" w:hAnsi="宋体" w:cs="宋体" w:hint="eastAsia"/>
               <w:szCs w:val="24"/>
             </w:rPr>
             <w:fldChar w:fldCharType="end"/>
@@ -2789,7 +2768,7 @@
             <w:snapToGrid w:val="0"/>
             <w:textAlignment w:val="baseline"/>
             <w:rPr>
-              <w:rFonts w:hint="eastAsia" w:ascii="宋体" w:hAnsi="宋体" w:eastAsia="宋体" w:cs="宋体"/>
+              <w:rFonts w:ascii="宋体" w:eastAsia="宋体" w:hAnsi="宋体" w:cs="宋体" w:hint="eastAsia"/>
               <w:snapToGrid w:val="0"/>
               <w:color w:val="000000"/>
               <w:kern w:val="0"/>
@@ -2800,7 +2779,7 @@
           </w:pPr>
           <w:r>
             <w:rPr>
-              <w:rFonts w:hint="eastAsia" w:ascii="宋体" w:hAnsi="宋体" w:eastAsia="宋体" w:cs="宋体"/>
+              <w:rFonts w:ascii="宋体" w:eastAsia="宋体" w:hAnsi="宋体" w:cs="宋体" w:hint="eastAsia"/>
               <w:szCs w:val="24"/>
             </w:rPr>
             <w:fldChar w:fldCharType="end"/>
@@ -2824,7 +2803,7 @@
         <w:snapToGrid w:val="0"/>
         <w:textAlignment w:val="baseline"/>
         <w:rPr>
-          <w:rFonts w:ascii="Arial" w:hAnsi="Arial" w:eastAsia="Arial" w:cs="Arial"/>
+          <w:rFonts w:ascii="Arial" w:eastAsia="Arial" w:hAnsi="Arial" w:cs="Arial"/>
           <w:snapToGrid w:val="0"/>
           <w:color w:val="000000"/>
           <w:kern w:val="0"/>
@@ -2835,7 +2814,7 @@
       </w:pPr>
       <w:r>
         <w:rPr>
-          <w:rFonts w:ascii="Arial" w:hAnsi="Arial" w:eastAsia="Arial" w:cs="Arial"/>
+          <w:rFonts w:ascii="Arial" w:eastAsia="Arial" w:hAnsi="Arial" w:cs="Arial"/>
           <w:snapToGrid w:val="0"/>
           <w:color w:val="000000"/>
           <w:kern w:val="0"/>
@@ -2848,14 +2827,14 @@
     </w:p>
     <w:p>
       <w:pPr>
-        <w:pStyle w:val="28"/>
+        <w:pStyle w:val="1"/>
         <w:bidi w:val="0"/>
         <w:rPr>
           <w:rFonts w:hint="default"/>
           <w:lang w:val="en-US" w:eastAsia="zh-CN"/>
         </w:rPr>
       </w:pPr>
-      <w:bookmarkStart w:id="2" w:name="_Toc32381"/>
+      <w:bookmarkStart w:id="3" w:name="_Toc32381"/>
       <w:r>
         <w:rPr>
           <w:rFonts w:hint="default"/>
@@ -2863,11 +2842,11 @@
         </w:rPr>
         <w:t>目的与作用</w:t>
       </w:r>
-      <w:bookmarkEnd w:id="2"/>
+      <w:bookmarkEnd w:id="3"/>
     </w:p>
     <w:p>
       <w:pPr>
-        <w:pStyle w:val="29"/>
+        <w:pStyle w:val="a1"/>
         <w:rPr>
           <w:rFonts w:hint="default"/>
           <w:lang w:val="en-US" w:eastAsia="zh-CN"/>
@@ -2883,14 +2862,14 @@
     </w:p>
     <w:p>
       <w:pPr>
-        <w:pStyle w:val="28"/>
+        <w:pStyle w:val="1"/>
         <w:bidi w:val="0"/>
         <w:rPr>
           <w:rFonts w:hint="default"/>
           <w:lang w:val="en-US" w:eastAsia="zh-CN"/>
         </w:rPr>
       </w:pPr>
-      <w:bookmarkStart w:id="3" w:name="_Toc8797"/>
+      <w:bookmarkStart w:id="4" w:name="_Toc8797"/>
       <w:r>
         <w:rPr>
           <w:rFonts w:hint="default"/>
@@ -2898,11 +2877,11 @@
         </w:rPr>
         <w:t>管理职责</w:t>
       </w:r>
-      <w:bookmarkEnd w:id="3"/>
+      <w:bookmarkEnd w:id="4"/>
     </w:p>
     <w:p>
       <w:pPr>
-        <w:pStyle w:val="29"/>
+        <w:pStyle w:val="a1"/>
         <w:rPr>
           <w:rFonts w:hint="default"/>
           <w:lang w:val="en-US" w:eastAsia="zh-CN"/>
@@ -2918,12 +2897,12 @@
     </w:p>
     <w:p>
       <w:pPr>
-        <w:pStyle w:val="29"/>
+        <w:pStyle w:val="a1"/>
         <w:numPr>
           <w:ilvl w:val="0"/>
           <w:numId w:val="2"/>
         </w:numPr>
-        <w:ind w:left="425" w:leftChars="0" w:hanging="425" w:firstLineChars="0"/>
+        <w:ind w:left="425" w:hanging="425" w:leftChars="0" w:firstLineChars="0"/>
         <w:rPr>
           <w:rFonts w:hint="default"/>
           <w:lang w:val="en-US" w:eastAsia="zh-CN"/>
@@ -2939,12 +2918,12 @@
     </w:p>
     <w:p>
       <w:pPr>
-        <w:pStyle w:val="29"/>
+        <w:pStyle w:val="a1"/>
         <w:numPr>
           <w:ilvl w:val="0"/>
           <w:numId w:val="2"/>
         </w:numPr>
-        <w:ind w:left="425" w:leftChars="0" w:hanging="425" w:firstLineChars="0"/>
+        <w:ind w:left="425" w:hanging="425" w:leftChars="0" w:firstLineChars="0"/>
         <w:rPr>
           <w:rFonts w:hint="default"/>
           <w:lang w:val="en-US" w:eastAsia="zh-CN"/>
@@ -2960,12 +2939,12 @@
     </w:p>
     <w:p>
       <w:pPr>
-        <w:pStyle w:val="29"/>
+        <w:pStyle w:val="a1"/>
         <w:numPr>
           <w:ilvl w:val="0"/>
           <w:numId w:val="2"/>
         </w:numPr>
-        <w:ind w:left="425" w:leftChars="0" w:hanging="425" w:firstLineChars="0"/>
+        <w:ind w:left="425" w:hanging="425" w:leftChars="0" w:firstLineChars="0"/>
         <w:rPr>
           <w:rFonts w:hint="default"/>
           <w:lang w:val="en-US" w:eastAsia="zh-CN"/>
@@ -2981,12 +2960,12 @@
     </w:p>
     <w:p>
       <w:pPr>
-        <w:pStyle w:val="29"/>
+        <w:pStyle w:val="a1"/>
         <w:numPr>
           <w:ilvl w:val="0"/>
           <w:numId w:val="2"/>
         </w:numPr>
-        <w:ind w:left="425" w:leftChars="0" w:hanging="425" w:firstLineChars="0"/>
+        <w:ind w:left="425" w:hanging="425" w:leftChars="0" w:firstLineChars="0"/>
         <w:rPr>
           <w:rFonts w:hint="default"/>
           <w:lang w:val="en-US" w:eastAsia="zh-CN"/>
@@ -3002,14 +2981,14 @@
     </w:p>
     <w:p>
       <w:pPr>
-        <w:pStyle w:val="28"/>
+        <w:pStyle w:val="1"/>
         <w:bidi w:val="0"/>
         <w:rPr>
           <w:rFonts w:hint="default"/>
           <w:lang w:val="en-US" w:eastAsia="zh-CN"/>
         </w:rPr>
       </w:pPr>
-      <w:bookmarkStart w:id="4" w:name="_Toc19813"/>
+      <w:bookmarkStart w:id="5" w:name="_Toc19813"/>
       <w:r>
         <w:rPr>
           <w:rFonts w:hint="default"/>
@@ -3017,11 +2996,11 @@
         </w:rPr>
         <w:t>培训工作管理原则</w:t>
       </w:r>
-      <w:bookmarkEnd w:id="4"/>
+      <w:bookmarkEnd w:id="5"/>
     </w:p>
     <w:p>
       <w:pPr>
-        <w:pStyle w:val="29"/>
+        <w:pStyle w:val="a1"/>
         <w:rPr>
           <w:rFonts w:hint="default"/>
           <w:lang w:val="en-US" w:eastAsia="zh-CN"/>
@@ -3037,7 +3016,7 @@
     </w:p>
     <w:p>
       <w:pPr>
-        <w:pStyle w:val="29"/>
+        <w:pStyle w:val="a1"/>
         <w:rPr>
           <w:rFonts w:hint="default"/>
           <w:lang w:val="en-US" w:eastAsia="zh-CN"/>
@@ -3053,7 +3032,7 @@
     </w:p>
     <w:p>
       <w:pPr>
-        <w:pStyle w:val="29"/>
+        <w:pStyle w:val="a1"/>
         <w:rPr>
           <w:rFonts w:hint="default"/>
           <w:lang w:val="en-US" w:eastAsia="zh-CN"/>
@@ -3069,7 +3048,7 @@
     </w:p>
     <w:p>
       <w:pPr>
-        <w:pStyle w:val="29"/>
+        <w:pStyle w:val="a1"/>
         <w:rPr>
           <w:rFonts w:hint="default"/>
           <w:lang w:val="en-US" w:eastAsia="zh-CN"/>
@@ -3085,7 +3064,7 @@
     </w:p>
     <w:p>
       <w:pPr>
-        <w:pStyle w:val="29"/>
+        <w:pStyle w:val="a1"/>
         <w:rPr>
           <w:rFonts w:hint="default"/>
           <w:lang w:val="en-US" w:eastAsia="zh-CN"/>
@@ -3101,14 +3080,14 @@
     </w:p>
     <w:p>
       <w:pPr>
-        <w:pStyle w:val="28"/>
+        <w:pStyle w:val="1"/>
         <w:bidi w:val="0"/>
         <w:rPr>
           <w:rFonts w:hint="default"/>
           <w:lang w:val="en-US" w:eastAsia="zh-CN"/>
         </w:rPr>
       </w:pPr>
-      <w:bookmarkStart w:id="5" w:name="_Toc30404"/>
+      <w:bookmarkStart w:id="6" w:name="_Toc30404"/>
       <w:r>
         <w:rPr>
           <w:rFonts w:hint="default"/>
@@ -3116,11 +3095,11 @@
         </w:rPr>
         <w:t>培训计划制定</w:t>
       </w:r>
-      <w:bookmarkEnd w:id="5"/>
+      <w:bookmarkEnd w:id="6"/>
     </w:p>
     <w:p>
       <w:pPr>
-        <w:pStyle w:val="29"/>
+        <w:pStyle w:val="a1"/>
         <w:rPr>
           <w:rFonts w:hint="default"/>
           <w:lang w:val="en-US" w:eastAsia="zh-CN"/>
@@ -3136,7 +3115,7 @@
     </w:p>
     <w:p>
       <w:pPr>
-        <w:pStyle w:val="29"/>
+        <w:pStyle w:val="a1"/>
         <w:rPr>
           <w:rFonts w:hint="default"/>
           <w:lang w:val="en-US" w:eastAsia="zh-CN"/>
@@ -3152,7 +3131,7 @@
     </w:p>
     <w:p>
       <w:pPr>
-        <w:pStyle w:val="29"/>
+        <w:pStyle w:val="a1"/>
         <w:rPr>
           <w:rFonts w:hint="default"/>
           <w:lang w:val="en-US" w:eastAsia="zh-CN"/>
@@ -3168,7 +3147,7 @@
     </w:p>
     <w:p>
       <w:pPr>
-        <w:pStyle w:val="29"/>
+        <w:pStyle w:val="a1"/>
         <w:rPr>
           <w:rFonts w:hint="default"/>
           <w:lang w:val="en-US" w:eastAsia="zh-CN"/>
@@ -3184,14 +3163,14 @@
     </w:p>
     <w:p>
       <w:pPr>
-        <w:pStyle w:val="28"/>
+        <w:pStyle w:val="1"/>
         <w:bidi w:val="0"/>
         <w:rPr>
           <w:rFonts w:hint="default"/>
           <w:lang w:val="en-US" w:eastAsia="zh-CN"/>
         </w:rPr>
       </w:pPr>
-      <w:bookmarkStart w:id="6" w:name="_Toc28662"/>
+      <w:bookmarkStart w:id="7" w:name="_Toc28662"/>
       <w:r>
         <w:rPr>
           <w:rFonts w:hint="default"/>
@@ -3199,23 +3178,22 @@
         </w:rPr>
         <w:t>培训类别与内容</w:t>
       </w:r>
-      <w:bookmarkEnd w:id="6"/>
+      <w:bookmarkEnd w:id="7"/>
     </w:p>
     <w:tbl>
       <w:tblPr>
-        <w:tblStyle w:val="20"/>
+        <w:tblStyle w:val="TableNormal"/>
         <w:tblW w:w="0" w:type="auto"/>
         <w:tblInd w:w="0" w:type="dxa"/>
         <w:tblBorders>
-          <w:top w:val="single" w:color="auto" w:sz="4" w:space="0"/>
-          <w:left w:val="single" w:color="auto" w:sz="4" w:space="0"/>
-          <w:bottom w:val="single" w:color="auto" w:sz="4" w:space="0"/>
-          <w:right w:val="single" w:color="auto" w:sz="4" w:space="0"/>
-          <w:insideH w:val="single" w:color="auto" w:sz="4" w:space="0"/>
-          <w:insideV w:val="single" w:color="auto" w:sz="4" w:space="0"/>
+          <w:top w:val="single" w:sz="4" w:space="0" w:color="auto"/>
+          <w:left w:val="single" w:sz="4" w:space="0" w:color="auto"/>
+          <w:bottom w:val="single" w:sz="4" w:space="0" w:color="auto"/>
+          <w:right w:val="single" w:sz="4" w:space="0" w:color="auto"/>
+          <w:insideH w:val="single" w:sz="4" w:space="0" w:color="auto"/>
+          <w:insideV w:val="single" w:sz="4" w:space="0" w:color="auto"/>
         </w:tblBorders>
         <w:shd w:val="clear" w:color="auto" w:fill="auto"/>
-        <w:tblLayout w:type="autofit"/>
         <w:tblCellMar>
           <w:top w:w="15" w:type="dxa"/>
           <w:left w:w="15" w:type="dxa"/>
@@ -3231,13 +3209,15 @@
       </w:tblGrid>
       <w:tr>
         <w:tblPrEx>
+          <w:tblW w:w="0" w:type="auto"/>
+          <w:tblInd w:w="0" w:type="dxa"/>
           <w:tblBorders>
-            <w:top w:val="single" w:color="auto" w:sz="4" w:space="0"/>
-            <w:left w:val="single" w:color="auto" w:sz="4" w:space="0"/>
-            <w:bottom w:val="single" w:color="auto" w:sz="4" w:space="0"/>
-            <w:right w:val="single" w:color="auto" w:sz="4" w:space="0"/>
-            <w:insideH w:val="single" w:color="auto" w:sz="4" w:space="0"/>
-            <w:insideV w:val="single" w:color="auto" w:sz="4" w:space="0"/>
+            <w:top w:val="single" w:sz="4" w:space="0" w:color="auto"/>
+            <w:left w:val="single" w:sz="4" w:space="0" w:color="auto"/>
+            <w:bottom w:val="single" w:sz="4" w:space="0" w:color="auto"/>
+            <w:right w:val="single" w:sz="4" w:space="0" w:color="auto"/>
+            <w:insideH w:val="single" w:sz="4" w:space="0" w:color="auto"/>
+            <w:insideV w:val="single" w:sz="4" w:space="0" w:color="auto"/>
           </w:tblBorders>
           <w:shd w:val="clear" w:color="auto" w:fill="auto"/>
           <w:tblCellMar>
@@ -3269,10 +3249,10 @@
               <w:widowControl/>
               <w:suppressLineNumbers w:val="0"/>
               <w:spacing w:line="300" w:lineRule="atLeast"/>
-              <w:ind w:left="0" w:leftChars="0" w:right="0" w:rightChars="0" w:firstLine="0" w:firstLineChars="0"/>
+              <w:ind w:left="0" w:right="0" w:firstLine="0" w:leftChars="0" w:rightChars="0" w:firstLineChars="0"/>
               <w:jc w:val="center"/>
               <w:rPr>
-                <w:rFonts w:ascii="Segoe UI" w:hAnsi="Segoe UI" w:eastAsia="Segoe UI" w:cs="Segoe UI"/>
+                <w:rFonts w:ascii="Segoe UI" w:eastAsia="Segoe UI" w:hAnsi="Segoe UI" w:cs="Segoe UI"/>
                 <w:i w:val="0"/>
                 <w:iCs w:val="0"/>
                 <w:caps w:val="0"/>
@@ -3284,7 +3264,7 @@
             </w:pPr>
             <w:r>
               <w:rPr>
-                <w:rFonts w:hint="default" w:ascii="Segoe UI" w:hAnsi="Segoe UI" w:eastAsia="Segoe UI" w:cs="Segoe UI"/>
+                <w:rFonts w:ascii="Segoe UI" w:eastAsia="Segoe UI" w:hAnsi="Segoe UI" w:cs="Segoe UI" w:hint="default"/>
                 <w:i w:val="0"/>
                 <w:iCs w:val="0"/>
                 <w:caps w:val="0"/>
@@ -3294,7 +3274,7 @@
                 <w:kern w:val="0"/>
                 <w:sz w:val="18"/>
                 <w:szCs w:val="18"/>
-                <w:lang w:val="en-US" w:eastAsia="zh-CN" w:bidi="ar"/>
+                <w:lang w:val="en-US" w:eastAsia="zh-CN"/>
               </w:rPr>
               <w:t>类别</w:t>
             </w:r>
@@ -3319,10 +3299,10 @@
               <w:widowControl/>
               <w:suppressLineNumbers w:val="0"/>
               <w:spacing w:line="300" w:lineRule="atLeast"/>
-              <w:ind w:left="0" w:leftChars="0" w:right="0" w:rightChars="0" w:firstLine="0" w:firstLineChars="0"/>
+              <w:ind w:left="0" w:right="0" w:firstLine="0" w:leftChars="0" w:rightChars="0" w:firstLineChars="0"/>
               <w:jc w:val="center"/>
               <w:rPr>
-                <w:rFonts w:hint="default" w:ascii="Segoe UI" w:hAnsi="Segoe UI" w:eastAsia="Segoe UI" w:cs="Segoe UI"/>
+                <w:rFonts w:ascii="Segoe UI" w:eastAsia="Segoe UI" w:hAnsi="Segoe UI" w:cs="Segoe UI" w:hint="default"/>
                 <w:i w:val="0"/>
                 <w:iCs w:val="0"/>
                 <w:caps w:val="0"/>
@@ -3334,7 +3314,7 @@
             </w:pPr>
             <w:r>
               <w:rPr>
-                <w:rFonts w:hint="default" w:ascii="Segoe UI" w:hAnsi="Segoe UI" w:eastAsia="Segoe UI" w:cs="Segoe UI"/>
+                <w:rFonts w:ascii="Segoe UI" w:eastAsia="Segoe UI" w:hAnsi="Segoe UI" w:cs="Segoe UI" w:hint="default"/>
                 <w:i w:val="0"/>
                 <w:iCs w:val="0"/>
                 <w:caps w:val="0"/>
@@ -3344,7 +3324,7 @@
                 <w:kern w:val="0"/>
                 <w:sz w:val="18"/>
                 <w:szCs w:val="18"/>
-                <w:lang w:val="en-US" w:eastAsia="zh-CN" w:bidi="ar"/>
+                <w:lang w:val="en-US" w:eastAsia="zh-CN"/>
               </w:rPr>
               <w:t>主要对象</w:t>
             </w:r>
@@ -3369,10 +3349,10 @@
               <w:widowControl/>
               <w:suppressLineNumbers w:val="0"/>
               <w:spacing w:line="300" w:lineRule="atLeast"/>
-              <w:ind w:left="0" w:leftChars="0" w:right="0" w:rightChars="0" w:firstLine="0" w:firstLineChars="0"/>
+              <w:ind w:left="0" w:right="0" w:firstLine="0" w:leftChars="0" w:rightChars="0" w:firstLineChars="0"/>
               <w:jc w:val="center"/>
               <w:rPr>
-                <w:rFonts w:hint="default" w:ascii="Segoe UI" w:hAnsi="Segoe UI" w:eastAsia="Segoe UI" w:cs="Segoe UI"/>
+                <w:rFonts w:ascii="Segoe UI" w:eastAsia="Segoe UI" w:hAnsi="Segoe UI" w:cs="Segoe UI" w:hint="default"/>
                 <w:i w:val="0"/>
                 <w:iCs w:val="0"/>
                 <w:caps w:val="0"/>
@@ -3384,7 +3364,7 @@
             </w:pPr>
             <w:r>
               <w:rPr>
-                <w:rFonts w:hint="default" w:ascii="Segoe UI" w:hAnsi="Segoe UI" w:eastAsia="Segoe UI" w:cs="Segoe UI"/>
+                <w:rFonts w:ascii="Segoe UI" w:eastAsia="Segoe UI" w:hAnsi="Segoe UI" w:cs="Segoe UI" w:hint="default"/>
                 <w:i w:val="0"/>
                 <w:iCs w:val="0"/>
                 <w:caps w:val="0"/>
@@ -3394,7 +3374,7 @@
                 <w:kern w:val="0"/>
                 <w:sz w:val="18"/>
                 <w:szCs w:val="18"/>
-                <w:lang w:val="en-US" w:eastAsia="zh-CN" w:bidi="ar"/>
+                <w:lang w:val="en-US" w:eastAsia="zh-CN"/>
               </w:rPr>
               <w:t>核心内容</w:t>
             </w:r>
@@ -3419,10 +3399,10 @@
               <w:widowControl/>
               <w:suppressLineNumbers w:val="0"/>
               <w:spacing w:line="300" w:lineRule="atLeast"/>
-              <w:ind w:left="0" w:leftChars="0" w:right="0" w:rightChars="0" w:firstLine="0" w:firstLineChars="0"/>
+              <w:ind w:left="0" w:right="0" w:firstLine="0" w:leftChars="0" w:rightChars="0" w:firstLineChars="0"/>
               <w:jc w:val="center"/>
               <w:rPr>
-                <w:rFonts w:hint="default" w:ascii="Segoe UI" w:hAnsi="Segoe UI" w:eastAsia="Segoe UI" w:cs="Segoe UI"/>
+                <w:rFonts w:ascii="Segoe UI" w:eastAsia="Segoe UI" w:hAnsi="Segoe UI" w:cs="Segoe UI" w:hint="default"/>
                 <w:i w:val="0"/>
                 <w:iCs w:val="0"/>
                 <w:caps w:val="0"/>
@@ -3434,7 +3414,7 @@
             </w:pPr>
             <w:r>
               <w:rPr>
-                <w:rFonts w:hint="default" w:ascii="Segoe UI" w:hAnsi="Segoe UI" w:eastAsia="Segoe UI" w:cs="Segoe UI"/>
+                <w:rFonts w:ascii="Segoe UI" w:eastAsia="Segoe UI" w:hAnsi="Segoe UI" w:cs="Segoe UI" w:hint="default"/>
                 <w:i w:val="0"/>
                 <w:iCs w:val="0"/>
                 <w:caps w:val="0"/>
@@ -3444,7 +3424,7 @@
                 <w:kern w:val="0"/>
                 <w:sz w:val="18"/>
                 <w:szCs w:val="18"/>
-                <w:lang w:val="en-US" w:eastAsia="zh-CN" w:bidi="ar"/>
+                <w:lang w:val="en-US" w:eastAsia="zh-CN"/>
               </w:rPr>
               <w:t>目标</w:t>
             </w:r>
@@ -3453,14 +3433,8 @@
       </w:tr>
       <w:tr>
         <w:tblPrEx>
-          <w:tblBorders>
-            <w:top w:val="single" w:color="auto" w:sz="4" w:space="0"/>
-            <w:left w:val="single" w:color="auto" w:sz="4" w:space="0"/>
-            <w:bottom w:val="single" w:color="auto" w:sz="4" w:space="0"/>
-            <w:right w:val="single" w:color="auto" w:sz="4" w:space="0"/>
-            <w:insideH w:val="single" w:color="auto" w:sz="4" w:space="0"/>
-            <w:insideV w:val="single" w:color="auto" w:sz="4" w:space="0"/>
-          </w:tblBorders>
+          <w:tblW w:w="0" w:type="auto"/>
+          <w:tblInd w:w="0" w:type="dxa"/>
           <w:shd w:val="clear" w:color="auto" w:fill="auto"/>
           <w:tblCellMar>
             <w:top w:w="15" w:type="dxa"/>
@@ -3491,7 +3465,7 @@
               <w:spacing w:line="300" w:lineRule="atLeast"/>
               <w:jc w:val="left"/>
               <w:rPr>
-                <w:rFonts w:hint="default" w:ascii="Segoe UI" w:hAnsi="Segoe UI" w:eastAsia="Segoe UI" w:cs="Segoe UI"/>
+                <w:rFonts w:ascii="Segoe UI" w:eastAsia="Segoe UI" w:hAnsi="Segoe UI" w:cs="Segoe UI" w:hint="default"/>
                 <w:i w:val="0"/>
                 <w:iCs w:val="0"/>
                 <w:caps w:val="0"/>
@@ -3503,8 +3477,8 @@
             </w:pPr>
             <w:r>
               <w:rPr>
-                <w:rStyle w:val="23"/>
-                <w:rFonts w:hint="default" w:ascii="Segoe UI" w:hAnsi="Segoe UI" w:eastAsia="Segoe UI" w:cs="Segoe UI"/>
+                <w:rStyle w:val="Strong"/>
+                <w:rFonts w:ascii="Segoe UI" w:eastAsia="Segoe UI" w:hAnsi="Segoe UI" w:cs="Segoe UI" w:hint="default"/>
                 <w:b/>
                 <w:bCs/>
                 <w:i w:val="0"/>
@@ -3516,7 +3490,7 @@
                 <w:kern w:val="0"/>
                 <w:sz w:val="18"/>
                 <w:szCs w:val="18"/>
-                <w:lang w:val="en-US" w:eastAsia="zh-CN" w:bidi="ar"/>
+                <w:lang w:val="en-US" w:eastAsia="zh-CN"/>
               </w:rPr>
               <w:t>基础培训（入职培训）</w:t>
             </w:r>
@@ -3543,7 +3517,7 @@
               <w:spacing w:line="300" w:lineRule="atLeast"/>
               <w:jc w:val="left"/>
               <w:rPr>
-                <w:rFonts w:hint="default" w:ascii="Segoe UI" w:hAnsi="Segoe UI" w:eastAsia="Segoe UI" w:cs="Segoe UI"/>
+                <w:rFonts w:ascii="Segoe UI" w:eastAsia="Segoe UI" w:hAnsi="Segoe UI" w:cs="Segoe UI" w:hint="default"/>
                 <w:i w:val="0"/>
                 <w:iCs w:val="0"/>
                 <w:caps w:val="0"/>
@@ -3555,7 +3529,7 @@
             </w:pPr>
             <w:r>
               <w:rPr>
-                <w:rFonts w:hint="default" w:ascii="Segoe UI" w:hAnsi="Segoe UI" w:eastAsia="Segoe UI" w:cs="Segoe UI"/>
+                <w:rFonts w:ascii="Segoe UI" w:eastAsia="Segoe UI" w:hAnsi="Segoe UI" w:cs="Segoe UI" w:hint="default"/>
                 <w:i w:val="0"/>
                 <w:iCs w:val="0"/>
                 <w:caps w:val="0"/>
@@ -3565,7 +3539,7 @@
                 <w:kern w:val="0"/>
                 <w:sz w:val="18"/>
                 <w:szCs w:val="18"/>
-                <w:lang w:val="en-US" w:eastAsia="zh-CN" w:bidi="ar"/>
+                <w:lang w:val="en-US" w:eastAsia="zh-CN"/>
               </w:rPr>
               <w:t>应届毕业生、新入职员工（无相关经验者）</w:t>
             </w:r>
@@ -3592,7 +3566,7 @@
               <w:spacing w:line="300" w:lineRule="atLeast"/>
               <w:jc w:val="left"/>
               <w:rPr>
-                <w:rFonts w:hint="default" w:ascii="Segoe UI" w:hAnsi="Segoe UI" w:eastAsia="Segoe UI" w:cs="Segoe UI"/>
+                <w:rFonts w:ascii="Segoe UI" w:eastAsia="Segoe UI" w:hAnsi="Segoe UI" w:cs="Segoe UI" w:hint="default"/>
                 <w:i w:val="0"/>
                 <w:iCs w:val="0"/>
                 <w:caps w:val="0"/>
@@ -3604,7 +3578,7 @@
             </w:pPr>
             <w:r>
               <w:rPr>
-                <w:rFonts w:hint="default" w:ascii="Segoe UI" w:hAnsi="Segoe UI" w:eastAsia="Segoe UI" w:cs="Segoe UI"/>
+                <w:rFonts w:ascii="Segoe UI" w:eastAsia="Segoe UI" w:hAnsi="Segoe UI" w:cs="Segoe UI" w:hint="default"/>
                 <w:i w:val="0"/>
                 <w:iCs w:val="0"/>
                 <w:caps w:val="0"/>
@@ -3614,7 +3588,7 @@
                 <w:kern w:val="0"/>
                 <w:sz w:val="18"/>
                 <w:szCs w:val="18"/>
-                <w:lang w:val="en-US" w:eastAsia="zh-CN" w:bidi="ar"/>
+                <w:lang w:val="en-US" w:eastAsia="zh-CN"/>
               </w:rPr>
               <w:t>公司概况、企业文化、规章制度、安全教育、基础业务流程。</w:t>
             </w:r>
@@ -3641,7 +3615,7 @@
               <w:spacing w:line="300" w:lineRule="atLeast"/>
               <w:jc w:val="left"/>
               <w:rPr>
-                <w:rFonts w:hint="default" w:ascii="Segoe UI" w:hAnsi="Segoe UI" w:eastAsia="Segoe UI" w:cs="Segoe UI"/>
+                <w:rFonts w:ascii="Segoe UI" w:eastAsia="Segoe UI" w:hAnsi="Segoe UI" w:cs="Segoe UI" w:hint="default"/>
                 <w:i w:val="0"/>
                 <w:iCs w:val="0"/>
                 <w:caps w:val="0"/>
@@ -3653,7 +3627,7 @@
             </w:pPr>
             <w:r>
               <w:rPr>
-                <w:rFonts w:hint="default" w:ascii="Segoe UI" w:hAnsi="Segoe UI" w:eastAsia="Segoe UI" w:cs="Segoe UI"/>
+                <w:rFonts w:ascii="Segoe UI" w:eastAsia="Segoe UI" w:hAnsi="Segoe UI" w:cs="Segoe UI" w:hint="default"/>
                 <w:i w:val="0"/>
                 <w:iCs w:val="0"/>
                 <w:caps w:val="0"/>
@@ -3663,7 +3637,7 @@
                 <w:kern w:val="0"/>
                 <w:sz w:val="18"/>
                 <w:szCs w:val="18"/>
-                <w:lang w:val="en-US" w:eastAsia="zh-CN" w:bidi="ar"/>
+                <w:lang w:val="en-US" w:eastAsia="zh-CN"/>
               </w:rPr>
               <w:t>快速融入公司，理解并认同公司文化及基本要求。</w:t>
             </w:r>
@@ -3672,14 +3646,9 @@
       </w:tr>
       <w:tr>
         <w:tblPrEx>
-          <w:tblBorders>
-            <w:top w:val="single" w:color="auto" w:sz="4" w:space="0"/>
-            <w:left w:val="single" w:color="auto" w:sz="4" w:space="0"/>
-            <w:bottom w:val="single" w:color="auto" w:sz="4" w:space="0"/>
-            <w:right w:val="single" w:color="auto" w:sz="4" w:space="0"/>
-            <w:insideH w:val="single" w:color="auto" w:sz="4" w:space="0"/>
-            <w:insideV w:val="single" w:color="auto" w:sz="4" w:space="0"/>
-          </w:tblBorders>
+          <w:tblW w:w="0" w:type="auto"/>
+          <w:tblInd w:w="0" w:type="dxa"/>
+          <w:shd w:val="clear" w:color="auto" w:fill="auto"/>
           <w:tblCellMar>
             <w:top w:w="15" w:type="dxa"/>
             <w:left w:w="15" w:type="dxa"/>
@@ -3690,7 +3659,7 @@
         <w:tc>
           <w:tcPr>
             <w:tcW w:w="0" w:type="auto"/>
-            <w:vMerge w:val="continue"/>
+            <w:vMerge/>
             <w:shd w:val="clear" w:color="auto" w:fill="auto"/>
             <w:tcMar>
               <w:top w:w="120" w:type="dxa"/>
@@ -3703,7 +3672,7 @@
           <w:p>
             <w:pPr>
               <w:rPr>
-                <w:rFonts w:hint="default" w:ascii="Segoe UI" w:hAnsi="Segoe UI" w:eastAsia="Segoe UI" w:cs="Segoe UI"/>
+                <w:rFonts w:ascii="Segoe UI" w:eastAsia="Segoe UI" w:hAnsi="Segoe UI" w:cs="Segoe UI" w:hint="default"/>
                 <w:i w:val="0"/>
                 <w:iCs w:val="0"/>
                 <w:caps w:val="0"/>
@@ -3736,7 +3705,7 @@
               <w:spacing w:line="300" w:lineRule="atLeast"/>
               <w:jc w:val="left"/>
               <w:rPr>
-                <w:rFonts w:hint="default" w:ascii="Segoe UI" w:hAnsi="Segoe UI" w:eastAsia="Segoe UI" w:cs="Segoe UI"/>
+                <w:rFonts w:ascii="Segoe UI" w:eastAsia="Segoe UI" w:hAnsi="Segoe UI" w:cs="Segoe UI" w:hint="default"/>
                 <w:i w:val="0"/>
                 <w:iCs w:val="0"/>
                 <w:caps w:val="0"/>
@@ -3748,7 +3717,7 @@
             </w:pPr>
             <w:r>
               <w:rPr>
-                <w:rFonts w:hint="default" w:ascii="Segoe UI" w:hAnsi="Segoe UI" w:eastAsia="Segoe UI" w:cs="Segoe UI"/>
+                <w:rFonts w:ascii="Segoe UI" w:eastAsia="Segoe UI" w:hAnsi="Segoe UI" w:cs="Segoe UI" w:hint="default"/>
                 <w:i w:val="0"/>
                 <w:iCs w:val="0"/>
                 <w:caps w:val="0"/>
@@ -3758,7 +3727,7 @@
                 <w:kern w:val="0"/>
                 <w:sz w:val="18"/>
                 <w:szCs w:val="18"/>
-                <w:lang w:val="en-US" w:eastAsia="zh-CN" w:bidi="ar"/>
+                <w:lang w:val="en-US" w:eastAsia="zh-CN"/>
               </w:rPr>
               <w:t>有经验的新入职员工（重要岗位）</w:t>
             </w:r>
@@ -3785,7 +3754,7 @@
               <w:spacing w:line="300" w:lineRule="atLeast"/>
               <w:jc w:val="left"/>
               <w:rPr>
-                <w:rFonts w:hint="default" w:ascii="Segoe UI" w:hAnsi="Segoe UI" w:eastAsia="Segoe UI" w:cs="Segoe UI"/>
+                <w:rFonts w:ascii="Segoe UI" w:eastAsia="Segoe UI" w:hAnsi="Segoe UI" w:cs="Segoe UI" w:hint="default"/>
                 <w:i w:val="0"/>
                 <w:iCs w:val="0"/>
                 <w:caps w:val="0"/>
@@ -3797,7 +3766,7 @@
             </w:pPr>
             <w:r>
               <w:rPr>
-                <w:rFonts w:hint="default" w:ascii="Segoe UI" w:hAnsi="Segoe UI" w:eastAsia="Segoe UI" w:cs="Segoe UI"/>
+                <w:rFonts w:ascii="Segoe UI" w:eastAsia="Segoe UI" w:hAnsi="Segoe UI" w:cs="Segoe UI" w:hint="default"/>
                 <w:i w:val="0"/>
                 <w:iCs w:val="0"/>
                 <w:caps w:val="0"/>
@@ -3807,7 +3776,7 @@
                 <w:kern w:val="0"/>
                 <w:sz w:val="18"/>
                 <w:szCs w:val="18"/>
-                <w:lang w:val="en-US" w:eastAsia="zh-CN" w:bidi="ar"/>
+                <w:lang w:val="en-US" w:eastAsia="zh-CN"/>
               </w:rPr>
               <w:t>公司文化、特定工作流程与方法、管理理念。</w:t>
             </w:r>
@@ -3834,7 +3803,7 @@
               <w:spacing w:line="300" w:lineRule="atLeast"/>
               <w:jc w:val="left"/>
               <w:rPr>
-                <w:rFonts w:hint="default" w:ascii="Segoe UI" w:hAnsi="Segoe UI" w:eastAsia="Segoe UI" w:cs="Segoe UI"/>
+                <w:rFonts w:ascii="Segoe UI" w:eastAsia="Segoe UI" w:hAnsi="Segoe UI" w:cs="Segoe UI" w:hint="default"/>
                 <w:i w:val="0"/>
                 <w:iCs w:val="0"/>
                 <w:caps w:val="0"/>
@@ -3846,7 +3815,7 @@
             </w:pPr>
             <w:r>
               <w:rPr>
-                <w:rFonts w:hint="default" w:ascii="Segoe UI" w:hAnsi="Segoe UI" w:eastAsia="Segoe UI" w:cs="Segoe UI"/>
+                <w:rFonts w:ascii="Segoe UI" w:eastAsia="Segoe UI" w:hAnsi="Segoe UI" w:cs="Segoe UI" w:hint="default"/>
                 <w:i w:val="0"/>
                 <w:iCs w:val="0"/>
                 <w:caps w:val="0"/>
@@ -3856,7 +3825,7 @@
                 <w:kern w:val="0"/>
                 <w:sz w:val="18"/>
                 <w:szCs w:val="18"/>
-                <w:lang w:val="en-US" w:eastAsia="zh-CN" w:bidi="ar"/>
+                <w:lang w:val="en-US" w:eastAsia="zh-CN"/>
               </w:rPr>
               <w:t>消除以往工作惯性消极影响，快速适应新岗位。</w:t>
             </w:r>
@@ -3865,231 +3834,8 @@
       </w:tr>
       <w:tr>
         <w:tblPrEx>
-          <w:tblBorders>
-            <w:top w:val="single" w:color="auto" w:sz="4" w:space="0"/>
-            <w:left w:val="single" w:color="auto" w:sz="4" w:space="0"/>
-            <w:bottom w:val="single" w:color="auto" w:sz="4" w:space="0"/>
-            <w:right w:val="single" w:color="auto" w:sz="4" w:space="0"/>
-            <w:insideH w:val="single" w:color="auto" w:sz="4" w:space="0"/>
-            <w:insideV w:val="single" w:color="auto" w:sz="4" w:space="0"/>
-          </w:tblBorders>
-          <w:tblCellMar>
-            <w:top w:w="15" w:type="dxa"/>
-            <w:left w:w="15" w:type="dxa"/>
-            <w:bottom w:w="15" w:type="dxa"/>
-            <w:right w:w="15" w:type="dxa"/>
-          </w:tblCellMar>
-        </w:tblPrEx>
-        <w:tc>
-          <w:tcPr>
-            <w:tcW w:w="0" w:type="auto"/>
-            <w:shd w:val="clear" w:color="auto" w:fill="auto"/>
-            <w:tcMar>
-              <w:top w:w="120" w:type="dxa"/>
-              <w:left w:w="0" w:type="dxa"/>
-              <w:bottom w:w="120" w:type="dxa"/>
-              <w:right w:w="192" w:type="dxa"/>
-            </w:tcMar>
-            <w:vAlign w:val="center"/>
-          </w:tcPr>
-          <w:p>
-            <w:pPr>
-              <w:keepNext w:val="0"/>
-              <w:keepLines w:val="0"/>
-              <w:widowControl/>
-              <w:suppressLineNumbers w:val="0"/>
-              <w:spacing w:line="300" w:lineRule="atLeast"/>
-              <w:jc w:val="left"/>
-              <w:rPr>
-                <w:rFonts w:hint="default" w:ascii="Segoe UI" w:hAnsi="Segoe UI" w:eastAsia="Segoe UI" w:cs="Segoe UI"/>
-                <w:i w:val="0"/>
-                <w:iCs w:val="0"/>
-                <w:caps w:val="0"/>
-                <w:color w:val="0F1115"/>
-                <w:spacing w:val="0"/>
-                <w:sz w:val="18"/>
-                <w:szCs w:val="18"/>
-              </w:rPr>
-            </w:pPr>
-            <w:r>
-              <w:rPr>
-                <w:rStyle w:val="23"/>
-                <w:rFonts w:hint="default" w:ascii="Segoe UI" w:hAnsi="Segoe UI" w:eastAsia="Segoe UI" w:cs="Segoe UI"/>
-                <w:b/>
-                <w:bCs/>
-                <w:i w:val="0"/>
-                <w:iCs w:val="0"/>
-                <w:caps w:val="0"/>
-                <w:snapToGrid w:val="0"/>
-                <w:color w:val="000000"/>
-                <w:spacing w:val="0"/>
-                <w:kern w:val="0"/>
-                <w:sz w:val="18"/>
-                <w:szCs w:val="18"/>
-                <w:lang w:val="en-US" w:eastAsia="zh-CN" w:bidi="ar"/>
-              </w:rPr>
-              <w:t>岗位技能培训（在职培训）</w:t>
-            </w:r>
-          </w:p>
-        </w:tc>
-        <w:tc>
-          <w:tcPr>
-            <w:tcW w:w="0" w:type="auto"/>
-            <w:shd w:val="clear" w:color="auto" w:fill="auto"/>
-            <w:tcMar>
-              <w:top w:w="120" w:type="dxa"/>
-              <w:left w:w="192" w:type="dxa"/>
-              <w:bottom w:w="120" w:type="dxa"/>
-              <w:right w:w="192" w:type="dxa"/>
-            </w:tcMar>
-            <w:vAlign w:val="center"/>
-          </w:tcPr>
-          <w:p>
-            <w:pPr>
-              <w:keepNext w:val="0"/>
-              <w:keepLines w:val="0"/>
-              <w:widowControl/>
-              <w:suppressLineNumbers w:val="0"/>
-              <w:spacing w:line="300" w:lineRule="atLeast"/>
-              <w:jc w:val="left"/>
-              <w:rPr>
-                <w:rFonts w:hint="default" w:ascii="Segoe UI" w:hAnsi="Segoe UI" w:eastAsia="Segoe UI" w:cs="Segoe UI"/>
-                <w:i w:val="0"/>
-                <w:iCs w:val="0"/>
-                <w:caps w:val="0"/>
-                <w:color w:val="0F1115"/>
-                <w:spacing w:val="0"/>
-                <w:sz w:val="18"/>
-                <w:szCs w:val="18"/>
-              </w:rPr>
-            </w:pPr>
-            <w:r>
-              <w:rPr>
-                <w:rFonts w:hint="default" w:ascii="Segoe UI" w:hAnsi="Segoe UI" w:eastAsia="Segoe UI" w:cs="Segoe UI"/>
-                <w:i w:val="0"/>
-                <w:iCs w:val="0"/>
-                <w:caps w:val="0"/>
-                <w:snapToGrid w:val="0"/>
-                <w:color w:val="000000"/>
-                <w:spacing w:val="0"/>
-                <w:kern w:val="0"/>
-                <w:sz w:val="18"/>
-                <w:szCs w:val="18"/>
-                <w:lang w:val="en-US" w:eastAsia="zh-CN" w:bidi="ar"/>
-              </w:rPr>
-              <w:t>全体在岗员工</w:t>
-            </w:r>
-          </w:p>
-        </w:tc>
-        <w:tc>
-          <w:tcPr>
-            <w:tcW w:w="0" w:type="auto"/>
-            <w:shd w:val="clear" w:color="auto" w:fill="auto"/>
-            <w:tcMar>
-              <w:top w:w="120" w:type="dxa"/>
-              <w:left w:w="192" w:type="dxa"/>
-              <w:bottom w:w="120" w:type="dxa"/>
-              <w:right w:w="192" w:type="dxa"/>
-            </w:tcMar>
-            <w:vAlign w:val="center"/>
-          </w:tcPr>
-          <w:p>
-            <w:pPr>
-              <w:keepNext w:val="0"/>
-              <w:keepLines w:val="0"/>
-              <w:widowControl/>
-              <w:suppressLineNumbers w:val="0"/>
-              <w:spacing w:line="300" w:lineRule="atLeast"/>
-              <w:jc w:val="left"/>
-              <w:rPr>
-                <w:rFonts w:hint="default" w:ascii="Segoe UI" w:hAnsi="Segoe UI" w:eastAsia="Segoe UI" w:cs="Segoe UI"/>
-                <w:i w:val="0"/>
-                <w:iCs w:val="0"/>
-                <w:caps w:val="0"/>
-                <w:color w:val="0F1115"/>
-                <w:spacing w:val="0"/>
-                <w:sz w:val="18"/>
-                <w:szCs w:val="18"/>
-              </w:rPr>
-            </w:pPr>
-            <w:r>
-              <w:rPr>
-                <w:rFonts w:hint="default" w:ascii="Segoe UI" w:hAnsi="Segoe UI" w:eastAsia="Segoe UI" w:cs="Segoe UI"/>
-                <w:i w:val="0"/>
-                <w:iCs w:val="0"/>
-                <w:caps w:val="0"/>
-                <w:snapToGrid w:val="0"/>
-                <w:color w:val="000000"/>
-                <w:spacing w:val="0"/>
-                <w:kern w:val="0"/>
-                <w:sz w:val="18"/>
-                <w:szCs w:val="18"/>
-                <w:lang w:val="en-US" w:eastAsia="zh-CN" w:bidi="ar"/>
-              </w:rPr>
-              <w:t>基于岗位要求的专业知识、技能深化、新工具/平台使用、流程优化、问题解决方法等。</w:t>
-            </w:r>
-          </w:p>
-        </w:tc>
-        <w:tc>
-          <w:tcPr>
-            <w:tcW w:w="0" w:type="auto"/>
-            <w:shd w:val="clear" w:color="auto" w:fill="auto"/>
-            <w:tcMar>
-              <w:top w:w="120" w:type="dxa"/>
-              <w:left w:w="192" w:type="dxa"/>
-              <w:bottom w:w="120" w:type="dxa"/>
-              <w:right w:w="0" w:type="dxa"/>
-            </w:tcMar>
-            <w:vAlign w:val="center"/>
-          </w:tcPr>
-          <w:p>
-            <w:pPr>
-              <w:keepNext w:val="0"/>
-              <w:keepLines w:val="0"/>
-              <w:widowControl/>
-              <w:suppressLineNumbers w:val="0"/>
-              <w:spacing w:line="300" w:lineRule="atLeast"/>
-              <w:jc w:val="left"/>
-              <w:rPr>
-                <w:rFonts w:hint="default" w:ascii="Segoe UI" w:hAnsi="Segoe UI" w:eastAsia="Segoe UI" w:cs="Segoe UI"/>
-                <w:i w:val="0"/>
-                <w:iCs w:val="0"/>
-                <w:caps w:val="0"/>
-                <w:color w:val="0F1115"/>
-                <w:spacing w:val="0"/>
-                <w:sz w:val="18"/>
-                <w:szCs w:val="18"/>
-              </w:rPr>
-            </w:pPr>
-            <w:r>
-              <w:rPr>
-                <w:rFonts w:hint="default" w:ascii="Segoe UI" w:hAnsi="Segoe UI" w:eastAsia="Segoe UI" w:cs="Segoe UI"/>
-                <w:i w:val="0"/>
-                <w:iCs w:val="0"/>
-                <w:caps w:val="0"/>
-                <w:snapToGrid w:val="0"/>
-                <w:color w:val="000000"/>
-                <w:spacing w:val="0"/>
-                <w:kern w:val="0"/>
-                <w:sz w:val="18"/>
-                <w:szCs w:val="18"/>
-                <w:lang w:val="en-US" w:eastAsia="zh-CN" w:bidi="ar"/>
-              </w:rPr>
-              <w:t>持续提升岗位胜任力，改善工作绩效。</w:t>
-            </w:r>
-          </w:p>
-        </w:tc>
-      </w:tr>
-      <w:tr>
-        <w:tblPrEx>
-          <w:tblBorders>
-            <w:top w:val="single" w:color="auto" w:sz="4" w:space="0"/>
-            <w:left w:val="single" w:color="auto" w:sz="4" w:space="0"/>
-            <w:bottom w:val="single" w:color="auto" w:sz="4" w:space="0"/>
-            <w:right w:val="single" w:color="auto" w:sz="4" w:space="0"/>
-            <w:insideH w:val="single" w:color="auto" w:sz="4" w:space="0"/>
-            <w:insideV w:val="single" w:color="auto" w:sz="4" w:space="0"/>
-          </w:tblBorders>
+          <w:tblW w:w="0" w:type="auto"/>
+          <w:tblInd w:w="0" w:type="dxa"/>
           <w:shd w:val="clear" w:color="auto" w:fill="auto"/>
           <w:tblCellMar>
             <w:top w:w="15" w:type="dxa"/>
@@ -4119,7 +3865,7 @@
               <w:spacing w:line="300" w:lineRule="atLeast"/>
               <w:jc w:val="left"/>
               <w:rPr>
-                <w:rFonts w:hint="default" w:ascii="Segoe UI" w:hAnsi="Segoe UI" w:eastAsia="Segoe UI" w:cs="Segoe UI"/>
+                <w:rFonts w:ascii="Segoe UI" w:eastAsia="Segoe UI" w:hAnsi="Segoe UI" w:cs="Segoe UI" w:hint="default"/>
                 <w:i w:val="0"/>
                 <w:iCs w:val="0"/>
                 <w:caps w:val="0"/>
@@ -4131,8 +3877,8 @@
             </w:pPr>
             <w:r>
               <w:rPr>
-                <w:rStyle w:val="23"/>
-                <w:rFonts w:hint="default" w:ascii="Segoe UI" w:hAnsi="Segoe UI" w:eastAsia="Segoe UI" w:cs="Segoe UI"/>
+                <w:rStyle w:val="Strong"/>
+                <w:rFonts w:ascii="Segoe UI" w:eastAsia="Segoe UI" w:hAnsi="Segoe UI" w:cs="Segoe UI" w:hint="default"/>
                 <w:b/>
                 <w:bCs/>
                 <w:i w:val="0"/>
@@ -4144,9 +3890,9 @@
                 <w:kern w:val="0"/>
                 <w:sz w:val="18"/>
                 <w:szCs w:val="18"/>
-                <w:lang w:val="en-US" w:eastAsia="zh-CN" w:bidi="ar"/>
-              </w:rPr>
-              <w:t>专业知识提升培训</w:t>
+                <w:lang w:val="en-US" w:eastAsia="zh-CN"/>
+              </w:rPr>
+              <w:t>岗位技能培训（在职培训）</w:t>
             </w:r>
           </w:p>
         </w:tc>
@@ -4171,7 +3917,7 @@
               <w:spacing w:line="300" w:lineRule="atLeast"/>
               <w:jc w:val="left"/>
               <w:rPr>
-                <w:rFonts w:hint="default" w:ascii="Segoe UI" w:hAnsi="Segoe UI" w:eastAsia="Segoe UI" w:cs="Segoe UI"/>
+                <w:rFonts w:ascii="Segoe UI" w:eastAsia="Segoe UI" w:hAnsi="Segoe UI" w:cs="Segoe UI" w:hint="default"/>
                 <w:i w:val="0"/>
                 <w:iCs w:val="0"/>
                 <w:caps w:val="0"/>
@@ -4183,7 +3929,7 @@
             </w:pPr>
             <w:r>
               <w:rPr>
-                <w:rFonts w:hint="default" w:ascii="Segoe UI" w:hAnsi="Segoe UI" w:eastAsia="Segoe UI" w:cs="Segoe UI"/>
+                <w:rFonts w:ascii="Segoe UI" w:eastAsia="Segoe UI" w:hAnsi="Segoe UI" w:cs="Segoe UI" w:hint="default"/>
                 <w:i w:val="0"/>
                 <w:iCs w:val="0"/>
                 <w:caps w:val="0"/>
@@ -4193,9 +3939,9 @@
                 <w:kern w:val="0"/>
                 <w:sz w:val="18"/>
                 <w:szCs w:val="18"/>
-                <w:lang w:val="en-US" w:eastAsia="zh-CN" w:bidi="ar"/>
-              </w:rPr>
-              <w:t>各层级专业技术人员（初级/中级/高级）</w:t>
+                <w:lang w:val="en-US" w:eastAsia="zh-CN"/>
+              </w:rPr>
+              <w:t>全体在岗员工</w:t>
             </w:r>
           </w:p>
         </w:tc>
@@ -4220,7 +3966,7 @@
               <w:spacing w:line="300" w:lineRule="atLeast"/>
               <w:jc w:val="left"/>
               <w:rPr>
-                <w:rFonts w:hint="default" w:ascii="Segoe UI" w:hAnsi="Segoe UI" w:eastAsia="Segoe UI" w:cs="Segoe UI"/>
+                <w:rFonts w:ascii="Segoe UI" w:eastAsia="Segoe UI" w:hAnsi="Segoe UI" w:cs="Segoe UI" w:hint="default"/>
                 <w:i w:val="0"/>
                 <w:iCs w:val="0"/>
                 <w:caps w:val="0"/>
@@ -4232,7 +3978,7 @@
             </w:pPr>
             <w:r>
               <w:rPr>
-                <w:rFonts w:hint="default" w:ascii="Segoe UI" w:hAnsi="Segoe UI" w:eastAsia="Segoe UI" w:cs="Segoe UI"/>
+                <w:rFonts w:ascii="Segoe UI" w:eastAsia="Segoe UI" w:hAnsi="Segoe UI" w:cs="Segoe UI" w:hint="default"/>
                 <w:i w:val="0"/>
                 <w:iCs w:val="0"/>
                 <w:caps w:val="0"/>
@@ -4242,9 +3988,9 @@
                 <w:kern w:val="0"/>
                 <w:sz w:val="18"/>
                 <w:szCs w:val="18"/>
-                <w:lang w:val="en-US" w:eastAsia="zh-CN" w:bidi="ar"/>
-              </w:rPr>
-              <w:t>运维技术前沿（如云原生、AIOps、安全）、新标准新规范、技术攻关方法等。</w:t>
+                <w:lang w:val="en-US" w:eastAsia="zh-CN"/>
+              </w:rPr>
+              <w:t>基于岗位要求的专业知识、技能深化、新工具/平台使用、流程优化、问题解决方法等。</w:t>
             </w:r>
           </w:p>
         </w:tc>
@@ -4269,7 +4015,7 @@
               <w:spacing w:line="300" w:lineRule="atLeast"/>
               <w:jc w:val="left"/>
               <w:rPr>
-                <w:rFonts w:hint="default" w:ascii="Segoe UI" w:hAnsi="Segoe UI" w:eastAsia="Segoe UI" w:cs="Segoe UI"/>
+                <w:rFonts w:ascii="Segoe UI" w:eastAsia="Segoe UI" w:hAnsi="Segoe UI" w:cs="Segoe UI" w:hint="default"/>
                 <w:i w:val="0"/>
                 <w:iCs w:val="0"/>
                 <w:caps w:val="0"/>
@@ -4281,7 +4027,7 @@
             </w:pPr>
             <w:r>
               <w:rPr>
-                <w:rFonts w:hint="default" w:ascii="Segoe UI" w:hAnsi="Segoe UI" w:eastAsia="Segoe UI" w:cs="Segoe UI"/>
+                <w:rFonts w:ascii="Segoe UI" w:eastAsia="Segoe UI" w:hAnsi="Segoe UI" w:cs="Segoe UI" w:hint="default"/>
                 <w:i w:val="0"/>
                 <w:iCs w:val="0"/>
                 <w:caps w:val="0"/>
@@ -4291,23 +4037,17 @@
                 <w:kern w:val="0"/>
                 <w:sz w:val="18"/>
                 <w:szCs w:val="18"/>
-                <w:lang w:val="en-US" w:eastAsia="zh-CN" w:bidi="ar"/>
-              </w:rPr>
-              <w:t>更新知识储备，提升技术敏锐度和创新能力，应对技术挑战。</w:t>
+                <w:lang w:val="en-US" w:eastAsia="zh-CN"/>
+              </w:rPr>
+              <w:t>持续提升岗位胜任力，改善工作绩效。</w:t>
             </w:r>
           </w:p>
         </w:tc>
       </w:tr>
       <w:tr>
         <w:tblPrEx>
-          <w:tblBorders>
-            <w:top w:val="single" w:color="auto" w:sz="4" w:space="0"/>
-            <w:left w:val="single" w:color="auto" w:sz="4" w:space="0"/>
-            <w:bottom w:val="single" w:color="auto" w:sz="4" w:space="0"/>
-            <w:right w:val="single" w:color="auto" w:sz="4" w:space="0"/>
-            <w:insideH w:val="single" w:color="auto" w:sz="4" w:space="0"/>
-            <w:insideV w:val="single" w:color="auto" w:sz="4" w:space="0"/>
-          </w:tblBorders>
+          <w:tblW w:w="0" w:type="auto"/>
+          <w:tblInd w:w="0" w:type="dxa"/>
           <w:shd w:val="clear" w:color="auto" w:fill="auto"/>
           <w:tblCellMar>
             <w:top w:w="15" w:type="dxa"/>
@@ -4337,7 +4077,7 @@
               <w:spacing w:line="300" w:lineRule="atLeast"/>
               <w:jc w:val="left"/>
               <w:rPr>
-                <w:rFonts w:hint="default" w:ascii="Segoe UI" w:hAnsi="Segoe UI" w:eastAsia="Segoe UI" w:cs="Segoe UI"/>
+                <w:rFonts w:ascii="Segoe UI" w:eastAsia="Segoe UI" w:hAnsi="Segoe UI" w:cs="Segoe UI" w:hint="default"/>
                 <w:i w:val="0"/>
                 <w:iCs w:val="0"/>
                 <w:caps w:val="0"/>
@@ -4349,8 +4089,8 @@
             </w:pPr>
             <w:r>
               <w:rPr>
-                <w:rStyle w:val="23"/>
-                <w:rFonts w:hint="default" w:ascii="Segoe UI" w:hAnsi="Segoe UI" w:eastAsia="Segoe UI" w:cs="Segoe UI"/>
+                <w:rStyle w:val="Strong"/>
+                <w:rFonts w:ascii="Segoe UI" w:eastAsia="Segoe UI" w:hAnsi="Segoe UI" w:cs="Segoe UI" w:hint="default"/>
                 <w:b/>
                 <w:bCs/>
                 <w:i w:val="0"/>
@@ -4362,9 +4102,9 @@
                 <w:kern w:val="0"/>
                 <w:sz w:val="18"/>
                 <w:szCs w:val="18"/>
-                <w:lang w:val="en-US" w:eastAsia="zh-CN" w:bidi="ar"/>
-              </w:rPr>
-              <w:t>职业转换培训（转岗培训）</w:t>
+                <w:lang w:val="en-US" w:eastAsia="zh-CN"/>
+              </w:rPr>
+              <w:t>专业知识提升培训</w:t>
             </w:r>
           </w:p>
         </w:tc>
@@ -4389,7 +4129,7 @@
               <w:spacing w:line="300" w:lineRule="atLeast"/>
               <w:jc w:val="left"/>
               <w:rPr>
-                <w:rFonts w:hint="default" w:ascii="Segoe UI" w:hAnsi="Segoe UI" w:eastAsia="Segoe UI" w:cs="Segoe UI"/>
+                <w:rFonts w:ascii="Segoe UI" w:eastAsia="Segoe UI" w:hAnsi="Segoe UI" w:cs="Segoe UI" w:hint="default"/>
                 <w:i w:val="0"/>
                 <w:iCs w:val="0"/>
                 <w:caps w:val="0"/>
@@ -4401,7 +4141,7 @@
             </w:pPr>
             <w:r>
               <w:rPr>
-                <w:rFonts w:hint="default" w:ascii="Segoe UI" w:hAnsi="Segoe UI" w:eastAsia="Segoe UI" w:cs="Segoe UI"/>
+                <w:rFonts w:ascii="Segoe UI" w:eastAsia="Segoe UI" w:hAnsi="Segoe UI" w:cs="Segoe UI" w:hint="default"/>
                 <w:i w:val="0"/>
                 <w:iCs w:val="0"/>
                 <w:caps w:val="0"/>
@@ -4411,9 +4151,9 @@
                 <w:kern w:val="0"/>
                 <w:sz w:val="18"/>
                 <w:szCs w:val="18"/>
-                <w:lang w:val="en-US" w:eastAsia="zh-CN" w:bidi="ar"/>
-              </w:rPr>
-              <w:t>因工作需要调岗的员工</w:t>
+                <w:lang w:val="en-US" w:eastAsia="zh-CN"/>
+              </w:rPr>
+              <w:t>各层级专业技术人员（初级/中级/高级）</w:t>
             </w:r>
           </w:p>
         </w:tc>
@@ -4438,7 +4178,7 @@
               <w:spacing w:line="300" w:lineRule="atLeast"/>
               <w:jc w:val="left"/>
               <w:rPr>
-                <w:rFonts w:hint="default" w:ascii="Segoe UI" w:hAnsi="Segoe UI" w:eastAsia="Segoe UI" w:cs="Segoe UI"/>
+                <w:rFonts w:ascii="Segoe UI" w:eastAsia="Segoe UI" w:hAnsi="Segoe UI" w:cs="Segoe UI" w:hint="default"/>
                 <w:i w:val="0"/>
                 <w:iCs w:val="0"/>
                 <w:caps w:val="0"/>
@@ -4450,7 +4190,7 @@
             </w:pPr>
             <w:r>
               <w:rPr>
-                <w:rFonts w:hint="default" w:ascii="Segoe UI" w:hAnsi="Segoe UI" w:eastAsia="Segoe UI" w:cs="Segoe UI"/>
+                <w:rFonts w:ascii="Segoe UI" w:eastAsia="Segoe UI" w:hAnsi="Segoe UI" w:cs="Segoe UI" w:hint="default"/>
                 <w:i w:val="0"/>
                 <w:iCs w:val="0"/>
                 <w:caps w:val="0"/>
@@ -4460,9 +4200,9 @@
                 <w:kern w:val="0"/>
                 <w:sz w:val="18"/>
                 <w:szCs w:val="18"/>
-                <w:lang w:val="en-US" w:eastAsia="zh-CN" w:bidi="ar"/>
-              </w:rPr>
-              <w:t>新岗位所需的知识、技能、流程及环境认知。</w:t>
+                <w:lang w:val="en-US" w:eastAsia="zh-CN"/>
+              </w:rPr>
+              <w:t>运维技术前沿（如云原生、AIOps、安全）、新标准新规范、技术攻关方法等。</w:t>
             </w:r>
           </w:p>
         </w:tc>
@@ -4487,7 +4227,7 @@
               <w:spacing w:line="300" w:lineRule="atLeast"/>
               <w:jc w:val="left"/>
               <w:rPr>
-                <w:rFonts w:hint="default" w:ascii="Segoe UI" w:hAnsi="Segoe UI" w:eastAsia="Segoe UI" w:cs="Segoe UI"/>
+                <w:rFonts w:ascii="Segoe UI" w:eastAsia="Segoe UI" w:hAnsi="Segoe UI" w:cs="Segoe UI" w:hint="default"/>
                 <w:i w:val="0"/>
                 <w:iCs w:val="0"/>
                 <w:caps w:val="0"/>
@@ -4499,7 +4239,7 @@
             </w:pPr>
             <w:r>
               <w:rPr>
-                <w:rFonts w:hint="default" w:ascii="Segoe UI" w:hAnsi="Segoe UI" w:eastAsia="Segoe UI" w:cs="Segoe UI"/>
+                <w:rFonts w:ascii="Segoe UI" w:eastAsia="Segoe UI" w:hAnsi="Segoe UI" w:cs="Segoe UI" w:hint="default"/>
                 <w:i w:val="0"/>
                 <w:iCs w:val="0"/>
                 <w:caps w:val="0"/>
@@ -4509,7 +4249,219 @@
                 <w:kern w:val="0"/>
                 <w:sz w:val="18"/>
                 <w:szCs w:val="18"/>
-                <w:lang w:val="en-US" w:eastAsia="zh-CN" w:bidi="ar"/>
+                <w:lang w:val="en-US" w:eastAsia="zh-CN"/>
+              </w:rPr>
+              <w:t>更新知识储备，提升技术敏锐度和创新能力，应对技术挑战。</w:t>
+            </w:r>
+          </w:p>
+        </w:tc>
+      </w:tr>
+      <w:tr>
+        <w:tblPrEx>
+          <w:tblW w:w="0" w:type="auto"/>
+          <w:tblInd w:w="0" w:type="dxa"/>
+          <w:shd w:val="clear" w:color="auto" w:fill="auto"/>
+          <w:tblCellMar>
+            <w:top w:w="15" w:type="dxa"/>
+            <w:left w:w="15" w:type="dxa"/>
+            <w:bottom w:w="15" w:type="dxa"/>
+            <w:right w:w="15" w:type="dxa"/>
+          </w:tblCellMar>
+        </w:tblPrEx>
+        <w:tc>
+          <w:tcPr>
+            <w:tcW w:w="0" w:type="auto"/>
+            <w:shd w:val="clear" w:color="auto" w:fill="auto"/>
+            <w:tcMar>
+              <w:top w:w="120" w:type="dxa"/>
+              <w:left w:w="0" w:type="dxa"/>
+              <w:bottom w:w="120" w:type="dxa"/>
+              <w:right w:w="192" w:type="dxa"/>
+            </w:tcMar>
+            <w:vAlign w:val="center"/>
+          </w:tcPr>
+          <w:p>
+            <w:pPr>
+              <w:keepNext w:val="0"/>
+              <w:keepLines w:val="0"/>
+              <w:widowControl/>
+              <w:suppressLineNumbers w:val="0"/>
+              <w:spacing w:line="300" w:lineRule="atLeast"/>
+              <w:jc w:val="left"/>
+              <w:rPr>
+                <w:rFonts w:ascii="Segoe UI" w:eastAsia="Segoe UI" w:hAnsi="Segoe UI" w:cs="Segoe UI" w:hint="default"/>
+                <w:i w:val="0"/>
+                <w:iCs w:val="0"/>
+                <w:caps w:val="0"/>
+                <w:color w:val="0F1115"/>
+                <w:spacing w:val="0"/>
+                <w:sz w:val="18"/>
+                <w:szCs w:val="18"/>
+              </w:rPr>
+            </w:pPr>
+            <w:r>
+              <w:rPr>
+                <w:rStyle w:val="Strong"/>
+                <w:rFonts w:ascii="Segoe UI" w:eastAsia="Segoe UI" w:hAnsi="Segoe UI" w:cs="Segoe UI" w:hint="default"/>
+                <w:b/>
+                <w:bCs/>
+                <w:i w:val="0"/>
+                <w:iCs w:val="0"/>
+                <w:caps w:val="0"/>
+                <w:snapToGrid w:val="0"/>
+                <w:color w:val="000000"/>
+                <w:spacing w:val="0"/>
+                <w:kern w:val="0"/>
+                <w:sz w:val="18"/>
+                <w:szCs w:val="18"/>
+                <w:lang w:val="en-US" w:eastAsia="zh-CN"/>
+              </w:rPr>
+              <w:t>职业转换培训（转岗培训）</w:t>
+            </w:r>
+          </w:p>
+        </w:tc>
+        <w:tc>
+          <w:tcPr>
+            <w:tcW w:w="0" w:type="auto"/>
+            <w:shd w:val="clear" w:color="auto" w:fill="auto"/>
+            <w:tcMar>
+              <w:top w:w="120" w:type="dxa"/>
+              <w:left w:w="192" w:type="dxa"/>
+              <w:bottom w:w="120" w:type="dxa"/>
+              <w:right w:w="192" w:type="dxa"/>
+            </w:tcMar>
+            <w:vAlign w:val="center"/>
+          </w:tcPr>
+          <w:p>
+            <w:pPr>
+              <w:keepNext w:val="0"/>
+              <w:keepLines w:val="0"/>
+              <w:widowControl/>
+              <w:suppressLineNumbers w:val="0"/>
+              <w:spacing w:line="300" w:lineRule="atLeast"/>
+              <w:jc w:val="left"/>
+              <w:rPr>
+                <w:rFonts w:ascii="Segoe UI" w:eastAsia="Segoe UI" w:hAnsi="Segoe UI" w:cs="Segoe UI" w:hint="default"/>
+                <w:i w:val="0"/>
+                <w:iCs w:val="0"/>
+                <w:caps w:val="0"/>
+                <w:color w:val="0F1115"/>
+                <w:spacing w:val="0"/>
+                <w:sz w:val="18"/>
+                <w:szCs w:val="18"/>
+              </w:rPr>
+            </w:pPr>
+            <w:r>
+              <w:rPr>
+                <w:rFonts w:ascii="Segoe UI" w:eastAsia="Segoe UI" w:hAnsi="Segoe UI" w:cs="Segoe UI" w:hint="default"/>
+                <w:i w:val="0"/>
+                <w:iCs w:val="0"/>
+                <w:caps w:val="0"/>
+                <w:snapToGrid w:val="0"/>
+                <w:color w:val="000000"/>
+                <w:spacing w:val="0"/>
+                <w:kern w:val="0"/>
+                <w:sz w:val="18"/>
+                <w:szCs w:val="18"/>
+                <w:lang w:val="en-US" w:eastAsia="zh-CN"/>
+              </w:rPr>
+              <w:t>因工作需要调岗的员工</w:t>
+            </w:r>
+          </w:p>
+        </w:tc>
+        <w:tc>
+          <w:tcPr>
+            <w:tcW w:w="0" w:type="auto"/>
+            <w:shd w:val="clear" w:color="auto" w:fill="auto"/>
+            <w:tcMar>
+              <w:top w:w="120" w:type="dxa"/>
+              <w:left w:w="192" w:type="dxa"/>
+              <w:bottom w:w="120" w:type="dxa"/>
+              <w:right w:w="192" w:type="dxa"/>
+            </w:tcMar>
+            <w:vAlign w:val="center"/>
+          </w:tcPr>
+          <w:p>
+            <w:pPr>
+              <w:keepNext w:val="0"/>
+              <w:keepLines w:val="0"/>
+              <w:widowControl/>
+              <w:suppressLineNumbers w:val="0"/>
+              <w:spacing w:line="300" w:lineRule="atLeast"/>
+              <w:jc w:val="left"/>
+              <w:rPr>
+                <w:rFonts w:ascii="Segoe UI" w:eastAsia="Segoe UI" w:hAnsi="Segoe UI" w:cs="Segoe UI" w:hint="default"/>
+                <w:i w:val="0"/>
+                <w:iCs w:val="0"/>
+                <w:caps w:val="0"/>
+                <w:color w:val="0F1115"/>
+                <w:spacing w:val="0"/>
+                <w:sz w:val="18"/>
+                <w:szCs w:val="18"/>
+              </w:rPr>
+            </w:pPr>
+            <w:r>
+              <w:rPr>
+                <w:rFonts w:ascii="Segoe UI" w:eastAsia="Segoe UI" w:hAnsi="Segoe UI" w:cs="Segoe UI" w:hint="default"/>
+                <w:i w:val="0"/>
+                <w:iCs w:val="0"/>
+                <w:caps w:val="0"/>
+                <w:snapToGrid w:val="0"/>
+                <w:color w:val="000000"/>
+                <w:spacing w:val="0"/>
+                <w:kern w:val="0"/>
+                <w:sz w:val="18"/>
+                <w:szCs w:val="18"/>
+                <w:lang w:val="en-US" w:eastAsia="zh-CN"/>
+              </w:rPr>
+              <w:t>新岗位所需的知识、技能、流程及环境认知。</w:t>
+            </w:r>
+          </w:p>
+        </w:tc>
+        <w:tc>
+          <w:tcPr>
+            <w:tcW w:w="0" w:type="auto"/>
+            <w:shd w:val="clear" w:color="auto" w:fill="auto"/>
+            <w:tcMar>
+              <w:top w:w="120" w:type="dxa"/>
+              <w:left w:w="192" w:type="dxa"/>
+              <w:bottom w:w="120" w:type="dxa"/>
+              <w:right w:w="0" w:type="dxa"/>
+            </w:tcMar>
+            <w:vAlign w:val="center"/>
+          </w:tcPr>
+          <w:p>
+            <w:pPr>
+              <w:keepNext w:val="0"/>
+              <w:keepLines w:val="0"/>
+              <w:widowControl/>
+              <w:suppressLineNumbers w:val="0"/>
+              <w:spacing w:line="300" w:lineRule="atLeast"/>
+              <w:jc w:val="left"/>
+              <w:rPr>
+                <w:rFonts w:ascii="Segoe UI" w:eastAsia="Segoe UI" w:hAnsi="Segoe UI" w:cs="Segoe UI" w:hint="default"/>
+                <w:i w:val="0"/>
+                <w:iCs w:val="0"/>
+                <w:caps w:val="0"/>
+                <w:color w:val="0F1115"/>
+                <w:spacing w:val="0"/>
+                <w:sz w:val="18"/>
+                <w:szCs w:val="18"/>
+              </w:rPr>
+            </w:pPr>
+            <w:r>
+              <w:rPr>
+                <w:rFonts w:ascii="Segoe UI" w:eastAsia="Segoe UI" w:hAnsi="Segoe UI" w:cs="Segoe UI" w:hint="default"/>
+                <w:i w:val="0"/>
+                <w:iCs w:val="0"/>
+                <w:caps w:val="0"/>
+                <w:snapToGrid w:val="0"/>
+                <w:color w:val="000000"/>
+                <w:spacing w:val="0"/>
+                <w:kern w:val="0"/>
+                <w:sz w:val="18"/>
+                <w:szCs w:val="18"/>
+                <w:lang w:val="en-US" w:eastAsia="zh-CN"/>
               </w:rPr>
               <w:t>使员工尽快具备新岗位任职能力，顺利开展工作。</w:t>
             </w:r>
@@ -4519,14 +4471,14 @@
     </w:tbl>
     <w:p>
       <w:pPr>
-        <w:pStyle w:val="28"/>
+        <w:pStyle w:val="1"/>
         <w:bidi w:val="0"/>
         <w:rPr>
           <w:rFonts w:hint="default"/>
           <w:lang w:val="en-US" w:eastAsia="zh-CN"/>
         </w:rPr>
       </w:pPr>
-      <w:bookmarkStart w:id="7" w:name="_Toc1633"/>
+      <w:bookmarkStart w:id="8" w:name="_Toc1633"/>
       <w:r>
         <w:rPr>
           <w:rFonts w:hint="default"/>
@@ -4534,11 +4486,11 @@
         </w:rPr>
         <w:t>培训组织与实施</w:t>
       </w:r>
-      <w:bookmarkEnd w:id="7"/>
+      <w:bookmarkEnd w:id="8"/>
     </w:p>
     <w:p>
       <w:pPr>
-        <w:pStyle w:val="29"/>
+        <w:pStyle w:val="a1"/>
         <w:rPr>
           <w:rFonts w:hint="default"/>
           <w:lang w:val="en-US" w:eastAsia="zh-CN"/>
@@ -4554,7 +4506,7 @@
     </w:p>
     <w:p>
       <w:pPr>
-        <w:pStyle w:val="29"/>
+        <w:pStyle w:val="a1"/>
         <w:rPr>
           <w:rFonts w:hint="default"/>
           <w:lang w:val="en-US" w:eastAsia="zh-CN"/>
@@ -4570,7 +4522,7 @@
     </w:p>
     <w:p>
       <w:pPr>
-        <w:pStyle w:val="29"/>
+        <w:pStyle w:val="a1"/>
         <w:rPr>
           <w:rFonts w:hint="default"/>
           <w:lang w:val="en-US" w:eastAsia="zh-CN"/>
@@ -4586,7 +4538,7 @@
     </w:p>
     <w:p>
       <w:pPr>
-        <w:pStyle w:val="29"/>
+        <w:pStyle w:val="a1"/>
         <w:rPr>
           <w:rFonts w:hint="default"/>
           <w:lang w:val="en-US" w:eastAsia="zh-CN"/>
@@ -4602,7 +4554,7 @@
     </w:p>
     <w:p>
       <w:pPr>
-        <w:pStyle w:val="29"/>
+        <w:pStyle w:val="a1"/>
         <w:rPr>
           <w:rFonts w:hint="default"/>
           <w:lang w:val="en-US" w:eastAsia="zh-CN"/>
@@ -4618,7 +4570,7 @@
     </w:p>
     <w:p>
       <w:pPr>
-        <w:pStyle w:val="29"/>
+        <w:pStyle w:val="a1"/>
         <w:rPr>
           <w:rFonts w:hint="default"/>
           <w:lang w:val="en-US" w:eastAsia="zh-CN"/>
@@ -4634,7 +4586,7 @@
     </w:p>
     <w:p>
       <w:pPr>
-        <w:pStyle w:val="29"/>
+        <w:pStyle w:val="a1"/>
         <w:rPr>
           <w:rFonts w:hint="default"/>
           <w:lang w:val="en-US" w:eastAsia="zh-CN"/>
@@ -4650,7 +4602,7 @@
     </w:p>
     <w:p>
       <w:pPr>
-        <w:pStyle w:val="29"/>
+        <w:pStyle w:val="a1"/>
         <w:rPr>
           <w:rFonts w:hint="default"/>
           <w:lang w:val="en-US" w:eastAsia="zh-CN"/>
@@ -4666,14 +4618,14 @@
     </w:p>
     <w:p>
       <w:pPr>
-        <w:pStyle w:val="28"/>
+        <w:pStyle w:val="1"/>
         <w:bidi w:val="0"/>
         <w:rPr>
           <w:rFonts w:hint="default"/>
           <w:lang w:val="en-US" w:eastAsia="zh-CN"/>
         </w:rPr>
       </w:pPr>
-      <w:bookmarkStart w:id="8" w:name="_Toc22350"/>
+      <w:bookmarkStart w:id="9" w:name="_Toc22350"/>
       <w:r>
         <w:rPr>
           <w:rFonts w:hint="default"/>
@@ -4681,11 +4633,11 @@
         </w:rPr>
         <w:t>培训效果评估与改进</w:t>
       </w:r>
-      <w:bookmarkEnd w:id="8"/>
+      <w:bookmarkEnd w:id="9"/>
     </w:p>
     <w:p>
       <w:pPr>
-        <w:pStyle w:val="29"/>
+        <w:pStyle w:val="a1"/>
         <w:rPr>
           <w:rFonts w:hint="default"/>
           <w:lang w:val="en-US" w:eastAsia="zh-CN"/>
@@ -4701,7 +4653,7 @@
     </w:p>
     <w:p>
       <w:pPr>
-        <w:pStyle w:val="29"/>
+        <w:pStyle w:val="a1"/>
         <w:rPr>
           <w:rFonts w:hint="default"/>
           <w:lang w:val="en-US" w:eastAsia="zh-CN"/>
@@ -4717,7 +4669,7 @@
     </w:p>
     <w:p>
       <w:pPr>
-        <w:pStyle w:val="29"/>
+        <w:pStyle w:val="a1"/>
         <w:rPr>
           <w:rFonts w:hint="default"/>
           <w:lang w:val="en-US" w:eastAsia="zh-CN"/>
@@ -4733,7 +4685,7 @@
     </w:p>
     <w:p>
       <w:pPr>
-        <w:pStyle w:val="29"/>
+        <w:pStyle w:val="a1"/>
         <w:rPr>
           <w:rFonts w:hint="default"/>
           <w:lang w:val="en-US" w:eastAsia="zh-CN"/>
@@ -4749,7 +4701,7 @@
     </w:p>
     <w:p>
       <w:pPr>
-        <w:pStyle w:val="29"/>
+        <w:pStyle w:val="a1"/>
         <w:rPr>
           <w:rFonts w:hint="default"/>
           <w:lang w:val="en-US" w:eastAsia="zh-CN"/>
@@ -4765,7 +4717,7 @@
     </w:p>
     <w:p>
       <w:pPr>
-        <w:pStyle w:val="29"/>
+        <w:pStyle w:val="a1"/>
         <w:rPr>
           <w:rFonts w:hint="default"/>
           <w:lang w:val="en-US" w:eastAsia="zh-CN"/>
@@ -4781,7 +4733,7 @@
     </w:p>
     <w:p>
       <w:pPr>
-        <w:pStyle w:val="29"/>
+        <w:pStyle w:val="a1"/>
         <w:rPr>
           <w:rFonts w:hint="default"/>
           <w:lang w:val="en-US" w:eastAsia="zh-CN"/>
@@ -4797,7 +4749,7 @@
     </w:p>
     <w:p>
       <w:pPr>
-        <w:pStyle w:val="28"/>
+        <w:pStyle w:val="1"/>
         <w:keepNext w:val="0"/>
         <w:keepLines w:val="0"/>
         <w:pageBreakBefore w:val="0"/>
@@ -4817,7 +4769,7 @@
           <w:lang w:val="en-US" w:eastAsia="zh-CN"/>
         </w:rPr>
       </w:pPr>
-      <w:bookmarkStart w:id="9" w:name="_Toc6508"/>
+      <w:bookmarkStart w:id="10" w:name="_Toc6508"/>
       <w:r>
         <w:rPr>
           <w:rFonts w:hint="eastAsia"/>
@@ -4825,23 +4777,22 @@
         </w:rPr>
         <w:t>考核指标</w:t>
       </w:r>
-      <w:bookmarkEnd w:id="9"/>
+      <w:bookmarkEnd w:id="10"/>
     </w:p>
     <w:tbl>
       <w:tblPr>
-        <w:tblStyle w:val="20"/>
+        <w:tblStyle w:val="TableNormal"/>
         <w:tblW w:w="7675" w:type="dxa"/>
         <w:tblInd w:w="96" w:type="dxa"/>
         <w:tblBorders>
-          <w:top w:val="none" w:color="auto" w:sz="0" w:space="0"/>
-          <w:left w:val="none" w:color="auto" w:sz="0" w:space="0"/>
-          <w:bottom w:val="none" w:color="auto" w:sz="0" w:space="0"/>
-          <w:right w:val="none" w:color="auto" w:sz="0" w:space="0"/>
-          <w:insideH w:val="none" w:color="auto" w:sz="0" w:space="0"/>
-          <w:insideV w:val="none" w:color="auto" w:sz="0" w:space="0"/>
+          <w:top w:val="nil"/>
+          <w:left w:val="nil"/>
+          <w:bottom w:val="nil"/>
+          <w:right w:val="nil"/>
+          <w:insideH w:val="nil"/>
+          <w:insideV w:val="nil"/>
         </w:tblBorders>
         <w:shd w:val="clear" w:color="auto" w:fill="auto"/>
-        <w:tblLayout w:type="autofit"/>
         <w:tblCellMar>
           <w:top w:w="0" w:type="dxa"/>
           <w:left w:w="108" w:type="dxa"/>
@@ -4857,13 +4808,15 @@
       </w:tblGrid>
       <w:tr>
         <w:tblPrEx>
+          <w:tblW w:w="7675" w:type="dxa"/>
+          <w:tblInd w:w="96" w:type="dxa"/>
           <w:tblBorders>
-            <w:top w:val="none" w:color="auto" w:sz="0" w:space="0"/>
-            <w:left w:val="none" w:color="auto" w:sz="0" w:space="0"/>
-            <w:bottom w:val="none" w:color="auto" w:sz="0" w:space="0"/>
-            <w:right w:val="none" w:color="auto" w:sz="0" w:space="0"/>
-            <w:insideH w:val="none" w:color="auto" w:sz="0" w:space="0"/>
-            <w:insideV w:val="none" w:color="auto" w:sz="0" w:space="0"/>
+            <w:top w:val="nil"/>
+            <w:left w:val="nil"/>
+            <w:bottom w:val="nil"/>
+            <w:right w:val="nil"/>
+            <w:insideH w:val="nil"/>
+            <w:insideV w:val="nil"/>
           </w:tblBorders>
           <w:shd w:val="clear" w:color="auto" w:fill="auto"/>
           <w:tblCellMar>
@@ -4874,16 +4827,16 @@
           </w:tblCellMar>
         </w:tblPrEx>
         <w:trPr>
-          <w:trHeight w:val="493" w:hRule="atLeast"/>
+          <w:trHeight w:val="493"/>
         </w:trPr>
         <w:tc>
           <w:tcPr>
             <w:tcW w:w="1927" w:type="dxa"/>
             <w:tcBorders>
-              <w:top w:val="single" w:color="000000" w:sz="4" w:space="0"/>
-              <w:left w:val="single" w:color="000000" w:sz="4" w:space="0"/>
-              <w:bottom w:val="single" w:color="000000" w:sz="4" w:space="0"/>
-              <w:right w:val="single" w:color="000000" w:sz="4" w:space="0"/>
+              <w:top w:val="single" w:sz="4" w:space="0" w:color="000000"/>
+              <w:left w:val="single" w:sz="4" w:space="0" w:color="000000"/>
+              <w:bottom w:val="single" w:sz="4" w:space="0" w:color="000000"/>
+              <w:right w:val="single" w:sz="4" w:space="0" w:color="000000"/>
             </w:tcBorders>
             <w:shd w:val="clear" w:color="auto" w:fill="C0C0C0"/>
             <w:vAlign w:val="center"/>
@@ -4897,7 +4850,7 @@
               <w:jc w:val="center"/>
               <w:textAlignment w:val="center"/>
               <w:rPr>
-                <w:rFonts w:hint="default" w:ascii="楷体_GB2312" w:hAnsi="宋体" w:eastAsia="楷体_GB2312" w:cs="楷体_GB2312"/>
+                <w:rFonts w:ascii="楷体_GB2312" w:eastAsia="楷体_GB2312" w:hAnsi="宋体" w:cs="楷体_GB2312" w:hint="default"/>
                 <w:b/>
                 <w:bCs/>
                 <w:i w:val="0"/>
@@ -4910,7 +4863,7 @@
             </w:pPr>
             <w:r>
               <w:rPr>
-                <w:rFonts w:hint="default" w:ascii="楷体_GB2312" w:hAnsi="宋体" w:eastAsia="楷体_GB2312" w:cs="楷体_GB2312"/>
+                <w:rFonts w:ascii="楷体_GB2312" w:eastAsia="楷体_GB2312" w:hAnsi="宋体" w:cs="楷体_GB2312" w:hint="default"/>
                 <w:b/>
                 <w:bCs/>
                 <w:i w:val="0"/>
@@ -4921,7 +4874,7 @@
                 <w:sz w:val="22"/>
                 <w:szCs w:val="22"/>
                 <w:u w:val="none"/>
-                <w:lang w:val="en-US" w:eastAsia="zh-CN" w:bidi="ar"/>
+                <w:lang w:val="en-US" w:eastAsia="zh-CN"/>
               </w:rPr>
               <w:t>KPI</w:t>
             </w:r>
@@ -4931,10 +4884,10 @@
           <w:tcPr>
             <w:tcW w:w="888" w:type="dxa"/>
             <w:tcBorders>
-              <w:top w:val="single" w:color="000000" w:sz="4" w:space="0"/>
-              <w:left w:val="single" w:color="000000" w:sz="4" w:space="0"/>
-              <w:bottom w:val="single" w:color="000000" w:sz="4" w:space="0"/>
-              <w:right w:val="single" w:color="000000" w:sz="4" w:space="0"/>
+              <w:top w:val="single" w:sz="4" w:space="0" w:color="000000"/>
+              <w:left w:val="single" w:sz="4" w:space="0" w:color="000000"/>
+              <w:bottom w:val="single" w:sz="4" w:space="0" w:color="000000"/>
+              <w:right w:val="single" w:sz="4" w:space="0" w:color="000000"/>
             </w:tcBorders>
             <w:shd w:val="clear" w:color="auto" w:fill="C0C0C0"/>
             <w:vAlign w:val="center"/>
@@ -4948,7 +4901,7 @@
               <w:jc w:val="center"/>
               <w:textAlignment w:val="center"/>
               <w:rPr>
-                <w:rFonts w:hint="default" w:ascii="楷体_GB2312" w:hAnsi="宋体" w:eastAsia="楷体_GB2312" w:cs="楷体_GB2312"/>
+                <w:rFonts w:ascii="楷体_GB2312" w:eastAsia="楷体_GB2312" w:hAnsi="宋体" w:cs="楷体_GB2312" w:hint="default"/>
                 <w:b/>
                 <w:bCs/>
                 <w:i w:val="0"/>
@@ -4961,7 +4914,7 @@
             </w:pPr>
             <w:r>
               <w:rPr>
-                <w:rFonts w:hint="default" w:ascii="楷体_GB2312" w:hAnsi="宋体" w:eastAsia="楷体_GB2312" w:cs="楷体_GB2312"/>
+                <w:rFonts w:ascii="楷体_GB2312" w:eastAsia="楷体_GB2312" w:hAnsi="宋体" w:cs="楷体_GB2312" w:hint="default"/>
                 <w:b/>
                 <w:bCs/>
                 <w:i w:val="0"/>
@@ -4972,7 +4925,7 @@
                 <w:sz w:val="22"/>
                 <w:szCs w:val="22"/>
                 <w:u w:val="none"/>
-                <w:lang w:val="en-US" w:eastAsia="zh-CN" w:bidi="ar"/>
+                <w:lang w:val="en-US" w:eastAsia="zh-CN"/>
               </w:rPr>
               <w:t>目标值</w:t>
             </w:r>
@@ -4982,10 +4935,10 @@
           <w:tcPr>
             <w:tcW w:w="3552" w:type="dxa"/>
             <w:tcBorders>
-              <w:top w:val="single" w:color="000000" w:sz="4" w:space="0"/>
-              <w:left w:val="single" w:color="000000" w:sz="4" w:space="0"/>
-              <w:bottom w:val="single" w:color="000000" w:sz="4" w:space="0"/>
-              <w:right w:val="single" w:color="000000" w:sz="4" w:space="0"/>
+              <w:top w:val="single" w:sz="4" w:space="0" w:color="000000"/>
+              <w:left w:val="single" w:sz="4" w:space="0" w:color="000000"/>
+              <w:bottom w:val="single" w:sz="4" w:space="0" w:color="000000"/>
+              <w:right w:val="single" w:sz="4" w:space="0" w:color="000000"/>
             </w:tcBorders>
             <w:shd w:val="clear" w:color="auto" w:fill="C0C0C0"/>
             <w:vAlign w:val="center"/>
@@ -4999,7 +4952,7 @@
               <w:jc w:val="center"/>
               <w:textAlignment w:val="center"/>
               <w:rPr>
-                <w:rFonts w:hint="default" w:ascii="楷体_GB2312" w:hAnsi="宋体" w:eastAsia="楷体_GB2312" w:cs="楷体_GB2312"/>
+                <w:rFonts w:ascii="楷体_GB2312" w:eastAsia="楷体_GB2312" w:hAnsi="宋体" w:cs="楷体_GB2312" w:hint="default"/>
                 <w:b/>
                 <w:bCs/>
                 <w:i w:val="0"/>
@@ -5012,7 +4965,7 @@
             </w:pPr>
             <w:r>
               <w:rPr>
-                <w:rFonts w:hint="default" w:ascii="楷体_GB2312" w:hAnsi="宋体" w:eastAsia="楷体_GB2312" w:cs="楷体_GB2312"/>
+                <w:rFonts w:ascii="楷体_GB2312" w:eastAsia="楷体_GB2312" w:hAnsi="宋体" w:cs="楷体_GB2312" w:hint="default"/>
                 <w:b/>
                 <w:bCs/>
                 <w:i w:val="0"/>
@@ -5023,7 +4976,7 @@
                 <w:sz w:val="22"/>
                 <w:szCs w:val="22"/>
                 <w:u w:val="none"/>
-                <w:lang w:val="en-US" w:eastAsia="zh-CN" w:bidi="ar"/>
+                <w:lang w:val="en-US" w:eastAsia="zh-CN"/>
               </w:rPr>
               <w:t>计算公式/方法</w:t>
             </w:r>
@@ -5033,10 +4986,10 @@
           <w:tcPr>
             <w:tcW w:w="1308" w:type="dxa"/>
             <w:tcBorders>
-              <w:top w:val="single" w:color="000000" w:sz="4" w:space="0"/>
-              <w:left w:val="single" w:color="000000" w:sz="4" w:space="0"/>
-              <w:bottom w:val="single" w:color="000000" w:sz="4" w:space="0"/>
-              <w:right w:val="single" w:color="000000" w:sz="4" w:space="0"/>
+              <w:top w:val="single" w:sz="4" w:space="0" w:color="000000"/>
+              <w:left w:val="single" w:sz="4" w:space="0" w:color="000000"/>
+              <w:bottom w:val="single" w:sz="4" w:space="0" w:color="000000"/>
+              <w:right w:val="single" w:sz="4" w:space="0" w:color="000000"/>
             </w:tcBorders>
             <w:shd w:val="clear" w:color="auto" w:fill="C0C0C0"/>
             <w:vAlign w:val="center"/>
@@ -5050,7 +5003,7 @@
               <w:jc w:val="center"/>
               <w:textAlignment w:val="center"/>
               <w:rPr>
-                <w:rFonts w:hint="default" w:ascii="楷体_GB2312" w:hAnsi="宋体" w:eastAsia="楷体_GB2312" w:cs="楷体_GB2312"/>
+                <w:rFonts w:ascii="楷体_GB2312" w:eastAsia="楷体_GB2312" w:hAnsi="宋体" w:cs="楷体_GB2312" w:hint="default"/>
                 <w:b/>
                 <w:bCs/>
                 <w:i w:val="0"/>
@@ -5063,7 +5016,7 @@
             </w:pPr>
             <w:r>
               <w:rPr>
-                <w:rFonts w:hint="default" w:ascii="楷体_GB2312" w:hAnsi="宋体" w:eastAsia="楷体_GB2312" w:cs="楷体_GB2312"/>
+                <w:rFonts w:ascii="楷体_GB2312" w:eastAsia="楷体_GB2312" w:hAnsi="宋体" w:cs="楷体_GB2312" w:hint="default"/>
                 <w:b/>
                 <w:bCs/>
                 <w:i w:val="0"/>
@@ -5074,7 +5027,7 @@
                 <w:sz w:val="22"/>
                 <w:szCs w:val="22"/>
                 <w:u w:val="none"/>
-                <w:lang w:val="en-US" w:eastAsia="zh-CN" w:bidi="ar"/>
+                <w:lang w:val="en-US" w:eastAsia="zh-CN"/>
               </w:rPr>
               <w:t>频度</w:t>
             </w:r>
@@ -5083,14 +5036,9 @@
       </w:tr>
       <w:tr>
         <w:tblPrEx>
-          <w:tblBorders>
-            <w:top w:val="none" w:color="auto" w:sz="0" w:space="0"/>
-            <w:left w:val="none" w:color="auto" w:sz="0" w:space="0"/>
-            <w:bottom w:val="none" w:color="auto" w:sz="0" w:space="0"/>
-            <w:right w:val="none" w:color="auto" w:sz="0" w:space="0"/>
-            <w:insideH w:val="none" w:color="auto" w:sz="0" w:space="0"/>
-            <w:insideV w:val="none" w:color="auto" w:sz="0" w:space="0"/>
-          </w:tblBorders>
+          <w:tblW w:w="7675" w:type="dxa"/>
+          <w:tblInd w:w="96" w:type="dxa"/>
+          <w:shd w:val="clear" w:color="auto" w:fill="auto"/>
           <w:tblCellMar>
             <w:top w:w="0" w:type="dxa"/>
             <w:left w:w="108" w:type="dxa"/>
@@ -5099,16 +5047,16 @@
           </w:tblCellMar>
         </w:tblPrEx>
         <w:trPr>
-          <w:trHeight w:val="493" w:hRule="atLeast"/>
+          <w:trHeight w:val="493"/>
         </w:trPr>
         <w:tc>
           <w:tcPr>
             <w:tcW w:w="1927" w:type="dxa"/>
             <w:tcBorders>
-              <w:top w:val="single" w:color="000000" w:sz="4" w:space="0"/>
-              <w:left w:val="single" w:color="000000" w:sz="4" w:space="0"/>
-              <w:bottom w:val="single" w:color="000000" w:sz="4" w:space="0"/>
-              <w:right w:val="single" w:color="000000" w:sz="4" w:space="0"/>
+              <w:top w:val="single" w:sz="4" w:space="0" w:color="000000"/>
+              <w:left w:val="single" w:sz="4" w:space="0" w:color="000000"/>
+              <w:bottom w:val="single" w:sz="4" w:space="0" w:color="000000"/>
+              <w:right w:val="single" w:sz="4" w:space="0" w:color="000000"/>
             </w:tcBorders>
             <w:shd w:val="clear" w:color="auto" w:fill="auto"/>
             <w:vAlign w:val="center"/>
@@ -5122,7 +5070,7 @@
               <w:jc w:val="left"/>
               <w:textAlignment w:val="center"/>
               <w:rPr>
-                <w:rFonts w:hint="default" w:ascii="楷体_GB2312" w:hAnsi="宋体" w:eastAsia="楷体_GB2312" w:cs="楷体_GB2312"/>
+                <w:rFonts w:ascii="楷体_GB2312" w:eastAsia="楷体_GB2312" w:hAnsi="宋体" w:cs="楷体_GB2312" w:hint="default"/>
                 <w:b/>
                 <w:bCs/>
                 <w:i w:val="0"/>
@@ -5133,12 +5081,12 @@
                 <w:sz w:val="22"/>
                 <w:szCs w:val="22"/>
                 <w:u w:val="none"/>
-                <w:lang w:val="en-US" w:eastAsia="zh-CN" w:bidi="ar"/>
+                <w:lang w:val="en-US" w:eastAsia="zh-CN"/>
               </w:rPr>
             </w:pPr>
             <w:r>
               <w:rPr>
-                <w:rFonts w:hint="eastAsia" w:ascii="宋体" w:hAnsi="宋体" w:eastAsia="宋体" w:cs="宋体"/>
+                <w:rFonts w:ascii="宋体" w:eastAsia="宋体" w:hAnsi="宋体" w:cs="宋体" w:hint="eastAsia"/>
                 <w:i w:val="0"/>
                 <w:iCs w:val="0"/>
                 <w:snapToGrid w:val="0"/>
@@ -5147,7 +5095,7 @@
                 <w:sz w:val="21"/>
                 <w:szCs w:val="21"/>
                 <w:u w:val="none"/>
-                <w:lang w:val="en-US" w:eastAsia="zh-CN" w:bidi="ar"/>
+                <w:lang w:val="en-US" w:eastAsia="zh-CN"/>
               </w:rPr>
               <w:t>培训计划完成率</w:t>
             </w:r>
@@ -5157,10 +5105,10 @@
           <w:tcPr>
             <w:tcW w:w="888" w:type="dxa"/>
             <w:tcBorders>
-              <w:top w:val="single" w:color="000000" w:sz="4" w:space="0"/>
-              <w:left w:val="single" w:color="000000" w:sz="4" w:space="0"/>
-              <w:bottom w:val="single" w:color="000000" w:sz="4" w:space="0"/>
-              <w:right w:val="single" w:color="000000" w:sz="4" w:space="0"/>
+              <w:top w:val="single" w:sz="4" w:space="0" w:color="000000"/>
+              <w:left w:val="single" w:sz="4" w:space="0" w:color="000000"/>
+              <w:bottom w:val="single" w:sz="4" w:space="0" w:color="000000"/>
+              <w:right w:val="single" w:sz="4" w:space="0" w:color="000000"/>
             </w:tcBorders>
             <w:shd w:val="clear" w:color="auto" w:fill="auto"/>
             <w:vAlign w:val="center"/>
@@ -5174,7 +5122,7 @@
               <w:jc w:val="left"/>
               <w:textAlignment w:val="center"/>
               <w:rPr>
-                <w:rFonts w:hint="default" w:ascii="楷体_GB2312" w:hAnsi="宋体" w:eastAsia="楷体_GB2312" w:cs="楷体_GB2312"/>
+                <w:rFonts w:ascii="楷体_GB2312" w:eastAsia="楷体_GB2312" w:hAnsi="宋体" w:cs="楷体_GB2312" w:hint="default"/>
                 <w:b/>
                 <w:bCs/>
                 <w:i w:val="0"/>
@@ -5185,12 +5133,12 @@
                 <w:sz w:val="22"/>
                 <w:szCs w:val="22"/>
                 <w:u w:val="none"/>
-                <w:lang w:val="en-US" w:eastAsia="zh-CN" w:bidi="ar"/>
+                <w:lang w:val="en-US" w:eastAsia="zh-CN"/>
               </w:rPr>
             </w:pPr>
             <w:r>
               <w:rPr>
-                <w:rFonts w:hint="eastAsia" w:ascii="宋体" w:hAnsi="宋体" w:eastAsia="宋体" w:cs="宋体"/>
+                <w:rFonts w:ascii="宋体" w:eastAsia="宋体" w:hAnsi="宋体" w:cs="宋体" w:hint="eastAsia"/>
                 <w:i w:val="0"/>
                 <w:iCs w:val="0"/>
                 <w:snapToGrid w:val="0"/>
@@ -5199,7 +5147,7 @@
                 <w:sz w:val="21"/>
                 <w:szCs w:val="21"/>
                 <w:u w:val="none"/>
-                <w:lang w:val="en-US" w:eastAsia="zh-CN" w:bidi="ar"/>
+                <w:lang w:val="en-US" w:eastAsia="zh-CN"/>
               </w:rPr>
               <w:t>≥95%</w:t>
             </w:r>
@@ -5209,10 +5157,10 @@
           <w:tcPr>
             <w:tcW w:w="3552" w:type="dxa"/>
             <w:tcBorders>
-              <w:top w:val="single" w:color="000000" w:sz="4" w:space="0"/>
-              <w:left w:val="single" w:color="000000" w:sz="4" w:space="0"/>
-              <w:bottom w:val="single" w:color="000000" w:sz="4" w:space="0"/>
-              <w:right w:val="single" w:color="000000" w:sz="4" w:space="0"/>
+              <w:top w:val="single" w:sz="4" w:space="0" w:color="000000"/>
+              <w:left w:val="single" w:sz="4" w:space="0" w:color="000000"/>
+              <w:bottom w:val="single" w:sz="4" w:space="0" w:color="000000"/>
+              <w:right w:val="single" w:sz="4" w:space="0" w:color="000000"/>
             </w:tcBorders>
             <w:shd w:val="clear" w:color="auto" w:fill="auto"/>
             <w:vAlign w:val="center"/>
@@ -5226,7 +5174,7 @@
               <w:jc w:val="left"/>
               <w:textAlignment w:val="center"/>
               <w:rPr>
-                <w:rFonts w:hint="default" w:ascii="楷体_GB2312" w:hAnsi="宋体" w:eastAsia="楷体_GB2312" w:cs="楷体_GB2312"/>
+                <w:rFonts w:ascii="楷体_GB2312" w:eastAsia="楷体_GB2312" w:hAnsi="宋体" w:cs="楷体_GB2312" w:hint="default"/>
                 <w:b/>
                 <w:bCs/>
                 <w:i w:val="0"/>
@@ -5237,12 +5185,12 @@
                 <w:sz w:val="22"/>
                 <w:szCs w:val="22"/>
                 <w:u w:val="none"/>
-                <w:lang w:val="en-US" w:eastAsia="zh-CN" w:bidi="ar"/>
+                <w:lang w:val="en-US" w:eastAsia="zh-CN"/>
               </w:rPr>
             </w:pPr>
             <w:r>
               <w:rPr>
-                <w:rFonts w:hint="eastAsia" w:ascii="宋体" w:hAnsi="宋体" w:eastAsia="宋体" w:cs="宋体"/>
+                <w:rFonts w:ascii="宋体" w:eastAsia="宋体" w:hAnsi="宋体" w:cs="宋体" w:hint="eastAsia"/>
                 <w:i w:val="0"/>
                 <w:iCs w:val="0"/>
                 <w:snapToGrid w:val="0"/>
@@ -5251,7 +5199,7 @@
                 <w:sz w:val="21"/>
                 <w:szCs w:val="21"/>
                 <w:u w:val="none"/>
-                <w:lang w:val="en-US" w:eastAsia="zh-CN" w:bidi="ar"/>
+                <w:lang w:val="en-US" w:eastAsia="zh-CN"/>
               </w:rPr>
               <w:t>实际培训次数/应培训次数*100%</w:t>
             </w:r>
@@ -5261,10 +5209,10 @@
           <w:tcPr>
             <w:tcW w:w="1308" w:type="dxa"/>
             <w:tcBorders>
-              <w:top w:val="single" w:color="000000" w:sz="4" w:space="0"/>
-              <w:left w:val="single" w:color="000000" w:sz="4" w:space="0"/>
-              <w:bottom w:val="single" w:color="000000" w:sz="4" w:space="0"/>
-              <w:right w:val="single" w:color="000000" w:sz="4" w:space="0"/>
+              <w:top w:val="single" w:sz="4" w:space="0" w:color="000000"/>
+              <w:left w:val="single" w:sz="4" w:space="0" w:color="000000"/>
+              <w:bottom w:val="single" w:sz="4" w:space="0" w:color="000000"/>
+              <w:right w:val="single" w:sz="4" w:space="0" w:color="000000"/>
             </w:tcBorders>
             <w:shd w:val="clear" w:color="auto" w:fill="auto"/>
             <w:vAlign w:val="center"/>
@@ -5278,7 +5226,7 @@
               <w:jc w:val="left"/>
               <w:textAlignment w:val="center"/>
               <w:rPr>
-                <w:rFonts w:hint="default" w:ascii="楷体_GB2312" w:hAnsi="宋体" w:eastAsia="楷体_GB2312" w:cs="楷体_GB2312"/>
+                <w:rFonts w:ascii="楷体_GB2312" w:eastAsia="楷体_GB2312" w:hAnsi="宋体" w:cs="楷体_GB2312" w:hint="default"/>
                 <w:b/>
                 <w:bCs/>
                 <w:i w:val="0"/>
@@ -5289,12 +5237,12 @@
                 <w:sz w:val="22"/>
                 <w:szCs w:val="22"/>
                 <w:u w:val="none"/>
-                <w:lang w:val="en-US" w:eastAsia="zh-CN" w:bidi="ar"/>
+                <w:lang w:val="en-US" w:eastAsia="zh-CN"/>
               </w:rPr>
             </w:pPr>
             <w:r>
               <w:rPr>
-                <w:rFonts w:hint="eastAsia" w:ascii="宋体" w:hAnsi="宋体" w:eastAsia="宋体" w:cs="宋体"/>
+                <w:rFonts w:ascii="宋体" w:eastAsia="宋体" w:hAnsi="宋体" w:cs="宋体" w:hint="eastAsia"/>
                 <w:i w:val="0"/>
                 <w:iCs w:val="0"/>
                 <w:snapToGrid w:val="0"/>
@@ -5303,7 +5251,7 @@
                 <w:sz w:val="21"/>
                 <w:szCs w:val="21"/>
                 <w:u w:val="none"/>
-                <w:lang w:val="en-US" w:eastAsia="zh-CN" w:bidi="ar"/>
+                <w:lang w:val="en-US" w:eastAsia="zh-CN"/>
               </w:rPr>
               <w:t>季度</w:t>
             </w:r>
@@ -5313,14 +5261,14 @@
     </w:tbl>
     <w:p>
       <w:pPr>
-        <w:pStyle w:val="28"/>
+        <w:pStyle w:val="1"/>
         <w:bidi w:val="0"/>
         <w:rPr>
           <w:rFonts w:hint="default"/>
           <w:lang w:val="en-US" w:eastAsia="zh-CN"/>
         </w:rPr>
       </w:pPr>
-      <w:bookmarkStart w:id="10" w:name="_Toc8206"/>
+      <w:bookmarkStart w:id="11" w:name="_Toc8206"/>
       <w:r>
         <w:rPr>
           <w:rFonts w:hint="default"/>
@@ -5328,16 +5276,16 @@
         </w:rPr>
         <w:t>附则</w:t>
       </w:r>
-      <w:bookmarkEnd w:id="10"/>
+      <w:bookmarkEnd w:id="11"/>
     </w:p>
     <w:p>
       <w:pPr>
-        <w:pStyle w:val="29"/>
+        <w:pStyle w:val="a1"/>
         <w:numPr>
           <w:ilvl w:val="0"/>
           <w:numId w:val="3"/>
         </w:numPr>
-        <w:ind w:left="425" w:leftChars="0" w:hanging="425" w:firstLineChars="0"/>
+        <w:ind w:left="425" w:hanging="425" w:leftChars="0" w:firstLineChars="0"/>
         <w:rPr>
           <w:rFonts w:hint="default"/>
           <w:lang w:val="en-US" w:eastAsia="zh-CN"/>
@@ -5353,12 +5301,12 @@
     </w:p>
     <w:p>
       <w:pPr>
-        <w:pStyle w:val="29"/>
+        <w:pStyle w:val="a1"/>
         <w:numPr>
           <w:ilvl w:val="0"/>
           <w:numId w:val="3"/>
         </w:numPr>
-        <w:ind w:left="425" w:leftChars="0" w:hanging="425" w:firstLineChars="0"/>
+        <w:ind w:left="425" w:hanging="425" w:leftChars="0" w:firstLineChars="0"/>
         <w:rPr>
           <w:rFonts w:hint="default"/>
           <w:lang w:val="en-US" w:eastAsia="zh-CN"/>
@@ -5374,12 +5322,12 @@
     </w:p>
     <w:p>
       <w:pPr>
-        <w:pStyle w:val="29"/>
+        <w:pStyle w:val="a1"/>
         <w:numPr>
           <w:ilvl w:val="0"/>
           <w:numId w:val="3"/>
         </w:numPr>
-        <w:ind w:left="425" w:leftChars="0" w:hanging="425" w:firstLineChars="0"/>
+        <w:ind w:left="425" w:hanging="425" w:leftChars="0" w:firstLineChars="0"/>
         <w:rPr>
           <w:rFonts w:hint="default"/>
           <w:lang w:val="en-US" w:eastAsia="zh-CN"/>
@@ -5394,84 +5342,34 @@
       </w:r>
     </w:p>
     <w:sectPr>
-      <w:headerReference r:id="rId5" w:type="default"/>
-      <w:footerReference r:id="rId6" w:type="default"/>
+      <w:headerReference w:type="default" r:id="rId7"/>
+      <w:footerReference w:type="default" r:id="rId8"/>
       <w:pgSz w:w="11906" w:h="16838"/>
       <w:pgMar w:top="1417" w:right="1800" w:bottom="1440" w:left="1800" w:header="1140" w:footer="992" w:gutter="0"/>
-      <w:cols w:space="425" w:num="1"/>
+      <w:cols w:num="1" w:space="425"/>
       <w:docGrid w:type="lines" w:linePitch="312" w:charSpace="0"/>
     </w:sectPr>
   </w:body>
 </w:document>
 </file>
 
-<file path=word/endnotes.xml><?xml version="1.0" encoding="utf-8"?>
-<w:endnotes xmlns:wpc="http://schemas.microsoft.com/office/word/2010/wordprocessingCanvas" xmlns:mc="http://schemas.openxmlformats.org/markup-compatibility/2006" xmlns:o="urn:schemas-microsoft-com:office:office" xmlns:r="http://schemas.openxmlformats.org/officeDocument/2006/relationships" xmlns:m="http://schemas.openxmlformats.org/officeDocument/2006/math" xmlns:v="urn:schemas-microsoft-com:vml" xmlns:wp14="http://schemas.microsoft.com/office/word/2010/wordprocessingDrawing" xmlns:wp="http://schemas.openxmlformats.org/drawingml/2006/wordprocessingDrawing" xmlns:w="http://schemas.openxmlformats.org/wordprocessingml/2006/main" xmlns:w14="http://schemas.microsoft.com/office/word/2010/wordml" xmlns:w15="http://schemas.microsoft.com/office/word/2012/wordml" xmlns:w10="urn:schemas-microsoft-com:office:word" xmlns:wpg="http://schemas.microsoft.com/office/word/2010/wordprocessingGroup" xmlns:wpi="http://schemas.microsoft.com/office/word/2010/wordprocessingInk" xmlns:wne="http://schemas.microsoft.com/office/word/2006/wordml" xmlns:wps="http://schemas.microsoft.com/office/word/2010/wordprocessingShape" xmlns:wpsCustomData="http://www.wps.cn/officeDocument/2013/wpsCustomData" mc:Ignorable="w14 w15 wp14">
-  <w:endnote w:type="separator" w:id="0">
-    <w:p>
-      <w:pPr>
-        <w:spacing w:line="240" w:lineRule="auto"/>
-      </w:pPr>
-      <w:r>
-        <w:separator/>
-      </w:r>
-    </w:p>
-  </w:endnote>
-  <w:endnote w:type="continuationSeparator" w:id="1">
-    <w:p>
-      <w:pPr>
-        <w:spacing w:line="240" w:lineRule="auto"/>
-      </w:pPr>
-      <w:r>
-        <w:continuationSeparator/>
-      </w:r>
-    </w:p>
-  </w:endnote>
-</w:endnotes>
-</file>
-
 <file path=word/footer1.xml><?xml version="1.0" encoding="utf-8"?>
-<w:ftr xmlns:wpc="http://schemas.microsoft.com/office/word/2010/wordprocessingCanvas" xmlns:mc="http://schemas.openxmlformats.org/markup-compatibility/2006" xmlns:o="urn:schemas-microsoft-com:office:office" xmlns:r="http://schemas.openxmlformats.org/officeDocument/2006/relationships" xmlns:m="http://schemas.openxmlformats.org/officeDocument/2006/math" xmlns:v="urn:schemas-microsoft-com:vml" xmlns:wp14="http://schemas.microsoft.com/office/word/2010/wordprocessingDrawing" xmlns:wp="http://schemas.openxmlformats.org/drawingml/2006/wordprocessingDrawing" xmlns:w10="urn:schemas-microsoft-com:office:word" xmlns:w="http://schemas.openxmlformats.org/wordprocessingml/2006/main" xmlns:w14="http://schemas.microsoft.com/office/word/2010/wordml" xmlns:w15="http://schemas.microsoft.com/office/word/2012/wordml" xmlns:wpg="http://schemas.microsoft.com/office/word/2010/wordprocessingGroup" xmlns:wpi="http://schemas.microsoft.com/office/word/2010/wordprocessingInk" xmlns:wne="http://schemas.microsoft.com/office/word/2006/wordml" xmlns:wps="http://schemas.microsoft.com/office/word/2010/wordprocessingShape" xmlns:wpsCustomData="http://www.wps.cn/officeDocument/2013/wpsCustomData" mc:Ignorable="w14 w15 wp14">
+<w:ftr xmlns:wpc="http://schemas.microsoft.com/office/word/2010/wordprocessingCanvas" xmlns:mc="http://schemas.openxmlformats.org/markup-compatibility/2006" xmlns:o="urn:schemas-microsoft-com:office:office" xmlns:r="http://schemas.openxmlformats.org/officeDocument/2006/relationships" xmlns:m="http://schemas.openxmlformats.org/officeDocument/2006/math" xmlns:v="urn:schemas-microsoft-com:vml" xmlns:wp14="http://schemas.microsoft.com/office/word/2010/wordprocessingDrawing" xmlns:wp="http://schemas.openxmlformats.org/drawingml/2006/wordprocessingDrawing" xmlns:w10="urn:schemas-microsoft-com:office:word" xmlns:w="http://schemas.openxmlformats.org/wordprocessingml/2006/main" xmlns:w14="http://schemas.microsoft.com/office/word/2010/wordml" xmlns:w15="http://schemas.microsoft.com/office/word/2012/wordml" xmlns:wne="http://schemas.microsoft.com/office/word/2006/wordml" xmlns:wpg="http://schemas.microsoft.com/office/word/2010/wordprocessingGroup" xmlns:wpi="http://schemas.microsoft.com/office/word/2010/wordprocessingInk" xmlns:wps="http://schemas.microsoft.com/office/word/2010/wordprocessingShape" mc:Ignorable="w14 w15 wp14">
   <w:p>
     <w:pPr>
-      <w:pStyle w:val="14"/>
+      <w:pStyle w:val="Footer"/>
     </w:pPr>
   </w:p>
 </w:ftr>
 </file>
 
-<file path=word/footnotes.xml><?xml version="1.0" encoding="utf-8"?>
-<w:footnotes xmlns:wpc="http://schemas.microsoft.com/office/word/2010/wordprocessingCanvas" xmlns:mc="http://schemas.openxmlformats.org/markup-compatibility/2006" xmlns:o="urn:schemas-microsoft-com:office:office" xmlns:r="http://schemas.openxmlformats.org/officeDocument/2006/relationships" xmlns:m="http://schemas.openxmlformats.org/officeDocument/2006/math" xmlns:v="urn:schemas-microsoft-com:vml" xmlns:wp14="http://schemas.microsoft.com/office/word/2010/wordprocessingDrawing" xmlns:wp="http://schemas.openxmlformats.org/drawingml/2006/wordprocessingDrawing" xmlns:w="http://schemas.openxmlformats.org/wordprocessingml/2006/main" xmlns:w14="http://schemas.microsoft.com/office/word/2010/wordml" xmlns:w15="http://schemas.microsoft.com/office/word/2012/wordml" xmlns:w10="urn:schemas-microsoft-com:office:word" xmlns:wpg="http://schemas.microsoft.com/office/word/2010/wordprocessingGroup" xmlns:wpi="http://schemas.microsoft.com/office/word/2010/wordprocessingInk" xmlns:wne="http://schemas.microsoft.com/office/word/2006/wordml" xmlns:wps="http://schemas.microsoft.com/office/word/2010/wordprocessingShape" xmlns:wpsCustomData="http://www.wps.cn/officeDocument/2013/wpsCustomData" mc:Ignorable="w14 w15 wp14">
-  <w:footnote w:type="separator" w:id="0">
-    <w:p>
-      <w:pPr>
-        <w:spacing w:line="360" w:lineRule="auto"/>
-      </w:pPr>
-      <w:r>
-        <w:separator/>
-      </w:r>
-    </w:p>
-  </w:footnote>
-  <w:footnote w:type="continuationSeparator" w:id="1">
-    <w:p>
-      <w:pPr>
-        <w:spacing w:line="360" w:lineRule="auto"/>
-      </w:pPr>
-      <w:r>
-        <w:continuationSeparator/>
-      </w:r>
-    </w:p>
-  </w:footnote>
-</w:footnotes>
-</file>
-
 <file path=word/header1.xml><?xml version="1.0" encoding="utf-8"?>
-<w:hdr xmlns:wpc="http://schemas.microsoft.com/office/word/2010/wordprocessingCanvas" xmlns:mc="http://schemas.openxmlformats.org/markup-compatibility/2006" xmlns:o="urn:schemas-microsoft-com:office:office" xmlns:r="http://schemas.openxmlformats.org/officeDocument/2006/relationships" xmlns:m="http://schemas.openxmlformats.org/officeDocument/2006/math" xmlns:v="urn:schemas-microsoft-com:vml" xmlns:wp14="http://schemas.microsoft.com/office/word/2010/wordprocessingDrawing" xmlns:wp="http://schemas.openxmlformats.org/drawingml/2006/wordprocessingDrawing" xmlns:w10="urn:schemas-microsoft-com:office:word" xmlns:w="http://schemas.openxmlformats.org/wordprocessingml/2006/main" xmlns:w14="http://schemas.microsoft.com/office/word/2010/wordml" xmlns:w15="http://schemas.microsoft.com/office/word/2012/wordml" xmlns:wpg="http://schemas.microsoft.com/office/word/2010/wordprocessingGroup" xmlns:wpi="http://schemas.microsoft.com/office/word/2010/wordprocessingInk" xmlns:wne="http://schemas.microsoft.com/office/word/2006/wordml" xmlns:wps="http://schemas.microsoft.com/office/word/2010/wordprocessingShape" xmlns:wpsCustomData="http://www.wps.cn/officeDocument/2013/wpsCustomData" mc:Ignorable="w14 w15 wp14">
+<w:hdr xmlns:wpc="http://schemas.microsoft.com/office/word/2010/wordprocessingCanvas" xmlns:mc="http://schemas.openxmlformats.org/markup-compatibility/2006" xmlns:o="urn:schemas-microsoft-com:office:office" xmlns:r="http://schemas.openxmlformats.org/officeDocument/2006/relationships" xmlns:m="http://schemas.openxmlformats.org/officeDocument/2006/math" xmlns:v="urn:schemas-microsoft-com:vml" xmlns:wp14="http://schemas.microsoft.com/office/word/2010/wordprocessingDrawing" xmlns:wp="http://schemas.openxmlformats.org/drawingml/2006/wordprocessingDrawing" xmlns:w10="urn:schemas-microsoft-com:office:word" xmlns:w="http://schemas.openxmlformats.org/wordprocessingml/2006/main" xmlns:w14="http://schemas.microsoft.com/office/word/2010/wordml" xmlns:w15="http://schemas.microsoft.com/office/word/2012/wordml" xmlns:wne="http://schemas.microsoft.com/office/word/2006/wordml" xmlns:wpg="http://schemas.microsoft.com/office/word/2010/wordprocessingGroup" xmlns:wpi="http://schemas.microsoft.com/office/word/2010/wordprocessingInk" xmlns:wps="http://schemas.microsoft.com/office/word/2010/wordprocessingShape" mc:Ignorable="w14 w15 wp14">
   <w:p>
     <w:pPr>
-      <w:pStyle w:val="15"/>
+      <w:pStyle w:val="Header"/>
       <w:pBdr>
-        <w:bottom w:val="single" w:color="auto" w:sz="4" w:space="1"/>
+        <w:bottom w:val="single" w:sz="4" w:space="1" w:color="auto"/>
       </w:pBdr>
       <w:tabs>
         <w:tab w:val="left" w:pos="335"/>
@@ -5479,27 +5377,27 @@
       </w:tabs>
       <w:jc w:val="right"/>
       <w:rPr>
-        <w:rFonts w:hint="eastAsia" w:eastAsiaTheme="minorEastAsia"/>
+        <w:rFonts w:eastAsiaTheme="minorEastAsia" w:hint="eastAsia"/>
         <w:lang w:eastAsia="zh-CN"/>
       </w:rPr>
     </w:pPr>
     <w:r>
       <w:rPr>
-        <w:rFonts w:hint="eastAsia" w:eastAsiaTheme="minorEastAsia"/>
+        <w:rFonts w:eastAsiaTheme="minorEastAsia" w:hint="eastAsia"/>
         <w:lang w:val="en-US" w:eastAsia="zh-CN"/>
       </w:rPr>
       <w:tab/>
     </w:r>
     <w:r>
       <w:rPr>
-        <w:rFonts w:hint="eastAsia" w:eastAsiaTheme="minorEastAsia"/>
+        <w:rFonts w:eastAsiaTheme="minorEastAsia" w:hint="eastAsia"/>
         <w:lang w:val="en-US" w:eastAsia="zh-CN"/>
       </w:rPr>
       <w:tab/>
     </w:r>
     <w:r>
       <w:rPr>
-        <w:rFonts w:hint="eastAsia" w:eastAsiaTheme="minorEastAsia"/>
+        <w:rFonts w:eastAsiaTheme="minorEastAsia" w:hint="eastAsia"/>
         <w:lang w:val="en-US" w:eastAsia="zh-CN"/>
       </w:rPr>
       <w:t>江西通信产业服务有限公司</w:t>
@@ -5509,12 +5407,12 @@
 </file>
 
 <file path=word/numbering.xml><?xml version="1.0" encoding="utf-8"?>
-<w:numbering xmlns:wpc="http://schemas.microsoft.com/office/word/2010/wordprocessingCanvas" xmlns:mc="http://schemas.openxmlformats.org/markup-compatibility/2006" xmlns:o="urn:schemas-microsoft-com:office:office" xmlns:r="http://schemas.openxmlformats.org/officeDocument/2006/relationships" xmlns:m="http://schemas.openxmlformats.org/officeDocument/2006/math" xmlns:v="urn:schemas-microsoft-com:vml" xmlns:wp14="http://schemas.microsoft.com/office/word/2010/wordprocessingDrawing" xmlns:wp="http://schemas.openxmlformats.org/drawingml/2006/wordprocessingDrawing" xmlns:w10="urn:schemas-microsoft-com:office:word" xmlns:w="http://schemas.openxmlformats.org/wordprocessingml/2006/main" xmlns:w14="http://schemas.microsoft.com/office/word/2010/wordml" xmlns:wpg="http://schemas.microsoft.com/office/word/2010/wordprocessingGroup" xmlns:wpi="http://schemas.microsoft.com/office/word/2010/wordprocessingInk" xmlns:wne="http://schemas.microsoft.com/office/word/2006/wordml" xmlns:wps="http://schemas.microsoft.com/office/word/2010/wordprocessingShape" xmlns:wpsCustomData="http://www.wps.cn/officeDocument/2013/wpsCustomData" mc:Ignorable="w14 wp14">
+<w:numbering xmlns:wpc="http://schemas.microsoft.com/office/word/2010/wordprocessingCanvas" xmlns:mc="http://schemas.openxmlformats.org/markup-compatibility/2006" xmlns:o="urn:schemas-microsoft-com:office:office" xmlns:r="http://schemas.openxmlformats.org/officeDocument/2006/relationships" xmlns:m="http://schemas.openxmlformats.org/officeDocument/2006/math" xmlns:v="urn:schemas-microsoft-com:vml" xmlns:wp14="http://schemas.microsoft.com/office/word/2010/wordprocessingDrawing" xmlns:wp="http://schemas.openxmlformats.org/drawingml/2006/wordprocessingDrawing" xmlns:w10="urn:schemas-microsoft-com:office:word" xmlns:w="http://schemas.openxmlformats.org/wordprocessingml/2006/main" xmlns:w14="http://schemas.microsoft.com/office/word/2010/wordml" xmlns:w15="http://schemas.microsoft.com/office/word/2012/wordml" xmlns:wne="http://schemas.microsoft.com/office/word/2006/wordml" xmlns:wpg="http://schemas.microsoft.com/office/word/2010/wordprocessingGroup" xmlns:wpi="http://schemas.microsoft.com/office/word/2010/wordprocessingInk" xmlns:wps="http://schemas.microsoft.com/office/word/2010/wordprocessingShape" mc:Ignorable="w14 w15 wp14">
   <w:abstractNum w:abstractNumId="0">
     <w:nsid w:val="8C9C0A9E"/>
     <w:multiLevelType w:val="singleLevel"/>
     <w:tmpl w:val="8C9C0A9E"/>
-    <w:lvl w:ilvl="0" w:tentative="0">
+    <w:lvl w:ilvl="0">
       <w:start w:val="1"/>
       <w:numFmt w:val="decimal"/>
       <w:lvlText w:val="%1."/>
@@ -5531,10 +5429,10 @@
     <w:nsid w:val="8E964DCE"/>
     <w:multiLevelType w:val="multilevel"/>
     <w:tmpl w:val="8E964DCE"/>
-    <w:lvl w:ilvl="0" w:tentative="0">
+    <w:lvl w:ilvl="0">
       <w:start w:val="1"/>
       <w:numFmt w:val="decimal"/>
-      <w:pStyle w:val="2"/>
+      <w:pStyle w:val="Heading1"/>
       <w:lvlText w:val="%1."/>
       <w:lvlJc w:val="left"/>
       <w:pPr>
@@ -5544,10 +5442,10 @@
         <w:rFonts w:hint="default"/>
       </w:rPr>
     </w:lvl>
-    <w:lvl w:ilvl="1" w:tentative="0">
+    <w:lvl w:ilvl="1">
       <w:start w:val="1"/>
       <w:numFmt w:val="decimal"/>
-      <w:pStyle w:val="3"/>
+      <w:pStyle w:val="Heading2"/>
       <w:lvlText w:val="%1.%2."/>
       <w:lvlJc w:val="left"/>
       <w:pPr>
@@ -5557,10 +5455,10 @@
         <w:rFonts w:hint="default"/>
       </w:rPr>
     </w:lvl>
-    <w:lvl w:ilvl="2" w:tentative="0">
+    <w:lvl w:ilvl="2">
       <w:start w:val="1"/>
       <w:numFmt w:val="decimal"/>
-      <w:pStyle w:val="4"/>
+      <w:pStyle w:val="Heading3"/>
       <w:lvlText w:val="%1.%2.%3."/>
       <w:lvlJc w:val="left"/>
       <w:pPr>
@@ -5570,10 +5468,10 @@
         <w:rFonts w:hint="default"/>
       </w:rPr>
     </w:lvl>
-    <w:lvl w:ilvl="3" w:tentative="0">
+    <w:lvl w:ilvl="3">
       <w:start w:val="1"/>
       <w:numFmt w:val="decimal"/>
-      <w:pStyle w:val="5"/>
+      <w:pStyle w:val="Heading4"/>
       <w:lvlText w:val="%1.%2.%3.%4."/>
       <w:lvlJc w:val="left"/>
       <w:pPr>
@@ -5583,10 +5481,10 @@
         <w:rFonts w:hint="default"/>
       </w:rPr>
     </w:lvl>
-    <w:lvl w:ilvl="4" w:tentative="0">
+    <w:lvl w:ilvl="4">
       <w:start w:val="1"/>
       <w:numFmt w:val="decimal"/>
-      <w:pStyle w:val="6"/>
+      <w:pStyle w:val="Heading5"/>
       <w:lvlText w:val="%1.%2.%3.%4.%5."/>
       <w:lvlJc w:val="left"/>
       <w:pPr>
@@ -5596,10 +5494,10 @@
         <w:rFonts w:hint="default"/>
       </w:rPr>
     </w:lvl>
-    <w:lvl w:ilvl="5" w:tentative="0">
+    <w:lvl w:ilvl="5">
       <w:start w:val="1"/>
       <w:numFmt w:val="decimal"/>
-      <w:pStyle w:val="7"/>
+      <w:pStyle w:val="Heading6"/>
       <w:lvlText w:val="%1.%2.%3.%4.%5.%6."/>
       <w:lvlJc w:val="left"/>
       <w:pPr>
@@ -5609,10 +5507,10 @@
         <w:rFonts w:hint="default"/>
       </w:rPr>
     </w:lvl>
-    <w:lvl w:ilvl="6" w:tentative="0">
+    <w:lvl w:ilvl="6">
       <w:start w:val="1"/>
       <w:numFmt w:val="decimal"/>
-      <w:pStyle w:val="8"/>
+      <w:pStyle w:val="Heading7"/>
       <w:lvlText w:val="%1.%2.%3.%4.%5.%6.%7."/>
       <w:lvlJc w:val="left"/>
       <w:pPr>
@@ -5622,10 +5520,10 @@
         <w:rFonts w:hint="default"/>
       </w:rPr>
     </w:lvl>
-    <w:lvl w:ilvl="7" w:tentative="0">
+    <w:lvl w:ilvl="7">
       <w:start w:val="1"/>
       <w:numFmt w:val="decimal"/>
-      <w:pStyle w:val="9"/>
+      <w:pStyle w:val="Heading8"/>
       <w:lvlText w:val="%1.%2.%3.%4.%5.%6.%7.%8."/>
       <w:lvlJc w:val="left"/>
       <w:pPr>
@@ -5635,10 +5533,10 @@
         <w:rFonts w:hint="default"/>
       </w:rPr>
     </w:lvl>
-    <w:lvl w:ilvl="8" w:tentative="0">
+    <w:lvl w:ilvl="8">
       <w:start w:val="1"/>
       <w:numFmt w:val="decimal"/>
-      <w:pStyle w:val="10"/>
+      <w:pStyle w:val="Heading9"/>
       <w:lvlText w:val="%1.%2.%3.%4.%5.%6.%7.%8.%9."/>
       <w:lvlJc w:val="left"/>
       <w:pPr>
@@ -5653,7 +5551,7 @@
     <w:nsid w:val="0F1C296F"/>
     <w:multiLevelType w:val="singleLevel"/>
     <w:tmpl w:val="0F1C296F"/>
-    <w:lvl w:ilvl="0" w:tentative="0">
+    <w:lvl w:ilvl="0">
       <w:start w:val="1"/>
       <w:numFmt w:val="decimal"/>
       <w:lvlText w:val="%1."/>
@@ -5679,269 +5577,267 @@
 </file>
 
 <file path=word/styles.xml><?xml version="1.0" encoding="utf-8"?>
-<w:styles xmlns:mc="http://schemas.openxmlformats.org/markup-compatibility/2006" xmlns:o="urn:schemas-microsoft-com:office:office" xmlns:r="http://schemas.openxmlformats.org/officeDocument/2006/relationships" xmlns:m="http://schemas.openxmlformats.org/officeDocument/2006/math" xmlns:v="urn:schemas-microsoft-com:vml" xmlns:w="http://schemas.openxmlformats.org/wordprocessingml/2006/main" xmlns:w14="http://schemas.microsoft.com/office/word/2010/wordml" xmlns:w10="urn:schemas-microsoft-com:office:word" xmlns:sl="http://schemas.openxmlformats.org/schemaLibrary/2006/main" xmlns:wpsCustomData="http://www.wps.cn/officeDocument/2013/wpsCustomData" mc:Ignorable="w14">
+<w:styles xmlns:mc="http://schemas.openxmlformats.org/markup-compatibility/2006" xmlns:r="http://schemas.openxmlformats.org/officeDocument/2006/relationships" xmlns:w="http://schemas.openxmlformats.org/wordprocessingml/2006/main" xmlns:w14="http://schemas.microsoft.com/office/word/2010/wordml" xmlns:w15="http://schemas.microsoft.com/office/word/2012/wordml" mc:Ignorable="w14 w15">
   <w:docDefaults>
     <w:rPrDefault>
       <w:rPr>
-        <w:rFonts w:ascii="Times New Roman" w:hAnsi="Times New Roman" w:eastAsia="宋体" w:cs="Times New Roman"/>
+        <w:rFonts w:ascii="Times New Roman" w:eastAsia="宋体" w:hAnsi="Times New Roman" w:cs="Times New Roman"/>
       </w:rPr>
     </w:rPrDefault>
     <w:pPrDefault/>
   </w:docDefaults>
-  <w:latentStyles w:count="260" w:defQFormat="0" w:defUnhideWhenUsed="1" w:defSemiHidden="1" w:defUIPriority="99" w:defLockedState="0">
-    <w:lsdException w:qFormat="1" w:unhideWhenUsed="0" w:uiPriority="0" w:semiHidden="0" w:name="Normal"/>
-    <w:lsdException w:qFormat="1" w:unhideWhenUsed="0" w:uiPriority="0" w:semiHidden="0" w:name="heading 1"/>
-    <w:lsdException w:qFormat="1" w:uiPriority="0" w:semiHidden="0" w:name="heading 2"/>
-    <w:lsdException w:qFormat="1" w:uiPriority="0" w:name="heading 3"/>
-    <w:lsdException w:qFormat="1" w:uiPriority="0" w:semiHidden="0" w:name="heading 4"/>
-    <w:lsdException w:qFormat="1" w:uiPriority="0" w:name="heading 5"/>
-    <w:lsdException w:qFormat="1" w:uiPriority="0" w:name="heading 6"/>
-    <w:lsdException w:qFormat="1" w:uiPriority="0" w:name="heading 7"/>
-    <w:lsdException w:qFormat="1" w:uiPriority="0" w:name="heading 8"/>
-    <w:lsdException w:qFormat="1" w:uiPriority="0" w:name="heading 9"/>
-    <w:lsdException w:unhideWhenUsed="0" w:uiPriority="0" w:semiHidden="0" w:name="index 1"/>
-    <w:lsdException w:unhideWhenUsed="0" w:uiPriority="0" w:semiHidden="0" w:name="index 2"/>
-    <w:lsdException w:unhideWhenUsed="0" w:uiPriority="0" w:semiHidden="0" w:name="index 3"/>
-    <w:lsdException w:unhideWhenUsed="0" w:uiPriority="0" w:semiHidden="0" w:name="index 4"/>
-    <w:lsdException w:unhideWhenUsed="0" w:uiPriority="0" w:semiHidden="0" w:name="index 5"/>
-    <w:lsdException w:unhideWhenUsed="0" w:uiPriority="0" w:semiHidden="0" w:name="index 6"/>
-    <w:lsdException w:unhideWhenUsed="0" w:uiPriority="0" w:semiHidden="0" w:name="index 7"/>
-    <w:lsdException w:unhideWhenUsed="0" w:uiPriority="0" w:semiHidden="0" w:name="index 8"/>
-    <w:lsdException w:unhideWhenUsed="0" w:uiPriority="0" w:semiHidden="0" w:name="index 9"/>
-    <w:lsdException w:qFormat="1" w:unhideWhenUsed="0" w:uiPriority="0" w:semiHidden="0" w:name="toc 1"/>
-    <w:lsdException w:qFormat="1" w:unhideWhenUsed="0" w:uiPriority="0" w:semiHidden="0" w:name="toc 2"/>
-    <w:lsdException w:qFormat="1" w:unhideWhenUsed="0" w:uiPriority="0" w:semiHidden="0" w:name="toc 3"/>
-    <w:lsdException w:unhideWhenUsed="0" w:uiPriority="0" w:semiHidden="0" w:name="toc 4"/>
-    <w:lsdException w:unhideWhenUsed="0" w:uiPriority="0" w:semiHidden="0" w:name="toc 5"/>
-    <w:lsdException w:unhideWhenUsed="0" w:uiPriority="0" w:semiHidden="0" w:name="toc 6"/>
-    <w:lsdException w:unhideWhenUsed="0" w:uiPriority="0" w:semiHidden="0" w:name="toc 7"/>
-    <w:lsdException w:unhideWhenUsed="0" w:uiPriority="0" w:semiHidden="0" w:name="toc 8"/>
-    <w:lsdException w:unhideWhenUsed="0" w:uiPriority="0" w:semiHidden="0" w:name="toc 9"/>
-    <w:lsdException w:unhideWhenUsed="0" w:uiPriority="0" w:semiHidden="0" w:name="Normal Indent"/>
-    <w:lsdException w:unhideWhenUsed="0" w:uiPriority="0" w:semiHidden="0" w:name="footnote text"/>
-    <w:lsdException w:qFormat="1" w:unhideWhenUsed="0" w:uiPriority="0" w:semiHidden="0" w:name="annotation text"/>
-    <w:lsdException w:qFormat="1" w:unhideWhenUsed="0" w:uiPriority="0" w:semiHidden="0" w:name="header"/>
-    <w:lsdException w:qFormat="1" w:unhideWhenUsed="0" w:uiPriority="0" w:semiHidden="0" w:name="footer"/>
-    <w:lsdException w:unhideWhenUsed="0" w:uiPriority="0" w:semiHidden="0" w:name="index heading"/>
-    <w:lsdException w:qFormat="1" w:uiPriority="0" w:name="caption"/>
-    <w:lsdException w:unhideWhenUsed="0" w:uiPriority="0" w:semiHidden="0" w:name="table of figures"/>
-    <w:lsdException w:unhideWhenUsed="0" w:uiPriority="0" w:semiHidden="0" w:name="envelope address"/>
-    <w:lsdException w:unhideWhenUsed="0" w:uiPriority="0" w:semiHidden="0" w:name="envelope return"/>
-    <w:lsdException w:unhideWhenUsed="0" w:uiPriority="0" w:semiHidden="0" w:name="footnote reference"/>
-    <w:lsdException w:unhideWhenUsed="0" w:uiPriority="0" w:semiHidden="0" w:name="annotation reference"/>
-    <w:lsdException w:unhideWhenUsed="0" w:uiPriority="0" w:semiHidden="0" w:name="line number"/>
-    <w:lsdException w:unhideWhenUsed="0" w:uiPriority="0" w:semiHidden="0" w:name="page number"/>
-    <w:lsdException w:unhideWhenUsed="0" w:uiPriority="0" w:semiHidden="0" w:name="endnote reference"/>
-    <w:lsdException w:unhideWhenUsed="0" w:uiPriority="0" w:semiHidden="0" w:name="endnote text"/>
-    <w:lsdException w:unhideWhenUsed="0" w:uiPriority="0" w:semiHidden="0" w:name="table of authorities"/>
-    <w:lsdException w:unhideWhenUsed="0" w:uiPriority="0" w:semiHidden="0" w:name="macro"/>
-    <w:lsdException w:unhideWhenUsed="0" w:uiPriority="0" w:semiHidden="0" w:name="toa heading"/>
-    <w:lsdException w:unhideWhenUsed="0" w:uiPriority="0" w:semiHidden="0" w:name="List"/>
-    <w:lsdException w:unhideWhenUsed="0" w:uiPriority="0" w:semiHidden="0" w:name="List Bullet"/>
-    <w:lsdException w:unhideWhenUsed="0" w:uiPriority="0" w:semiHidden="0" w:name="List Number"/>
-    <w:lsdException w:unhideWhenUsed="0" w:uiPriority="0" w:semiHidden="0" w:name="List 2"/>
-    <w:lsdException w:unhideWhenUsed="0" w:uiPriority="0" w:semiHidden="0" w:name="List 3"/>
-    <w:lsdException w:unhideWhenUsed="0" w:uiPriority="0" w:semiHidden="0" w:name="List 4"/>
-    <w:lsdException w:unhideWhenUsed="0" w:uiPriority="0" w:semiHidden="0" w:name="List 5"/>
-    <w:lsdException w:unhideWhenUsed="0" w:uiPriority="0" w:semiHidden="0" w:name="List Bullet 2"/>
-    <w:lsdException w:unhideWhenUsed="0" w:uiPriority="0" w:semiHidden="0" w:name="List Bullet 3"/>
-    <w:lsdException w:unhideWhenUsed="0" w:uiPriority="0" w:semiHidden="0" w:name="List Bullet 4"/>
-    <w:lsdException w:unhideWhenUsed="0" w:uiPriority="0" w:semiHidden="0" w:name="List Bullet 5"/>
-    <w:lsdException w:unhideWhenUsed="0" w:uiPriority="0" w:semiHidden="0" w:name="List Number 2"/>
-    <w:lsdException w:unhideWhenUsed="0" w:uiPriority="0" w:semiHidden="0" w:name="List Number 3"/>
-    <w:lsdException w:unhideWhenUsed="0" w:uiPriority="0" w:semiHidden="0" w:name="List Number 4"/>
-    <w:lsdException w:unhideWhenUsed="0" w:uiPriority="0" w:semiHidden="0" w:name="List Number 5"/>
-    <w:lsdException w:qFormat="1" w:unhideWhenUsed="0" w:uiPriority="0" w:semiHidden="0" w:name="Title"/>
-    <w:lsdException w:unhideWhenUsed="0" w:uiPriority="0" w:semiHidden="0" w:name="Closing"/>
-    <w:lsdException w:unhideWhenUsed="0" w:uiPriority="0" w:semiHidden="0" w:name="Signature"/>
-    <w:lsdException w:qFormat="1" w:unhideWhenUsed="0" w:uiPriority="0" w:name="Default Paragraph Font"/>
-    <w:lsdException w:qFormat="1" w:unhideWhenUsed="0" w:uiPriority="0" w:name="Body Text"/>
-    <w:lsdException w:unhideWhenUsed="0" w:uiPriority="0" w:semiHidden="0" w:name="Body Text Indent"/>
-    <w:lsdException w:unhideWhenUsed="0" w:uiPriority="0" w:semiHidden="0" w:name="List Continue"/>
-    <w:lsdException w:unhideWhenUsed="0" w:uiPriority="0" w:semiHidden="0" w:name="List Continue 2"/>
-    <w:lsdException w:unhideWhenUsed="0" w:uiPriority="0" w:semiHidden="0" w:name="List Continue 3"/>
-    <w:lsdException w:unhideWhenUsed="0" w:uiPriority="0" w:semiHidden="0" w:name="List Continue 4"/>
-    <w:lsdException w:unhideWhenUsed="0" w:uiPriority="0" w:semiHidden="0" w:name="List Continue 5"/>
-    <w:lsdException w:unhideWhenUsed="0" w:uiPriority="0" w:semiHidden="0" w:name="Message Header"/>
-    <w:lsdException w:qFormat="1" w:unhideWhenUsed="0" w:uiPriority="0" w:semiHidden="0" w:name="Subtitle"/>
-    <w:lsdException w:unhideWhenUsed="0" w:uiPriority="0" w:semiHidden="0" w:name="Salutation"/>
-    <w:lsdException w:unhideWhenUsed="0" w:uiPriority="0" w:semiHidden="0" w:name="Date"/>
-    <w:lsdException w:unhideWhenUsed="0" w:uiPriority="0" w:semiHidden="0" w:name="Body Text First Indent"/>
-    <w:lsdException w:unhideWhenUsed="0" w:uiPriority="0" w:semiHidden="0" w:name="Body Text First Indent 2"/>
-    <w:lsdException w:uiPriority="99" w:name="Note Heading"/>
-    <w:lsdException w:unhideWhenUsed="0" w:uiPriority="0" w:semiHidden="0" w:name="Body Text 2"/>
-    <w:lsdException w:unhideWhenUsed="0" w:uiPriority="0" w:semiHidden="0" w:name="Body Text 3"/>
-    <w:lsdException w:unhideWhenUsed="0" w:uiPriority="0" w:semiHidden="0" w:name="Body Text Indent 2"/>
-    <w:lsdException w:unhideWhenUsed="0" w:uiPriority="0" w:semiHidden="0" w:name="Body Text Indent 3"/>
-    <w:lsdException w:unhideWhenUsed="0" w:uiPriority="0" w:semiHidden="0" w:name="Block Text"/>
-    <w:lsdException w:unhideWhenUsed="0" w:uiPriority="0" w:semiHidden="0" w:name="Hyperlink"/>
-    <w:lsdException w:unhideWhenUsed="0" w:uiPriority="0" w:semiHidden="0" w:name="FollowedHyperlink"/>
-    <w:lsdException w:qFormat="1" w:unhideWhenUsed="0" w:uiPriority="0" w:semiHidden="0" w:name="Strong"/>
-    <w:lsdException w:qFormat="1" w:unhideWhenUsed="0" w:uiPriority="0" w:semiHidden="0" w:name="Emphasis"/>
-    <w:lsdException w:unhideWhenUsed="0" w:uiPriority="0" w:semiHidden="0" w:name="Document Map"/>
-    <w:lsdException w:unhideWhenUsed="0" w:uiPriority="0" w:semiHidden="0" w:name="Plain Text"/>
-    <w:lsdException w:unhideWhenUsed="0" w:uiPriority="0" w:semiHidden="0" w:name="E-mail Signature"/>
-    <w:lsdException w:qFormat="1" w:unhideWhenUsed="0" w:uiPriority="0" w:semiHidden="0" w:name="Normal (Web)"/>
-    <w:lsdException w:unhideWhenUsed="0" w:uiPriority="0" w:semiHidden="0" w:name="HTML Acronym"/>
-    <w:lsdException w:unhideWhenUsed="0" w:uiPriority="0" w:semiHidden="0" w:name="HTML Address"/>
-    <w:lsdException w:unhideWhenUsed="0" w:uiPriority="0" w:semiHidden="0" w:name="HTML Cite"/>
-    <w:lsdException w:unhideWhenUsed="0" w:uiPriority="0" w:semiHidden="0" w:name="HTML Code"/>
-    <w:lsdException w:unhideWhenUsed="0" w:uiPriority="0" w:semiHidden="0" w:name="HTML Definition"/>
-    <w:lsdException w:unhideWhenUsed="0" w:uiPriority="0" w:semiHidden="0" w:name="HTML Keyboard"/>
-    <w:lsdException w:unhideWhenUsed="0" w:uiPriority="0" w:semiHidden="0" w:name="HTML Preformatted"/>
-    <w:lsdException w:unhideWhenUsed="0" w:uiPriority="0" w:semiHidden="0" w:name="HTML Sample"/>
-    <w:lsdException w:unhideWhenUsed="0" w:uiPriority="0" w:semiHidden="0" w:name="HTML Typewriter"/>
-    <w:lsdException w:unhideWhenUsed="0" w:uiPriority="0" w:semiHidden="0" w:name="HTML Variable"/>
-    <w:lsdException w:qFormat="1" w:unhideWhenUsed="0" w:uiPriority="0" w:name="Normal Table"/>
-    <w:lsdException w:unhideWhenUsed="0" w:uiPriority="0" w:semiHidden="0" w:name="annotation subject"/>
-    <w:lsdException w:unhideWhenUsed="0" w:uiPriority="0" w:semiHidden="0" w:name="Table Simple 1"/>
-    <w:lsdException w:unhideWhenUsed="0" w:uiPriority="0" w:semiHidden="0" w:name="Table Simple 2"/>
-    <w:lsdException w:unhideWhenUsed="0" w:uiPriority="0" w:semiHidden="0" w:name="Table Simple 3"/>
-    <w:lsdException w:unhideWhenUsed="0" w:uiPriority="0" w:semiHidden="0" w:name="Table Classic 1"/>
-    <w:lsdException w:unhideWhenUsed="0" w:uiPriority="0" w:semiHidden="0" w:name="Table Classic 2"/>
-    <w:lsdException w:unhideWhenUsed="0" w:uiPriority="0" w:semiHidden="0" w:name="Table Classic 3"/>
-    <w:lsdException w:unhideWhenUsed="0" w:uiPriority="0" w:semiHidden="0" w:name="Table Classic 4"/>
-    <w:lsdException w:unhideWhenUsed="0" w:uiPriority="0" w:semiHidden="0" w:name="Table Colorful 1"/>
-    <w:lsdException w:unhideWhenUsed="0" w:uiPriority="0" w:semiHidden="0" w:name="Table Colorful 2"/>
-    <w:lsdException w:unhideWhenUsed="0" w:uiPriority="0" w:semiHidden="0" w:name="Table Colorful 3"/>
-    <w:lsdException w:unhideWhenUsed="0" w:uiPriority="0" w:semiHidden="0" w:name="Table Columns 1"/>
-    <w:lsdException w:unhideWhenUsed="0" w:uiPriority="0" w:semiHidden="0" w:name="Table Columns 2"/>
-    <w:lsdException w:unhideWhenUsed="0" w:uiPriority="0" w:semiHidden="0" w:name="Table Columns 3"/>
-    <w:lsdException w:unhideWhenUsed="0" w:uiPriority="0" w:semiHidden="0" w:name="Table Columns 4"/>
-    <w:lsdException w:unhideWhenUsed="0" w:uiPriority="0" w:semiHidden="0" w:name="Table Columns 5"/>
-    <w:lsdException w:unhideWhenUsed="0" w:uiPriority="0" w:semiHidden="0" w:name="Table Grid 1"/>
-    <w:lsdException w:unhideWhenUsed="0" w:uiPriority="0" w:semiHidden="0" w:name="Table Grid 2"/>
-    <w:lsdException w:unhideWhenUsed="0" w:uiPriority="0" w:semiHidden="0" w:name="Table Grid 3"/>
-    <w:lsdException w:unhideWhenUsed="0" w:uiPriority="0" w:semiHidden="0" w:name="Table Grid 4"/>
-    <w:lsdException w:unhideWhenUsed="0" w:uiPriority="0" w:semiHidden="0" w:name="Table Grid 5"/>
-    <w:lsdException w:unhideWhenUsed="0" w:uiPriority="0" w:semiHidden="0" w:name="Table Grid 6"/>
-    <w:lsdException w:unhideWhenUsed="0" w:uiPriority="0" w:semiHidden="0" w:name="Table Grid 7"/>
-    <w:lsdException w:unhideWhenUsed="0" w:uiPriority="0" w:semiHidden="0" w:name="Table Grid 8"/>
-    <w:lsdException w:unhideWhenUsed="0" w:uiPriority="0" w:semiHidden="0" w:name="Table List 1"/>
-    <w:lsdException w:unhideWhenUsed="0" w:uiPriority="0" w:semiHidden="0" w:name="Table List 2"/>
-    <w:lsdException w:unhideWhenUsed="0" w:uiPriority="0" w:semiHidden="0" w:name="Table List 3"/>
-    <w:lsdException w:unhideWhenUsed="0" w:uiPriority="0" w:semiHidden="0" w:name="Table List 4"/>
-    <w:lsdException w:unhideWhenUsed="0" w:uiPriority="0" w:semiHidden="0" w:name="Table List 5"/>
-    <w:lsdException w:unhideWhenUsed="0" w:uiPriority="0" w:semiHidden="0" w:name="Table List 6"/>
-    <w:lsdException w:unhideWhenUsed="0" w:uiPriority="0" w:semiHidden="0" w:name="Table List 7"/>
-    <w:lsdException w:unhideWhenUsed="0" w:uiPriority="0" w:semiHidden="0" w:name="Table List 8"/>
-    <w:lsdException w:unhideWhenUsed="0" w:uiPriority="0" w:semiHidden="0" w:name="Table 3D effects 1"/>
-    <w:lsdException w:unhideWhenUsed="0" w:uiPriority="0" w:semiHidden="0" w:name="Table 3D effects 2"/>
-    <w:lsdException w:unhideWhenUsed="0" w:uiPriority="0" w:semiHidden="0" w:name="Table 3D effects 3"/>
-    <w:lsdException w:unhideWhenUsed="0" w:uiPriority="0" w:semiHidden="0" w:name="Table Contemporary"/>
-    <w:lsdException w:unhideWhenUsed="0" w:uiPriority="0" w:semiHidden="0" w:name="Table Elegant"/>
-    <w:lsdException w:unhideWhenUsed="0" w:uiPriority="0" w:semiHidden="0" w:name="Table Professional"/>
-    <w:lsdException w:unhideWhenUsed="0" w:uiPriority="0" w:semiHidden="0" w:name="Table Subtle 1"/>
-    <w:lsdException w:unhideWhenUsed="0" w:uiPriority="0" w:semiHidden="0" w:name="Table Subtle 2"/>
-    <w:lsdException w:unhideWhenUsed="0" w:uiPriority="0" w:semiHidden="0" w:name="Table Web 1"/>
-    <w:lsdException w:unhideWhenUsed="0" w:uiPriority="0" w:semiHidden="0" w:name="Table Web 2"/>
-    <w:lsdException w:unhideWhenUsed="0" w:uiPriority="0" w:semiHidden="0" w:name="Table Web 3"/>
-    <w:lsdException w:unhideWhenUsed="0" w:uiPriority="0" w:semiHidden="0" w:name="Balloon Text"/>
-    <w:lsdException w:qFormat="1" w:unhideWhenUsed="0" w:uiPriority="0" w:semiHidden="0" w:name="Table Grid"/>
-    <w:lsdException w:unhideWhenUsed="0" w:uiPriority="0" w:semiHidden="0" w:name="Table Theme"/>
-    <w:lsdException w:unhideWhenUsed="0" w:uiPriority="60" w:semiHidden="0" w:name="Light Shading"/>
-    <w:lsdException w:unhideWhenUsed="0" w:uiPriority="61" w:semiHidden="0" w:name="Light List"/>
-    <w:lsdException w:unhideWhenUsed="0" w:uiPriority="62" w:semiHidden="0" w:name="Light Grid"/>
-    <w:lsdException w:unhideWhenUsed="0" w:uiPriority="63" w:semiHidden="0" w:name="Medium Shading 1"/>
-    <w:lsdException w:unhideWhenUsed="0" w:uiPriority="64" w:semiHidden="0" w:name="Medium Shading 2"/>
-    <w:lsdException w:unhideWhenUsed="0" w:uiPriority="65" w:semiHidden="0" w:name="Medium List 1"/>
-    <w:lsdException w:unhideWhenUsed="0" w:uiPriority="66" w:semiHidden="0" w:name="Medium List 2"/>
-    <w:lsdException w:unhideWhenUsed="0" w:uiPriority="67" w:semiHidden="0" w:name="Medium Grid 1"/>
-    <w:lsdException w:unhideWhenUsed="0" w:uiPriority="68" w:semiHidden="0" w:name="Medium Grid 2"/>
-    <w:lsdException w:unhideWhenUsed="0" w:uiPriority="69" w:semiHidden="0" w:name="Medium Grid 3"/>
-    <w:lsdException w:unhideWhenUsed="0" w:uiPriority="70" w:semiHidden="0" w:name="Dark List"/>
-    <w:lsdException w:unhideWhenUsed="0" w:uiPriority="71" w:semiHidden="0" w:name="Colorful Shading"/>
-    <w:lsdException w:unhideWhenUsed="0" w:uiPriority="72" w:semiHidden="0" w:name="Colorful List"/>
-    <w:lsdException w:unhideWhenUsed="0" w:uiPriority="73" w:semiHidden="0" w:name="Colorful Grid"/>
-    <w:lsdException w:unhideWhenUsed="0" w:uiPriority="60" w:semiHidden="0" w:name="Light Shading Accent 1"/>
-    <w:lsdException w:unhideWhenUsed="0" w:uiPriority="61" w:semiHidden="0" w:name="Light List Accent 1"/>
-    <w:lsdException w:unhideWhenUsed="0" w:uiPriority="62" w:semiHidden="0" w:name="Light Grid Accent 1"/>
-    <w:lsdException w:unhideWhenUsed="0" w:uiPriority="63" w:semiHidden="0" w:name="Medium Shading 1 Accent 1"/>
-    <w:lsdException w:unhideWhenUsed="0" w:uiPriority="64" w:semiHidden="0" w:name="Medium Shading 2 Accent 1"/>
-    <w:lsdException w:unhideWhenUsed="0" w:uiPriority="65" w:semiHidden="0" w:name="Medium List 1 Accent 1"/>
-    <w:lsdException w:unhideWhenUsed="0" w:uiPriority="66" w:semiHidden="0" w:name="Medium List 2 Accent 1"/>
-    <w:lsdException w:unhideWhenUsed="0" w:uiPriority="67" w:semiHidden="0" w:name="Medium Grid 1 Accent 1"/>
-    <w:lsdException w:unhideWhenUsed="0" w:uiPriority="68" w:semiHidden="0" w:name="Medium Grid 2 Accent 1"/>
-    <w:lsdException w:unhideWhenUsed="0" w:uiPriority="69" w:semiHidden="0" w:name="Medium Grid 3 Accent 1"/>
-    <w:lsdException w:unhideWhenUsed="0" w:uiPriority="70" w:semiHidden="0" w:name="Dark List Accent 1"/>
-    <w:lsdException w:unhideWhenUsed="0" w:uiPriority="71" w:semiHidden="0" w:name="Colorful Shading Accent 1"/>
-    <w:lsdException w:unhideWhenUsed="0" w:uiPriority="72" w:semiHidden="0" w:name="Colorful List Accent 1"/>
-    <w:lsdException w:unhideWhenUsed="0" w:uiPriority="73" w:semiHidden="0" w:name="Colorful Grid Accent 1"/>
-    <w:lsdException w:unhideWhenUsed="0" w:uiPriority="60" w:semiHidden="0" w:name="Light Shading Accent 2"/>
-    <w:lsdException w:unhideWhenUsed="0" w:uiPriority="61" w:semiHidden="0" w:name="Light List Accent 2"/>
-    <w:lsdException w:unhideWhenUsed="0" w:uiPriority="62" w:semiHidden="0" w:name="Light Grid Accent 2"/>
-    <w:lsdException w:unhideWhenUsed="0" w:uiPriority="63" w:semiHidden="0" w:name="Medium Shading 1 Accent 2"/>
-    <w:lsdException w:unhideWhenUsed="0" w:uiPriority="64" w:semiHidden="0" w:name="Medium Shading 2 Accent 2"/>
-    <w:lsdException w:unhideWhenUsed="0" w:uiPriority="65" w:semiHidden="0" w:name="Medium List 1 Accent 2"/>
-    <w:lsdException w:unhideWhenUsed="0" w:uiPriority="66" w:semiHidden="0" w:name="Medium List 2 Accent 2"/>
-    <w:lsdException w:unhideWhenUsed="0" w:uiPriority="67" w:semiHidden="0" w:name="Medium Grid 1 Accent 2"/>
-    <w:lsdException w:unhideWhenUsed="0" w:uiPriority="68" w:semiHidden="0" w:name="Medium Grid 2 Accent 2"/>
-    <w:lsdException w:unhideWhenUsed="0" w:uiPriority="69" w:semiHidden="0" w:name="Medium Grid 3 Accent 2"/>
-    <w:lsdException w:unhideWhenUsed="0" w:uiPriority="70" w:semiHidden="0" w:name="Dark List Accent 2"/>
-    <w:lsdException w:unhideWhenUsed="0" w:uiPriority="71" w:semiHidden="0" w:name="Colorful Shading Accent 2"/>
-    <w:lsdException w:unhideWhenUsed="0" w:uiPriority="72" w:semiHidden="0" w:name="Colorful List Accent 2"/>
-    <w:lsdException w:unhideWhenUsed="0" w:uiPriority="73" w:semiHidden="0" w:name="Colorful Grid Accent 2"/>
-    <w:lsdException w:unhideWhenUsed="0" w:uiPriority="60" w:semiHidden="0" w:name="Light Shading Accent 3"/>
-    <w:lsdException w:unhideWhenUsed="0" w:uiPriority="61" w:semiHidden="0" w:name="Light List Accent 3"/>
-    <w:lsdException w:unhideWhenUsed="0" w:uiPriority="62" w:semiHidden="0" w:name="Light Grid Accent 3"/>
-    <w:lsdException w:unhideWhenUsed="0" w:uiPriority="63" w:semiHidden="0" w:name="Medium Shading 1 Accent 3"/>
-    <w:lsdException w:unhideWhenUsed="0" w:uiPriority="64" w:semiHidden="0" w:name="Medium Shading 2 Accent 3"/>
-    <w:lsdException w:unhideWhenUsed="0" w:uiPriority="65" w:semiHidden="0" w:name="Medium List 1 Accent 3"/>
-    <w:lsdException w:unhideWhenUsed="0" w:uiPriority="66" w:semiHidden="0" w:name="Medium List 2 Accent 3"/>
-    <w:lsdException w:unhideWhenUsed="0" w:uiPriority="67" w:semiHidden="0" w:name="Medium Grid 1 Accent 3"/>
-    <w:lsdException w:unhideWhenUsed="0" w:uiPriority="68" w:semiHidden="0" w:name="Medium Grid 2 Accent 3"/>
-    <w:lsdException w:unhideWhenUsed="0" w:uiPriority="69" w:semiHidden="0" w:name="Medium Grid 3 Accent 3"/>
-    <w:lsdException w:unhideWhenUsed="0" w:uiPriority="70" w:semiHidden="0" w:name="Dark List Accent 3"/>
-    <w:lsdException w:unhideWhenUsed="0" w:uiPriority="71" w:semiHidden="0" w:name="Colorful Shading Accent 3"/>
-    <w:lsdException w:unhideWhenUsed="0" w:uiPriority="72" w:semiHidden="0" w:name="Colorful List Accent 3"/>
-    <w:lsdException w:unhideWhenUsed="0" w:uiPriority="73" w:semiHidden="0" w:name="Colorful Grid Accent 3"/>
-    <w:lsdException w:unhideWhenUsed="0" w:uiPriority="60" w:semiHidden="0" w:name="Light Shading Accent 4"/>
-    <w:lsdException w:unhideWhenUsed="0" w:uiPriority="61" w:semiHidden="0" w:name="Light List Accent 4"/>
-    <w:lsdException w:unhideWhenUsed="0" w:uiPriority="62" w:semiHidden="0" w:name="Light Grid Accent 4"/>
-    <w:lsdException w:unhideWhenUsed="0" w:uiPriority="63" w:semiHidden="0" w:name="Medium Shading 1 Accent 4"/>
-    <w:lsdException w:unhideWhenUsed="0" w:uiPriority="64" w:semiHidden="0" w:name="Medium Shading 2 Accent 4"/>
-    <w:lsdException w:unhideWhenUsed="0" w:uiPriority="65" w:semiHidden="0" w:name="Medium List 1 Accent 4"/>
-    <w:lsdException w:unhideWhenUsed="0" w:uiPriority="66" w:semiHidden="0" w:name="Medium List 2 Accent 4"/>
-    <w:lsdException w:unhideWhenUsed="0" w:uiPriority="67" w:semiHidden="0" w:name="Medium Grid 1 Accent 4"/>
-    <w:lsdException w:unhideWhenUsed="0" w:uiPriority="68" w:semiHidden="0" w:name="Medium Grid 2 Accent 4"/>
-    <w:lsdException w:unhideWhenUsed="0" w:uiPriority="69" w:semiHidden="0" w:name="Medium Grid 3 Accent 4"/>
-    <w:lsdException w:unhideWhenUsed="0" w:uiPriority="70" w:semiHidden="0" w:name="Dark List Accent 4"/>
-    <w:lsdException w:unhideWhenUsed="0" w:uiPriority="71" w:semiHidden="0" w:name="Colorful Shading Accent 4"/>
-    <w:lsdException w:unhideWhenUsed="0" w:uiPriority="72" w:semiHidden="0" w:name="Colorful List Accent 4"/>
-    <w:lsdException w:unhideWhenUsed="0" w:uiPriority="73" w:semiHidden="0" w:name="Colorful Grid Accent 4"/>
-    <w:lsdException w:unhideWhenUsed="0" w:uiPriority="60" w:semiHidden="0" w:name="Light Shading Accent 5"/>
-    <w:lsdException w:unhideWhenUsed="0" w:uiPriority="61" w:semiHidden="0" w:name="Light List Accent 5"/>
-    <w:lsdException w:unhideWhenUsed="0" w:uiPriority="62" w:semiHidden="0" w:name="Light Grid Accent 5"/>
-    <w:lsdException w:unhideWhenUsed="0" w:uiPriority="63" w:semiHidden="0" w:name="Medium Shading 1 Accent 5"/>
-    <w:lsdException w:unhideWhenUsed="0" w:uiPriority="64" w:semiHidden="0" w:name="Medium Shading 2 Accent 5"/>
-    <w:lsdException w:unhideWhenUsed="0" w:uiPriority="65" w:semiHidden="0" w:name="Medium List 1 Accent 5"/>
-    <w:lsdException w:unhideWhenUsed="0" w:uiPriority="66" w:semiHidden="0" w:name="Medium List 2 Accent 5"/>
-    <w:lsdException w:unhideWhenUsed="0" w:uiPriority="67" w:semiHidden="0" w:name="Medium Grid 1 Accent 5"/>
-    <w:lsdException w:unhideWhenUsed="0" w:uiPriority="68" w:semiHidden="0" w:name="Medium Grid 2 Accent 5"/>
-    <w:lsdException w:unhideWhenUsed="0" w:uiPriority="69" w:semiHidden="0" w:name="Medium Grid 3 Accent 5"/>
-    <w:lsdException w:unhideWhenUsed="0" w:uiPriority="70" w:semiHidden="0" w:name="Dark List Accent 5"/>
-    <w:lsdException w:unhideWhenUsed="0" w:uiPriority="71" w:semiHidden="0" w:name="Colorful Shading Accent 5"/>
-    <w:lsdException w:unhideWhenUsed="0" w:uiPriority="72" w:semiHidden="0" w:name="Colorful List Accent 5"/>
-    <w:lsdException w:unhideWhenUsed="0" w:uiPriority="73" w:semiHidden="0" w:name="Colorful Grid Accent 5"/>
-    <w:lsdException w:unhideWhenUsed="0" w:uiPriority="60" w:semiHidden="0" w:name="Light Shading Accent 6"/>
-    <w:lsdException w:unhideWhenUsed="0" w:uiPriority="61" w:semiHidden="0" w:name="Light List Accent 6"/>
-    <w:lsdException w:unhideWhenUsed="0" w:uiPriority="62" w:semiHidden="0" w:name="Light Grid Accent 6"/>
-    <w:lsdException w:unhideWhenUsed="0" w:uiPriority="63" w:semiHidden="0" w:name="Medium Shading 1 Accent 6"/>
-    <w:lsdException w:unhideWhenUsed="0" w:uiPriority="64" w:semiHidden="0" w:name="Medium Shading 2 Accent 6"/>
-    <w:lsdException w:unhideWhenUsed="0" w:uiPriority="65" w:semiHidden="0" w:name="Medium List 1 Accent 6"/>
-    <w:lsdException w:unhideWhenUsed="0" w:uiPriority="66" w:semiHidden="0" w:name="Medium List 2 Accent 6"/>
-    <w:lsdException w:unhideWhenUsed="0" w:uiPriority="67" w:semiHidden="0" w:name="Medium Grid 1 Accent 6"/>
-    <w:lsdException w:unhideWhenUsed="0" w:uiPriority="68" w:semiHidden="0" w:name="Medium Grid 2 Accent 6"/>
-    <w:lsdException w:unhideWhenUsed="0" w:uiPriority="69" w:semiHidden="0" w:name="Medium Grid 3 Accent 6"/>
-    <w:lsdException w:unhideWhenUsed="0" w:uiPriority="70" w:semiHidden="0" w:name="Dark List Accent 6"/>
-    <w:lsdException w:unhideWhenUsed="0" w:uiPriority="71" w:semiHidden="0" w:name="Colorful Shading Accent 6"/>
-    <w:lsdException w:unhideWhenUsed="0" w:uiPriority="72" w:semiHidden="0" w:name="Colorful List Accent 6"/>
-    <w:lsdException w:unhideWhenUsed="0" w:uiPriority="73" w:semiHidden="0" w:name="Colorful Grid Accent 6"/>
+  <w:latentStyles w:defLockedState="0" w:defUIPriority="99" w:defSemiHidden="1" w:defUnhideWhenUsed="1" w:defQFormat="0" w:count="260">
+    <w:lsdException w:name="Normal" w:semiHidden="0" w:uiPriority="0" w:unhideWhenUsed="0" w:qFormat="1"/>
+    <w:lsdException w:name="heading 1" w:semiHidden="0" w:uiPriority="0" w:unhideWhenUsed="0" w:qFormat="1"/>
+    <w:lsdException w:name="heading 2" w:semiHidden="0" w:uiPriority="0" w:qFormat="1"/>
+    <w:lsdException w:name="heading 3" w:uiPriority="0" w:qFormat="1"/>
+    <w:lsdException w:name="heading 4" w:semiHidden="0" w:uiPriority="0" w:qFormat="1"/>
+    <w:lsdException w:name="heading 5" w:uiPriority="0" w:qFormat="1"/>
+    <w:lsdException w:name="heading 6" w:uiPriority="0" w:qFormat="1"/>
+    <w:lsdException w:name="heading 7" w:uiPriority="0" w:qFormat="1"/>
+    <w:lsdException w:name="heading 8" w:uiPriority="0" w:qFormat="1"/>
+    <w:lsdException w:name="heading 9" w:uiPriority="0" w:qFormat="1"/>
+    <w:lsdException w:name="index 1" w:semiHidden="0" w:uiPriority="0" w:unhideWhenUsed="0"/>
+    <w:lsdException w:name="index 2" w:semiHidden="0" w:uiPriority="0" w:unhideWhenUsed="0"/>
+    <w:lsdException w:name="index 3" w:semiHidden="0" w:uiPriority="0" w:unhideWhenUsed="0"/>
+    <w:lsdException w:name="index 4" w:semiHidden="0" w:uiPriority="0" w:unhideWhenUsed="0"/>
+    <w:lsdException w:name="index 5" w:semiHidden="0" w:uiPriority="0" w:unhideWhenUsed="0"/>
+    <w:lsdException w:name="index 6" w:semiHidden="0" w:uiPriority="0" w:unhideWhenUsed="0"/>
+    <w:lsdException w:name="index 7" w:semiHidden="0" w:uiPriority="0" w:unhideWhenUsed="0"/>
+    <w:lsdException w:name="index 8" w:semiHidden="0" w:uiPriority="0" w:unhideWhenUsed="0"/>
+    <w:lsdException w:name="index 9" w:semiHidden="0" w:uiPriority="0" w:unhideWhenUsed="0"/>
+    <w:lsdException w:name="toc 1" w:semiHidden="0" w:uiPriority="0" w:unhideWhenUsed="0" w:qFormat="1"/>
+    <w:lsdException w:name="toc 2" w:semiHidden="0" w:uiPriority="0" w:unhideWhenUsed="0" w:qFormat="1"/>
+    <w:lsdException w:name="toc 3" w:semiHidden="0" w:uiPriority="0" w:unhideWhenUsed="0" w:qFormat="1"/>
+    <w:lsdException w:name="toc 4" w:semiHidden="0" w:uiPriority="0" w:unhideWhenUsed="0"/>
+    <w:lsdException w:name="toc 5" w:semiHidden="0" w:uiPriority="0" w:unhideWhenUsed="0"/>
+    <w:lsdException w:name="toc 6" w:semiHidden="0" w:uiPriority="0" w:unhideWhenUsed="0"/>
+    <w:lsdException w:name="toc 7" w:semiHidden="0" w:uiPriority="0" w:unhideWhenUsed="0"/>
+    <w:lsdException w:name="toc 8" w:semiHidden="0" w:uiPriority="0" w:unhideWhenUsed="0"/>
+    <w:lsdException w:name="toc 9" w:semiHidden="0" w:uiPriority="0" w:unhideWhenUsed="0"/>
+    <w:lsdException w:name="Normal Indent" w:semiHidden="0" w:uiPriority="0" w:unhideWhenUsed="0"/>
+    <w:lsdException w:name="footnote text" w:semiHidden="0" w:uiPriority="0" w:unhideWhenUsed="0"/>
+    <w:lsdException w:name="annotation text" w:semiHidden="0" w:uiPriority="0" w:unhideWhenUsed="0" w:qFormat="1"/>
+    <w:lsdException w:name="header" w:semiHidden="0" w:uiPriority="0" w:unhideWhenUsed="0" w:qFormat="1"/>
+    <w:lsdException w:name="footer" w:semiHidden="0" w:uiPriority="0" w:unhideWhenUsed="0" w:qFormat="1"/>
+    <w:lsdException w:name="index heading" w:semiHidden="0" w:uiPriority="0" w:unhideWhenUsed="0"/>
+    <w:lsdException w:name="caption" w:uiPriority="0" w:qFormat="1"/>
+    <w:lsdException w:name="table of figures" w:semiHidden="0" w:uiPriority="0" w:unhideWhenUsed="0"/>
+    <w:lsdException w:name="envelope address" w:semiHidden="0" w:uiPriority="0" w:unhideWhenUsed="0"/>
+    <w:lsdException w:name="envelope return" w:semiHidden="0" w:uiPriority="0" w:unhideWhenUsed="0"/>
+    <w:lsdException w:name="footnote reference" w:semiHidden="0" w:uiPriority="0" w:unhideWhenUsed="0"/>
+    <w:lsdException w:name="annotation reference" w:semiHidden="0" w:uiPriority="0" w:unhideWhenUsed="0"/>
+    <w:lsdException w:name="line number" w:semiHidden="0" w:uiPriority="0" w:unhideWhenUsed="0"/>
+    <w:lsdException w:name="page number" w:semiHidden="0" w:uiPriority="0" w:unhideWhenUsed="0"/>
+    <w:lsdException w:name="endnote reference" w:semiHidden="0" w:uiPriority="0" w:unhideWhenUsed="0"/>
+    <w:lsdException w:name="endnote text" w:semiHidden="0" w:uiPriority="0" w:unhideWhenUsed="0"/>
+    <w:lsdException w:name="table of authorities" w:semiHidden="0" w:uiPriority="0" w:unhideWhenUsed="0"/>
+    <w:lsdException w:name="macro" w:semiHidden="0" w:uiPriority="0" w:unhideWhenUsed="0"/>
+    <w:lsdException w:name="toa heading" w:semiHidden="0" w:uiPriority="0" w:unhideWhenUsed="0"/>
+    <w:lsdException w:name="List" w:semiHidden="0" w:uiPriority="0" w:unhideWhenUsed="0"/>
+    <w:lsdException w:name="List Bullet" w:semiHidden="0" w:uiPriority="0" w:unhideWhenUsed="0"/>
+    <w:lsdException w:name="List Number" w:semiHidden="0" w:uiPriority="0" w:unhideWhenUsed="0"/>
+    <w:lsdException w:name="List 2" w:semiHidden="0" w:uiPriority="0" w:unhideWhenUsed="0"/>
+    <w:lsdException w:name="List 3" w:semiHidden="0" w:uiPriority="0" w:unhideWhenUsed="0"/>
+    <w:lsdException w:name="List 4" w:semiHidden="0" w:uiPriority="0" w:unhideWhenUsed="0"/>
+    <w:lsdException w:name="List 5" w:semiHidden="0" w:uiPriority="0" w:unhideWhenUsed="0"/>
+    <w:lsdException w:name="List Bullet 2" w:semiHidden="0" w:uiPriority="0" w:unhideWhenUsed="0"/>
+    <w:lsdException w:name="List Bullet 3" w:semiHidden="0" w:uiPriority="0" w:unhideWhenUsed="0"/>
+    <w:lsdException w:name="List Bullet 4" w:semiHidden="0" w:uiPriority="0" w:unhideWhenUsed="0"/>
+    <w:lsdException w:name="List Bullet 5" w:semiHidden="0" w:uiPriority="0" w:unhideWhenUsed="0"/>
+    <w:lsdException w:name="List Number 2" w:semiHidden="0" w:uiPriority="0" w:unhideWhenUsed="0"/>
+    <w:lsdException w:name="List Number 3" w:semiHidden="0" w:uiPriority="0" w:unhideWhenUsed="0"/>
+    <w:lsdException w:name="List Number 4" w:semiHidden="0" w:uiPriority="0" w:unhideWhenUsed="0"/>
+    <w:lsdException w:name="List Number 5" w:semiHidden="0" w:uiPriority="0" w:unhideWhenUsed="0"/>
+    <w:lsdException w:name="Title" w:semiHidden="0" w:uiPriority="0" w:unhideWhenUsed="0" w:qFormat="1"/>
+    <w:lsdException w:name="Closing" w:semiHidden="0" w:uiPriority="0" w:unhideWhenUsed="0"/>
+    <w:lsdException w:name="Signature" w:semiHidden="0" w:uiPriority="0" w:unhideWhenUsed="0"/>
+    <w:lsdException w:name="Default Paragraph Font" w:uiPriority="0" w:unhideWhenUsed="0" w:qFormat="1"/>
+    <w:lsdException w:name="Body Text" w:uiPriority="0" w:unhideWhenUsed="0" w:qFormat="1"/>
+    <w:lsdException w:name="Body Text Indent" w:semiHidden="0" w:uiPriority="0" w:unhideWhenUsed="0"/>
+    <w:lsdException w:name="List Continue" w:semiHidden="0" w:uiPriority="0" w:unhideWhenUsed="0"/>
+    <w:lsdException w:name="List Continue 2" w:semiHidden="0" w:uiPriority="0" w:unhideWhenUsed="0"/>
+    <w:lsdException w:name="List Continue 3" w:semiHidden="0" w:uiPriority="0" w:unhideWhenUsed="0"/>
+    <w:lsdException w:name="List Continue 4" w:semiHidden="0" w:uiPriority="0" w:unhideWhenUsed="0"/>
+    <w:lsdException w:name="List Continue 5" w:semiHidden="0" w:uiPriority="0" w:unhideWhenUsed="0"/>
+    <w:lsdException w:name="Message Header" w:semiHidden="0" w:uiPriority="0" w:unhideWhenUsed="0"/>
+    <w:lsdException w:name="Subtitle" w:semiHidden="0" w:uiPriority="0" w:unhideWhenUsed="0" w:qFormat="1"/>
+    <w:lsdException w:name="Salutation" w:semiHidden="0" w:uiPriority="0" w:unhideWhenUsed="0"/>
+    <w:lsdException w:name="Date" w:semiHidden="0" w:uiPriority="0" w:unhideWhenUsed="0"/>
+    <w:lsdException w:name="Body Text First Indent" w:semiHidden="0" w:uiPriority="0" w:unhideWhenUsed="0"/>
+    <w:lsdException w:name="Body Text First Indent 2" w:semiHidden="0" w:uiPriority="0" w:unhideWhenUsed="0"/>
+    <w:lsdException w:name="Body Text 2" w:semiHidden="0" w:uiPriority="0" w:unhideWhenUsed="0"/>
+    <w:lsdException w:name="Body Text 3" w:semiHidden="0" w:uiPriority="0" w:unhideWhenUsed="0"/>
+    <w:lsdException w:name="Body Text Indent 2" w:semiHidden="0" w:uiPriority="0" w:unhideWhenUsed="0"/>
+    <w:lsdException w:name="Body Text Indent 3" w:semiHidden="0" w:uiPriority="0" w:unhideWhenUsed="0"/>
+    <w:lsdException w:name="Block Text" w:semiHidden="0" w:uiPriority="0" w:unhideWhenUsed="0"/>
+    <w:lsdException w:name="Hyperlink" w:semiHidden="0" w:uiPriority="0" w:unhideWhenUsed="0"/>
+    <w:lsdException w:name="FollowedHyperlink" w:semiHidden="0" w:uiPriority="0" w:unhideWhenUsed="0"/>
+    <w:lsdException w:name="Strong" w:semiHidden="0" w:uiPriority="0" w:unhideWhenUsed="0" w:qFormat="1"/>
+    <w:lsdException w:name="Emphasis" w:semiHidden="0" w:uiPriority="0" w:unhideWhenUsed="0" w:qFormat="1"/>
+    <w:lsdException w:name="Document Map" w:semiHidden="0" w:uiPriority="0" w:unhideWhenUsed="0"/>
+    <w:lsdException w:name="Plain Text" w:semiHidden="0" w:uiPriority="0" w:unhideWhenUsed="0"/>
+    <w:lsdException w:name="E-mail Signature" w:semiHidden="0" w:uiPriority="0" w:unhideWhenUsed="0"/>
+    <w:lsdException w:name="Normal (Web)" w:semiHidden="0" w:uiPriority="0" w:unhideWhenUsed="0" w:qFormat="1"/>
+    <w:lsdException w:name="HTML Acronym" w:semiHidden="0" w:uiPriority="0" w:unhideWhenUsed="0"/>
+    <w:lsdException w:name="HTML Address" w:semiHidden="0" w:uiPriority="0" w:unhideWhenUsed="0"/>
+    <w:lsdException w:name="HTML Cite" w:semiHidden="0" w:uiPriority="0" w:unhideWhenUsed="0"/>
+    <w:lsdException w:name="HTML Code" w:semiHidden="0" w:uiPriority="0" w:unhideWhenUsed="0"/>
+    <w:lsdException w:name="HTML Definition" w:semiHidden="0" w:uiPriority="0" w:unhideWhenUsed="0"/>
+    <w:lsdException w:name="HTML Keyboard" w:semiHidden="0" w:uiPriority="0" w:unhideWhenUsed="0"/>
+    <w:lsdException w:name="HTML Preformatted" w:semiHidden="0" w:uiPriority="0" w:unhideWhenUsed="0"/>
+    <w:lsdException w:name="HTML Sample" w:semiHidden="0" w:uiPriority="0" w:unhideWhenUsed="0"/>
+    <w:lsdException w:name="HTML Typewriter" w:semiHidden="0" w:uiPriority="0" w:unhideWhenUsed="0"/>
+    <w:lsdException w:name="HTML Variable" w:semiHidden="0" w:uiPriority="0" w:unhideWhenUsed="0"/>
+    <w:lsdException w:name="Normal Table" w:uiPriority="0" w:unhideWhenUsed="0" w:qFormat="1"/>
+    <w:lsdException w:name="annotation subject" w:semiHidden="0" w:uiPriority="0" w:unhideWhenUsed="0"/>
+    <w:lsdException w:name="Table Simple 1" w:semiHidden="0" w:uiPriority="0" w:unhideWhenUsed="0"/>
+    <w:lsdException w:name="Table Simple 2" w:semiHidden="0" w:uiPriority="0" w:unhideWhenUsed="0"/>
+    <w:lsdException w:name="Table Simple 3" w:semiHidden="0" w:uiPriority="0" w:unhideWhenUsed="0"/>
+    <w:lsdException w:name="Table Classic 1" w:semiHidden="0" w:uiPriority="0" w:unhideWhenUsed="0"/>
+    <w:lsdException w:name="Table Classic 2" w:semiHidden="0" w:uiPriority="0" w:unhideWhenUsed="0"/>
+    <w:lsdException w:name="Table Classic 3" w:semiHidden="0" w:uiPriority="0" w:unhideWhenUsed="0"/>
+    <w:lsdException w:name="Table Classic 4" w:semiHidden="0" w:uiPriority="0" w:unhideWhenUsed="0"/>
+    <w:lsdException w:name="Table Colorful 1" w:semiHidden="0" w:uiPriority="0" w:unhideWhenUsed="0"/>
+    <w:lsdException w:name="Table Colorful 2" w:semiHidden="0" w:uiPriority="0" w:unhideWhenUsed="0"/>
+    <w:lsdException w:name="Table Colorful 3" w:semiHidden="0" w:uiPriority="0" w:unhideWhenUsed="0"/>
+    <w:lsdException w:name="Table Columns 1" w:semiHidden="0" w:uiPriority="0" w:unhideWhenUsed="0"/>
+    <w:lsdException w:name="Table Columns 2" w:semiHidden="0" w:uiPriority="0" w:unhideWhenUsed="0"/>
+    <w:lsdException w:name="Table Columns 3" w:semiHidden="0" w:uiPriority="0" w:unhideWhenUsed="0"/>
+    <w:lsdException w:name="Table Columns 4" w:semiHidden="0" w:uiPriority="0" w:unhideWhenUsed="0"/>
+    <w:lsdException w:name="Table Columns 5" w:semiHidden="0" w:uiPriority="0" w:unhideWhenUsed="0"/>
+    <w:lsdException w:name="Table Grid 1" w:semiHidden="0" w:uiPriority="0" w:unhideWhenUsed="0"/>
+    <w:lsdException w:name="Table Grid 2" w:semiHidden="0" w:uiPriority="0" w:unhideWhenUsed="0"/>
+    <w:lsdException w:name="Table Grid 3" w:semiHidden="0" w:uiPriority="0" w:unhideWhenUsed="0"/>
+    <w:lsdException w:name="Table Grid 4" w:semiHidden="0" w:uiPriority="0" w:unhideWhenUsed="0"/>
+    <w:lsdException w:name="Table Grid 5" w:semiHidden="0" w:uiPriority="0" w:unhideWhenUsed="0"/>
+    <w:lsdException w:name="Table Grid 6" w:semiHidden="0" w:uiPriority="0" w:unhideWhenUsed="0"/>
+    <w:lsdException w:name="Table Grid 7" w:semiHidden="0" w:uiPriority="0" w:unhideWhenUsed="0"/>
+    <w:lsdException w:name="Table Grid 8" w:semiHidden="0" w:uiPriority="0" w:unhideWhenUsed="0"/>
+    <w:lsdException w:name="Table List 1" w:semiHidden="0" w:uiPriority="0" w:unhideWhenUsed="0"/>
+    <w:lsdException w:name="Table List 2" w:semiHidden="0" w:uiPriority="0" w:unhideWhenUsed="0"/>
+    <w:lsdException w:name="Table List 3" w:semiHidden="0" w:uiPriority="0" w:unhideWhenUsed="0"/>
+    <w:lsdException w:name="Table List 4" w:semiHidden="0" w:uiPriority="0" w:unhideWhenUsed="0"/>
+    <w:lsdException w:name="Table List 5" w:semiHidden="0" w:uiPriority="0" w:unhideWhenUsed="0"/>
+    <w:lsdException w:name="Table List 6" w:semiHidden="0" w:uiPriority="0" w:unhideWhenUsed="0"/>
+    <w:lsdException w:name="Table List 7" w:semiHidden="0" w:uiPriority="0" w:unhideWhenUsed="0"/>
+    <w:lsdException w:name="Table List 8" w:semiHidden="0" w:uiPriority="0" w:unhideWhenUsed="0"/>
+    <w:lsdException w:name="Table 3D effects 1" w:semiHidden="0" w:uiPriority="0" w:unhideWhenUsed="0"/>
+    <w:lsdException w:name="Table 3D effects 2" w:semiHidden="0" w:uiPriority="0" w:unhideWhenUsed="0"/>
+    <w:lsdException w:name="Table 3D effects 3" w:semiHidden="0" w:uiPriority="0" w:unhideWhenUsed="0"/>
+    <w:lsdException w:name="Table Contemporary" w:semiHidden="0" w:uiPriority="0" w:unhideWhenUsed="0"/>
+    <w:lsdException w:name="Table Elegant" w:semiHidden="0" w:uiPriority="0" w:unhideWhenUsed="0"/>
+    <w:lsdException w:name="Table Professional" w:semiHidden="0" w:uiPriority="0" w:unhideWhenUsed="0"/>
+    <w:lsdException w:name="Table Subtle 1" w:semiHidden="0" w:uiPriority="0" w:unhideWhenUsed="0"/>
+    <w:lsdException w:name="Table Subtle 2" w:semiHidden="0" w:uiPriority="0" w:unhideWhenUsed="0"/>
+    <w:lsdException w:name="Table Web 1" w:semiHidden="0" w:uiPriority="0" w:unhideWhenUsed="0"/>
+    <w:lsdException w:name="Table Web 2" w:semiHidden="0" w:uiPriority="0" w:unhideWhenUsed="0"/>
+    <w:lsdException w:name="Table Web 3" w:semiHidden="0" w:uiPriority="0" w:unhideWhenUsed="0"/>
+    <w:lsdException w:name="Balloon Text" w:semiHidden="0" w:uiPriority="0" w:unhideWhenUsed="0"/>
+    <w:lsdException w:name="Table Grid" w:semiHidden="0" w:uiPriority="0" w:unhideWhenUsed="0" w:qFormat="1"/>
+    <w:lsdException w:name="Table Theme" w:semiHidden="0" w:uiPriority="0" w:unhideWhenUsed="0"/>
+    <w:lsdException w:name="Light Shading" w:semiHidden="0" w:uiPriority="60" w:unhideWhenUsed="0"/>
+    <w:lsdException w:name="Light List" w:semiHidden="0" w:uiPriority="61" w:unhideWhenUsed="0"/>
+    <w:lsdException w:name="Light Grid" w:semiHidden="0" w:uiPriority="62" w:unhideWhenUsed="0"/>
+    <w:lsdException w:name="Medium Shading 1" w:semiHidden="0" w:uiPriority="63" w:unhideWhenUsed="0"/>
+    <w:lsdException w:name="Medium Shading 2" w:semiHidden="0" w:uiPriority="64" w:unhideWhenUsed="0"/>
+    <w:lsdException w:name="Medium List 1" w:semiHidden="0" w:uiPriority="65" w:unhideWhenUsed="0"/>
+    <w:lsdException w:name="Medium List 2" w:semiHidden="0" w:uiPriority="66" w:unhideWhenUsed="0"/>
+    <w:lsdException w:name="Medium Grid 1" w:semiHidden="0" w:uiPriority="67" w:unhideWhenUsed="0"/>
+    <w:lsdException w:name="Medium Grid 2" w:semiHidden="0" w:uiPriority="68" w:unhideWhenUsed="0"/>
+    <w:lsdException w:name="Medium Grid 3" w:semiHidden="0" w:uiPriority="69" w:unhideWhenUsed="0"/>
+    <w:lsdException w:name="Dark List" w:semiHidden="0" w:uiPriority="70" w:unhideWhenUsed="0"/>
+    <w:lsdException w:name="Colorful Shading" w:semiHidden="0" w:uiPriority="71" w:unhideWhenUsed="0"/>
+    <w:lsdException w:name="Colorful List" w:semiHidden="0" w:uiPriority="72" w:unhideWhenUsed="0"/>
+    <w:lsdException w:name="Colorful Grid" w:semiHidden="0" w:uiPriority="73" w:unhideWhenUsed="0"/>
+    <w:lsdException w:name="Light Shading Accent 1" w:semiHidden="0" w:uiPriority="60" w:unhideWhenUsed="0"/>
+    <w:lsdException w:name="Light List Accent 1" w:semiHidden="0" w:uiPriority="61" w:unhideWhenUsed="0"/>
+    <w:lsdException w:name="Light Grid Accent 1" w:semiHidden="0" w:uiPriority="62" w:unhideWhenUsed="0"/>
+    <w:lsdException w:name="Medium Shading 1 Accent 1" w:semiHidden="0" w:uiPriority="63" w:unhideWhenUsed="0"/>
+    <w:lsdException w:name="Medium Shading 2 Accent 1" w:semiHidden="0" w:uiPriority="64" w:unhideWhenUsed="0"/>
+    <w:lsdException w:name="Medium List 1 Accent 1" w:semiHidden="0" w:uiPriority="65" w:unhideWhenUsed="0"/>
+    <w:lsdException w:name="Medium List 2 Accent 1" w:semiHidden="0" w:uiPriority="66" w:unhideWhenUsed="0"/>
+    <w:lsdException w:name="Medium Grid 1 Accent 1" w:semiHidden="0" w:uiPriority="67" w:unhideWhenUsed="0"/>
+    <w:lsdException w:name="Medium Grid 2 Accent 1" w:semiHidden="0" w:uiPriority="68" w:unhideWhenUsed="0"/>
+    <w:lsdException w:name="Medium Grid 3 Accent 1" w:semiHidden="0" w:uiPriority="69" w:unhideWhenUsed="0"/>
+    <w:lsdException w:name="Dark List Accent 1" w:semiHidden="0" w:uiPriority="70" w:unhideWhenUsed="0"/>
+    <w:lsdException w:name="Colorful Shading Accent 1" w:semiHidden="0" w:uiPriority="71" w:unhideWhenUsed="0"/>
+    <w:lsdException w:name="Colorful List Accent 1" w:semiHidden="0" w:uiPriority="72" w:unhideWhenUsed="0"/>
+    <w:lsdException w:name="Colorful Grid Accent 1" w:semiHidden="0" w:uiPriority="73" w:unhideWhenUsed="0"/>
+    <w:lsdException w:name="Light Shading Accent 2" w:semiHidden="0" w:uiPriority="60" w:unhideWhenUsed="0"/>
+    <w:lsdException w:name="Light List Accent 2" w:semiHidden="0" w:uiPriority="61" w:unhideWhenUsed="0"/>
+    <w:lsdException w:name="Light Grid Accent 2" w:semiHidden="0" w:uiPriority="62" w:unhideWhenUsed="0"/>
+    <w:lsdException w:name="Medium Shading 1 Accent 2" w:semiHidden="0" w:uiPriority="63" w:unhideWhenUsed="0"/>
+    <w:lsdException w:name="Medium Shading 2 Accent 2" w:semiHidden="0" w:uiPriority="64" w:unhideWhenUsed="0"/>
+    <w:lsdException w:name="Medium List 1 Accent 2" w:semiHidden="0" w:uiPriority="65" w:unhideWhenUsed="0"/>
+    <w:lsdException w:name="Medium List 2 Accent 2" w:semiHidden="0" w:uiPriority="66" w:unhideWhenUsed="0"/>
+    <w:lsdException w:name="Medium Grid 1 Accent 2" w:semiHidden="0" w:uiPriority="67" w:unhideWhenUsed="0"/>
+    <w:lsdException w:name="Medium Grid 2 Accent 2" w:semiHidden="0" w:uiPriority="68" w:unhideWhenUsed="0"/>
+    <w:lsdException w:name="Medium Grid 3 Accent 2" w:semiHidden="0" w:uiPriority="69" w:unhideWhenUsed="0"/>
+    <w:lsdException w:name="Dark List Accent 2" w:semiHidden="0" w:uiPriority="70" w:unhideWhenUsed="0"/>
+    <w:lsdException w:name="Colorful Shading Accent 2" w:semiHidden="0" w:uiPriority="71" w:unhideWhenUsed="0"/>
+    <w:lsdException w:name="Colorful List Accent 2" w:semiHidden="0" w:uiPriority="72" w:unhideWhenUsed="0"/>
+    <w:lsdException w:name="Colorful Grid Accent 2" w:semiHidden="0" w:uiPriority="73" w:unhideWhenUsed="0"/>
+    <w:lsdException w:name="Light Shading Accent 3" w:semiHidden="0" w:uiPriority="60" w:unhideWhenUsed="0"/>
+    <w:lsdException w:name="Light List Accent 3" w:semiHidden="0" w:uiPriority="61" w:unhideWhenUsed="0"/>
+    <w:lsdException w:name="Light Grid Accent 3" w:semiHidden="0" w:uiPriority="62" w:unhideWhenUsed="0"/>
+    <w:lsdException w:name="Medium Shading 1 Accent 3" w:semiHidden="0" w:uiPriority="63" w:unhideWhenUsed="0"/>
+    <w:lsdException w:name="Medium Shading 2 Accent 3" w:semiHidden="0" w:uiPriority="64" w:unhideWhenUsed="0"/>
+    <w:lsdException w:name="Medium List 1 Accent 3" w:semiHidden="0" w:uiPriority="65" w:unhideWhenUsed="0"/>
+    <w:lsdException w:name="Medium List 2 Accent 3" w:semiHidden="0" w:uiPriority="66" w:unhideWhenUsed="0"/>
+    <w:lsdException w:name="Medium Grid 1 Accent 3" w:semiHidden="0" w:uiPriority="67" w:unhideWhenUsed="0"/>
+    <w:lsdException w:name="Medium Grid 2 Accent 3" w:semiHidden="0" w:uiPriority="68" w:unhideWhenUsed="0"/>
+    <w:lsdException w:name="Medium Grid 3 Accent 3" w:semiHidden="0" w:uiPriority="69" w:unhideWhenUsed="0"/>
+    <w:lsdException w:name="Dark List Accent 3" w:semiHidden="0" w:uiPriority="70" w:unhideWhenUsed="0"/>
+    <w:lsdException w:name="Colorful Shading Accent 3" w:semiHidden="0" w:uiPriority="71" w:unhideWhenUsed="0"/>
+    <w:lsdException w:name="Colorful List Accent 3" w:semiHidden="0" w:uiPriority="72" w:unhideWhenUsed="0"/>
+    <w:lsdException w:name="Colorful Grid Accent 3" w:semiHidden="0" w:uiPriority="73" w:unhideWhenUsed="0"/>
+    <w:lsdException w:name="Light Shading Accent 4" w:semiHidden="0" w:uiPriority="60" w:unhideWhenUsed="0"/>
+    <w:lsdException w:name="Light List Accent 4" w:semiHidden="0" w:uiPriority="61" w:unhideWhenUsed="0"/>
+    <w:lsdException w:name="Light Grid Accent 4" w:semiHidden="0" w:uiPriority="62" w:unhideWhenUsed="0"/>
+    <w:lsdException w:name="Medium Shading 1 Accent 4" w:semiHidden="0" w:uiPriority="63" w:unhideWhenUsed="0"/>
+    <w:lsdException w:name="Medium Shading 2 Accent 4" w:semiHidden="0" w:uiPriority="64" w:unhideWhenUsed="0"/>
+    <w:lsdException w:name="Medium List 1 Accent 4" w:semiHidden="0" w:uiPriority="65" w:unhideWhenUsed="0"/>
+    <w:lsdException w:name="Medium List 2 Accent 4" w:semiHidden="0" w:uiPriority="66" w:unhideWhenUsed="0"/>
+    <w:lsdException w:name="Medium Grid 1 Accent 4" w:semiHidden="0" w:uiPriority="67" w:unhideWhenUsed="0"/>
+    <w:lsdException w:name="Medium Grid 2 Accent 4" w:semiHidden="0" w:uiPriority="68" w:unhideWhenUsed="0"/>
+    <w:lsdException w:name="Medium Grid 3 Accent 4" w:semiHidden="0" w:uiPriority="69" w:unhideWhenUsed="0"/>
+    <w:lsdException w:name="Dark List Accent 4" w:semiHidden="0" w:uiPriority="70" w:unhideWhenUsed="0"/>
+    <w:lsdException w:name="Colorful Shading Accent 4" w:semiHidden="0" w:uiPriority="71" w:unhideWhenUsed="0"/>
+    <w:lsdException w:name="Colorful List Accent 4" w:semiHidden="0" w:uiPriority="72" w:unhideWhenUsed="0"/>
+    <w:lsdException w:name="Colorful Grid Accent 4" w:semiHidden="0" w:uiPriority="73" w:unhideWhenUsed="0"/>
+    <w:lsdException w:name="Light Shading Accent 5" w:semiHidden="0" w:uiPriority="60" w:unhideWhenUsed="0"/>
+    <w:lsdException w:name="Light List Accent 5" w:semiHidden="0" w:uiPriority="61" w:unhideWhenUsed="0"/>
+    <w:lsdException w:name="Light Grid Accent 5" w:semiHidden="0" w:uiPriority="62" w:unhideWhenUsed="0"/>
+    <w:lsdException w:name="Medium Shading 1 Accent 5" w:semiHidden="0" w:uiPriority="63" w:unhideWhenUsed="0"/>
+    <w:lsdException w:name="Medium Shading 2 Accent 5" w:semiHidden="0" w:uiPriority="64" w:unhideWhenUsed="0"/>
+    <w:lsdException w:name="Medium List 1 Accent 5" w:semiHidden="0" w:uiPriority="65" w:unhideWhenUsed="0"/>
+    <w:lsdException w:name="Medium List 2 Accent 5" w:semiHidden="0" w:uiPriority="66" w:unhideWhenUsed="0"/>
+    <w:lsdException w:name="Medium Grid 1 Accent 5" w:semiHidden="0" w:uiPriority="67" w:unhideWhenUsed="0"/>
+    <w:lsdException w:name="Medium Grid 2 Accent 5" w:semiHidden="0" w:uiPriority="68" w:unhideWhenUsed="0"/>
+    <w:lsdException w:name="Medium Grid 3 Accent 5" w:semiHidden="0" w:uiPriority="69" w:unhideWhenUsed="0"/>
+    <w:lsdException w:name="Dark List Accent 5" w:semiHidden="0" w:uiPriority="70" w:unhideWhenUsed="0"/>
+    <w:lsdException w:name="Colorful Shading Accent 5" w:semiHidden="0" w:uiPriority="71" w:unhideWhenUsed="0"/>
+    <w:lsdException w:name="Colorful List Accent 5" w:semiHidden="0" w:uiPriority="72" w:unhideWhenUsed="0"/>
+    <w:lsdException w:name="Colorful Grid Accent 5" w:semiHidden="0" w:uiPriority="73" w:unhideWhenUsed="0"/>
+    <w:lsdException w:name="Light Shading Accent 6" w:semiHidden="0" w:uiPriority="60" w:unhideWhenUsed="0"/>
+    <w:lsdException w:name="Light List Accent 6" w:semiHidden="0" w:uiPriority="61" w:unhideWhenUsed="0"/>
+    <w:lsdException w:name="Light Grid Accent 6" w:semiHidden="0" w:uiPriority="62" w:unhideWhenUsed="0"/>
+    <w:lsdException w:name="Medium Shading 1 Accent 6" w:semiHidden="0" w:uiPriority="63" w:unhideWhenUsed="0"/>
+    <w:lsdException w:name="Medium Shading 2 Accent 6" w:semiHidden="0" w:uiPriority="64" w:unhideWhenUsed="0"/>
+    <w:lsdException w:name="Medium List 1 Accent 6" w:semiHidden="0" w:uiPriority="65" w:unhideWhenUsed="0"/>
+    <w:lsdException w:name="Medium List 2 Accent 6" w:semiHidden="0" w:uiPriority="66" w:unhideWhenUsed="0"/>
+    <w:lsdException w:name="Medium Grid 1 Accent 6" w:semiHidden="0" w:uiPriority="67" w:unhideWhenUsed="0"/>
+    <w:lsdException w:name="Medium Grid 2 Accent 6" w:semiHidden="0" w:uiPriority="68" w:unhideWhenUsed="0"/>
+    <w:lsdException w:name="Medium Grid 3 Accent 6" w:semiHidden="0" w:uiPriority="69" w:unhideWhenUsed="0"/>
+    <w:lsdException w:name="Dark List Accent 6" w:semiHidden="0" w:uiPriority="70" w:unhideWhenUsed="0"/>
+    <w:lsdException w:name="Colorful Shading Accent 6" w:semiHidden="0" w:uiPriority="71" w:unhideWhenUsed="0"/>
+    <w:lsdException w:name="Colorful List Accent 6" w:semiHidden="0" w:uiPriority="72" w:unhideWhenUsed="0"/>
+    <w:lsdException w:name="Colorful Grid Accent 6" w:semiHidden="0" w:uiPriority="73" w:unhideWhenUsed="0"/>
   </w:latentStyles>
-  <w:style w:type="paragraph" w:default="1" w:styleId="1">
+  <w:style w:type="paragraph" w:default="1" w:styleId="Normal">
     <w:name w:val="Normal"/>
     <w:qFormat/>
-    <w:uiPriority w:val="0"/>
     <w:pPr>
       <w:kinsoku w:val="0"/>
       <w:autoSpaceDE w:val="0"/>
@@ -5953,7 +5849,7 @@
       <w:textAlignment w:val="baseline"/>
     </w:pPr>
     <w:rPr>
-      <w:rFonts w:ascii="Arial" w:hAnsi="Arial" w:eastAsia="宋体" w:cs="Arial"/>
+      <w:rFonts w:ascii="Arial" w:eastAsia="宋体" w:hAnsi="Arial" w:cs="Arial"/>
       <w:snapToGrid w:val="0"/>
       <w:color w:val="000000"/>
       <w:kern w:val="0"/>
@@ -5962,12 +5858,11 @@
       <w:lang w:val="en-US" w:eastAsia="en-US" w:bidi="ar-SA"/>
     </w:rPr>
   </w:style>
-  <w:style w:type="paragraph" w:styleId="2">
+  <w:style w:type="paragraph" w:styleId="Heading1">
     <w:name w:val="heading 1"/>
-    <w:basedOn w:val="1"/>
-    <w:next w:val="1"/>
+    <w:basedOn w:val="Normal"/>
+    <w:next w:val="Normal"/>
     <w:qFormat/>
-    <w:uiPriority w:val="0"/>
     <w:pPr>
       <w:keepNext/>
       <w:keepLines/>
@@ -5985,13 +5880,12 @@
       <w:sz w:val="44"/>
     </w:rPr>
   </w:style>
-  <w:style w:type="paragraph" w:styleId="3">
+  <w:style w:type="paragraph" w:styleId="Heading2">
     <w:name w:val="heading 2"/>
-    <w:basedOn w:val="1"/>
-    <w:next w:val="1"/>
+    <w:basedOn w:val="Normal"/>
+    <w:next w:val="Normal"/>
     <w:unhideWhenUsed/>
     <w:qFormat/>
-    <w:uiPriority w:val="0"/>
     <w:pPr>
       <w:keepNext/>
       <w:keepLines/>
@@ -6004,19 +5898,18 @@
       <w:outlineLvl w:val="1"/>
     </w:pPr>
     <w:rPr>
-      <w:rFonts w:ascii="Arial" w:hAnsi="Arial" w:eastAsia="黑体"/>
+      <w:rFonts w:ascii="Arial" w:eastAsia="黑体" w:hAnsi="Arial"/>
       <w:b/>
       <w:sz w:val="32"/>
     </w:rPr>
   </w:style>
-  <w:style w:type="paragraph" w:styleId="4">
+  <w:style w:type="paragraph" w:styleId="Heading3">
     <w:name w:val="heading 3"/>
-    <w:basedOn w:val="1"/>
-    <w:next w:val="1"/>
+    <w:basedOn w:val="Normal"/>
+    <w:next w:val="Normal"/>
     <w:semiHidden/>
     <w:unhideWhenUsed/>
     <w:qFormat/>
-    <w:uiPriority w:val="0"/>
     <w:pPr>
       <w:keepNext/>
       <w:keepLines/>
@@ -6033,13 +5926,12 @@
       <w:sz w:val="32"/>
     </w:rPr>
   </w:style>
-  <w:style w:type="paragraph" w:styleId="5">
+  <w:style w:type="paragraph" w:styleId="Heading4">
     <w:name w:val="heading 4"/>
-    <w:basedOn w:val="1"/>
-    <w:next w:val="1"/>
+    <w:basedOn w:val="Normal"/>
+    <w:next w:val="Normal"/>
     <w:unhideWhenUsed/>
     <w:qFormat/>
-    <w:uiPriority w:val="0"/>
     <w:pPr>
       <w:keepNext/>
       <w:keepLines/>
@@ -6052,19 +5944,18 @@
       <w:outlineLvl w:val="3"/>
     </w:pPr>
     <w:rPr>
-      <w:rFonts w:ascii="Arial" w:hAnsi="Arial" w:eastAsia="黑体"/>
+      <w:rFonts w:ascii="Arial" w:eastAsia="黑体" w:hAnsi="Arial"/>
       <w:b/>
       <w:sz w:val="28"/>
     </w:rPr>
   </w:style>
-  <w:style w:type="paragraph" w:styleId="6">
+  <w:style w:type="paragraph" w:styleId="Heading5">
     <w:name w:val="heading 5"/>
-    <w:basedOn w:val="1"/>
-    <w:next w:val="1"/>
+    <w:basedOn w:val="Normal"/>
+    <w:next w:val="Normal"/>
     <w:semiHidden/>
     <w:unhideWhenUsed/>
     <w:qFormat/>
-    <w:uiPriority w:val="0"/>
     <w:pPr>
       <w:keepNext/>
       <w:keepLines/>
@@ -6081,14 +5972,13 @@
       <w:sz w:val="28"/>
     </w:rPr>
   </w:style>
-  <w:style w:type="paragraph" w:styleId="7">
+  <w:style w:type="paragraph" w:styleId="Heading6">
     <w:name w:val="heading 6"/>
-    <w:basedOn w:val="1"/>
-    <w:next w:val="1"/>
+    <w:basedOn w:val="Normal"/>
+    <w:next w:val="Normal"/>
     <w:semiHidden/>
     <w:unhideWhenUsed/>
     <w:qFormat/>
-    <w:uiPriority w:val="0"/>
     <w:pPr>
       <w:keepNext/>
       <w:keepLines/>
@@ -6101,19 +5991,18 @@
       <w:outlineLvl w:val="5"/>
     </w:pPr>
     <w:rPr>
-      <w:rFonts w:ascii="Arial" w:hAnsi="Arial" w:eastAsia="黑体"/>
+      <w:rFonts w:ascii="Arial" w:eastAsia="黑体" w:hAnsi="Arial"/>
       <w:b/>
       <w:sz w:val="24"/>
     </w:rPr>
   </w:style>
-  <w:style w:type="paragraph" w:styleId="8">
+  <w:style w:type="paragraph" w:styleId="Heading7">
     <w:name w:val="heading 7"/>
-    <w:basedOn w:val="1"/>
-    <w:next w:val="1"/>
+    <w:basedOn w:val="Normal"/>
+    <w:next w:val="Normal"/>
     <w:semiHidden/>
     <w:unhideWhenUsed/>
     <w:qFormat/>
-    <w:uiPriority w:val="0"/>
     <w:pPr>
       <w:keepNext/>
       <w:keepLines/>
@@ -6130,14 +6019,13 @@
       <w:sz w:val="24"/>
     </w:rPr>
   </w:style>
-  <w:style w:type="paragraph" w:styleId="9">
+  <w:style w:type="paragraph" w:styleId="Heading8">
     <w:name w:val="heading 8"/>
-    <w:basedOn w:val="1"/>
-    <w:next w:val="1"/>
+    <w:basedOn w:val="Normal"/>
+    <w:next w:val="Normal"/>
     <w:semiHidden/>
     <w:unhideWhenUsed/>
     <w:qFormat/>
-    <w:uiPriority w:val="0"/>
     <w:pPr>
       <w:keepNext/>
       <w:keepLines/>
@@ -6150,18 +6038,17 @@
       <w:outlineLvl w:val="7"/>
     </w:pPr>
     <w:rPr>
-      <w:rFonts w:ascii="Arial" w:hAnsi="Arial" w:eastAsia="黑体"/>
+      <w:rFonts w:ascii="Arial" w:eastAsia="黑体" w:hAnsi="Arial"/>
       <w:sz w:val="24"/>
     </w:rPr>
   </w:style>
-  <w:style w:type="paragraph" w:styleId="10">
+  <w:style w:type="paragraph" w:styleId="Heading9">
     <w:name w:val="heading 9"/>
-    <w:basedOn w:val="1"/>
-    <w:next w:val="1"/>
+    <w:basedOn w:val="Normal"/>
+    <w:next w:val="Normal"/>
     <w:semiHidden/>
     <w:unhideWhenUsed/>
     <w:qFormat/>
-    <w:uiPriority w:val="0"/>
     <w:pPr>
       <w:keepNext/>
       <w:keepLines/>
@@ -6174,21 +6061,19 @@
       <w:outlineLvl w:val="8"/>
     </w:pPr>
     <w:rPr>
-      <w:rFonts w:ascii="Arial" w:hAnsi="Arial" w:eastAsia="黑体"/>
+      <w:rFonts w:ascii="Arial" w:eastAsia="黑体" w:hAnsi="Arial"/>
       <w:sz w:val="21"/>
     </w:rPr>
   </w:style>
-  <w:style w:type="character" w:default="1" w:styleId="22">
+  <w:style w:type="character" w:default="1" w:styleId="DefaultParagraphFont">
     <w:name w:val="Default Paragraph Font"/>
     <w:semiHidden/>
     <w:qFormat/>
-    <w:uiPriority w:val="0"/>
   </w:style>
-  <w:style w:type="table" w:default="1" w:styleId="20">
+  <w:style w:type="table" w:default="1" w:styleId="TableNormal">
     <w:name w:val="Normal Table"/>
     <w:semiHidden/>
     <w:qFormat/>
-    <w:uiPriority w:val="0"/>
     <w:tblPr>
       <w:tblCellMar>
         <w:top w:w="0" w:type="dxa"/>
@@ -6198,43 +6083,39 @@
       </w:tblCellMar>
     </w:tblPr>
   </w:style>
-  <w:style w:type="paragraph" w:styleId="11">
+  <w:style w:type="paragraph" w:styleId="CommentText">
     <w:name w:val="annotation text"/>
-    <w:basedOn w:val="1"/>
+    <w:basedOn w:val="Normal"/>
     <w:qFormat/>
-    <w:uiPriority w:val="0"/>
     <w:pPr>
       <w:jc w:val="left"/>
     </w:pPr>
   </w:style>
-  <w:style w:type="paragraph" w:styleId="12">
+  <w:style w:type="paragraph" w:styleId="BodyText">
     <w:name w:val="Body Text"/>
-    <w:basedOn w:val="1"/>
+    <w:basedOn w:val="Normal"/>
     <w:semiHidden/>
     <w:qFormat/>
-    <w:uiPriority w:val="0"/>
     <w:rPr>
-      <w:rFonts w:ascii="Arial" w:hAnsi="Arial" w:eastAsia="Arial" w:cs="Arial"/>
+      <w:rFonts w:ascii="Arial" w:eastAsia="Arial" w:hAnsi="Arial" w:cs="Arial"/>
       <w:sz w:val="21"/>
       <w:szCs w:val="21"/>
       <w:lang w:val="en-US" w:eastAsia="en-US" w:bidi="ar-SA"/>
     </w:rPr>
   </w:style>
-  <w:style w:type="paragraph" w:styleId="13">
+  <w:style w:type="paragraph" w:styleId="TOC3">
     <w:name w:val="toc 3"/>
-    <w:basedOn w:val="1"/>
-    <w:next w:val="1"/>
+    <w:basedOn w:val="Normal"/>
+    <w:next w:val="Normal"/>
     <w:qFormat/>
-    <w:uiPriority w:val="0"/>
     <w:pPr>
       <w:ind w:left="840" w:leftChars="400"/>
     </w:pPr>
   </w:style>
-  <w:style w:type="paragraph" w:styleId="14">
+  <w:style w:type="paragraph" w:styleId="Footer">
     <w:name w:val="footer"/>
-    <w:basedOn w:val="1"/>
+    <w:basedOn w:val="Normal"/>
     <w:qFormat/>
-    <w:uiPriority w:val="0"/>
     <w:pPr>
       <w:tabs>
         <w:tab w:val="center" w:pos="4153"/>
@@ -6247,17 +6128,16 @@
       <w:sz w:val="18"/>
     </w:rPr>
   </w:style>
-  <w:style w:type="paragraph" w:styleId="15">
+  <w:style w:type="paragraph" w:styleId="Header">
     <w:name w:val="header"/>
-    <w:basedOn w:val="1"/>
+    <w:basedOn w:val="Normal"/>
     <w:qFormat/>
-    <w:uiPriority w:val="0"/>
     <w:pPr>
       <w:pBdr>
-        <w:top w:val="none" w:color="auto" w:sz="0" w:space="0"/>
-        <w:left w:val="none" w:color="auto" w:sz="0" w:space="0"/>
-        <w:bottom w:val="none" w:color="auto" w:sz="0" w:space="0"/>
-        <w:right w:val="none" w:color="auto" w:sz="0" w:space="0"/>
+        <w:top w:val="nil"/>
+        <w:left w:val="nil"/>
+        <w:bottom w:val="nil"/>
+        <w:right w:val="nil"/>
       </w:pBdr>
       <w:tabs>
         <w:tab w:val="center" w:pos="4153"/>
@@ -6272,41 +6152,37 @@
       <w:sz w:val="18"/>
     </w:rPr>
   </w:style>
-  <w:style w:type="paragraph" w:styleId="16">
+  <w:style w:type="paragraph" w:styleId="TOC1">
     <w:name w:val="toc 1"/>
-    <w:basedOn w:val="1"/>
-    <w:next w:val="1"/>
+    <w:basedOn w:val="Normal"/>
+    <w:next w:val="Normal"/>
     <w:qFormat/>
-    <w:uiPriority w:val="0"/>
     <w:rPr>
-      <w:rFonts w:ascii="Arial" w:hAnsi="Arial" w:eastAsia="Microsoft JhengHei"/>
+      <w:rFonts w:ascii="Arial" w:eastAsia="Microsoft JhengHei" w:hAnsi="Arial"/>
       <w:sz w:val="24"/>
     </w:rPr>
   </w:style>
-  <w:style w:type="paragraph" w:styleId="17">
+  <w:style w:type="paragraph" w:styleId="TOC2">
     <w:name w:val="toc 2"/>
-    <w:basedOn w:val="1"/>
-    <w:next w:val="1"/>
+    <w:basedOn w:val="Normal"/>
+    <w:next w:val="Normal"/>
     <w:qFormat/>
-    <w:uiPriority w:val="0"/>
     <w:pPr>
       <w:ind w:left="420" w:leftChars="200"/>
     </w:pPr>
   </w:style>
-  <w:style w:type="paragraph" w:styleId="18">
+  <w:style w:type="paragraph" w:styleId="NormalWeb">
     <w:name w:val="Normal (Web)"/>
-    <w:basedOn w:val="1"/>
+    <w:basedOn w:val="Normal"/>
     <w:qFormat/>
-    <w:uiPriority w:val="0"/>
     <w:rPr>
       <w:sz w:val="24"/>
     </w:rPr>
   </w:style>
-  <w:style w:type="paragraph" w:styleId="19">
+  <w:style w:type="paragraph" w:styleId="Title">
     <w:name w:val="Title"/>
-    <w:basedOn w:val="1"/>
+    <w:basedOn w:val="Normal"/>
     <w:qFormat/>
-    <w:uiPriority w:val="0"/>
     <w:pPr>
       <w:spacing w:before="240" w:beforeLines="0" w:beforeAutospacing="0" w:after="60" w:afterLines="0" w:afterAutospacing="0"/>
       <w:jc w:val="center"/>
@@ -6318,73 +6194,68 @@
       <w:sz w:val="32"/>
     </w:rPr>
   </w:style>
-  <w:style w:type="table" w:styleId="21">
+  <w:style w:type="table" w:styleId="TableGrid">
     <w:name w:val="Table Grid"/>
-    <w:basedOn w:val="20"/>
+    <w:basedOn w:val="TableNormal"/>
     <w:qFormat/>
-    <w:uiPriority w:val="0"/>
     <w:pPr>
       <w:widowControl w:val="0"/>
       <w:jc w:val="both"/>
     </w:pPr>
     <w:tblPr>
       <w:tblBorders>
-        <w:top w:val="single" w:color="auto" w:sz="4" w:space="0"/>
-        <w:left w:val="single" w:color="auto" w:sz="4" w:space="0"/>
-        <w:bottom w:val="single" w:color="auto" w:sz="4" w:space="0"/>
-        <w:right w:val="single" w:color="auto" w:sz="4" w:space="0"/>
-        <w:insideH w:val="single" w:color="auto" w:sz="4" w:space="0"/>
-        <w:insideV w:val="single" w:color="auto" w:sz="4" w:space="0"/>
+        <w:top w:val="single" w:sz="4" w:space="0" w:color="auto"/>
+        <w:left w:val="single" w:sz="4" w:space="0" w:color="auto"/>
+        <w:bottom w:val="single" w:sz="4" w:space="0" w:color="auto"/>
+        <w:right w:val="single" w:sz="4" w:space="0" w:color="auto"/>
+        <w:insideH w:val="single" w:sz="4" w:space="0" w:color="auto"/>
+        <w:insideV w:val="single" w:sz="4" w:space="0" w:color="auto"/>
       </w:tblBorders>
     </w:tblPr>
   </w:style>
-  <w:style w:type="character" w:styleId="23">
+  <w:style w:type="character" w:styleId="Strong">
     <w:name w:val="Strong"/>
-    <w:basedOn w:val="22"/>
+    <w:basedOn w:val="DefaultParagraphFont"/>
     <w:qFormat/>
-    <w:uiPriority w:val="0"/>
     <w:rPr>
       <w:b/>
     </w:rPr>
   </w:style>
-  <w:style w:type="paragraph" w:customStyle="1" w:styleId="24">
+  <w:style w:type="paragraph" w:customStyle="1" w:styleId="a">
     <w:name w:val="柴_公司名"/>
-    <w:basedOn w:val="19"/>
+    <w:basedOn w:val="Title"/>
     <w:qFormat/>
-    <w:uiPriority w:val="0"/>
     <w:pPr>
       <w:spacing w:after="600" w:afterLines="600"/>
     </w:pPr>
     <w:rPr>
-      <w:rFonts w:hint="eastAsia" w:ascii="宋体" w:hAnsi="宋体" w:eastAsia="宋体" w:cs="宋体"/>
+      <w:rFonts w:ascii="宋体" w:eastAsia="宋体" w:hAnsi="宋体" w:cs="宋体" w:hint="eastAsia"/>
       <w:bCs/>
       <w:spacing w:val="-6"/>
       <w:sz w:val="52"/>
       <w:szCs w:val="52"/>
     </w:rPr>
   </w:style>
-  <w:style w:type="paragraph" w:customStyle="1" w:styleId="25">
+  <w:style w:type="paragraph" w:customStyle="1" w:styleId="a0">
     <w:name w:val="柴_文档名"/>
-    <w:basedOn w:val="19"/>
+    <w:basedOn w:val="Title"/>
     <w:qFormat/>
-    <w:uiPriority w:val="0"/>
     <w:pPr>
       <w:spacing w:after="900" w:afterLines="900"/>
     </w:pPr>
     <w:rPr>
-      <w:rFonts w:ascii="黑体" w:hAnsi="黑体" w:eastAsia="黑体" w:cs="黑体"/>
+      <w:rFonts w:ascii="黑体" w:eastAsia="黑体" w:hAnsi="黑体" w:cs="黑体"/>
       <w:bCs/>
       <w:spacing w:val="-7"/>
       <w:sz w:val="52"/>
       <w:szCs w:val="52"/>
     </w:rPr>
   </w:style>
-  <w:style w:type="table" w:customStyle="1" w:styleId="26">
+  <w:style w:type="table" w:customStyle="1" w:styleId="TableNormal0">
     <w:name w:val="Table Normal_0"/>
     <w:semiHidden/>
     <w:unhideWhenUsed/>
     <w:qFormat/>
-    <w:uiPriority w:val="0"/>
     <w:tblPr>
       <w:tblCellMar>
         <w:top w:w="0" w:type="dxa"/>
@@ -6394,87 +6265,81 @@
       </w:tblCellMar>
     </w:tblPr>
   </w:style>
-  <w:style w:type="paragraph" w:customStyle="1" w:styleId="27">
+  <w:style w:type="paragraph" w:customStyle="1" w:styleId="TableText">
     <w:name w:val="Table Text"/>
-    <w:basedOn w:val="1"/>
+    <w:basedOn w:val="Normal"/>
     <w:semiHidden/>
     <w:qFormat/>
-    <w:uiPriority w:val="0"/>
     <w:rPr>
-      <w:rFonts w:ascii="宋体" w:hAnsi="宋体" w:eastAsia="宋体" w:cs="宋体"/>
+      <w:rFonts w:ascii="宋体" w:eastAsia="宋体" w:hAnsi="宋体" w:cs="宋体"/>
       <w:sz w:val="21"/>
       <w:szCs w:val="21"/>
       <w:lang w:val="en-US" w:eastAsia="en-US" w:bidi="ar-SA"/>
     </w:rPr>
   </w:style>
-  <w:style w:type="paragraph" w:customStyle="1" w:styleId="28">
+  <w:style w:type="paragraph" w:customStyle="1" w:styleId="1">
     <w:name w:val="柴_标题1"/>
-    <w:basedOn w:val="2"/>
-    <w:next w:val="29"/>
-    <w:link w:val="38"/>
+    <w:basedOn w:val="Heading1"/>
+    <w:next w:val="a1"/>
+    <w:link w:val="1Char"/>
     <w:qFormat/>
-    <w:uiPriority w:val="0"/>
     <w:pPr>
       <w:spacing w:before="100" w:after="90" w:line="360" w:lineRule="auto"/>
     </w:pPr>
     <w:rPr>
-      <w:rFonts w:ascii="Arial" w:hAnsi="Arial" w:eastAsia="宋体"/>
+      <w:rFonts w:ascii="Arial" w:eastAsia="宋体" w:hAnsi="Arial"/>
       <w:sz w:val="32"/>
     </w:rPr>
   </w:style>
-  <w:style w:type="paragraph" w:customStyle="1" w:styleId="29">
+  <w:style w:type="paragraph" w:customStyle="1" w:styleId="a1">
     <w:name w:val="柴_正文"/>
-    <w:basedOn w:val="12"/>
-    <w:link w:val="42"/>
+    <w:basedOn w:val="BodyText"/>
+    <w:link w:val="Char"/>
     <w:qFormat/>
-    <w:uiPriority w:val="0"/>
     <w:pPr>
       <w:spacing w:line="360" w:lineRule="auto"/>
       <w:ind w:firstLine="470" w:firstLineChars="200"/>
     </w:pPr>
     <w:rPr>
-      <w:rFonts w:ascii="Arial" w:hAnsi="Arial" w:eastAsia="宋体"/>
+      <w:rFonts w:ascii="Arial" w:eastAsia="宋体" w:hAnsi="Arial"/>
       <w:sz w:val="24"/>
       <w:lang w:eastAsia="zh-CN"/>
     </w:rPr>
   </w:style>
-  <w:style w:type="paragraph" w:customStyle="1" w:styleId="30">
+  <w:style w:type="paragraph" w:customStyle="1" w:styleId="2">
     <w:name w:val="柴_标题2"/>
-    <w:basedOn w:val="3"/>
-    <w:next w:val="29"/>
+    <w:basedOn w:val="Heading2"/>
+    <w:next w:val="a1"/>
     <w:qFormat/>
-    <w:uiPriority w:val="0"/>
     <w:pPr>
       <w:spacing w:line="360" w:lineRule="auto"/>
     </w:pPr>
     <w:rPr>
-      <w:rFonts w:ascii="Arial" w:hAnsi="Arial" w:eastAsia="宋体"/>
+      <w:rFonts w:ascii="Arial" w:eastAsia="宋体" w:hAnsi="Arial"/>
       <w:sz w:val="28"/>
     </w:rPr>
   </w:style>
-  <w:style w:type="paragraph" w:customStyle="1" w:styleId="31">
+  <w:style w:type="paragraph" w:customStyle="1" w:styleId="3">
     <w:name w:val="柴_标题3"/>
-    <w:basedOn w:val="4"/>
-    <w:next w:val="29"/>
+    <w:basedOn w:val="Heading3"/>
+    <w:next w:val="a1"/>
     <w:qFormat/>
-    <w:uiPriority w:val="0"/>
     <w:pPr>
       <w:spacing w:line="360" w:lineRule="auto"/>
       <w:ind w:left="0" w:firstLine="472" w:firstLineChars="200"/>
     </w:pPr>
     <w:rPr>
-      <w:rFonts w:ascii="宋体" w:hAnsi="宋体" w:eastAsia="宋体" w:cs="宋体"/>
+      <w:rFonts w:ascii="宋体" w:eastAsia="宋体" w:hAnsi="宋体" w:cs="宋体"/>
       <w:spacing w:val="-2"/>
       <w:sz w:val="24"/>
       <w:szCs w:val="24"/>
     </w:rPr>
   </w:style>
-  <w:style w:type="paragraph" w:customStyle="1" w:styleId="32">
+  <w:style w:type="paragraph" w:customStyle="1" w:styleId="a2">
     <w:name w:val="柴_目录"/>
-    <w:basedOn w:val="1"/>
-    <w:next w:val="12"/>
+    <w:basedOn w:val="Normal"/>
+    <w:next w:val="BodyText"/>
     <w:qFormat/>
-    <w:uiPriority w:val="0"/>
     <w:pPr>
       <w:tabs>
         <w:tab w:val="right" w:leader="dot" w:pos="8442"/>
@@ -6482,64 +6347,59 @@
       <w:ind w:left="0" w:leftChars="0"/>
     </w:pPr>
     <w:rPr>
-      <w:rFonts w:ascii="Arial" w:hAnsi="Arial" w:eastAsia="Microsoft JhengHei"/>
+      <w:rFonts w:ascii="Arial" w:eastAsia="Microsoft JhengHei" w:hAnsi="Arial"/>
       <w:sz w:val="24"/>
     </w:rPr>
   </w:style>
-  <w:style w:type="paragraph" w:customStyle="1" w:styleId="33">
+  <w:style w:type="paragraph" w:customStyle="1" w:styleId="WPSOffice1">
     <w:name w:val="WPSOffice手动目录 1"/>
     <w:qFormat/>
-    <w:uiPriority w:val="0"/>
     <w:pPr>
       <w:ind w:leftChars="0"/>
     </w:pPr>
     <w:rPr>
-      <w:rFonts w:ascii="Times New Roman" w:hAnsi="Times New Roman" w:eastAsia="宋体" w:cs="Times New Roman"/>
+      <w:rFonts w:ascii="Times New Roman" w:eastAsia="宋体" w:hAnsi="Times New Roman" w:cs="Times New Roman"/>
       <w:sz w:val="20"/>
       <w:szCs w:val="20"/>
     </w:rPr>
   </w:style>
-  <w:style w:type="paragraph" w:customStyle="1" w:styleId="34">
+  <w:style w:type="paragraph" w:customStyle="1" w:styleId="WPSOffice2">
     <w:name w:val="WPSOffice手动目录 2"/>
     <w:qFormat/>
-    <w:uiPriority w:val="0"/>
     <w:pPr>
       <w:ind w:leftChars="200"/>
     </w:pPr>
     <w:rPr>
-      <w:rFonts w:ascii="Times New Roman" w:hAnsi="Times New Roman" w:eastAsia="宋体" w:cs="Times New Roman"/>
+      <w:rFonts w:ascii="Times New Roman" w:eastAsia="宋体" w:hAnsi="Times New Roman" w:cs="Times New Roman"/>
       <w:sz w:val="20"/>
       <w:szCs w:val="20"/>
     </w:rPr>
   </w:style>
-  <w:style w:type="paragraph" w:customStyle="1" w:styleId="35">
+  <w:style w:type="paragraph" w:customStyle="1" w:styleId="WPSOffice3">
     <w:name w:val="WPSOffice手动目录 3"/>
     <w:qFormat/>
-    <w:uiPriority w:val="0"/>
     <w:pPr>
       <w:ind w:leftChars="400"/>
     </w:pPr>
     <w:rPr>
-      <w:rFonts w:ascii="Times New Roman" w:hAnsi="Times New Roman" w:eastAsia="宋体" w:cs="Times New Roman"/>
+      <w:rFonts w:ascii="Times New Roman" w:eastAsia="宋体" w:hAnsi="Times New Roman" w:cs="Times New Roman"/>
       <w:sz w:val="20"/>
       <w:szCs w:val="20"/>
     </w:rPr>
   </w:style>
-  <w:style w:type="paragraph" w:customStyle="1" w:styleId="36">
+  <w:style w:type="paragraph" w:customStyle="1" w:styleId="Compact">
     <w:name w:val="Compact"/>
-    <w:basedOn w:val="12"/>
+    <w:basedOn w:val="BodyText"/>
     <w:qFormat/>
-    <w:uiPriority w:val="0"/>
     <w:pPr>
       <w:spacing w:before="36" w:after="36"/>
     </w:pPr>
   </w:style>
-  <w:style w:type="table" w:customStyle="1" w:styleId="37">
+  <w:style w:type="table" w:customStyle="1" w:styleId="Table">
     <w:name w:val="Table"/>
     <w:semiHidden/>
     <w:unhideWhenUsed/>
     <w:qFormat/>
-    <w:uiPriority w:val="0"/>
     <w:tblPr>
       <w:tblCellMar>
         <w:top w:w="0" w:type="dxa"/>
@@ -6551,28 +6411,26 @@
     <w:tblStylePr w:type="firstRow">
       <w:tcPr>
         <w:tcBorders>
-          <w:bottom w:val="single" w:color="auto" w:sz="0" w:space="0"/>
+          <w:bottom w:val="single" w:sz="0" w:space="0" w:color="auto"/>
         </w:tcBorders>
         <w:vAlign w:val="bottom"/>
       </w:tcPr>
     </w:tblStylePr>
   </w:style>
-  <w:style w:type="character" w:customStyle="1" w:styleId="38">
+  <w:style w:type="character" w:customStyle="1" w:styleId="1Char">
     <w:name w:val="柴_标题1 Char"/>
-    <w:link w:val="28"/>
+    <w:link w:val="1"/>
     <w:qFormat/>
-    <w:uiPriority w:val="0"/>
     <w:rPr>
-      <w:rFonts w:ascii="Arial" w:hAnsi="Arial" w:eastAsia="宋体"/>
+      <w:rFonts w:ascii="Arial" w:eastAsia="宋体" w:hAnsi="Arial"/>
       <w:sz w:val="32"/>
     </w:rPr>
   </w:style>
-  <w:style w:type="table" w:customStyle="1" w:styleId="39">
+  <w:style w:type="table" w:customStyle="1" w:styleId="TableNormal1">
     <w:name w:val="Table Normal_1"/>
     <w:semiHidden/>
     <w:unhideWhenUsed/>
     <w:qFormat/>
-    <w:uiPriority w:val="0"/>
     <w:tblPr>
       <w:tblCellMar>
         <w:top w:w="0" w:type="dxa"/>
@@ -6582,11 +6440,10 @@
       </w:tblCellMar>
     </w:tblPr>
   </w:style>
-  <w:style w:type="paragraph" w:customStyle="1" w:styleId="40">
+  <w:style w:type="paragraph" w:customStyle="1" w:styleId="a3">
     <w:name w:val="柴_正文_无缩进"/>
-    <w:basedOn w:val="1"/>
+    <w:basedOn w:val="Normal"/>
     <w:qFormat/>
-    <w:uiPriority w:val="0"/>
     <w:pPr>
       <w:ind w:firstLine="0" w:firstLineChars="0"/>
     </w:pPr>
@@ -6596,31 +6453,29 @@
       <w:lang w:eastAsia="zh-CN"/>
     </w:rPr>
   </w:style>
-  <w:style w:type="paragraph" w:customStyle="1" w:styleId="41">
+  <w:style w:type="paragraph" w:customStyle="1" w:styleId="4">
     <w:name w:val="柴_标题4"/>
-    <w:basedOn w:val="5"/>
-    <w:next w:val="1"/>
+    <w:basedOn w:val="Heading4"/>
+    <w:next w:val="Normal"/>
     <w:qFormat/>
-    <w:uiPriority w:val="0"/>
     <w:pPr>
       <w:widowControl w:val="0"/>
       <w:spacing w:before="160" w:line="360" w:lineRule="auto"/>
-      <w:ind w:left="981" w:leftChars="300" w:hanging="862"/>
+      <w:ind w:left="981" w:hanging="862" w:leftChars="300"/>
     </w:pPr>
     <w:rPr>
-      <w:rFonts w:hint="eastAsia" w:ascii="Calibri" w:hAnsi="Calibri" w:eastAsia="宋体" w:cs="宋体"/>
+      <w:rFonts w:ascii="Calibri" w:eastAsia="宋体" w:hAnsi="Calibri" w:cs="宋体" w:hint="eastAsia"/>
       <w:sz w:val="24"/>
       <w:szCs w:val="24"/>
       <w:lang w:eastAsia="zh-CN" w:bidi="zh-CN"/>
     </w:rPr>
   </w:style>
-  <w:style w:type="character" w:customStyle="1" w:styleId="42">
+  <w:style w:type="character" w:customStyle="1" w:styleId="Char">
     <w:name w:val="柴_正文 Char"/>
-    <w:link w:val="29"/>
+    <w:link w:val="a1"/>
     <w:qFormat/>
-    <w:uiPriority w:val="0"/>
     <w:rPr>
-      <w:rFonts w:ascii="Arial" w:hAnsi="Arial" w:eastAsia="宋体"/>
+      <w:rFonts w:ascii="Arial" w:eastAsia="宋体" w:hAnsi="Arial"/>
       <w:sz w:val="24"/>
       <w:lang w:eastAsia="zh-CN"/>
     </w:rPr>

--- a/5.人员管理/1.流程制度规范类文件/JXTX-05-02-人员培训管理制度.docx
+++ b/5.人员管理/1.流程制度规范类文件/JXTX-05-02-人员培训管理制度.docx
@@ -1,11 +1,10 @@
 
 <file path=word/document.xml><?xml version="1.0" encoding="utf-8"?>
-<w:document xmlns:wpc="http://schemas.microsoft.com/office/word/2010/wordprocessingCanvas" xmlns:mc="http://schemas.openxmlformats.org/markup-compatibility/2006" xmlns:o="urn:schemas-microsoft-com:office:office" xmlns:r="http://schemas.openxmlformats.org/officeDocument/2006/relationships" xmlns:m="http://schemas.openxmlformats.org/officeDocument/2006/math" xmlns:v="urn:schemas-microsoft-com:vml" xmlns:wp14="http://schemas.microsoft.com/office/word/2010/wordprocessingDrawing" xmlns:wp="http://schemas.openxmlformats.org/drawingml/2006/wordprocessingDrawing" xmlns:w10="urn:schemas-microsoft-com:office:word" xmlns:w="http://schemas.openxmlformats.org/wordprocessingml/2006/main" xmlns:w14="http://schemas.microsoft.com/office/word/2010/wordml" xmlns:w15="http://schemas.microsoft.com/office/word/2012/wordml" xmlns:wne="http://schemas.microsoft.com/office/word/2006/wordml" xmlns:wpg="http://schemas.microsoft.com/office/word/2010/wordprocessingGroup" xmlns:wpi="http://schemas.microsoft.com/office/word/2010/wordprocessingInk" xmlns:wps="http://schemas.microsoft.com/office/word/2010/wordprocessingShape" mc:Ignorable="w14 w15 wp14">
-  <!-- Generated by Aspose.Words for .NET 13.3.0.1 -->
+<w:document xmlns:wpc="http://schemas.microsoft.com/office/word/2010/wordprocessingCanvas" xmlns:mc="http://schemas.openxmlformats.org/markup-compatibility/2006" xmlns:o="urn:schemas-microsoft-com:office:office" xmlns:r="http://schemas.openxmlformats.org/officeDocument/2006/relationships" xmlns:m="http://schemas.openxmlformats.org/officeDocument/2006/math" xmlns:v="urn:schemas-microsoft-com:vml" xmlns:wp14="http://schemas.microsoft.com/office/word/2010/wordprocessingDrawing" xmlns:wp="http://schemas.openxmlformats.org/drawingml/2006/wordprocessingDrawing" xmlns:w="http://schemas.openxmlformats.org/wordprocessingml/2006/main" xmlns:w14="http://schemas.microsoft.com/office/word/2010/wordml" xmlns:w10="urn:schemas-microsoft-com:office:word" xmlns:w15="http://schemas.microsoft.com/office/word/2012/wordml" xmlns:wpg="http://schemas.microsoft.com/office/word/2010/wordprocessingGroup" xmlns:wpi="http://schemas.microsoft.com/office/word/2010/wordprocessingInk" xmlns:wne="http://schemas.microsoft.com/office/word/2006/wordml" xmlns:wps="http://schemas.microsoft.com/office/word/2010/wordprocessingShape" xmlns:wpsCustomData="http://www.wps.cn/officeDocument/2013/wpsCustomData" mc:Ignorable="w14 w15 wp14">
   <w:body>
     <w:p>
       <w:pPr>
-        <w:pStyle w:val="a"/>
+        <w:pStyle w:val="24"/>
         <w:keepNext w:val="0"/>
         <w:keepLines w:val="0"/>
         <w:pageBreakBefore w:val="0"/>
@@ -22,10 +21,10 @@
         <w:spacing w:before="3120" w:beforeLines="1000"/>
         <w:textAlignment w:val="baseline"/>
       </w:pPr>
-      <w:bookmarkStart w:id="0" w:name="_Toc6116"/>
+      <w:bookmarkStart w:id="0" w:name="_Toc25940"/>
       <w:r>
         <w:drawing>
-          <wp:anchor distT="0" distB="0" distL="114300" distR="114300" simplePos="0" relativeHeight="251659264" behindDoc="1" locked="0" layoutInCell="1" allowOverlap="1">
+          <wp:anchor distT="0" distB="0" distL="114300" distR="114300" simplePos="0" relativeHeight="251660288" behindDoc="1" locked="0" layoutInCell="1" allowOverlap="1">
             <wp:simplePos x="0" y="0"/>
             <wp:positionH relativeFrom="column">
               <wp:posOffset>0</wp:posOffset>
@@ -50,7 +49,7 @@
                     </pic:cNvPicPr>
                   </pic:nvPicPr>
                   <pic:blipFill>
-                    <a:blip xmlns:r="http://schemas.openxmlformats.org/officeDocument/2006/relationships" r:embed="rId4"/>
+                    <a:blip r:embed="rId8"/>
                     <a:stretch>
                       <a:fillRect/>
                     </a:stretch>
@@ -80,7 +79,7 @@
           <w:lang w:val="en-US" w:eastAsia="zh-CN"/>
         </w:rPr>
         <w:drawing>
-          <wp:anchor distT="0" distB="0" distL="114300" distR="114300" simplePos="0" relativeHeight="251658240" behindDoc="1" locked="0" layoutInCell="1" allowOverlap="1">
+          <wp:anchor distT="0" distB="0" distL="114300" distR="114300" simplePos="0" relativeHeight="251659264" behindDoc="1" locked="0" layoutInCell="1" allowOverlap="1">
             <wp:simplePos x="0" y="0"/>
             <wp:positionH relativeFrom="column">
               <wp:posOffset>635</wp:posOffset>
@@ -105,7 +104,7 @@
                     </pic:cNvPicPr>
                   </pic:nvPicPr>
                   <pic:blipFill>
-                    <a:blip xmlns:r="http://schemas.openxmlformats.org/officeDocument/2006/relationships" r:embed="rId5">
+                    <a:blip r:embed="rId9">
                       <a:alphaModFix amt="58000"/>
                       <a:lum contrast="-52000"/>
                     </a:blip>
@@ -137,7 +136,7 @@
       </w:r>
       <w:r>
         <w:drawing>
-          <wp:anchor distT="0" distB="0" distL="114300" distR="114300" simplePos="0" relativeHeight="251660288" behindDoc="1" locked="0" layoutInCell="1" allowOverlap="1">
+          <wp:anchor distT="0" distB="0" distL="114300" distR="114300" simplePos="0" relativeHeight="251661312" behindDoc="1" locked="0" layoutInCell="1" allowOverlap="1">
             <wp:simplePos x="0" y="0"/>
             <wp:positionH relativeFrom="column">
               <wp:posOffset>-19050</wp:posOffset>
@@ -162,7 +161,7 @@
                     </pic:cNvPicPr>
                   </pic:nvPicPr>
                   <pic:blipFill>
-                    <a:blip xmlns:r="http://schemas.openxmlformats.org/officeDocument/2006/relationships" r:embed="rId6"/>
+                    <a:blip r:embed="rId10"/>
                     <a:stretch>
                       <a:fillRect/>
                     </a:stretch>
@@ -197,7 +196,7 @@
     </w:p>
     <w:p>
       <w:pPr>
-        <w:pStyle w:val="a0"/>
+        <w:pStyle w:val="25"/>
         <w:keepNext w:val="0"/>
         <w:keepLines w:val="0"/>
         <w:pageBreakBefore w:val="0"/>
@@ -218,7 +217,7 @@
           <w:lang w:val="en-US" w:eastAsia="zh-CN"/>
         </w:rPr>
       </w:pPr>
-      <w:bookmarkStart w:id="1" w:name="_Toc31673"/>
+      <w:bookmarkStart w:id="1" w:name="_Toc29694"/>
       <w:r>
         <w:rPr>
           <w:rFonts w:hint="eastAsia"/>
@@ -244,11 +243,11 @@
         <w:adjustRightInd w:val="0"/>
         <w:snapToGrid w:val="0"/>
         <w:spacing w:after="624" w:afterLines="200" w:line="219" w:lineRule="auto"/>
-        <w:ind w:left="0" w:right="0" w:firstLine="0" w:leftChars="0" w:rightChars="0" w:firstLineChars="0"/>
+        <w:ind w:left="0" w:leftChars="0" w:right="0" w:rightChars="0" w:firstLine="0" w:firstLineChars="0"/>
         <w:jc w:val="center"/>
         <w:textAlignment w:val="baseline"/>
         <w:rPr>
-          <w:rFonts w:ascii="宋体" w:eastAsia="宋体" w:hAnsi="宋体" w:cs="宋体" w:hint="eastAsia"/>
+          <w:rFonts w:hint="eastAsia" w:ascii="宋体" w:hAnsi="宋体" w:eastAsia="宋体" w:cs="宋体"/>
           <w:sz w:val="24"/>
           <w:szCs w:val="24"/>
           <w:lang w:val="en-US" w:eastAsia="zh-CN"/>
@@ -256,7 +255,7 @@
       </w:pPr>
       <w:r>
         <w:rPr>
-          <w:rFonts w:ascii="宋体" w:eastAsia="宋体" w:hAnsi="宋体" w:cs="宋体"/>
+          <w:rFonts w:ascii="宋体" w:hAnsi="宋体" w:eastAsia="宋体" w:cs="宋体"/>
           <w:b/>
           <w:bCs/>
           <w:spacing w:val="-3"/>
@@ -267,7 +266,7 @@
       </w:r>
       <w:r>
         <w:rPr>
-          <w:rFonts w:ascii="宋体" w:eastAsia="宋体" w:hAnsi="宋体" w:cs="宋体" w:hint="eastAsia"/>
+          <w:rFonts w:hint="eastAsia" w:ascii="宋体" w:hAnsi="宋体" w:eastAsia="宋体" w:cs="宋体"/>
           <w:b/>
           <w:bCs/>
           <w:spacing w:val="-3"/>
@@ -279,7 +278,7 @@
       </w:r>
       <w:r>
         <w:rPr>
-          <w:rFonts w:ascii="宋体" w:eastAsia="宋体" w:hAnsi="宋体" w:cs="宋体"/>
+          <w:rFonts w:ascii="宋体" w:hAnsi="宋体" w:eastAsia="宋体" w:cs="宋体"/>
           <w:b/>
           <w:bCs/>
           <w:spacing w:val="-3"/>
@@ -290,7 +289,7 @@
       </w:r>
       <w:r>
         <w:rPr>
-          <w:rFonts w:ascii="宋体" w:eastAsia="宋体" w:hAnsi="宋体" w:cs="宋体" w:hint="eastAsia"/>
+          <w:rFonts w:hint="eastAsia" w:ascii="宋体" w:hAnsi="宋体" w:eastAsia="宋体" w:cs="宋体"/>
           <w:b/>
           <w:bCs/>
           <w:spacing w:val="-3"/>
@@ -302,7 +301,7 @@
       </w:r>
       <w:r>
         <w:rPr>
-          <w:rFonts w:ascii="宋体" w:eastAsia="宋体" w:hAnsi="宋体" w:cs="宋体"/>
+          <w:rFonts w:ascii="宋体" w:hAnsi="宋体" w:eastAsia="宋体" w:cs="宋体"/>
           <w:b/>
           <w:bCs/>
           <w:spacing w:val="-3"/>
@@ -313,7 +312,7 @@
       </w:r>
       <w:r>
         <w:rPr>
-          <w:rFonts w:ascii="宋体" w:hAnsi="宋体" w:cs="宋体" w:hint="eastAsia"/>
+          <w:rFonts w:hint="eastAsia" w:ascii="宋体" w:hAnsi="宋体" w:cs="宋体"/>
           <w:b/>
           <w:bCs/>
           <w:spacing w:val="-3"/>
@@ -326,17 +325,18 @@
     </w:p>
     <w:tbl>
       <w:tblPr>
-        <w:tblStyle w:val="TableGrid"/>
+        <w:tblStyle w:val="21"/>
         <w:tblW w:w="0" w:type="auto"/>
         <w:jc w:val="center"/>
         <w:tblBorders>
-          <w:top w:val="nil"/>
-          <w:left w:val="nil"/>
-          <w:bottom w:val="nil"/>
-          <w:right w:val="nil"/>
-          <w:insideH w:val="nil"/>
-          <w:insideV w:val="nil"/>
+          <w:top w:val="none" w:color="auto" w:sz="0" w:space="0"/>
+          <w:left w:val="none" w:color="auto" w:sz="0" w:space="0"/>
+          <w:bottom w:val="none" w:color="auto" w:sz="0" w:space="0"/>
+          <w:right w:val="none" w:color="auto" w:sz="0" w:space="0"/>
+          <w:insideH w:val="none" w:color="auto" w:sz="0" w:space="0"/>
+          <w:insideV w:val="none" w:color="auto" w:sz="0" w:space="0"/>
         </w:tblBorders>
+        <w:tblLayout w:type="autofit"/>
         <w:tblCellMar>
           <w:top w:w="0" w:type="dxa"/>
           <w:left w:w="108" w:type="dxa"/>
@@ -350,15 +350,13 @@
       </w:tblGrid>
       <w:tr>
         <w:tblPrEx>
-          <w:tblW w:w="0" w:type="auto"/>
-          <w:jc w:val="center"/>
           <w:tblBorders>
-            <w:top w:val="nil"/>
-            <w:left w:val="nil"/>
-            <w:bottom w:val="nil"/>
-            <w:right w:val="nil"/>
-            <w:insideH w:val="nil"/>
-            <w:insideV w:val="nil"/>
+            <w:top w:val="none" w:color="auto" w:sz="0" w:space="0"/>
+            <w:left w:val="none" w:color="auto" w:sz="0" w:space="0"/>
+            <w:bottom w:val="none" w:color="auto" w:sz="0" w:space="0"/>
+            <w:right w:val="none" w:color="auto" w:sz="0" w:space="0"/>
+            <w:insideH w:val="none" w:color="auto" w:sz="0" w:space="0"/>
+            <w:insideV w:val="none" w:color="auto" w:sz="0" w:space="0"/>
           </w:tblBorders>
           <w:tblCellMar>
             <w:top w:w="0" w:type="dxa"/>
@@ -368,7 +366,7 @@
           </w:tblCellMar>
         </w:tblPrEx>
         <w:trPr>
-          <w:trHeight w:val="810"/>
+          <w:trHeight w:val="810" w:hRule="atLeast"/>
           <w:jc w:val="center"/>
         </w:trPr>
         <w:tc>
@@ -406,7 +404,7 @@
             </w:r>
             <w:r>
               <w:rPr>
-                <w:rFonts w:asciiTheme="minorAscii" w:eastAsiaTheme="minorEastAsia" w:hAnsiTheme="minorAscii" w:hint="default"/>
+                <w:rFonts w:hint="default" w:asciiTheme="minorAscii" w:hAnsiTheme="minorAscii" w:eastAsiaTheme="minorEastAsia"/>
                 <w:spacing w:val="227"/>
                 <w:sz w:val="21"/>
                 <w:vertAlign w:val="baseline"/>
@@ -460,7 +458,7 @@
             </w:r>
             <w:r>
               <w:rPr>
-                <w:rFonts w:asciiTheme="minorAscii" w:eastAsiaTheme="minorEastAsia" w:hAnsiTheme="minorAscii" w:hint="eastAsia"/>
+                <w:rFonts w:hint="eastAsia" w:asciiTheme="minorAscii" w:hAnsiTheme="minorAscii" w:eastAsiaTheme="minorEastAsia"/>
                 <w:spacing w:val="227"/>
                 <w:sz w:val="21"/>
                 <w:vertAlign w:val="baseline"/>
@@ -482,8 +480,14 @@
       </w:tr>
       <w:tr>
         <w:tblPrEx>
-          <w:tblW w:w="0" w:type="auto"/>
-          <w:jc w:val="center"/>
+          <w:tblBorders>
+            <w:top w:val="none" w:color="auto" w:sz="0" w:space="0"/>
+            <w:left w:val="none" w:color="auto" w:sz="0" w:space="0"/>
+            <w:bottom w:val="none" w:color="auto" w:sz="0" w:space="0"/>
+            <w:right w:val="none" w:color="auto" w:sz="0" w:space="0"/>
+            <w:insideH w:val="none" w:color="auto" w:sz="0" w:space="0"/>
+            <w:insideV w:val="none" w:color="auto" w:sz="0" w:space="0"/>
+          </w:tblBorders>
           <w:tblCellMar>
             <w:top w:w="0" w:type="dxa"/>
             <w:left w:w="108" w:type="dxa"/>
@@ -492,7 +496,7 @@
           </w:tblCellMar>
         </w:tblPrEx>
         <w:trPr>
-          <w:trHeight w:val="810"/>
+          <w:trHeight w:val="810" w:hRule="atLeast"/>
           <w:jc w:val="center"/>
         </w:trPr>
         <w:tc>
@@ -516,7 +520,7 @@
               <w:snapToGrid w:val="0"/>
               <w:textAlignment w:val="baseline"/>
               <w:rPr>
-                <w:rFonts w:ascii="Arial" w:eastAsia="Arial" w:hAnsi="Arial" w:cs="Arial" w:hint="default"/>
+                <w:rFonts w:hint="default" w:ascii="Arial" w:hAnsi="Arial" w:eastAsia="Arial" w:cs="Arial"/>
                 <w:snapToGrid w:val="0"/>
                 <w:color w:val="000000"/>
                 <w:kern w:val="0"/>
@@ -548,7 +552,7 @@
             </w:r>
             <w:r>
               <w:rPr>
-                <w:rFonts w:asciiTheme="minorAscii" w:eastAsiaTheme="minorEastAsia" w:hAnsiTheme="minorAscii" w:hint="default"/>
+                <w:rFonts w:hint="default" w:asciiTheme="minorAscii" w:hAnsiTheme="minorAscii" w:eastAsiaTheme="minorEastAsia"/>
                 <w:spacing w:val="227"/>
                 <w:sz w:val="21"/>
                 <w:vertAlign w:val="baseline"/>
@@ -601,7 +605,7 @@
               <w:snapToGrid w:val="0"/>
               <w:textAlignment w:val="baseline"/>
               <w:rPr>
-                <w:rFonts w:ascii="Arial" w:eastAsia="Arial" w:hAnsi="Arial" w:cs="Arial" w:hint="default"/>
+                <w:rFonts w:hint="default" w:ascii="Arial" w:hAnsi="Arial" w:eastAsia="Arial" w:cs="Arial"/>
                 <w:snapToGrid w:val="0"/>
                 <w:color w:val="000000"/>
                 <w:kern w:val="0"/>
@@ -621,7 +625,7 @@
             </w:r>
             <w:r>
               <w:rPr>
-                <w:rFonts w:asciiTheme="minorAscii" w:eastAsiaTheme="minorEastAsia" w:hAnsiTheme="minorAscii" w:hint="eastAsia"/>
+                <w:rFonts w:hint="eastAsia" w:asciiTheme="minorAscii" w:hAnsiTheme="minorAscii" w:eastAsiaTheme="minorEastAsia"/>
                 <w:spacing w:val="227"/>
                 <w:sz w:val="21"/>
                 <w:vertAlign w:val="baseline"/>
@@ -643,8 +647,14 @@
       </w:tr>
       <w:tr>
         <w:tblPrEx>
-          <w:tblW w:w="0" w:type="auto"/>
-          <w:jc w:val="center"/>
+          <w:tblBorders>
+            <w:top w:val="none" w:color="auto" w:sz="0" w:space="0"/>
+            <w:left w:val="none" w:color="auto" w:sz="0" w:space="0"/>
+            <w:bottom w:val="none" w:color="auto" w:sz="0" w:space="0"/>
+            <w:right w:val="none" w:color="auto" w:sz="0" w:space="0"/>
+            <w:insideH w:val="none" w:color="auto" w:sz="0" w:space="0"/>
+            <w:insideV w:val="none" w:color="auto" w:sz="0" w:space="0"/>
+          </w:tblBorders>
           <w:tblCellMar>
             <w:top w:w="0" w:type="dxa"/>
             <w:left w:w="108" w:type="dxa"/>
@@ -653,7 +663,7 @@
           </w:tblCellMar>
         </w:tblPrEx>
         <w:trPr>
-          <w:trHeight w:val="635"/>
+          <w:trHeight w:val="635" w:hRule="atLeast"/>
           <w:jc w:val="center"/>
         </w:trPr>
         <w:tc>
@@ -703,7 +713,7 @@
             </w:r>
             <w:r>
               <w:rPr>
-                <w:rFonts w:asciiTheme="minorAscii" w:eastAsiaTheme="minorEastAsia" w:hAnsiTheme="minorAscii" w:hint="eastAsia"/>
+                <w:rFonts w:hint="eastAsia" w:asciiTheme="minorAscii" w:hAnsiTheme="minorAscii" w:eastAsiaTheme="minorEastAsia"/>
                 <w:spacing w:val="227"/>
                 <w:sz w:val="21"/>
                 <w:vertAlign w:val="baseline"/>
@@ -756,7 +766,7 @@
             </w:r>
             <w:r>
               <w:rPr>
-                <w:rFonts w:asciiTheme="minorAscii" w:eastAsiaTheme="minorEastAsia" w:hAnsiTheme="minorAscii" w:hint="eastAsia"/>
+                <w:rFonts w:hint="eastAsia" w:asciiTheme="minorAscii" w:hAnsiTheme="minorAscii" w:eastAsiaTheme="minorEastAsia"/>
                 <w:spacing w:val="227"/>
                 <w:sz w:val="21"/>
                 <w:vertAlign w:val="baseline"/>
@@ -815,14 +825,14 @@
         <w:ind w:left="3634"/>
         <w:textAlignment w:val="baseline"/>
         <w:rPr>
-          <w:rFonts w:ascii="宋体" w:eastAsia="宋体" w:hAnsi="宋体" w:cs="宋体"/>
+          <w:rFonts w:ascii="宋体" w:hAnsi="宋体" w:eastAsia="宋体" w:cs="宋体"/>
           <w:sz w:val="31"/>
           <w:szCs w:val="31"/>
         </w:rPr>
       </w:pPr>
       <w:r>
         <w:rPr>
-          <w:rFonts w:ascii="宋体" w:eastAsia="宋体" w:hAnsi="宋体" w:cs="宋体"/>
+          <w:rFonts w:ascii="宋体" w:hAnsi="宋体" w:eastAsia="宋体" w:cs="宋体"/>
           <w:b/>
           <w:bCs/>
           <w:spacing w:val="4"/>
@@ -834,16 +844,16 @@
     </w:p>
     <w:tbl>
       <w:tblPr>
-        <w:tblStyle w:val="TableNormal0"/>
+        <w:tblStyle w:val="26"/>
         <w:tblW w:w="8214" w:type="dxa"/>
         <w:jc w:val="center"/>
         <w:tblBorders>
-          <w:top w:val="single" w:sz="2" w:space="0" w:color="000000"/>
-          <w:left w:val="single" w:sz="2" w:space="0" w:color="000000"/>
-          <w:bottom w:val="single" w:sz="2" w:space="0" w:color="000000"/>
-          <w:right w:val="single" w:sz="2" w:space="0" w:color="000000"/>
-          <w:insideH w:val="single" w:sz="2" w:space="0" w:color="000000"/>
-          <w:insideV w:val="single" w:sz="2" w:space="0" w:color="000000"/>
+          <w:top w:val="single" w:color="000000" w:sz="2" w:space="0"/>
+          <w:left w:val="single" w:color="000000" w:sz="2" w:space="0"/>
+          <w:bottom w:val="single" w:color="000000" w:sz="2" w:space="0"/>
+          <w:right w:val="single" w:color="000000" w:sz="2" w:space="0"/>
+          <w:insideH w:val="single" w:color="000000" w:sz="2" w:space="0"/>
+          <w:insideV w:val="single" w:color="000000" w:sz="2" w:space="0"/>
         </w:tblBorders>
         <w:tblLayout w:type="fixed"/>
         <w:tblCellMar>
@@ -863,17 +873,14 @@
       </w:tblGrid>
       <w:tr>
         <w:tblPrEx>
-          <w:tblW w:w="8214" w:type="dxa"/>
-          <w:jc w:val="center"/>
           <w:tblBorders>
-            <w:top w:val="single" w:sz="2" w:space="0" w:color="000000"/>
-            <w:left w:val="single" w:sz="2" w:space="0" w:color="000000"/>
-            <w:bottom w:val="single" w:sz="2" w:space="0" w:color="000000"/>
-            <w:right w:val="single" w:sz="2" w:space="0" w:color="000000"/>
-            <w:insideH w:val="single" w:sz="2" w:space="0" w:color="000000"/>
-            <w:insideV w:val="single" w:sz="2" w:space="0" w:color="000000"/>
+            <w:top w:val="single" w:color="000000" w:sz="2" w:space="0"/>
+            <w:left w:val="single" w:color="000000" w:sz="2" w:space="0"/>
+            <w:bottom w:val="single" w:color="000000" w:sz="2" w:space="0"/>
+            <w:right w:val="single" w:color="000000" w:sz="2" w:space="0"/>
+            <w:insideH w:val="single" w:color="000000" w:sz="2" w:space="0"/>
+            <w:insideV w:val="single" w:color="000000" w:sz="2" w:space="0"/>
           </w:tblBorders>
-          <w:tblLayout w:type="fixed"/>
           <w:tblCellMar>
             <w:top w:w="0" w:type="dxa"/>
             <w:left w:w="0" w:type="dxa"/>
@@ -882,7 +889,7 @@
           </w:tblCellMar>
         </w:tblPrEx>
         <w:trPr>
-          <w:trHeight w:val="593"/>
+          <w:trHeight w:val="593" w:hRule="atLeast"/>
           <w:jc w:val="center"/>
         </w:trPr>
         <w:tc>
@@ -904,18 +911,18 @@
               <w:adjustRightInd w:val="0"/>
               <w:snapToGrid w:val="0"/>
               <w:spacing w:before="176" w:line="228" w:lineRule="auto"/>
-              <w:ind w:left="0" w:right="0" w:firstLine="0" w:leftChars="0" w:rightChars="0" w:firstLineChars="0"/>
+              <w:ind w:left="0" w:leftChars="0" w:right="0" w:rightChars="0" w:firstLine="0" w:firstLineChars="0"/>
               <w:jc w:val="center"/>
               <w:textAlignment w:val="baseline"/>
               <w:rPr>
-                <w:rFonts w:ascii="宋体" w:eastAsia="宋体" w:hAnsi="宋体" w:cs="宋体"/>
+                <w:rFonts w:ascii="宋体" w:hAnsi="宋体" w:eastAsia="宋体" w:cs="宋体"/>
                 <w:sz w:val="20"/>
                 <w:szCs w:val="20"/>
               </w:rPr>
             </w:pPr>
             <w:r>
               <w:rPr>
-                <w:rFonts w:ascii="宋体" w:hAnsi="宋体" w:cs="宋体" w:hint="eastAsia"/>
+                <w:rFonts w:hint="eastAsia" w:ascii="宋体" w:hAnsi="宋体" w:cs="宋体"/>
                 <w:spacing w:val="-14"/>
                 <w:sz w:val="20"/>
                 <w:szCs w:val="20"/>
@@ -925,7 +932,7 @@
             </w:r>
             <w:r>
               <w:rPr>
-                <w:rFonts w:ascii="宋体" w:eastAsia="宋体" w:hAnsi="宋体" w:cs="宋体"/>
+                <w:rFonts w:ascii="宋体" w:hAnsi="宋体" w:eastAsia="宋体" w:cs="宋体"/>
                 <w:spacing w:val="-14"/>
                 <w:sz w:val="20"/>
                 <w:szCs w:val="20"/>
@@ -953,18 +960,18 @@
               <w:adjustRightInd w:val="0"/>
               <w:snapToGrid w:val="0"/>
               <w:spacing w:before="175" w:line="227" w:lineRule="auto"/>
-              <w:ind w:left="0" w:right="0" w:firstLine="0" w:leftChars="0" w:rightChars="0" w:firstLineChars="0"/>
+              <w:ind w:left="0" w:leftChars="0" w:right="0" w:rightChars="0" w:firstLine="0" w:firstLineChars="0"/>
               <w:jc w:val="center"/>
               <w:textAlignment w:val="baseline"/>
               <w:rPr>
-                <w:rFonts w:ascii="宋体" w:eastAsia="宋体" w:hAnsi="宋体" w:cs="宋体"/>
+                <w:rFonts w:ascii="宋体" w:hAnsi="宋体" w:eastAsia="宋体" w:cs="宋体"/>
                 <w:sz w:val="20"/>
                 <w:szCs w:val="20"/>
               </w:rPr>
             </w:pPr>
             <w:r>
               <w:rPr>
-                <w:rFonts w:ascii="宋体" w:eastAsia="宋体" w:hAnsi="宋体" w:cs="宋体"/>
+                <w:rFonts w:ascii="宋体" w:hAnsi="宋体" w:eastAsia="宋体" w:cs="宋体"/>
                 <w:spacing w:val="4"/>
                 <w:sz w:val="20"/>
                 <w:szCs w:val="20"/>
@@ -992,18 +999,18 @@
               <w:adjustRightInd w:val="0"/>
               <w:snapToGrid w:val="0"/>
               <w:spacing w:before="175" w:line="228" w:lineRule="auto"/>
-              <w:ind w:left="0" w:right="0" w:firstLine="0" w:leftChars="0" w:rightChars="0" w:firstLineChars="0"/>
+              <w:ind w:left="0" w:leftChars="0" w:right="0" w:rightChars="0" w:firstLine="0" w:firstLineChars="0"/>
               <w:jc w:val="center"/>
               <w:textAlignment w:val="baseline"/>
               <w:rPr>
-                <w:rFonts w:ascii="宋体" w:eastAsia="宋体" w:hAnsi="宋体" w:cs="宋体"/>
+                <w:rFonts w:ascii="宋体" w:hAnsi="宋体" w:eastAsia="宋体" w:cs="宋体"/>
                 <w:sz w:val="20"/>
                 <w:szCs w:val="20"/>
               </w:rPr>
             </w:pPr>
             <w:r>
               <w:rPr>
-                <w:rFonts w:ascii="宋体" w:eastAsia="宋体" w:hAnsi="宋体" w:cs="宋体"/>
+                <w:rFonts w:ascii="宋体" w:hAnsi="宋体" w:eastAsia="宋体" w:cs="宋体"/>
                 <w:spacing w:val="7"/>
                 <w:sz w:val="20"/>
                 <w:szCs w:val="20"/>
@@ -1031,11 +1038,11 @@
               <w:adjustRightInd w:val="0"/>
               <w:snapToGrid w:val="0"/>
               <w:spacing w:before="175" w:line="228" w:lineRule="auto"/>
-              <w:ind w:left="0" w:right="0" w:firstLine="0" w:leftChars="0" w:rightChars="0" w:firstLineChars="0"/>
+              <w:ind w:left="0" w:leftChars="0" w:right="0" w:rightChars="0" w:firstLine="0" w:firstLineChars="0"/>
               <w:jc w:val="center"/>
               <w:textAlignment w:val="baseline"/>
               <w:rPr>
-                <w:rFonts w:ascii="宋体" w:eastAsia="宋体" w:hAnsi="宋体" w:cs="宋体" w:hint="eastAsia"/>
+                <w:rFonts w:hint="eastAsia" w:ascii="宋体" w:hAnsi="宋体" w:eastAsia="宋体" w:cs="宋体"/>
                 <w:spacing w:val="7"/>
                 <w:sz w:val="20"/>
                 <w:szCs w:val="20"/>
@@ -1044,7 +1051,7 @@
             </w:pPr>
             <w:r>
               <w:rPr>
-                <w:rFonts w:ascii="宋体" w:hAnsi="宋体" w:cs="宋体" w:hint="eastAsia"/>
+                <w:rFonts w:hint="eastAsia" w:ascii="宋体" w:hAnsi="宋体" w:cs="宋体"/>
                 <w:spacing w:val="7"/>
                 <w:sz w:val="20"/>
                 <w:szCs w:val="20"/>
@@ -1073,11 +1080,11 @@
               <w:adjustRightInd w:val="0"/>
               <w:snapToGrid w:val="0"/>
               <w:spacing w:before="175" w:line="228" w:lineRule="auto"/>
-              <w:ind w:left="0" w:right="0" w:firstLine="0" w:leftChars="0" w:rightChars="0" w:firstLineChars="0"/>
+              <w:ind w:left="0" w:leftChars="0" w:right="0" w:rightChars="0" w:firstLine="0" w:firstLineChars="0"/>
               <w:jc w:val="center"/>
               <w:textAlignment w:val="baseline"/>
               <w:rPr>
-                <w:rFonts w:ascii="宋体" w:hAnsi="宋体" w:cs="宋体" w:hint="default"/>
+                <w:rFonts w:hint="default" w:ascii="宋体" w:hAnsi="宋体" w:cs="宋体"/>
                 <w:spacing w:val="7"/>
                 <w:sz w:val="20"/>
                 <w:szCs w:val="20"/>
@@ -1086,7 +1093,7 @@
             </w:pPr>
             <w:r>
               <w:rPr>
-                <w:rFonts w:ascii="宋体" w:hAnsi="宋体" w:cs="宋体" w:hint="eastAsia"/>
+                <w:rFonts w:hint="eastAsia" w:ascii="宋体" w:hAnsi="宋体" w:cs="宋体"/>
                 <w:spacing w:val="7"/>
                 <w:sz w:val="20"/>
                 <w:szCs w:val="20"/>
@@ -1115,18 +1122,18 @@
               <w:adjustRightInd w:val="0"/>
               <w:snapToGrid w:val="0"/>
               <w:spacing w:before="176" w:line="229" w:lineRule="auto"/>
-              <w:ind w:left="0" w:right="0" w:firstLine="0" w:leftChars="0" w:rightChars="0" w:firstLineChars="0"/>
+              <w:ind w:left="0" w:leftChars="0" w:right="0" w:rightChars="0" w:firstLine="0" w:firstLineChars="0"/>
               <w:jc w:val="center"/>
               <w:textAlignment w:val="baseline"/>
               <w:rPr>
-                <w:rFonts w:ascii="宋体" w:eastAsia="宋体" w:hAnsi="宋体" w:cs="宋体"/>
+                <w:rFonts w:ascii="宋体" w:hAnsi="宋体" w:eastAsia="宋体" w:cs="宋体"/>
                 <w:sz w:val="20"/>
                 <w:szCs w:val="20"/>
               </w:rPr>
             </w:pPr>
             <w:r>
               <w:rPr>
-                <w:rFonts w:ascii="宋体" w:eastAsia="宋体" w:hAnsi="宋体" w:cs="宋体"/>
+                <w:rFonts w:ascii="宋体" w:hAnsi="宋体" w:eastAsia="宋体" w:cs="宋体"/>
                 <w:spacing w:val="7"/>
                 <w:sz w:val="20"/>
                 <w:szCs w:val="20"/>
@@ -1138,9 +1145,14 @@
       </w:tr>
       <w:tr>
         <w:tblPrEx>
-          <w:tblW w:w="8214" w:type="dxa"/>
-          <w:jc w:val="center"/>
-          <w:tblLayout w:type="fixed"/>
+          <w:tblBorders>
+            <w:top w:val="single" w:color="000000" w:sz="2" w:space="0"/>
+            <w:left w:val="single" w:color="000000" w:sz="2" w:space="0"/>
+            <w:bottom w:val="single" w:color="000000" w:sz="2" w:space="0"/>
+            <w:right w:val="single" w:color="000000" w:sz="2" w:space="0"/>
+            <w:insideH w:val="single" w:color="000000" w:sz="2" w:space="0"/>
+            <w:insideV w:val="single" w:color="000000" w:sz="2" w:space="0"/>
+          </w:tblBorders>
           <w:tblCellMar>
             <w:top w:w="0" w:type="dxa"/>
             <w:left w:w="0" w:type="dxa"/>
@@ -1149,7 +1161,7 @@
           </w:tblCellMar>
         </w:tblPrEx>
         <w:trPr>
-          <w:trHeight w:val="516"/>
+          <w:trHeight w:val="516" w:hRule="atLeast"/>
           <w:jc w:val="center"/>
         </w:trPr>
         <w:tc>
@@ -1171,11 +1183,11 @@
               <w:adjustRightInd w:val="0"/>
               <w:snapToGrid w:val="0"/>
               <w:spacing w:before="173" w:line="267" w:lineRule="exact"/>
-              <w:ind w:left="0" w:right="0" w:firstLine="0" w:leftChars="0" w:rightChars="0" w:firstLineChars="0"/>
+              <w:ind w:left="0" w:leftChars="0" w:right="0" w:rightChars="0" w:firstLine="0" w:firstLineChars="0"/>
               <w:jc w:val="center"/>
               <w:textAlignment w:val="baseline"/>
               <w:rPr>
-                <w:rFonts w:ascii="宋体" w:eastAsia="宋体" w:hAnsi="宋体" w:cs="宋体" w:hint="default"/>
+                <w:rFonts w:hint="default" w:ascii="宋体" w:hAnsi="宋体" w:eastAsia="宋体" w:cs="宋体"/>
                 <w:sz w:val="20"/>
                 <w:szCs w:val="20"/>
                 <w:lang w:val="en-US"/>
@@ -1183,7 +1195,7 @@
             </w:pPr>
             <w:r>
               <w:rPr>
-                <w:rFonts w:ascii="宋体" w:eastAsia="宋体" w:hAnsi="宋体" w:cs="宋体"/>
+                <w:rFonts w:ascii="宋体" w:hAnsi="宋体" w:eastAsia="宋体" w:cs="宋体"/>
                 <w:spacing w:val="3"/>
                 <w:position w:val="1"/>
                 <w:sz w:val="20"/>
@@ -1193,7 +1205,7 @@
             </w:r>
             <w:r>
               <w:rPr>
-                <w:rFonts w:ascii="宋体" w:hAnsi="宋体" w:cs="宋体" w:hint="eastAsia"/>
+                <w:rFonts w:hint="eastAsia" w:ascii="宋体" w:hAnsi="宋体" w:cs="宋体"/>
                 <w:spacing w:val="3"/>
                 <w:position w:val="1"/>
                 <w:sz w:val="20"/>
@@ -1204,7 +1216,7 @@
             </w:r>
             <w:r>
               <w:rPr>
-                <w:rFonts w:ascii="宋体" w:eastAsia="宋体" w:hAnsi="宋体" w:cs="宋体"/>
+                <w:rFonts w:ascii="宋体" w:hAnsi="宋体" w:eastAsia="宋体" w:cs="宋体"/>
                 <w:spacing w:val="3"/>
                 <w:position w:val="1"/>
                 <w:sz w:val="20"/>
@@ -1214,7 +1226,7 @@
             </w:r>
             <w:r>
               <w:rPr>
-                <w:rFonts w:ascii="宋体" w:hAnsi="宋体" w:cs="宋体" w:hint="eastAsia"/>
+                <w:rFonts w:hint="eastAsia" w:ascii="宋体" w:hAnsi="宋体" w:cs="宋体"/>
                 <w:spacing w:val="3"/>
                 <w:position w:val="1"/>
                 <w:sz w:val="20"/>
@@ -1244,18 +1256,18 @@
               <w:adjustRightInd w:val="0"/>
               <w:snapToGrid w:val="0"/>
               <w:spacing w:before="173" w:line="267" w:lineRule="exact"/>
-              <w:ind w:left="0" w:right="0" w:firstLine="0" w:leftChars="0" w:rightChars="0" w:firstLineChars="0"/>
+              <w:ind w:left="0" w:leftChars="0" w:right="0" w:rightChars="0" w:firstLine="0" w:firstLineChars="0"/>
               <w:jc w:val="center"/>
               <w:textAlignment w:val="baseline"/>
               <w:rPr>
-                <w:rFonts w:ascii="宋体" w:eastAsia="宋体" w:hAnsi="宋体" w:cs="宋体"/>
+                <w:rFonts w:ascii="宋体" w:hAnsi="宋体" w:eastAsia="宋体" w:cs="宋体"/>
                 <w:sz w:val="20"/>
                 <w:szCs w:val="20"/>
               </w:rPr>
             </w:pPr>
             <w:r>
               <w:rPr>
-                <w:rFonts w:ascii="宋体" w:eastAsia="宋体" w:hAnsi="宋体" w:cs="宋体"/>
+                <w:rFonts w:ascii="宋体" w:hAnsi="宋体" w:eastAsia="宋体" w:cs="宋体"/>
                 <w:spacing w:val="4"/>
                 <w:position w:val="1"/>
                 <w:sz w:val="20"/>
@@ -1284,18 +1296,18 @@
               <w:adjustRightInd w:val="0"/>
               <w:snapToGrid w:val="0"/>
               <w:spacing w:before="172" w:line="228" w:lineRule="auto"/>
-              <w:ind w:left="0" w:right="0" w:firstLine="0" w:leftChars="0" w:rightChars="0" w:firstLineChars="0"/>
+              <w:ind w:left="0" w:leftChars="0" w:right="0" w:rightChars="0" w:firstLine="0" w:firstLineChars="0"/>
               <w:jc w:val="center"/>
               <w:textAlignment w:val="baseline"/>
               <w:rPr>
-                <w:rFonts w:ascii="宋体" w:eastAsia="宋体" w:hAnsi="宋体" w:cs="宋体"/>
+                <w:rFonts w:ascii="宋体" w:hAnsi="宋体" w:eastAsia="宋体" w:cs="宋体"/>
                 <w:sz w:val="20"/>
                 <w:szCs w:val="20"/>
               </w:rPr>
             </w:pPr>
             <w:r>
               <w:rPr>
-                <w:rFonts w:ascii="宋体" w:eastAsia="宋体" w:hAnsi="宋体" w:cs="宋体"/>
+                <w:rFonts w:ascii="宋体" w:hAnsi="宋体" w:eastAsia="宋体" w:cs="宋体"/>
                 <w:spacing w:val="200"/>
                 <w:kern w:val="0"/>
                 <w:sz w:val="20"/>
@@ -1305,7 +1317,7 @@
             </w:r>
             <w:r>
               <w:rPr>
-                <w:rFonts w:ascii="宋体" w:eastAsia="宋体" w:hAnsi="宋体" w:cs="宋体"/>
+                <w:rFonts w:ascii="宋体" w:hAnsi="宋体" w:eastAsia="宋体" w:cs="宋体"/>
                 <w:spacing w:val="0"/>
                 <w:kern w:val="0"/>
                 <w:sz w:val="20"/>
@@ -1334,11 +1346,11 @@
               <w:adjustRightInd w:val="0"/>
               <w:snapToGrid w:val="0"/>
               <w:spacing w:before="172" w:line="228" w:lineRule="auto"/>
-              <w:ind w:left="0" w:right="0" w:firstLine="0" w:leftChars="0" w:rightChars="0" w:firstLineChars="0"/>
+              <w:ind w:left="0" w:leftChars="0" w:right="0" w:rightChars="0" w:firstLine="0" w:firstLineChars="0"/>
               <w:jc w:val="center"/>
               <w:textAlignment w:val="baseline"/>
               <w:rPr>
-                <w:rFonts w:ascii="宋体" w:eastAsia="宋体" w:hAnsi="宋体" w:cs="宋体"/>
+                <w:rFonts w:ascii="宋体" w:hAnsi="宋体" w:eastAsia="宋体" w:cs="宋体"/>
                 <w:spacing w:val="200"/>
                 <w:kern w:val="0"/>
                 <w:sz w:val="20"/>
@@ -1347,7 +1359,7 @@
             </w:pPr>
             <w:r>
               <w:rPr>
-                <w:rFonts w:ascii="宋体" w:eastAsia="宋体" w:hAnsi="宋体" w:cs="宋体" w:hint="eastAsia"/>
+                <w:rFonts w:hint="eastAsia" w:ascii="宋体" w:hAnsi="宋体" w:eastAsia="宋体" w:cs="宋体"/>
                 <w:spacing w:val="200"/>
                 <w:kern w:val="0"/>
                 <w:sz w:val="20"/>
@@ -1358,7 +1370,7 @@
             </w:r>
             <w:r>
               <w:rPr>
-                <w:rFonts w:asciiTheme="minorAscii" w:eastAsiaTheme="minorEastAsia" w:hAnsiTheme="minorAscii" w:hint="eastAsia"/>
+                <w:rFonts w:hint="eastAsia" w:asciiTheme="minorAscii" w:hAnsiTheme="minorAscii" w:eastAsiaTheme="minorEastAsia"/>
                 <w:spacing w:val="0"/>
                 <w:kern w:val="0"/>
                 <w:sz w:val="21"/>
@@ -1388,11 +1400,11 @@
               <w:adjustRightInd w:val="0"/>
               <w:snapToGrid w:val="0"/>
               <w:spacing w:before="172" w:line="228" w:lineRule="auto"/>
-              <w:ind w:left="0" w:right="0" w:firstLine="0" w:leftChars="0" w:rightChars="0" w:firstLineChars="0"/>
+              <w:ind w:left="0" w:leftChars="0" w:right="0" w:rightChars="0" w:firstLine="0" w:firstLineChars="0"/>
               <w:jc w:val="center"/>
               <w:textAlignment w:val="baseline"/>
               <w:rPr>
-                <w:rFonts w:ascii="宋体" w:eastAsia="宋体" w:hAnsi="宋体" w:cs="宋体"/>
+                <w:rFonts w:ascii="宋体" w:hAnsi="宋体" w:eastAsia="宋体" w:cs="宋体"/>
                 <w:spacing w:val="200"/>
                 <w:kern w:val="0"/>
                 <w:sz w:val="20"/>
@@ -1401,7 +1413,7 @@
             </w:pPr>
             <w:r>
               <w:rPr>
-                <w:rFonts w:ascii="宋体" w:eastAsia="宋体" w:hAnsi="宋体" w:cs="宋体" w:hint="eastAsia"/>
+                <w:rFonts w:hint="eastAsia" w:ascii="宋体" w:hAnsi="宋体" w:eastAsia="宋体" w:cs="宋体"/>
                 <w:spacing w:val="200"/>
                 <w:kern w:val="0"/>
                 <w:sz w:val="20"/>
@@ -1411,7 +1423,7 @@
             </w:r>
             <w:r>
               <w:rPr>
-                <w:rFonts w:asciiTheme="minorAscii" w:eastAsiaTheme="minorEastAsia" w:hAnsiTheme="minorAscii" w:hint="eastAsia"/>
+                <w:rFonts w:hint="eastAsia" w:asciiTheme="minorAscii" w:hAnsiTheme="minorAscii" w:eastAsiaTheme="minorEastAsia"/>
                 <w:spacing w:val="0"/>
                 <w:kern w:val="0"/>
                 <w:sz w:val="21"/>
@@ -1441,18 +1453,18 @@
               <w:adjustRightInd w:val="0"/>
               <w:snapToGrid w:val="0"/>
               <w:spacing w:before="173" w:line="229" w:lineRule="auto"/>
-              <w:ind w:left="0" w:right="0" w:firstLine="0" w:leftChars="0" w:rightChars="0" w:firstLineChars="0"/>
+              <w:ind w:left="0" w:leftChars="0" w:right="0" w:rightChars="0" w:firstLine="0" w:firstLineChars="0"/>
               <w:jc w:val="center"/>
               <w:textAlignment w:val="baseline"/>
               <w:rPr>
-                <w:rFonts w:ascii="宋体" w:eastAsia="宋体" w:hAnsi="宋体" w:cs="宋体"/>
+                <w:rFonts w:ascii="宋体" w:hAnsi="宋体" w:eastAsia="宋体" w:cs="宋体"/>
                 <w:sz w:val="20"/>
                 <w:szCs w:val="20"/>
               </w:rPr>
             </w:pPr>
             <w:r>
               <w:rPr>
-                <w:rFonts w:asciiTheme="minorAscii" w:eastAsiaTheme="minorEastAsia" w:hAnsiTheme="minorAscii" w:hint="eastAsia"/>
+                <w:rFonts w:hint="eastAsia" w:asciiTheme="minorAscii" w:hAnsiTheme="minorAscii" w:eastAsiaTheme="minorEastAsia"/>
                 <w:spacing w:val="0"/>
                 <w:kern w:val="0"/>
                 <w:sz w:val="21"/>
@@ -1466,9 +1478,14 @@
       </w:tr>
       <w:tr>
         <w:tblPrEx>
-          <w:tblW w:w="8214" w:type="dxa"/>
-          <w:jc w:val="center"/>
-          <w:tblLayout w:type="fixed"/>
+          <w:tblBorders>
+            <w:top w:val="single" w:color="000000" w:sz="2" w:space="0"/>
+            <w:left w:val="single" w:color="000000" w:sz="2" w:space="0"/>
+            <w:bottom w:val="single" w:color="000000" w:sz="2" w:space="0"/>
+            <w:right w:val="single" w:color="000000" w:sz="2" w:space="0"/>
+            <w:insideH w:val="single" w:color="000000" w:sz="2" w:space="0"/>
+            <w:insideV w:val="single" w:color="000000" w:sz="2" w:space="0"/>
+          </w:tblBorders>
           <w:tblCellMar>
             <w:top w:w="0" w:type="dxa"/>
             <w:left w:w="0" w:type="dxa"/>
@@ -1477,7 +1494,7 @@
           </w:tblCellMar>
         </w:tblPrEx>
         <w:trPr>
-          <w:trHeight w:val="556"/>
+          <w:trHeight w:val="556" w:hRule="atLeast"/>
           <w:jc w:val="center"/>
         </w:trPr>
         <w:tc>
@@ -1486,7 +1503,7 @@
           </w:tcPr>
           <w:p>
             <w:pPr>
-              <w:pStyle w:val="TableText"/>
+              <w:pStyle w:val="27"/>
               <w:keepNext w:val="0"/>
               <w:keepLines w:val="0"/>
               <w:pageBreakBefore w:val="0"/>
@@ -1499,7 +1516,7 @@
               <w:bidi w:val="0"/>
               <w:adjustRightInd w:val="0"/>
               <w:snapToGrid w:val="0"/>
-              <w:ind w:left="0" w:right="0" w:firstLine="0" w:leftChars="0" w:rightChars="0" w:firstLineChars="0"/>
+              <w:ind w:left="0" w:leftChars="0" w:right="0" w:rightChars="0" w:firstLine="0" w:firstLineChars="0"/>
               <w:jc w:val="center"/>
               <w:textAlignment w:val="baseline"/>
             </w:pPr>
@@ -1511,7 +1528,7 @@
           </w:tcPr>
           <w:p>
             <w:pPr>
-              <w:pStyle w:val="TableText"/>
+              <w:pStyle w:val="27"/>
               <w:keepNext w:val="0"/>
               <w:keepLines w:val="0"/>
               <w:pageBreakBefore w:val="0"/>
@@ -1524,7 +1541,7 @@
               <w:bidi w:val="0"/>
               <w:adjustRightInd w:val="0"/>
               <w:snapToGrid w:val="0"/>
-              <w:ind w:left="0" w:right="0" w:firstLine="0" w:leftChars="0" w:rightChars="0" w:firstLineChars="0"/>
+              <w:ind w:left="0" w:leftChars="0" w:right="0" w:rightChars="0" w:firstLine="0" w:firstLineChars="0"/>
               <w:jc w:val="center"/>
               <w:textAlignment w:val="baseline"/>
             </w:pPr>
@@ -1536,7 +1553,7 @@
           </w:tcPr>
           <w:p>
             <w:pPr>
-              <w:pStyle w:val="TableText"/>
+              <w:pStyle w:val="27"/>
               <w:keepNext w:val="0"/>
               <w:keepLines w:val="0"/>
               <w:pageBreakBefore w:val="0"/>
@@ -1549,7 +1566,7 @@
               <w:bidi w:val="0"/>
               <w:adjustRightInd w:val="0"/>
               <w:snapToGrid w:val="0"/>
-              <w:ind w:left="0" w:right="0" w:firstLine="0" w:leftChars="0" w:rightChars="0" w:firstLineChars="0"/>
+              <w:ind w:left="0" w:leftChars="0" w:right="0" w:rightChars="0" w:firstLine="0" w:firstLineChars="0"/>
               <w:jc w:val="center"/>
               <w:textAlignment w:val="baseline"/>
             </w:pPr>
@@ -1561,7 +1578,7 @@
           </w:tcPr>
           <w:p>
             <w:pPr>
-              <w:pStyle w:val="TableText"/>
+              <w:pStyle w:val="27"/>
               <w:keepNext w:val="0"/>
               <w:keepLines w:val="0"/>
               <w:pageBreakBefore w:val="0"/>
@@ -1574,7 +1591,7 @@
               <w:bidi w:val="0"/>
               <w:adjustRightInd w:val="0"/>
               <w:snapToGrid w:val="0"/>
-              <w:ind w:left="0" w:right="0" w:firstLine="0" w:leftChars="0" w:rightChars="0" w:firstLineChars="0"/>
+              <w:ind w:left="0" w:leftChars="0" w:right="0" w:rightChars="0" w:firstLine="0" w:firstLineChars="0"/>
               <w:jc w:val="center"/>
               <w:textAlignment w:val="baseline"/>
             </w:pPr>
@@ -1586,7 +1603,7 @@
           </w:tcPr>
           <w:p>
             <w:pPr>
-              <w:pStyle w:val="TableText"/>
+              <w:pStyle w:val="27"/>
               <w:keepNext w:val="0"/>
               <w:keepLines w:val="0"/>
               <w:pageBreakBefore w:val="0"/>
@@ -1599,7 +1616,7 @@
               <w:bidi w:val="0"/>
               <w:adjustRightInd w:val="0"/>
               <w:snapToGrid w:val="0"/>
-              <w:ind w:left="0" w:right="0" w:firstLine="0" w:leftChars="0" w:rightChars="0" w:firstLineChars="0"/>
+              <w:ind w:left="0" w:leftChars="0" w:right="0" w:rightChars="0" w:firstLine="0" w:firstLineChars="0"/>
               <w:jc w:val="center"/>
               <w:textAlignment w:val="baseline"/>
             </w:pPr>
@@ -1611,7 +1628,7 @@
           </w:tcPr>
           <w:p>
             <w:pPr>
-              <w:pStyle w:val="TableText"/>
+              <w:pStyle w:val="27"/>
               <w:keepNext w:val="0"/>
               <w:keepLines w:val="0"/>
               <w:pageBreakBefore w:val="0"/>
@@ -1624,7 +1641,7 @@
               <w:bidi w:val="0"/>
               <w:adjustRightInd w:val="0"/>
               <w:snapToGrid w:val="0"/>
-              <w:ind w:left="0" w:right="0" w:firstLine="0" w:leftChars="0" w:rightChars="0" w:firstLineChars="0"/>
+              <w:ind w:left="0" w:leftChars="0" w:right="0" w:rightChars="0" w:firstLine="0" w:firstLineChars="0"/>
               <w:jc w:val="center"/>
               <w:textAlignment w:val="baseline"/>
             </w:pPr>
@@ -1633,9 +1650,14 @@
       </w:tr>
       <w:tr>
         <w:tblPrEx>
-          <w:tblW w:w="8214" w:type="dxa"/>
-          <w:jc w:val="center"/>
-          <w:tblLayout w:type="fixed"/>
+          <w:tblBorders>
+            <w:top w:val="single" w:color="000000" w:sz="2" w:space="0"/>
+            <w:left w:val="single" w:color="000000" w:sz="2" w:space="0"/>
+            <w:bottom w:val="single" w:color="000000" w:sz="2" w:space="0"/>
+            <w:right w:val="single" w:color="000000" w:sz="2" w:space="0"/>
+            <w:insideH w:val="single" w:color="000000" w:sz="2" w:space="0"/>
+            <w:insideV w:val="single" w:color="000000" w:sz="2" w:space="0"/>
+          </w:tblBorders>
           <w:tblCellMar>
             <w:top w:w="0" w:type="dxa"/>
             <w:left w:w="0" w:type="dxa"/>
@@ -1644,7 +1666,7 @@
           </w:tblCellMar>
         </w:tblPrEx>
         <w:trPr>
-          <w:trHeight w:val="556"/>
+          <w:trHeight w:val="556" w:hRule="atLeast"/>
           <w:jc w:val="center"/>
         </w:trPr>
         <w:tc>
@@ -1653,7 +1675,7 @@
           </w:tcPr>
           <w:p>
             <w:pPr>
-              <w:pStyle w:val="TableText"/>
+              <w:pStyle w:val="27"/>
               <w:keepNext w:val="0"/>
               <w:keepLines w:val="0"/>
               <w:pageBreakBefore w:val="0"/>
@@ -1666,7 +1688,7 @@
               <w:bidi w:val="0"/>
               <w:adjustRightInd w:val="0"/>
               <w:snapToGrid w:val="0"/>
-              <w:ind w:left="0" w:right="0" w:firstLine="0" w:leftChars="0" w:rightChars="0" w:firstLineChars="0"/>
+              <w:ind w:left="0" w:leftChars="0" w:right="0" w:rightChars="0" w:firstLine="0" w:firstLineChars="0"/>
               <w:jc w:val="center"/>
               <w:textAlignment w:val="baseline"/>
             </w:pPr>
@@ -1678,7 +1700,7 @@
           </w:tcPr>
           <w:p>
             <w:pPr>
-              <w:pStyle w:val="TableText"/>
+              <w:pStyle w:val="27"/>
               <w:keepNext w:val="0"/>
               <w:keepLines w:val="0"/>
               <w:pageBreakBefore w:val="0"/>
@@ -1691,7 +1713,7 @@
               <w:bidi w:val="0"/>
               <w:adjustRightInd w:val="0"/>
               <w:snapToGrid w:val="0"/>
-              <w:ind w:left="0" w:right="0" w:firstLine="0" w:leftChars="0" w:rightChars="0" w:firstLineChars="0"/>
+              <w:ind w:left="0" w:leftChars="0" w:right="0" w:rightChars="0" w:firstLine="0" w:firstLineChars="0"/>
               <w:jc w:val="center"/>
               <w:textAlignment w:val="baseline"/>
             </w:pPr>
@@ -1703,7 +1725,7 @@
           </w:tcPr>
           <w:p>
             <w:pPr>
-              <w:pStyle w:val="TableText"/>
+              <w:pStyle w:val="27"/>
               <w:keepNext w:val="0"/>
               <w:keepLines w:val="0"/>
               <w:pageBreakBefore w:val="0"/>
@@ -1716,7 +1738,7 @@
               <w:bidi w:val="0"/>
               <w:adjustRightInd w:val="0"/>
               <w:snapToGrid w:val="0"/>
-              <w:ind w:left="0" w:right="0" w:firstLine="0" w:leftChars="0" w:rightChars="0" w:firstLineChars="0"/>
+              <w:ind w:left="0" w:leftChars="0" w:right="0" w:rightChars="0" w:firstLine="0" w:firstLineChars="0"/>
               <w:jc w:val="center"/>
               <w:textAlignment w:val="baseline"/>
             </w:pPr>
@@ -1728,7 +1750,7 @@
           </w:tcPr>
           <w:p>
             <w:pPr>
-              <w:pStyle w:val="TableText"/>
+              <w:pStyle w:val="27"/>
               <w:keepNext w:val="0"/>
               <w:keepLines w:val="0"/>
               <w:pageBreakBefore w:val="0"/>
@@ -1741,7 +1763,7 @@
               <w:bidi w:val="0"/>
               <w:adjustRightInd w:val="0"/>
               <w:snapToGrid w:val="0"/>
-              <w:ind w:left="0" w:right="0" w:firstLine="0" w:leftChars="0" w:rightChars="0" w:firstLineChars="0"/>
+              <w:ind w:left="0" w:leftChars="0" w:right="0" w:rightChars="0" w:firstLine="0" w:firstLineChars="0"/>
               <w:jc w:val="center"/>
               <w:textAlignment w:val="baseline"/>
             </w:pPr>
@@ -1753,7 +1775,7 @@
           </w:tcPr>
           <w:p>
             <w:pPr>
-              <w:pStyle w:val="TableText"/>
+              <w:pStyle w:val="27"/>
               <w:keepNext w:val="0"/>
               <w:keepLines w:val="0"/>
               <w:pageBreakBefore w:val="0"/>
@@ -1766,7 +1788,7 @@
               <w:bidi w:val="0"/>
               <w:adjustRightInd w:val="0"/>
               <w:snapToGrid w:val="0"/>
-              <w:ind w:left="0" w:right="0" w:firstLine="0" w:leftChars="0" w:rightChars="0" w:firstLineChars="0"/>
+              <w:ind w:left="0" w:leftChars="0" w:right="0" w:rightChars="0" w:firstLine="0" w:firstLineChars="0"/>
               <w:jc w:val="center"/>
               <w:textAlignment w:val="baseline"/>
             </w:pPr>
@@ -1778,7 +1800,7 @@
           </w:tcPr>
           <w:p>
             <w:pPr>
-              <w:pStyle w:val="TableText"/>
+              <w:pStyle w:val="27"/>
               <w:keepNext w:val="0"/>
               <w:keepLines w:val="0"/>
               <w:pageBreakBefore w:val="0"/>
@@ -1791,7 +1813,7 @@
               <w:bidi w:val="0"/>
               <w:adjustRightInd w:val="0"/>
               <w:snapToGrid w:val="0"/>
-              <w:ind w:left="0" w:right="0" w:firstLine="0" w:leftChars="0" w:rightChars="0" w:firstLineChars="0"/>
+              <w:ind w:left="0" w:leftChars="0" w:right="0" w:rightChars="0" w:firstLine="0" w:firstLineChars="0"/>
               <w:jc w:val="center"/>
               <w:textAlignment w:val="baseline"/>
             </w:pPr>
@@ -1800,9 +1822,14 @@
       </w:tr>
       <w:tr>
         <w:tblPrEx>
-          <w:tblW w:w="8214" w:type="dxa"/>
-          <w:jc w:val="center"/>
-          <w:tblLayout w:type="fixed"/>
+          <w:tblBorders>
+            <w:top w:val="single" w:color="000000" w:sz="2" w:space="0"/>
+            <w:left w:val="single" w:color="000000" w:sz="2" w:space="0"/>
+            <w:bottom w:val="single" w:color="000000" w:sz="2" w:space="0"/>
+            <w:right w:val="single" w:color="000000" w:sz="2" w:space="0"/>
+            <w:insideH w:val="single" w:color="000000" w:sz="2" w:space="0"/>
+            <w:insideV w:val="single" w:color="000000" w:sz="2" w:space="0"/>
+          </w:tblBorders>
           <w:tblCellMar>
             <w:top w:w="0" w:type="dxa"/>
             <w:left w:w="0" w:type="dxa"/>
@@ -1811,7 +1838,7 @@
           </w:tblCellMar>
         </w:tblPrEx>
         <w:trPr>
-          <w:trHeight w:val="557"/>
+          <w:trHeight w:val="557" w:hRule="atLeast"/>
           <w:jc w:val="center"/>
         </w:trPr>
         <w:tc>
@@ -1820,7 +1847,7 @@
           </w:tcPr>
           <w:p>
             <w:pPr>
-              <w:pStyle w:val="TableText"/>
+              <w:pStyle w:val="27"/>
               <w:keepNext w:val="0"/>
               <w:keepLines w:val="0"/>
               <w:pageBreakBefore w:val="0"/>
@@ -1833,7 +1860,7 @@
               <w:bidi w:val="0"/>
               <w:adjustRightInd w:val="0"/>
               <w:snapToGrid w:val="0"/>
-              <w:ind w:left="0" w:right="0" w:firstLine="0" w:leftChars="0" w:rightChars="0" w:firstLineChars="0"/>
+              <w:ind w:left="0" w:leftChars="0" w:right="0" w:rightChars="0" w:firstLine="0" w:firstLineChars="0"/>
               <w:jc w:val="center"/>
               <w:textAlignment w:val="baseline"/>
             </w:pPr>
@@ -1845,7 +1872,7 @@
           </w:tcPr>
           <w:p>
             <w:pPr>
-              <w:pStyle w:val="TableText"/>
+              <w:pStyle w:val="27"/>
               <w:keepNext w:val="0"/>
               <w:keepLines w:val="0"/>
               <w:pageBreakBefore w:val="0"/>
@@ -1858,7 +1885,7 @@
               <w:bidi w:val="0"/>
               <w:adjustRightInd w:val="0"/>
               <w:snapToGrid w:val="0"/>
-              <w:ind w:left="0" w:right="0" w:firstLine="0" w:leftChars="0" w:rightChars="0" w:firstLineChars="0"/>
+              <w:ind w:left="0" w:leftChars="0" w:right="0" w:rightChars="0" w:firstLine="0" w:firstLineChars="0"/>
               <w:jc w:val="center"/>
               <w:textAlignment w:val="baseline"/>
             </w:pPr>
@@ -1870,7 +1897,7 @@
           </w:tcPr>
           <w:p>
             <w:pPr>
-              <w:pStyle w:val="TableText"/>
+              <w:pStyle w:val="27"/>
               <w:keepNext w:val="0"/>
               <w:keepLines w:val="0"/>
               <w:pageBreakBefore w:val="0"/>
@@ -1883,7 +1910,7 @@
               <w:bidi w:val="0"/>
               <w:adjustRightInd w:val="0"/>
               <w:snapToGrid w:val="0"/>
-              <w:ind w:left="0" w:right="0" w:firstLine="0" w:leftChars="0" w:rightChars="0" w:firstLineChars="0"/>
+              <w:ind w:left="0" w:leftChars="0" w:right="0" w:rightChars="0" w:firstLine="0" w:firstLineChars="0"/>
               <w:jc w:val="center"/>
               <w:textAlignment w:val="baseline"/>
             </w:pPr>
@@ -1895,7 +1922,7 @@
           </w:tcPr>
           <w:p>
             <w:pPr>
-              <w:pStyle w:val="TableText"/>
+              <w:pStyle w:val="27"/>
               <w:keepNext w:val="0"/>
               <w:keepLines w:val="0"/>
               <w:pageBreakBefore w:val="0"/>
@@ -1908,7 +1935,7 @@
               <w:bidi w:val="0"/>
               <w:adjustRightInd w:val="0"/>
               <w:snapToGrid w:val="0"/>
-              <w:ind w:left="0" w:right="0" w:firstLine="0" w:leftChars="0" w:rightChars="0" w:firstLineChars="0"/>
+              <w:ind w:left="0" w:leftChars="0" w:right="0" w:rightChars="0" w:firstLine="0" w:firstLineChars="0"/>
               <w:jc w:val="center"/>
               <w:textAlignment w:val="baseline"/>
             </w:pPr>
@@ -1920,7 +1947,7 @@
           </w:tcPr>
           <w:p>
             <w:pPr>
-              <w:pStyle w:val="TableText"/>
+              <w:pStyle w:val="27"/>
               <w:keepNext w:val="0"/>
               <w:keepLines w:val="0"/>
               <w:pageBreakBefore w:val="0"/>
@@ -1933,7 +1960,7 @@
               <w:bidi w:val="0"/>
               <w:adjustRightInd w:val="0"/>
               <w:snapToGrid w:val="0"/>
-              <w:ind w:left="0" w:right="0" w:firstLine="0" w:leftChars="0" w:rightChars="0" w:firstLineChars="0"/>
+              <w:ind w:left="0" w:leftChars="0" w:right="0" w:rightChars="0" w:firstLine="0" w:firstLineChars="0"/>
               <w:jc w:val="center"/>
               <w:textAlignment w:val="baseline"/>
             </w:pPr>
@@ -1945,7 +1972,7 @@
           </w:tcPr>
           <w:p>
             <w:pPr>
-              <w:pStyle w:val="TableText"/>
+              <w:pStyle w:val="27"/>
               <w:keepNext w:val="0"/>
               <w:keepLines w:val="0"/>
               <w:pageBreakBefore w:val="0"/>
@@ -1958,7 +1985,7 @@
               <w:bidi w:val="0"/>
               <w:adjustRightInd w:val="0"/>
               <w:snapToGrid w:val="0"/>
-              <w:ind w:left="0" w:right="0" w:firstLine="0" w:leftChars="0" w:rightChars="0" w:firstLineChars="0"/>
+              <w:ind w:left="0" w:leftChars="0" w:right="0" w:rightChars="0" w:firstLine="0" w:firstLineChars="0"/>
               <w:jc w:val="center"/>
               <w:textAlignment w:val="baseline"/>
             </w:pPr>
@@ -1989,7 +2016,7 @@
     <w:sdt>
       <w:sdtPr>
         <w:rPr>
-          <w:rFonts w:ascii="宋体" w:eastAsia="宋体" w:hAnsi="宋体" w:cs="Arial"/>
+          <w:rFonts w:ascii="宋体" w:hAnsi="宋体" w:eastAsia="宋体" w:cs="Arial"/>
           <w:snapToGrid w:val="0"/>
           <w:color w:val="000000"/>
           <w:kern w:val="0"/>
@@ -2005,7 +2032,7 @@
       </w:sdtPr>
       <w:sdtEndPr>
         <w:rPr>
-          <w:rFonts w:ascii="宋体" w:eastAsia="宋体" w:hAnsi="宋体" w:cs="宋体" w:hint="eastAsia"/>
+          <w:rFonts w:hint="eastAsia" w:ascii="宋体" w:hAnsi="宋体" w:eastAsia="宋体" w:cs="宋体"/>
           <w:snapToGrid w:val="0"/>
           <w:color w:val="000000"/>
           <w:kern w:val="0"/>
@@ -2030,18 +2057,18 @@
             <w:adjustRightInd w:val="0"/>
             <w:snapToGrid w:val="0"/>
             <w:spacing w:before="0" w:beforeLines="0" w:after="0" w:afterLines="0" w:line="240" w:lineRule="auto"/>
-            <w:ind w:left="0" w:right="0" w:firstLine="0" w:leftChars="0" w:rightChars="0" w:firstLineChars="0"/>
+            <w:ind w:left="0" w:leftChars="0" w:right="0" w:rightChars="0" w:firstLine="0" w:firstLineChars="0"/>
             <w:jc w:val="center"/>
             <w:textAlignment w:val="baseline"/>
             <w:rPr>
-              <w:rFonts w:ascii="宋体" w:eastAsia="宋体" w:hAnsi="宋体" w:cs="宋体" w:hint="eastAsia"/>
+              <w:rFonts w:hint="eastAsia" w:ascii="宋体" w:hAnsi="宋体" w:eastAsia="宋体" w:cs="宋体"/>
               <w:sz w:val="24"/>
               <w:szCs w:val="24"/>
             </w:rPr>
           </w:pPr>
           <w:r>
             <w:rPr>
-              <w:rFonts w:ascii="宋体" w:eastAsia="宋体" w:hAnsi="宋体" w:cs="宋体" w:hint="eastAsia"/>
+              <w:rFonts w:hint="eastAsia" w:ascii="宋体" w:hAnsi="宋体" w:eastAsia="宋体" w:cs="宋体"/>
               <w:sz w:val="24"/>
               <w:szCs w:val="24"/>
             </w:rPr>
@@ -2050,16 +2077,16 @@
         </w:p>
         <w:p>
           <w:pPr>
-            <w:pStyle w:val="TOC1"/>
+            <w:pStyle w:val="16"/>
             <w:tabs>
               <w:tab w:val="right" w:leader="dot" w:pos="8306"/>
             </w:tabs>
           </w:pPr>
-          <w:bookmarkStart w:id="2" w:name="_GoBack"/>
-          <w:bookmarkEnd w:id="2"/>
+          <w:bookmarkStart w:id="11" w:name="_GoBack"/>
+          <w:bookmarkEnd w:id="11"/>
           <w:r>
             <w:rPr>
-              <w:rFonts w:ascii="宋体" w:eastAsia="宋体" w:hAnsi="宋体" w:cs="宋体" w:hint="eastAsia"/>
+              <w:rFonts w:hint="eastAsia" w:ascii="宋体" w:hAnsi="宋体" w:eastAsia="宋体" w:cs="宋体"/>
               <w:sz w:val="24"/>
               <w:szCs w:val="24"/>
             </w:rPr>
@@ -2067,7 +2094,7 @@
           </w:r>
           <w:r>
             <w:rPr>
-              <w:rFonts w:ascii="宋体" w:eastAsia="宋体" w:hAnsi="宋体" w:cs="宋体" w:hint="eastAsia"/>
+              <w:rFonts w:hint="eastAsia" w:ascii="宋体" w:hAnsi="宋体" w:eastAsia="宋体" w:cs="宋体"/>
               <w:sz w:val="24"/>
               <w:szCs w:val="24"/>
             </w:rPr>
@@ -2075,7 +2102,7 @@
           </w:r>
           <w:r>
             <w:rPr>
-              <w:rFonts w:ascii="宋体" w:eastAsia="宋体" w:hAnsi="宋体" w:cs="宋体" w:hint="eastAsia"/>
+              <w:rFonts w:hint="eastAsia" w:ascii="宋体" w:hAnsi="宋体" w:eastAsia="宋体" w:cs="宋体"/>
               <w:sz w:val="24"/>
               <w:szCs w:val="24"/>
             </w:rPr>
@@ -2083,21 +2110,21 @@
           </w:r>
           <w:r>
             <w:rPr>
-              <w:rFonts w:ascii="宋体" w:eastAsia="宋体" w:hAnsi="宋体" w:cs="宋体" w:hint="eastAsia"/>
+              <w:rFonts w:hint="eastAsia" w:ascii="宋体" w:hAnsi="宋体" w:eastAsia="宋体" w:cs="宋体"/>
               <w:szCs w:val="24"/>
             </w:rPr>
             <w:fldChar w:fldCharType="begin"/>
           </w:r>
           <w:r>
             <w:rPr>
-              <w:rFonts w:ascii="宋体" w:eastAsia="宋体" w:hAnsi="宋体" w:cs="宋体" w:hint="eastAsia"/>
+              <w:rFonts w:hint="eastAsia" w:ascii="宋体" w:hAnsi="宋体" w:eastAsia="宋体" w:cs="宋体"/>
               <w:szCs w:val="24"/>
             </w:rPr>
-            <w:instrText xml:space="preserve"> HYPERLINK \l _Toc6116 </w:instrText>
+            <w:instrText xml:space="preserve"> HYPERLINK \l _Toc25940 </w:instrText>
           </w:r>
           <w:r>
             <w:rPr>
-              <w:rFonts w:ascii="宋体" w:eastAsia="宋体" w:hAnsi="宋体" w:cs="宋体" w:hint="eastAsia"/>
+              <w:rFonts w:hint="eastAsia" w:ascii="宋体" w:hAnsi="宋体" w:eastAsia="宋体" w:cs="宋体"/>
               <w:szCs w:val="24"/>
             </w:rPr>
             <w:fldChar w:fldCharType="separate"/>
@@ -2116,7 +2143,7 @@
             <w:fldChar w:fldCharType="begin"/>
           </w:r>
           <w:r>
-            <w:instrText xml:space="preserve"> PAGEREF _Toc6116 \h </w:instrText>
+            <w:instrText xml:space="preserve"> PAGEREF _Toc25940 \h </w:instrText>
           </w:r>
           <w:r>
             <w:fldChar w:fldCharType="separate"/>
@@ -2129,7 +2156,7 @@
           </w:r>
           <w:r>
             <w:rPr>
-              <w:rFonts w:ascii="宋体" w:eastAsia="宋体" w:hAnsi="宋体" w:cs="宋体" w:hint="eastAsia"/>
+              <w:rFonts w:hint="eastAsia" w:ascii="宋体" w:hAnsi="宋体" w:eastAsia="宋体" w:cs="宋体"/>
               <w:szCs w:val="24"/>
             </w:rPr>
             <w:fldChar w:fldCharType="end"/>
@@ -2137,28 +2164,28 @@
         </w:p>
         <w:p>
           <w:pPr>
-            <w:pStyle w:val="TOC1"/>
+            <w:pStyle w:val="16"/>
             <w:tabs>
               <w:tab w:val="right" w:leader="dot" w:pos="8306"/>
             </w:tabs>
           </w:pPr>
           <w:r>
             <w:rPr>
-              <w:rFonts w:ascii="宋体" w:eastAsia="宋体" w:hAnsi="宋体" w:cs="宋体" w:hint="eastAsia"/>
+              <w:rFonts w:hint="eastAsia" w:ascii="宋体" w:hAnsi="宋体" w:eastAsia="宋体" w:cs="宋体"/>
               <w:szCs w:val="24"/>
             </w:rPr>
             <w:fldChar w:fldCharType="begin"/>
           </w:r>
           <w:r>
             <w:rPr>
-              <w:rFonts w:ascii="宋体" w:eastAsia="宋体" w:hAnsi="宋体" w:cs="宋体" w:hint="eastAsia"/>
+              <w:rFonts w:hint="eastAsia" w:ascii="宋体" w:hAnsi="宋体" w:eastAsia="宋体" w:cs="宋体"/>
               <w:szCs w:val="24"/>
             </w:rPr>
-            <w:instrText xml:space="preserve"> HYPERLINK \l _Toc31673 </w:instrText>
+            <w:instrText xml:space="preserve"> HYPERLINK \l _Toc29694 </w:instrText>
           </w:r>
           <w:r>
             <w:rPr>
-              <w:rFonts w:ascii="宋体" w:eastAsia="宋体" w:hAnsi="宋体" w:cs="宋体" w:hint="eastAsia"/>
+              <w:rFonts w:hint="eastAsia" w:ascii="宋体" w:hAnsi="宋体" w:eastAsia="宋体" w:cs="宋体"/>
               <w:szCs w:val="24"/>
             </w:rPr>
             <w:fldChar w:fldCharType="separate"/>
@@ -2177,7 +2204,7 @@
             <w:fldChar w:fldCharType="begin"/>
           </w:r>
           <w:r>
-            <w:instrText xml:space="preserve"> PAGEREF _Toc31673 \h </w:instrText>
+            <w:instrText xml:space="preserve"> PAGEREF _Toc29694 \h </w:instrText>
           </w:r>
           <w:r>
             <w:fldChar w:fldCharType="separate"/>
@@ -2190,7 +2217,7 @@
           </w:r>
           <w:r>
             <w:rPr>
-              <w:rFonts w:ascii="宋体" w:eastAsia="宋体" w:hAnsi="宋体" w:cs="宋体" w:hint="eastAsia"/>
+              <w:rFonts w:hint="eastAsia" w:ascii="宋体" w:hAnsi="宋体" w:eastAsia="宋体" w:cs="宋体"/>
               <w:szCs w:val="24"/>
             </w:rPr>
             <w:fldChar w:fldCharType="end"/>
@@ -2198,28 +2225,28 @@
         </w:p>
         <w:p>
           <w:pPr>
-            <w:pStyle w:val="TOC1"/>
+            <w:pStyle w:val="16"/>
             <w:tabs>
               <w:tab w:val="right" w:leader="dot" w:pos="8306"/>
             </w:tabs>
           </w:pPr>
           <w:r>
             <w:rPr>
-              <w:rFonts w:ascii="宋体" w:eastAsia="宋体" w:hAnsi="宋体" w:cs="宋体" w:hint="eastAsia"/>
+              <w:rFonts w:hint="eastAsia" w:ascii="宋体" w:hAnsi="宋体" w:eastAsia="宋体" w:cs="宋体"/>
               <w:szCs w:val="24"/>
             </w:rPr>
             <w:fldChar w:fldCharType="begin"/>
           </w:r>
           <w:r>
             <w:rPr>
-              <w:rFonts w:ascii="宋体" w:eastAsia="宋体" w:hAnsi="宋体" w:cs="宋体" w:hint="eastAsia"/>
+              <w:rFonts w:hint="eastAsia" w:ascii="宋体" w:hAnsi="宋体" w:eastAsia="宋体" w:cs="宋体"/>
               <w:szCs w:val="24"/>
             </w:rPr>
-            <w:instrText xml:space="preserve"> HYPERLINK \l _Toc32381 </w:instrText>
+            <w:instrText xml:space="preserve"> HYPERLINK \l _Toc28781 </w:instrText>
           </w:r>
           <w:r>
             <w:rPr>
-              <w:rFonts w:ascii="宋体" w:eastAsia="宋体" w:hAnsi="宋体" w:cs="宋体" w:hint="eastAsia"/>
+              <w:rFonts w:hint="eastAsia" w:ascii="宋体" w:hAnsi="宋体" w:eastAsia="宋体" w:cs="宋体"/>
               <w:szCs w:val="24"/>
             </w:rPr>
             <w:fldChar w:fldCharType="separate"/>
@@ -2238,7 +2265,7 @@
             <w:fldChar w:fldCharType="begin"/>
           </w:r>
           <w:r>
-            <w:instrText xml:space="preserve"> PAGEREF _Toc32381 \h </w:instrText>
+            <w:instrText xml:space="preserve"> PAGEREF _Toc28781 \h </w:instrText>
           </w:r>
           <w:r>
             <w:fldChar w:fldCharType="separate"/>
@@ -2251,7 +2278,7 @@
           </w:r>
           <w:r>
             <w:rPr>
-              <w:rFonts w:ascii="宋体" w:eastAsia="宋体" w:hAnsi="宋体" w:cs="宋体" w:hint="eastAsia"/>
+              <w:rFonts w:hint="eastAsia" w:ascii="宋体" w:hAnsi="宋体" w:eastAsia="宋体" w:cs="宋体"/>
               <w:szCs w:val="24"/>
             </w:rPr>
             <w:fldChar w:fldCharType="end"/>
@@ -2259,28 +2286,28 @@
         </w:p>
         <w:p>
           <w:pPr>
-            <w:pStyle w:val="TOC1"/>
+            <w:pStyle w:val="16"/>
             <w:tabs>
               <w:tab w:val="right" w:leader="dot" w:pos="8306"/>
             </w:tabs>
           </w:pPr>
           <w:r>
             <w:rPr>
-              <w:rFonts w:ascii="宋体" w:eastAsia="宋体" w:hAnsi="宋体" w:cs="宋体" w:hint="eastAsia"/>
+              <w:rFonts w:hint="eastAsia" w:ascii="宋体" w:hAnsi="宋体" w:eastAsia="宋体" w:cs="宋体"/>
               <w:szCs w:val="24"/>
             </w:rPr>
             <w:fldChar w:fldCharType="begin"/>
           </w:r>
           <w:r>
             <w:rPr>
-              <w:rFonts w:ascii="宋体" w:eastAsia="宋体" w:hAnsi="宋体" w:cs="宋体" w:hint="eastAsia"/>
+              <w:rFonts w:hint="eastAsia" w:ascii="宋体" w:hAnsi="宋体" w:eastAsia="宋体" w:cs="宋体"/>
               <w:szCs w:val="24"/>
             </w:rPr>
-            <w:instrText xml:space="preserve"> HYPERLINK \l _Toc8797 </w:instrText>
+            <w:instrText xml:space="preserve"> HYPERLINK \l _Toc18123 </w:instrText>
           </w:r>
           <w:r>
             <w:rPr>
-              <w:rFonts w:ascii="宋体" w:eastAsia="宋体" w:hAnsi="宋体" w:cs="宋体" w:hint="eastAsia"/>
+              <w:rFonts w:hint="eastAsia" w:ascii="宋体" w:hAnsi="宋体" w:eastAsia="宋体" w:cs="宋体"/>
               <w:szCs w:val="24"/>
             </w:rPr>
             <w:fldChar w:fldCharType="separate"/>
@@ -2299,7 +2326,7 @@
             <w:fldChar w:fldCharType="begin"/>
           </w:r>
           <w:r>
-            <w:instrText xml:space="preserve"> PAGEREF _Toc8797 \h </w:instrText>
+            <w:instrText xml:space="preserve"> PAGEREF _Toc18123 \h </w:instrText>
           </w:r>
           <w:r>
             <w:fldChar w:fldCharType="separate"/>
@@ -2312,7 +2339,7 @@
           </w:r>
           <w:r>
             <w:rPr>
-              <w:rFonts w:ascii="宋体" w:eastAsia="宋体" w:hAnsi="宋体" w:cs="宋体" w:hint="eastAsia"/>
+              <w:rFonts w:hint="eastAsia" w:ascii="宋体" w:hAnsi="宋体" w:eastAsia="宋体" w:cs="宋体"/>
               <w:szCs w:val="24"/>
             </w:rPr>
             <w:fldChar w:fldCharType="end"/>
@@ -2320,28 +2347,28 @@
         </w:p>
         <w:p>
           <w:pPr>
-            <w:pStyle w:val="TOC1"/>
+            <w:pStyle w:val="16"/>
             <w:tabs>
               <w:tab w:val="right" w:leader="dot" w:pos="8306"/>
             </w:tabs>
           </w:pPr>
           <w:r>
             <w:rPr>
-              <w:rFonts w:ascii="宋体" w:eastAsia="宋体" w:hAnsi="宋体" w:cs="宋体" w:hint="eastAsia"/>
+              <w:rFonts w:hint="eastAsia" w:ascii="宋体" w:hAnsi="宋体" w:eastAsia="宋体" w:cs="宋体"/>
               <w:szCs w:val="24"/>
             </w:rPr>
             <w:fldChar w:fldCharType="begin"/>
           </w:r>
           <w:r>
             <w:rPr>
-              <w:rFonts w:ascii="宋体" w:eastAsia="宋体" w:hAnsi="宋体" w:cs="宋体" w:hint="eastAsia"/>
+              <w:rFonts w:hint="eastAsia" w:ascii="宋体" w:hAnsi="宋体" w:eastAsia="宋体" w:cs="宋体"/>
               <w:szCs w:val="24"/>
             </w:rPr>
-            <w:instrText xml:space="preserve"> HYPERLINK \l _Toc19813 </w:instrText>
+            <w:instrText xml:space="preserve"> HYPERLINK \l _Toc20962 </w:instrText>
           </w:r>
           <w:r>
             <w:rPr>
-              <w:rFonts w:ascii="宋体" w:eastAsia="宋体" w:hAnsi="宋体" w:cs="宋体" w:hint="eastAsia"/>
+              <w:rFonts w:hint="eastAsia" w:ascii="宋体" w:hAnsi="宋体" w:eastAsia="宋体" w:cs="宋体"/>
               <w:szCs w:val="24"/>
             </w:rPr>
             <w:fldChar w:fldCharType="separate"/>
@@ -2360,7 +2387,7 @@
             <w:fldChar w:fldCharType="begin"/>
           </w:r>
           <w:r>
-            <w:instrText xml:space="preserve"> PAGEREF _Toc19813 \h </w:instrText>
+            <w:instrText xml:space="preserve"> PAGEREF _Toc20962 \h </w:instrText>
           </w:r>
           <w:r>
             <w:fldChar w:fldCharType="separate"/>
@@ -2373,7 +2400,7 @@
           </w:r>
           <w:r>
             <w:rPr>
-              <w:rFonts w:ascii="宋体" w:eastAsia="宋体" w:hAnsi="宋体" w:cs="宋体" w:hint="eastAsia"/>
+              <w:rFonts w:hint="eastAsia" w:ascii="宋体" w:hAnsi="宋体" w:eastAsia="宋体" w:cs="宋体"/>
               <w:szCs w:val="24"/>
             </w:rPr>
             <w:fldChar w:fldCharType="end"/>
@@ -2381,28 +2408,28 @@
         </w:p>
         <w:p>
           <w:pPr>
-            <w:pStyle w:val="TOC1"/>
+            <w:pStyle w:val="16"/>
             <w:tabs>
               <w:tab w:val="right" w:leader="dot" w:pos="8306"/>
             </w:tabs>
           </w:pPr>
           <w:r>
             <w:rPr>
-              <w:rFonts w:ascii="宋体" w:eastAsia="宋体" w:hAnsi="宋体" w:cs="宋体" w:hint="eastAsia"/>
+              <w:rFonts w:hint="eastAsia" w:ascii="宋体" w:hAnsi="宋体" w:eastAsia="宋体" w:cs="宋体"/>
               <w:szCs w:val="24"/>
             </w:rPr>
             <w:fldChar w:fldCharType="begin"/>
           </w:r>
           <w:r>
             <w:rPr>
-              <w:rFonts w:ascii="宋体" w:eastAsia="宋体" w:hAnsi="宋体" w:cs="宋体" w:hint="eastAsia"/>
+              <w:rFonts w:hint="eastAsia" w:ascii="宋体" w:hAnsi="宋体" w:eastAsia="宋体" w:cs="宋体"/>
               <w:szCs w:val="24"/>
             </w:rPr>
-            <w:instrText xml:space="preserve"> HYPERLINK \l _Toc30404 </w:instrText>
+            <w:instrText xml:space="preserve"> HYPERLINK \l _Toc29307 </w:instrText>
           </w:r>
           <w:r>
             <w:rPr>
-              <w:rFonts w:ascii="宋体" w:eastAsia="宋体" w:hAnsi="宋体" w:cs="宋体" w:hint="eastAsia"/>
+              <w:rFonts w:hint="eastAsia" w:ascii="宋体" w:hAnsi="宋体" w:eastAsia="宋体" w:cs="宋体"/>
               <w:szCs w:val="24"/>
             </w:rPr>
             <w:fldChar w:fldCharType="separate"/>
@@ -2421,7 +2448,7 @@
             <w:fldChar w:fldCharType="begin"/>
           </w:r>
           <w:r>
-            <w:instrText xml:space="preserve"> PAGEREF _Toc30404 \h </w:instrText>
+            <w:instrText xml:space="preserve"> PAGEREF _Toc29307 \h </w:instrText>
           </w:r>
           <w:r>
             <w:fldChar w:fldCharType="separate"/>
@@ -2434,7 +2461,7 @@
           </w:r>
           <w:r>
             <w:rPr>
-              <w:rFonts w:ascii="宋体" w:eastAsia="宋体" w:hAnsi="宋体" w:cs="宋体" w:hint="eastAsia"/>
+              <w:rFonts w:hint="eastAsia" w:ascii="宋体" w:hAnsi="宋体" w:eastAsia="宋体" w:cs="宋体"/>
               <w:szCs w:val="24"/>
             </w:rPr>
             <w:fldChar w:fldCharType="end"/>
@@ -2442,28 +2469,28 @@
         </w:p>
         <w:p>
           <w:pPr>
-            <w:pStyle w:val="TOC1"/>
+            <w:pStyle w:val="16"/>
             <w:tabs>
               <w:tab w:val="right" w:leader="dot" w:pos="8306"/>
             </w:tabs>
           </w:pPr>
           <w:r>
             <w:rPr>
-              <w:rFonts w:ascii="宋体" w:eastAsia="宋体" w:hAnsi="宋体" w:cs="宋体" w:hint="eastAsia"/>
+              <w:rFonts w:hint="eastAsia" w:ascii="宋体" w:hAnsi="宋体" w:eastAsia="宋体" w:cs="宋体"/>
               <w:szCs w:val="24"/>
             </w:rPr>
             <w:fldChar w:fldCharType="begin"/>
           </w:r>
           <w:r>
             <w:rPr>
-              <w:rFonts w:ascii="宋体" w:eastAsia="宋体" w:hAnsi="宋体" w:cs="宋体" w:hint="eastAsia"/>
+              <w:rFonts w:hint="eastAsia" w:ascii="宋体" w:hAnsi="宋体" w:eastAsia="宋体" w:cs="宋体"/>
               <w:szCs w:val="24"/>
             </w:rPr>
-            <w:instrText xml:space="preserve"> HYPERLINK \l _Toc28662 </w:instrText>
+            <w:instrText xml:space="preserve"> HYPERLINK \l _Toc17859 </w:instrText>
           </w:r>
           <w:r>
             <w:rPr>
-              <w:rFonts w:ascii="宋体" w:eastAsia="宋体" w:hAnsi="宋体" w:cs="宋体" w:hint="eastAsia"/>
+              <w:rFonts w:hint="eastAsia" w:ascii="宋体" w:hAnsi="宋体" w:eastAsia="宋体" w:cs="宋体"/>
               <w:szCs w:val="24"/>
             </w:rPr>
             <w:fldChar w:fldCharType="separate"/>
@@ -2482,7 +2509,7 @@
             <w:fldChar w:fldCharType="begin"/>
           </w:r>
           <w:r>
-            <w:instrText xml:space="preserve"> PAGEREF _Toc28662 \h </w:instrText>
+            <w:instrText xml:space="preserve"> PAGEREF _Toc17859 \h </w:instrText>
           </w:r>
           <w:r>
             <w:fldChar w:fldCharType="separate"/>
@@ -2495,7 +2522,7 @@
           </w:r>
           <w:r>
             <w:rPr>
-              <w:rFonts w:ascii="宋体" w:eastAsia="宋体" w:hAnsi="宋体" w:cs="宋体" w:hint="eastAsia"/>
+              <w:rFonts w:hint="eastAsia" w:ascii="宋体" w:hAnsi="宋体" w:eastAsia="宋体" w:cs="宋体"/>
               <w:szCs w:val="24"/>
             </w:rPr>
             <w:fldChar w:fldCharType="end"/>
@@ -2503,28 +2530,28 @@
         </w:p>
         <w:p>
           <w:pPr>
-            <w:pStyle w:val="TOC1"/>
+            <w:pStyle w:val="16"/>
             <w:tabs>
               <w:tab w:val="right" w:leader="dot" w:pos="8306"/>
             </w:tabs>
           </w:pPr>
           <w:r>
             <w:rPr>
-              <w:rFonts w:ascii="宋体" w:eastAsia="宋体" w:hAnsi="宋体" w:cs="宋体" w:hint="eastAsia"/>
+              <w:rFonts w:hint="eastAsia" w:ascii="宋体" w:hAnsi="宋体" w:eastAsia="宋体" w:cs="宋体"/>
               <w:szCs w:val="24"/>
             </w:rPr>
             <w:fldChar w:fldCharType="begin"/>
           </w:r>
           <w:r>
             <w:rPr>
-              <w:rFonts w:ascii="宋体" w:eastAsia="宋体" w:hAnsi="宋体" w:cs="宋体" w:hint="eastAsia"/>
+              <w:rFonts w:hint="eastAsia" w:ascii="宋体" w:hAnsi="宋体" w:eastAsia="宋体" w:cs="宋体"/>
               <w:szCs w:val="24"/>
             </w:rPr>
-            <w:instrText xml:space="preserve"> HYPERLINK \l _Toc1633 </w:instrText>
+            <w:instrText xml:space="preserve"> HYPERLINK \l _Toc31907 </w:instrText>
           </w:r>
           <w:r>
             <w:rPr>
-              <w:rFonts w:ascii="宋体" w:eastAsia="宋体" w:hAnsi="宋体" w:cs="宋体" w:hint="eastAsia"/>
+              <w:rFonts w:hint="eastAsia" w:ascii="宋体" w:hAnsi="宋体" w:eastAsia="宋体" w:cs="宋体"/>
               <w:szCs w:val="24"/>
             </w:rPr>
             <w:fldChar w:fldCharType="separate"/>
@@ -2543,7 +2570,7 @@
             <w:fldChar w:fldCharType="begin"/>
           </w:r>
           <w:r>
-            <w:instrText xml:space="preserve"> PAGEREF _Toc1633 \h </w:instrText>
+            <w:instrText xml:space="preserve"> PAGEREF _Toc31907 \h </w:instrText>
           </w:r>
           <w:r>
             <w:fldChar w:fldCharType="separate"/>
@@ -2556,7 +2583,7 @@
           </w:r>
           <w:r>
             <w:rPr>
-              <w:rFonts w:ascii="宋体" w:eastAsia="宋体" w:hAnsi="宋体" w:cs="宋体" w:hint="eastAsia"/>
+              <w:rFonts w:hint="eastAsia" w:ascii="宋体" w:hAnsi="宋体" w:eastAsia="宋体" w:cs="宋体"/>
               <w:szCs w:val="24"/>
             </w:rPr>
             <w:fldChar w:fldCharType="end"/>
@@ -2564,28 +2591,28 @@
         </w:p>
         <w:p>
           <w:pPr>
-            <w:pStyle w:val="TOC1"/>
+            <w:pStyle w:val="16"/>
             <w:tabs>
               <w:tab w:val="right" w:leader="dot" w:pos="8306"/>
             </w:tabs>
           </w:pPr>
           <w:r>
             <w:rPr>
-              <w:rFonts w:ascii="宋体" w:eastAsia="宋体" w:hAnsi="宋体" w:cs="宋体" w:hint="eastAsia"/>
+              <w:rFonts w:hint="eastAsia" w:ascii="宋体" w:hAnsi="宋体" w:eastAsia="宋体" w:cs="宋体"/>
               <w:szCs w:val="24"/>
             </w:rPr>
             <w:fldChar w:fldCharType="begin"/>
           </w:r>
           <w:r>
             <w:rPr>
-              <w:rFonts w:ascii="宋体" w:eastAsia="宋体" w:hAnsi="宋体" w:cs="宋体" w:hint="eastAsia"/>
+              <w:rFonts w:hint="eastAsia" w:ascii="宋体" w:hAnsi="宋体" w:eastAsia="宋体" w:cs="宋体"/>
               <w:szCs w:val="24"/>
             </w:rPr>
-            <w:instrText xml:space="preserve"> HYPERLINK \l _Toc22350 </w:instrText>
+            <w:instrText xml:space="preserve"> HYPERLINK \l _Toc5647 </w:instrText>
           </w:r>
           <w:r>
             <w:rPr>
-              <w:rFonts w:ascii="宋体" w:eastAsia="宋体" w:hAnsi="宋体" w:cs="宋体" w:hint="eastAsia"/>
+              <w:rFonts w:hint="eastAsia" w:ascii="宋体" w:hAnsi="宋体" w:eastAsia="宋体" w:cs="宋体"/>
               <w:szCs w:val="24"/>
             </w:rPr>
             <w:fldChar w:fldCharType="separate"/>
@@ -2604,7 +2631,7 @@
             <w:fldChar w:fldCharType="begin"/>
           </w:r>
           <w:r>
-            <w:instrText xml:space="preserve"> PAGEREF _Toc22350 \h </w:instrText>
+            <w:instrText xml:space="preserve"> PAGEREF _Toc5647 \h </w:instrText>
           </w:r>
           <w:r>
             <w:fldChar w:fldCharType="separate"/>
@@ -2617,7 +2644,7 @@
           </w:r>
           <w:r>
             <w:rPr>
-              <w:rFonts w:ascii="宋体" w:eastAsia="宋体" w:hAnsi="宋体" w:cs="宋体" w:hint="eastAsia"/>
+              <w:rFonts w:hint="eastAsia" w:ascii="宋体" w:hAnsi="宋体" w:eastAsia="宋体" w:cs="宋体"/>
               <w:szCs w:val="24"/>
             </w:rPr>
             <w:fldChar w:fldCharType="end"/>
@@ -2625,28 +2652,28 @@
         </w:p>
         <w:p>
           <w:pPr>
-            <w:pStyle w:val="TOC1"/>
+            <w:pStyle w:val="16"/>
             <w:tabs>
               <w:tab w:val="right" w:leader="dot" w:pos="8306"/>
             </w:tabs>
           </w:pPr>
           <w:r>
             <w:rPr>
-              <w:rFonts w:ascii="宋体" w:eastAsia="宋体" w:hAnsi="宋体" w:cs="宋体" w:hint="eastAsia"/>
+              <w:rFonts w:hint="eastAsia" w:ascii="宋体" w:hAnsi="宋体" w:eastAsia="宋体" w:cs="宋体"/>
               <w:szCs w:val="24"/>
             </w:rPr>
             <w:fldChar w:fldCharType="begin"/>
           </w:r>
           <w:r>
             <w:rPr>
-              <w:rFonts w:ascii="宋体" w:eastAsia="宋体" w:hAnsi="宋体" w:cs="宋体" w:hint="eastAsia"/>
+              <w:rFonts w:hint="eastAsia" w:ascii="宋体" w:hAnsi="宋体" w:eastAsia="宋体" w:cs="宋体"/>
               <w:szCs w:val="24"/>
             </w:rPr>
-            <w:instrText xml:space="preserve"> HYPERLINK \l _Toc6508 </w:instrText>
+            <w:instrText xml:space="preserve"> HYPERLINK \l _Toc24341 </w:instrText>
           </w:r>
           <w:r>
             <w:rPr>
-              <w:rFonts w:ascii="宋体" w:eastAsia="宋体" w:hAnsi="宋体" w:cs="宋体" w:hint="eastAsia"/>
+              <w:rFonts w:hint="eastAsia" w:ascii="宋体" w:hAnsi="宋体" w:eastAsia="宋体" w:cs="宋体"/>
               <w:szCs w:val="24"/>
             </w:rPr>
             <w:fldChar w:fldCharType="separate"/>
@@ -2672,7 +2699,7 @@
             <w:fldChar w:fldCharType="begin"/>
           </w:r>
           <w:r>
-            <w:instrText xml:space="preserve"> PAGEREF _Toc6508 \h </w:instrText>
+            <w:instrText xml:space="preserve"> PAGEREF _Toc24341 \h </w:instrText>
           </w:r>
           <w:r>
             <w:fldChar w:fldCharType="separate"/>
@@ -2685,7 +2712,7 @@
           </w:r>
           <w:r>
             <w:rPr>
-              <w:rFonts w:ascii="宋体" w:eastAsia="宋体" w:hAnsi="宋体" w:cs="宋体" w:hint="eastAsia"/>
+              <w:rFonts w:hint="eastAsia" w:ascii="宋体" w:hAnsi="宋体" w:eastAsia="宋体" w:cs="宋体"/>
               <w:szCs w:val="24"/>
             </w:rPr>
             <w:fldChar w:fldCharType="end"/>
@@ -2693,28 +2720,28 @@
         </w:p>
         <w:p>
           <w:pPr>
-            <w:pStyle w:val="TOC1"/>
+            <w:pStyle w:val="16"/>
             <w:tabs>
               <w:tab w:val="right" w:leader="dot" w:pos="8306"/>
             </w:tabs>
           </w:pPr>
           <w:r>
             <w:rPr>
-              <w:rFonts w:ascii="宋体" w:eastAsia="宋体" w:hAnsi="宋体" w:cs="宋体" w:hint="eastAsia"/>
+              <w:rFonts w:hint="eastAsia" w:ascii="宋体" w:hAnsi="宋体" w:eastAsia="宋体" w:cs="宋体"/>
               <w:szCs w:val="24"/>
             </w:rPr>
             <w:fldChar w:fldCharType="begin"/>
           </w:r>
           <w:r>
             <w:rPr>
-              <w:rFonts w:ascii="宋体" w:eastAsia="宋体" w:hAnsi="宋体" w:cs="宋体" w:hint="eastAsia"/>
+              <w:rFonts w:hint="eastAsia" w:ascii="宋体" w:hAnsi="宋体" w:eastAsia="宋体" w:cs="宋体"/>
               <w:szCs w:val="24"/>
             </w:rPr>
-            <w:instrText xml:space="preserve"> HYPERLINK \l _Toc8206 </w:instrText>
+            <w:instrText xml:space="preserve"> HYPERLINK \l _Toc5592 </w:instrText>
           </w:r>
           <w:r>
             <w:rPr>
-              <w:rFonts w:ascii="宋体" w:eastAsia="宋体" w:hAnsi="宋体" w:cs="宋体" w:hint="eastAsia"/>
+              <w:rFonts w:hint="eastAsia" w:ascii="宋体" w:hAnsi="宋体" w:eastAsia="宋体" w:cs="宋体"/>
               <w:szCs w:val="24"/>
             </w:rPr>
             <w:fldChar w:fldCharType="separate"/>
@@ -2733,7 +2760,7 @@
             <w:fldChar w:fldCharType="begin"/>
           </w:r>
           <w:r>
-            <w:instrText xml:space="preserve"> PAGEREF _Toc8206 \h </w:instrText>
+            <w:instrText xml:space="preserve"> PAGEREF _Toc5592 \h </w:instrText>
           </w:r>
           <w:r>
             <w:fldChar w:fldCharType="separate"/>
@@ -2746,7 +2773,7 @@
           </w:r>
           <w:r>
             <w:rPr>
-              <w:rFonts w:ascii="宋体" w:eastAsia="宋体" w:hAnsi="宋体" w:cs="宋体" w:hint="eastAsia"/>
+              <w:rFonts w:hint="eastAsia" w:ascii="宋体" w:hAnsi="宋体" w:eastAsia="宋体" w:cs="宋体"/>
               <w:szCs w:val="24"/>
             </w:rPr>
             <w:fldChar w:fldCharType="end"/>
@@ -2768,7 +2795,7 @@
             <w:snapToGrid w:val="0"/>
             <w:textAlignment w:val="baseline"/>
             <w:rPr>
-              <w:rFonts w:ascii="宋体" w:eastAsia="宋体" w:hAnsi="宋体" w:cs="宋体" w:hint="eastAsia"/>
+              <w:rFonts w:hint="eastAsia" w:ascii="宋体" w:hAnsi="宋体" w:eastAsia="宋体" w:cs="宋体"/>
               <w:snapToGrid w:val="0"/>
               <w:color w:val="000000"/>
               <w:kern w:val="0"/>
@@ -2779,7 +2806,7 @@
           </w:pPr>
           <w:r>
             <w:rPr>
-              <w:rFonts w:ascii="宋体" w:eastAsia="宋体" w:hAnsi="宋体" w:cs="宋体" w:hint="eastAsia"/>
+              <w:rFonts w:hint="eastAsia" w:ascii="宋体" w:hAnsi="宋体" w:eastAsia="宋体" w:cs="宋体"/>
               <w:szCs w:val="24"/>
             </w:rPr>
             <w:fldChar w:fldCharType="end"/>
@@ -2803,7 +2830,7 @@
         <w:snapToGrid w:val="0"/>
         <w:textAlignment w:val="baseline"/>
         <w:rPr>
-          <w:rFonts w:ascii="Arial" w:eastAsia="Arial" w:hAnsi="Arial" w:cs="Arial"/>
+          <w:rFonts w:ascii="Arial" w:hAnsi="Arial" w:eastAsia="Arial" w:cs="Arial"/>
           <w:snapToGrid w:val="0"/>
           <w:color w:val="000000"/>
           <w:kern w:val="0"/>
@@ -2814,7 +2841,7 @@
       </w:pPr>
       <w:r>
         <w:rPr>
-          <w:rFonts w:ascii="Arial" w:eastAsia="Arial" w:hAnsi="Arial" w:cs="Arial"/>
+          <w:rFonts w:ascii="Arial" w:hAnsi="Arial" w:eastAsia="Arial" w:cs="Arial"/>
           <w:snapToGrid w:val="0"/>
           <w:color w:val="000000"/>
           <w:kern w:val="0"/>
@@ -2827,26 +2854,61 @@
     </w:p>
     <w:p>
       <w:pPr>
-        <w:pStyle w:val="1"/>
+        <w:pStyle w:val="28"/>
         <w:bidi w:val="0"/>
         <w:rPr>
           <w:rFonts w:hint="default"/>
           <w:lang w:val="en-US" w:eastAsia="zh-CN"/>
         </w:rPr>
       </w:pPr>
-      <w:bookmarkStart w:id="3" w:name="_Toc32381"/>
+      <w:bookmarkStart w:id="2" w:name="_Toc28781"/>
       <w:r>
         <w:rPr>
           <w:rFonts w:hint="default"/>
           <w:lang w:val="en-US" w:eastAsia="zh-CN"/>
         </w:rPr>
         <w:t>目的与作用</w:t>
+      </w:r>
+      <w:bookmarkEnd w:id="2"/>
+    </w:p>
+    <w:p>
+      <w:pPr>
+        <w:pStyle w:val="29"/>
+        <w:rPr>
+          <w:rFonts w:hint="default"/>
+          <w:lang w:val="en-US" w:eastAsia="zh-CN"/>
+        </w:rPr>
+      </w:pPr>
+      <w:r>
+        <w:rPr>
+          <w:rFonts w:hint="default"/>
+          <w:lang w:val="en-US" w:eastAsia="zh-CN"/>
+        </w:rPr>
+        <w:t>为使公司员工持续适应行业发展与公司战略要求，在市场竞争中保持人才优势，系统性提升员工的专业知识、技能与综合素质，确保员工具备正确的价值观、端正的工作态度和规范的工作行为，从而在岗位上创造更大价值，保障公司软件运维服务的高质量交付，特制定本程序，以规范培训工作的规划、组织、实施与评估。</w:t>
+      </w:r>
+    </w:p>
+    <w:p>
+      <w:pPr>
+        <w:pStyle w:val="28"/>
+        <w:bidi w:val="0"/>
+        <w:rPr>
+          <w:rFonts w:hint="default"/>
+          <w:lang w:val="en-US" w:eastAsia="zh-CN"/>
+        </w:rPr>
+      </w:pPr>
+      <w:bookmarkStart w:id="3" w:name="_Toc18123"/>
+      <w:r>
+        <w:rPr>
+          <w:rFonts w:hint="default"/>
+          <w:lang w:val="en-US" w:eastAsia="zh-CN"/>
+        </w:rPr>
+        <w:t>管理职责</w:t>
       </w:r>
       <w:bookmarkEnd w:id="3"/>
     </w:p>
     <w:p>
       <w:pPr>
-        <w:pStyle w:val="a1"/>
+        <w:pStyle w:val="29"/>
         <w:rPr>
           <w:rFonts w:hint="default"/>
           <w:lang w:val="en-US" w:eastAsia="zh-CN"/>
@@ -2857,31 +2919,115 @@
           <w:rFonts w:hint="default"/>
           <w:lang w:val="en-US" w:eastAsia="zh-CN"/>
         </w:rPr>
-        <w:t>为使公司员工持续适应行业发展与公司战略要求，在市场竞争中保持人才优势，系统性提升员工的专业知识、技能与综合素质，确保员工具备正确的价值观、端正的工作态度和规范的工作行为，从而在岗位上创造更大价值，保障公司软件运维服务的高质量交付，特制定本程序，以规范培训工作的规划、组织、实施与评估。</w:t>
+        <w:t>公司人力部作为培训管理的归口部门，负责：</w:t>
       </w:r>
     </w:p>
     <w:p>
       <w:pPr>
-        <w:pStyle w:val="1"/>
+        <w:pStyle w:val="29"/>
+        <w:numPr>
+          <w:ilvl w:val="0"/>
+          <w:numId w:val="2"/>
+        </w:numPr>
+        <w:ind w:left="425" w:leftChars="0" w:hanging="425" w:firstLineChars="0"/>
+        <w:rPr>
+          <w:rFonts w:hint="default"/>
+          <w:lang w:val="en-US" w:eastAsia="zh-CN"/>
+        </w:rPr>
+      </w:pPr>
+      <w:r>
+        <w:rPr>
+          <w:rFonts w:hint="default"/>
+          <w:lang w:val="en-US" w:eastAsia="zh-CN"/>
+        </w:rPr>
+        <w:t>根据公司经营发展战略、业务要求及员工能力现状，分析并预测培训需求。</w:t>
+      </w:r>
+    </w:p>
+    <w:p>
+      <w:pPr>
+        <w:pStyle w:val="29"/>
+        <w:numPr>
+          <w:ilvl w:val="0"/>
+          <w:numId w:val="2"/>
+        </w:numPr>
+        <w:ind w:left="425" w:leftChars="0" w:hanging="425" w:firstLineChars="0"/>
+        <w:rPr>
+          <w:rFonts w:hint="default"/>
+          <w:lang w:val="en-US" w:eastAsia="zh-CN"/>
+        </w:rPr>
+      </w:pPr>
+      <w:r>
+        <w:rPr>
+          <w:rFonts w:hint="default"/>
+          <w:lang w:val="en-US" w:eastAsia="zh-CN"/>
+        </w:rPr>
+        <w:t>制定公司年度培训计划及预算，并组织实施。</w:t>
+      </w:r>
+    </w:p>
+    <w:p>
+      <w:pPr>
+        <w:pStyle w:val="29"/>
+        <w:numPr>
+          <w:ilvl w:val="0"/>
+          <w:numId w:val="2"/>
+        </w:numPr>
+        <w:ind w:left="425" w:leftChars="0" w:hanging="425" w:firstLineChars="0"/>
+        <w:rPr>
+          <w:rFonts w:hint="default"/>
+          <w:lang w:val="en-US" w:eastAsia="zh-CN"/>
+        </w:rPr>
+      </w:pPr>
+      <w:r>
+        <w:rPr>
+          <w:rFonts w:hint="default"/>
+          <w:lang w:val="en-US" w:eastAsia="zh-CN"/>
+        </w:rPr>
+        <w:t>统筹管理培训全过程，包括师资、教材、场地及效果评估。</w:t>
+      </w:r>
+    </w:p>
+    <w:p>
+      <w:pPr>
+        <w:pStyle w:val="29"/>
+        <w:numPr>
+          <w:ilvl w:val="0"/>
+          <w:numId w:val="2"/>
+        </w:numPr>
+        <w:ind w:left="425" w:leftChars="0" w:hanging="425" w:firstLineChars="0"/>
+        <w:rPr>
+          <w:rFonts w:hint="default"/>
+          <w:lang w:val="en-US" w:eastAsia="zh-CN"/>
+        </w:rPr>
+      </w:pPr>
+      <w:r>
+        <w:rPr>
+          <w:rFonts w:hint="default"/>
+          <w:lang w:val="en-US" w:eastAsia="zh-CN"/>
+        </w:rPr>
+        <w:t>建立和维护员工培训档案，总结经验，持续优化培训体系。</w:t>
+      </w:r>
+    </w:p>
+    <w:p>
+      <w:pPr>
+        <w:pStyle w:val="28"/>
         <w:bidi w:val="0"/>
         <w:rPr>
           <w:rFonts w:hint="default"/>
           <w:lang w:val="en-US" w:eastAsia="zh-CN"/>
         </w:rPr>
       </w:pPr>
-      <w:bookmarkStart w:id="4" w:name="_Toc8797"/>
+      <w:bookmarkStart w:id="4" w:name="_Toc20962"/>
       <w:r>
         <w:rPr>
           <w:rFonts w:hint="default"/>
           <w:lang w:val="en-US" w:eastAsia="zh-CN"/>
         </w:rPr>
-        <w:t>管理职责</w:t>
+        <w:t>培训工作管理原则</w:t>
       </w:r>
       <w:bookmarkEnd w:id="4"/>
     </w:p>
     <w:p>
       <w:pPr>
-        <w:pStyle w:val="a1"/>
+        <w:pStyle w:val="29"/>
         <w:rPr>
           <w:rFonts w:hint="default"/>
           <w:lang w:val="en-US" w:eastAsia="zh-CN"/>
@@ -2892,17 +3038,12 @@
           <w:rFonts w:hint="default"/>
           <w:lang w:val="en-US" w:eastAsia="zh-CN"/>
         </w:rPr>
-        <w:t>公司人力部作为培训管理的归口部门，负责：</w:t>
+        <w:t>专业技能与思想教育相结合： 在提升员工岗位技能的同时，注重企业文化的宣贯、价值观的引导及团队协作精神的培养。</w:t>
       </w:r>
     </w:p>
     <w:p>
       <w:pPr>
-        <w:pStyle w:val="a1"/>
-        <w:numPr>
-          <w:ilvl w:val="0"/>
-          <w:numId w:val="2"/>
-        </w:numPr>
-        <w:ind w:left="425" w:hanging="425" w:leftChars="0" w:firstLineChars="0"/>
+        <w:pStyle w:val="29"/>
         <w:rPr>
           <w:rFonts w:hint="default"/>
           <w:lang w:val="en-US" w:eastAsia="zh-CN"/>
@@ -2913,17 +3054,12 @@
           <w:rFonts w:hint="default"/>
           <w:lang w:val="en-US" w:eastAsia="zh-CN"/>
         </w:rPr>
-        <w:t>根据公司经营发展战略、业务要求及员工能力现状，分析并预测培训需求。</w:t>
+        <w:t>理论联系实际：培训内容需紧密围绕公司软件运维服务的实际需求和业务痛点，注重解决实际问题，提升实战能力。</w:t>
       </w:r>
     </w:p>
     <w:p>
       <w:pPr>
-        <w:pStyle w:val="a1"/>
-        <w:numPr>
-          <w:ilvl w:val="0"/>
-          <w:numId w:val="2"/>
-        </w:numPr>
-        <w:ind w:left="425" w:hanging="425" w:leftChars="0" w:firstLineChars="0"/>
+        <w:pStyle w:val="29"/>
         <w:rPr>
           <w:rFonts w:hint="default"/>
           <w:lang w:val="en-US" w:eastAsia="zh-CN"/>
@@ -2934,17 +3070,12 @@
           <w:rFonts w:hint="default"/>
           <w:lang w:val="en-US" w:eastAsia="zh-CN"/>
         </w:rPr>
-        <w:t>制定公司年度培训计划及预算，并组织实施。</w:t>
+        <w:t>兼顾当前需求与长远发展：培训策划需满足当下业务需求，同时具备前瞻性，为公司未来技术发展和管理升级储备人才。</w:t>
       </w:r>
     </w:p>
     <w:p>
       <w:pPr>
-        <w:pStyle w:val="a1"/>
-        <w:numPr>
-          <w:ilvl w:val="0"/>
-          <w:numId w:val="2"/>
-        </w:numPr>
-        <w:ind w:left="425" w:hanging="425" w:leftChars="0" w:firstLineChars="0"/>
+        <w:pStyle w:val="29"/>
         <w:rPr>
           <w:rFonts w:hint="default"/>
           <w:lang w:val="en-US" w:eastAsia="zh-CN"/>
@@ -2955,17 +3086,12 @@
           <w:rFonts w:hint="default"/>
           <w:lang w:val="en-US" w:eastAsia="zh-CN"/>
         </w:rPr>
-        <w:t>统筹管理培训全过程，包括师资、教材、场地及效果评估。</w:t>
+        <w:t>培训与工作相平衡：合理安排培训时间与形式，确保培训活动不影响正常的运维服务工作运转。</w:t>
       </w:r>
     </w:p>
     <w:p>
       <w:pPr>
-        <w:pStyle w:val="a1"/>
-        <w:numPr>
-          <w:ilvl w:val="0"/>
-          <w:numId w:val="2"/>
-        </w:numPr>
-        <w:ind w:left="425" w:hanging="425" w:leftChars="0" w:firstLineChars="0"/>
+        <w:pStyle w:val="29"/>
         <w:rPr>
           <w:rFonts w:hint="default"/>
           <w:lang w:val="en-US" w:eastAsia="zh-CN"/>
@@ -2976,130 +3102,31 @@
           <w:rFonts w:hint="default"/>
           <w:lang w:val="en-US" w:eastAsia="zh-CN"/>
         </w:rPr>
-        <w:t>建立和维护员工培训档案，总结经验，持续优化培训体系。</w:t>
+        <w:t>勤俭办培训，注重实效：合理配置培训资源与预算，追求培训投入产出的最大化效益。</w:t>
       </w:r>
     </w:p>
     <w:p>
       <w:pPr>
-        <w:pStyle w:val="1"/>
+        <w:pStyle w:val="28"/>
         <w:bidi w:val="0"/>
         <w:rPr>
           <w:rFonts w:hint="default"/>
           <w:lang w:val="en-US" w:eastAsia="zh-CN"/>
         </w:rPr>
       </w:pPr>
-      <w:bookmarkStart w:id="5" w:name="_Toc19813"/>
+      <w:bookmarkStart w:id="5" w:name="_Toc29307"/>
       <w:r>
         <w:rPr>
           <w:rFonts w:hint="default"/>
           <w:lang w:val="en-US" w:eastAsia="zh-CN"/>
         </w:rPr>
-        <w:t>培训工作管理原则</w:t>
+        <w:t>培训计划制定</w:t>
       </w:r>
       <w:bookmarkEnd w:id="5"/>
     </w:p>
     <w:p>
       <w:pPr>
-        <w:pStyle w:val="a1"/>
-        <w:rPr>
-          <w:rFonts w:hint="default"/>
-          <w:lang w:val="en-US" w:eastAsia="zh-CN"/>
-        </w:rPr>
-      </w:pPr>
-      <w:r>
-        <w:rPr>
-          <w:rFonts w:hint="default"/>
-          <w:lang w:val="en-US" w:eastAsia="zh-CN"/>
-        </w:rPr>
-        <w:t>专业技能与思想教育相结合： 在提升员工岗位技能的同时，注重企业文化的宣贯、价值观的引导及团队协作精神的培养。</w:t>
-      </w:r>
-    </w:p>
-    <w:p>
-      <w:pPr>
-        <w:pStyle w:val="a1"/>
-        <w:rPr>
-          <w:rFonts w:hint="default"/>
-          <w:lang w:val="en-US" w:eastAsia="zh-CN"/>
-        </w:rPr>
-      </w:pPr>
-      <w:r>
-        <w:rPr>
-          <w:rFonts w:hint="default"/>
-          <w:lang w:val="en-US" w:eastAsia="zh-CN"/>
-        </w:rPr>
-        <w:t>理论联系实际：培训内容需紧密围绕公司软件运维服务的实际需求和业务痛点，注重解决实际问题，提升实战能力。</w:t>
-      </w:r>
-    </w:p>
-    <w:p>
-      <w:pPr>
-        <w:pStyle w:val="a1"/>
-        <w:rPr>
-          <w:rFonts w:hint="default"/>
-          <w:lang w:val="en-US" w:eastAsia="zh-CN"/>
-        </w:rPr>
-      </w:pPr>
-      <w:r>
-        <w:rPr>
-          <w:rFonts w:hint="default"/>
-          <w:lang w:val="en-US" w:eastAsia="zh-CN"/>
-        </w:rPr>
-        <w:t>兼顾当前需求与长远发展：培训策划需满足当下业务需求，同时具备前瞻性，为公司未来技术发展和管理升级储备人才。</w:t>
-      </w:r>
-    </w:p>
-    <w:p>
-      <w:pPr>
-        <w:pStyle w:val="a1"/>
-        <w:rPr>
-          <w:rFonts w:hint="default"/>
-          <w:lang w:val="en-US" w:eastAsia="zh-CN"/>
-        </w:rPr>
-      </w:pPr>
-      <w:r>
-        <w:rPr>
-          <w:rFonts w:hint="default"/>
-          <w:lang w:val="en-US" w:eastAsia="zh-CN"/>
-        </w:rPr>
-        <w:t>培训与工作相平衡：合理安排培训时间与形式，确保培训活动不影响正常的运维服务工作运转。</w:t>
-      </w:r>
-    </w:p>
-    <w:p>
-      <w:pPr>
-        <w:pStyle w:val="a1"/>
-        <w:rPr>
-          <w:rFonts w:hint="default"/>
-          <w:lang w:val="en-US" w:eastAsia="zh-CN"/>
-        </w:rPr>
-      </w:pPr>
-      <w:r>
-        <w:rPr>
-          <w:rFonts w:hint="default"/>
-          <w:lang w:val="en-US" w:eastAsia="zh-CN"/>
-        </w:rPr>
-        <w:t>勤俭办培训，注重实效：合理配置培训资源与预算，追求培训投入产出的最大化效益。</w:t>
-      </w:r>
-    </w:p>
-    <w:p>
-      <w:pPr>
-        <w:pStyle w:val="1"/>
-        <w:bidi w:val="0"/>
-        <w:rPr>
-          <w:rFonts w:hint="default"/>
-          <w:lang w:val="en-US" w:eastAsia="zh-CN"/>
-        </w:rPr>
-      </w:pPr>
-      <w:bookmarkStart w:id="6" w:name="_Toc30404"/>
-      <w:r>
-        <w:rPr>
-          <w:rFonts w:hint="default"/>
-          <w:lang w:val="en-US" w:eastAsia="zh-CN"/>
-        </w:rPr>
-        <w:t>培训计划制定</w:t>
-      </w:r>
-      <w:bookmarkEnd w:id="6"/>
-    </w:p>
-    <w:p>
-      <w:pPr>
-        <w:pStyle w:val="a1"/>
+        <w:pStyle w:val="29"/>
         <w:rPr>
           <w:rFonts w:hint="default"/>
           <w:lang w:val="en-US" w:eastAsia="zh-CN"/>
@@ -3115,7 +3142,7 @@
     </w:p>
     <w:p>
       <w:pPr>
-        <w:pStyle w:val="a1"/>
+        <w:pStyle w:val="29"/>
         <w:rPr>
           <w:rFonts w:hint="default"/>
           <w:lang w:val="en-US" w:eastAsia="zh-CN"/>
@@ -3131,7 +3158,7 @@
     </w:p>
     <w:p>
       <w:pPr>
-        <w:pStyle w:val="a1"/>
+        <w:pStyle w:val="29"/>
         <w:rPr>
           <w:rFonts w:hint="default"/>
           <w:lang w:val="en-US" w:eastAsia="zh-CN"/>
@@ -3147,7 +3174,7 @@
     </w:p>
     <w:p>
       <w:pPr>
-        <w:pStyle w:val="a1"/>
+        <w:pStyle w:val="29"/>
         <w:rPr>
           <w:rFonts w:hint="default"/>
           <w:lang w:val="en-US" w:eastAsia="zh-CN"/>
@@ -3163,14 +3190,14 @@
     </w:p>
     <w:p>
       <w:pPr>
-        <w:pStyle w:val="1"/>
+        <w:pStyle w:val="28"/>
         <w:bidi w:val="0"/>
         <w:rPr>
           <w:rFonts w:hint="default"/>
           <w:lang w:val="en-US" w:eastAsia="zh-CN"/>
         </w:rPr>
       </w:pPr>
-      <w:bookmarkStart w:id="7" w:name="_Toc28662"/>
+      <w:bookmarkStart w:id="6" w:name="_Toc17859"/>
       <w:r>
         <w:rPr>
           <w:rFonts w:hint="default"/>
@@ -3178,22 +3205,23 @@
         </w:rPr>
         <w:t>培训类别与内容</w:t>
       </w:r>
-      <w:bookmarkEnd w:id="7"/>
+      <w:bookmarkEnd w:id="6"/>
     </w:p>
     <w:tbl>
       <w:tblPr>
-        <w:tblStyle w:val="TableNormal"/>
+        <w:tblStyle w:val="20"/>
         <w:tblW w:w="0" w:type="auto"/>
         <w:tblInd w:w="0" w:type="dxa"/>
         <w:tblBorders>
-          <w:top w:val="single" w:sz="4" w:space="0" w:color="auto"/>
-          <w:left w:val="single" w:sz="4" w:space="0" w:color="auto"/>
-          <w:bottom w:val="single" w:sz="4" w:space="0" w:color="auto"/>
-          <w:right w:val="single" w:sz="4" w:space="0" w:color="auto"/>
-          <w:insideH w:val="single" w:sz="4" w:space="0" w:color="auto"/>
-          <w:insideV w:val="single" w:sz="4" w:space="0" w:color="auto"/>
+          <w:top w:val="single" w:color="auto" w:sz="4" w:space="0"/>
+          <w:left w:val="single" w:color="auto" w:sz="4" w:space="0"/>
+          <w:bottom w:val="single" w:color="auto" w:sz="4" w:space="0"/>
+          <w:right w:val="single" w:color="auto" w:sz="4" w:space="0"/>
+          <w:insideH w:val="single" w:color="auto" w:sz="4" w:space="0"/>
+          <w:insideV w:val="single" w:color="auto" w:sz="4" w:space="0"/>
         </w:tblBorders>
         <w:shd w:val="clear" w:color="auto" w:fill="auto"/>
+        <w:tblLayout w:type="autofit"/>
         <w:tblCellMar>
           <w:top w:w="15" w:type="dxa"/>
           <w:left w:w="15" w:type="dxa"/>
@@ -3209,17 +3237,14 @@
       </w:tblGrid>
       <w:tr>
         <w:tblPrEx>
-          <w:tblW w:w="0" w:type="auto"/>
-          <w:tblInd w:w="0" w:type="dxa"/>
           <w:tblBorders>
-            <w:top w:val="single" w:sz="4" w:space="0" w:color="auto"/>
-            <w:left w:val="single" w:sz="4" w:space="0" w:color="auto"/>
-            <w:bottom w:val="single" w:sz="4" w:space="0" w:color="auto"/>
-            <w:right w:val="single" w:sz="4" w:space="0" w:color="auto"/>
-            <w:insideH w:val="single" w:sz="4" w:space="0" w:color="auto"/>
-            <w:insideV w:val="single" w:sz="4" w:space="0" w:color="auto"/>
+            <w:top w:val="single" w:color="auto" w:sz="4" w:space="0"/>
+            <w:left w:val="single" w:color="auto" w:sz="4" w:space="0"/>
+            <w:bottom w:val="single" w:color="auto" w:sz="4" w:space="0"/>
+            <w:right w:val="single" w:color="auto" w:sz="4" w:space="0"/>
+            <w:insideH w:val="single" w:color="auto" w:sz="4" w:space="0"/>
+            <w:insideV w:val="single" w:color="auto" w:sz="4" w:space="0"/>
           </w:tblBorders>
-          <w:shd w:val="clear" w:color="auto" w:fill="auto"/>
           <w:tblCellMar>
             <w:top w:w="15" w:type="dxa"/>
             <w:left w:w="15" w:type="dxa"/>
@@ -3249,10 +3274,10 @@
               <w:widowControl/>
               <w:suppressLineNumbers w:val="0"/>
               <w:spacing w:line="300" w:lineRule="atLeast"/>
-              <w:ind w:left="0" w:right="0" w:firstLine="0" w:leftChars="0" w:rightChars="0" w:firstLineChars="0"/>
+              <w:ind w:left="0" w:leftChars="0" w:right="0" w:rightChars="0" w:firstLine="0" w:firstLineChars="0"/>
               <w:jc w:val="center"/>
               <w:rPr>
-                <w:rFonts w:ascii="Segoe UI" w:eastAsia="Segoe UI" w:hAnsi="Segoe UI" w:cs="Segoe UI"/>
+                <w:rFonts w:ascii="Segoe UI" w:hAnsi="Segoe UI" w:eastAsia="Segoe UI" w:cs="Segoe UI"/>
                 <w:i w:val="0"/>
                 <w:iCs w:val="0"/>
                 <w:caps w:val="0"/>
@@ -3264,7 +3289,7 @@
             </w:pPr>
             <w:r>
               <w:rPr>
-                <w:rFonts w:ascii="Segoe UI" w:eastAsia="Segoe UI" w:hAnsi="Segoe UI" w:cs="Segoe UI" w:hint="default"/>
+                <w:rFonts w:hint="default" w:ascii="Segoe UI" w:hAnsi="Segoe UI" w:eastAsia="Segoe UI" w:cs="Segoe UI"/>
                 <w:i w:val="0"/>
                 <w:iCs w:val="0"/>
                 <w:caps w:val="0"/>
@@ -3299,10 +3324,10 @@
               <w:widowControl/>
               <w:suppressLineNumbers w:val="0"/>
               <w:spacing w:line="300" w:lineRule="atLeast"/>
-              <w:ind w:left="0" w:right="0" w:firstLine="0" w:leftChars="0" w:rightChars="0" w:firstLineChars="0"/>
+              <w:ind w:left="0" w:leftChars="0" w:right="0" w:rightChars="0" w:firstLine="0" w:firstLineChars="0"/>
               <w:jc w:val="center"/>
               <w:rPr>
-                <w:rFonts w:ascii="Segoe UI" w:eastAsia="Segoe UI" w:hAnsi="Segoe UI" w:cs="Segoe UI" w:hint="default"/>
+                <w:rFonts w:hint="default" w:ascii="Segoe UI" w:hAnsi="Segoe UI" w:eastAsia="Segoe UI" w:cs="Segoe UI"/>
                 <w:i w:val="0"/>
                 <w:iCs w:val="0"/>
                 <w:caps w:val="0"/>
@@ -3314,7 +3339,7 @@
             </w:pPr>
             <w:r>
               <w:rPr>
-                <w:rFonts w:ascii="Segoe UI" w:eastAsia="Segoe UI" w:hAnsi="Segoe UI" w:cs="Segoe UI" w:hint="default"/>
+                <w:rFonts w:hint="default" w:ascii="Segoe UI" w:hAnsi="Segoe UI" w:eastAsia="Segoe UI" w:cs="Segoe UI"/>
                 <w:i w:val="0"/>
                 <w:iCs w:val="0"/>
                 <w:caps w:val="0"/>
@@ -3349,10 +3374,10 @@
               <w:widowControl/>
               <w:suppressLineNumbers w:val="0"/>
               <w:spacing w:line="300" w:lineRule="atLeast"/>
-              <w:ind w:left="0" w:right="0" w:firstLine="0" w:leftChars="0" w:rightChars="0" w:firstLineChars="0"/>
+              <w:ind w:left="0" w:leftChars="0" w:right="0" w:rightChars="0" w:firstLine="0" w:firstLineChars="0"/>
               <w:jc w:val="center"/>
               <w:rPr>
-                <w:rFonts w:ascii="Segoe UI" w:eastAsia="Segoe UI" w:hAnsi="Segoe UI" w:cs="Segoe UI" w:hint="default"/>
+                <w:rFonts w:hint="default" w:ascii="Segoe UI" w:hAnsi="Segoe UI" w:eastAsia="Segoe UI" w:cs="Segoe UI"/>
                 <w:i w:val="0"/>
                 <w:iCs w:val="0"/>
                 <w:caps w:val="0"/>
@@ -3364,7 +3389,7 @@
             </w:pPr>
             <w:r>
               <w:rPr>
-                <w:rFonts w:ascii="Segoe UI" w:eastAsia="Segoe UI" w:hAnsi="Segoe UI" w:cs="Segoe UI" w:hint="default"/>
+                <w:rFonts w:hint="default" w:ascii="Segoe UI" w:hAnsi="Segoe UI" w:eastAsia="Segoe UI" w:cs="Segoe UI"/>
                 <w:i w:val="0"/>
                 <w:iCs w:val="0"/>
                 <w:caps w:val="0"/>
@@ -3399,10 +3424,10 @@
               <w:widowControl/>
               <w:suppressLineNumbers w:val="0"/>
               <w:spacing w:line="300" w:lineRule="atLeast"/>
-              <w:ind w:left="0" w:right="0" w:firstLine="0" w:leftChars="0" w:rightChars="0" w:firstLineChars="0"/>
+              <w:ind w:left="0" w:leftChars="0" w:right="0" w:rightChars="0" w:firstLine="0" w:firstLineChars="0"/>
               <w:jc w:val="center"/>
               <w:rPr>
-                <w:rFonts w:ascii="Segoe UI" w:eastAsia="Segoe UI" w:hAnsi="Segoe UI" w:cs="Segoe UI" w:hint="default"/>
+                <w:rFonts w:hint="default" w:ascii="Segoe UI" w:hAnsi="Segoe UI" w:eastAsia="Segoe UI" w:cs="Segoe UI"/>
                 <w:i w:val="0"/>
                 <w:iCs w:val="0"/>
                 <w:caps w:val="0"/>
@@ -3414,7 +3439,7 @@
             </w:pPr>
             <w:r>
               <w:rPr>
-                <w:rFonts w:ascii="Segoe UI" w:eastAsia="Segoe UI" w:hAnsi="Segoe UI" w:cs="Segoe UI" w:hint="default"/>
+                <w:rFonts w:hint="default" w:ascii="Segoe UI" w:hAnsi="Segoe UI" w:eastAsia="Segoe UI" w:cs="Segoe UI"/>
                 <w:i w:val="0"/>
                 <w:iCs w:val="0"/>
                 <w:caps w:val="0"/>
@@ -3433,9 +3458,14 @@
       </w:tr>
       <w:tr>
         <w:tblPrEx>
-          <w:tblW w:w="0" w:type="auto"/>
-          <w:tblInd w:w="0" w:type="dxa"/>
-          <w:shd w:val="clear" w:color="auto" w:fill="auto"/>
+          <w:tblBorders>
+            <w:top w:val="single" w:color="auto" w:sz="4" w:space="0"/>
+            <w:left w:val="single" w:color="auto" w:sz="4" w:space="0"/>
+            <w:bottom w:val="single" w:color="auto" w:sz="4" w:space="0"/>
+            <w:right w:val="single" w:color="auto" w:sz="4" w:space="0"/>
+            <w:insideH w:val="single" w:color="auto" w:sz="4" w:space="0"/>
+            <w:insideV w:val="single" w:color="auto" w:sz="4" w:space="0"/>
+          </w:tblBorders>
           <w:tblCellMar>
             <w:top w:w="15" w:type="dxa"/>
             <w:left w:w="15" w:type="dxa"/>
@@ -3465,7 +3495,7 @@
               <w:spacing w:line="300" w:lineRule="atLeast"/>
               <w:jc w:val="left"/>
               <w:rPr>
-                <w:rFonts w:ascii="Segoe UI" w:eastAsia="Segoe UI" w:hAnsi="Segoe UI" w:cs="Segoe UI" w:hint="default"/>
+                <w:rFonts w:hint="default" w:ascii="Segoe UI" w:hAnsi="Segoe UI" w:eastAsia="Segoe UI" w:cs="Segoe UI"/>
                 <w:i w:val="0"/>
                 <w:iCs w:val="0"/>
                 <w:caps w:val="0"/>
@@ -3477,8 +3507,8 @@
             </w:pPr>
             <w:r>
               <w:rPr>
-                <w:rStyle w:val="Strong"/>
-                <w:rFonts w:ascii="Segoe UI" w:eastAsia="Segoe UI" w:hAnsi="Segoe UI" w:cs="Segoe UI" w:hint="default"/>
+                <w:rStyle w:val="23"/>
+                <w:rFonts w:hint="default" w:ascii="Segoe UI" w:hAnsi="Segoe UI" w:eastAsia="Segoe UI" w:cs="Segoe UI"/>
                 <w:b/>
                 <w:bCs/>
                 <w:i w:val="0"/>
@@ -3517,7 +3547,7 @@
               <w:spacing w:line="300" w:lineRule="atLeast"/>
               <w:jc w:val="left"/>
               <w:rPr>
-                <w:rFonts w:ascii="Segoe UI" w:eastAsia="Segoe UI" w:hAnsi="Segoe UI" w:cs="Segoe UI" w:hint="default"/>
+                <w:rFonts w:hint="default" w:ascii="Segoe UI" w:hAnsi="Segoe UI" w:eastAsia="Segoe UI" w:cs="Segoe UI"/>
                 <w:i w:val="0"/>
                 <w:iCs w:val="0"/>
                 <w:caps w:val="0"/>
@@ -3529,7 +3559,7 @@
             </w:pPr>
             <w:r>
               <w:rPr>
-                <w:rFonts w:ascii="Segoe UI" w:eastAsia="Segoe UI" w:hAnsi="Segoe UI" w:cs="Segoe UI" w:hint="default"/>
+                <w:rFonts w:hint="default" w:ascii="Segoe UI" w:hAnsi="Segoe UI" w:eastAsia="Segoe UI" w:cs="Segoe UI"/>
                 <w:i w:val="0"/>
                 <w:iCs w:val="0"/>
                 <w:caps w:val="0"/>
@@ -3566,7 +3596,7 @@
               <w:spacing w:line="300" w:lineRule="atLeast"/>
               <w:jc w:val="left"/>
               <w:rPr>
-                <w:rFonts w:ascii="Segoe UI" w:eastAsia="Segoe UI" w:hAnsi="Segoe UI" w:cs="Segoe UI" w:hint="default"/>
+                <w:rFonts w:hint="default" w:ascii="Segoe UI" w:hAnsi="Segoe UI" w:eastAsia="Segoe UI" w:cs="Segoe UI"/>
                 <w:i w:val="0"/>
                 <w:iCs w:val="0"/>
                 <w:caps w:val="0"/>
@@ -3578,7 +3608,7 @@
             </w:pPr>
             <w:r>
               <w:rPr>
-                <w:rFonts w:ascii="Segoe UI" w:eastAsia="Segoe UI" w:hAnsi="Segoe UI" w:cs="Segoe UI" w:hint="default"/>
+                <w:rFonts w:hint="default" w:ascii="Segoe UI" w:hAnsi="Segoe UI" w:eastAsia="Segoe UI" w:cs="Segoe UI"/>
                 <w:i w:val="0"/>
                 <w:iCs w:val="0"/>
                 <w:caps w:val="0"/>
@@ -3615,7 +3645,7 @@
               <w:spacing w:line="300" w:lineRule="atLeast"/>
               <w:jc w:val="left"/>
               <w:rPr>
-                <w:rFonts w:ascii="Segoe UI" w:eastAsia="Segoe UI" w:hAnsi="Segoe UI" w:cs="Segoe UI" w:hint="default"/>
+                <w:rFonts w:hint="default" w:ascii="Segoe UI" w:hAnsi="Segoe UI" w:eastAsia="Segoe UI" w:cs="Segoe UI"/>
                 <w:i w:val="0"/>
                 <w:iCs w:val="0"/>
                 <w:caps w:val="0"/>
@@ -3627,7 +3657,7 @@
             </w:pPr>
             <w:r>
               <w:rPr>
-                <w:rFonts w:ascii="Segoe UI" w:eastAsia="Segoe UI" w:hAnsi="Segoe UI" w:cs="Segoe UI" w:hint="default"/>
+                <w:rFonts w:hint="default" w:ascii="Segoe UI" w:hAnsi="Segoe UI" w:eastAsia="Segoe UI" w:cs="Segoe UI"/>
                 <w:i w:val="0"/>
                 <w:iCs w:val="0"/>
                 <w:caps w:val="0"/>
@@ -3646,8 +3676,14 @@
       </w:tr>
       <w:tr>
         <w:tblPrEx>
-          <w:tblW w:w="0" w:type="auto"/>
-          <w:tblInd w:w="0" w:type="dxa"/>
+          <w:tblBorders>
+            <w:top w:val="single" w:color="auto" w:sz="4" w:space="0"/>
+            <w:left w:val="single" w:color="auto" w:sz="4" w:space="0"/>
+            <w:bottom w:val="single" w:color="auto" w:sz="4" w:space="0"/>
+            <w:right w:val="single" w:color="auto" w:sz="4" w:space="0"/>
+            <w:insideH w:val="single" w:color="auto" w:sz="4" w:space="0"/>
+            <w:insideV w:val="single" w:color="auto" w:sz="4" w:space="0"/>
+          </w:tblBorders>
           <w:shd w:val="clear" w:color="auto" w:fill="auto"/>
           <w:tblCellMar>
             <w:top w:w="15" w:type="dxa"/>
@@ -3659,7 +3695,7 @@
         <w:tc>
           <w:tcPr>
             <w:tcW w:w="0" w:type="auto"/>
-            <w:vMerge/>
+            <w:vMerge w:val="continue"/>
             <w:shd w:val="clear" w:color="auto" w:fill="auto"/>
             <w:tcMar>
               <w:top w:w="120" w:type="dxa"/>
@@ -3672,7 +3708,7 @@
           <w:p>
             <w:pPr>
               <w:rPr>
-                <w:rFonts w:ascii="Segoe UI" w:eastAsia="Segoe UI" w:hAnsi="Segoe UI" w:cs="Segoe UI" w:hint="default"/>
+                <w:rFonts w:hint="default" w:ascii="Segoe UI" w:hAnsi="Segoe UI" w:eastAsia="Segoe UI" w:cs="Segoe UI"/>
                 <w:i w:val="0"/>
                 <w:iCs w:val="0"/>
                 <w:caps w:val="0"/>
@@ -3705,7 +3741,7 @@
               <w:spacing w:line="300" w:lineRule="atLeast"/>
               <w:jc w:val="left"/>
               <w:rPr>
-                <w:rFonts w:ascii="Segoe UI" w:eastAsia="Segoe UI" w:hAnsi="Segoe UI" w:cs="Segoe UI" w:hint="default"/>
+                <w:rFonts w:hint="default" w:ascii="Segoe UI" w:hAnsi="Segoe UI" w:eastAsia="Segoe UI" w:cs="Segoe UI"/>
                 <w:i w:val="0"/>
                 <w:iCs w:val="0"/>
                 <w:caps w:val="0"/>
@@ -3717,7 +3753,7 @@
             </w:pPr>
             <w:r>
               <w:rPr>
-                <w:rFonts w:ascii="Segoe UI" w:eastAsia="Segoe UI" w:hAnsi="Segoe UI" w:cs="Segoe UI" w:hint="default"/>
+                <w:rFonts w:hint="default" w:ascii="Segoe UI" w:hAnsi="Segoe UI" w:eastAsia="Segoe UI" w:cs="Segoe UI"/>
                 <w:i w:val="0"/>
                 <w:iCs w:val="0"/>
                 <w:caps w:val="0"/>
@@ -3754,7 +3790,7 @@
               <w:spacing w:line="300" w:lineRule="atLeast"/>
               <w:jc w:val="left"/>
               <w:rPr>
-                <w:rFonts w:ascii="Segoe UI" w:eastAsia="Segoe UI" w:hAnsi="Segoe UI" w:cs="Segoe UI" w:hint="default"/>
+                <w:rFonts w:hint="default" w:ascii="Segoe UI" w:hAnsi="Segoe UI" w:eastAsia="Segoe UI" w:cs="Segoe UI"/>
                 <w:i w:val="0"/>
                 <w:iCs w:val="0"/>
                 <w:caps w:val="0"/>
@@ -3766,7 +3802,7 @@
             </w:pPr>
             <w:r>
               <w:rPr>
-                <w:rFonts w:ascii="Segoe UI" w:eastAsia="Segoe UI" w:hAnsi="Segoe UI" w:cs="Segoe UI" w:hint="default"/>
+                <w:rFonts w:hint="default" w:ascii="Segoe UI" w:hAnsi="Segoe UI" w:eastAsia="Segoe UI" w:cs="Segoe UI"/>
                 <w:i w:val="0"/>
                 <w:iCs w:val="0"/>
                 <w:caps w:val="0"/>
@@ -3803,7 +3839,7 @@
               <w:spacing w:line="300" w:lineRule="atLeast"/>
               <w:jc w:val="left"/>
               <w:rPr>
-                <w:rFonts w:ascii="Segoe UI" w:eastAsia="Segoe UI" w:hAnsi="Segoe UI" w:cs="Segoe UI" w:hint="default"/>
+                <w:rFonts w:hint="default" w:ascii="Segoe UI" w:hAnsi="Segoe UI" w:eastAsia="Segoe UI" w:cs="Segoe UI"/>
                 <w:i w:val="0"/>
                 <w:iCs w:val="0"/>
                 <w:caps w:val="0"/>
@@ -3815,7 +3851,7 @@
             </w:pPr>
             <w:r>
               <w:rPr>
-                <w:rFonts w:ascii="Segoe UI" w:eastAsia="Segoe UI" w:hAnsi="Segoe UI" w:cs="Segoe UI" w:hint="default"/>
+                <w:rFonts w:hint="default" w:ascii="Segoe UI" w:hAnsi="Segoe UI" w:eastAsia="Segoe UI" w:cs="Segoe UI"/>
                 <w:i w:val="0"/>
                 <w:iCs w:val="0"/>
                 <w:caps w:val="0"/>
@@ -3834,8 +3870,14 @@
       </w:tr>
       <w:tr>
         <w:tblPrEx>
-          <w:tblW w:w="0" w:type="auto"/>
-          <w:tblInd w:w="0" w:type="dxa"/>
+          <w:tblBorders>
+            <w:top w:val="single" w:color="auto" w:sz="4" w:space="0"/>
+            <w:left w:val="single" w:color="auto" w:sz="4" w:space="0"/>
+            <w:bottom w:val="single" w:color="auto" w:sz="4" w:space="0"/>
+            <w:right w:val="single" w:color="auto" w:sz="4" w:space="0"/>
+            <w:insideH w:val="single" w:color="auto" w:sz="4" w:space="0"/>
+            <w:insideV w:val="single" w:color="auto" w:sz="4" w:space="0"/>
+          </w:tblBorders>
           <w:shd w:val="clear" w:color="auto" w:fill="auto"/>
           <w:tblCellMar>
             <w:top w:w="15" w:type="dxa"/>
@@ -3865,7 +3907,7 @@
               <w:spacing w:line="300" w:lineRule="atLeast"/>
               <w:jc w:val="left"/>
               <w:rPr>
-                <w:rFonts w:ascii="Segoe UI" w:eastAsia="Segoe UI" w:hAnsi="Segoe UI" w:cs="Segoe UI" w:hint="default"/>
+                <w:rFonts w:hint="default" w:ascii="Segoe UI" w:hAnsi="Segoe UI" w:eastAsia="Segoe UI" w:cs="Segoe UI"/>
                 <w:i w:val="0"/>
                 <w:iCs w:val="0"/>
                 <w:caps w:val="0"/>
@@ -3877,8 +3919,8 @@
             </w:pPr>
             <w:r>
               <w:rPr>
-                <w:rStyle w:val="Strong"/>
-                <w:rFonts w:ascii="Segoe UI" w:eastAsia="Segoe UI" w:hAnsi="Segoe UI" w:cs="Segoe UI" w:hint="default"/>
+                <w:rStyle w:val="23"/>
+                <w:rFonts w:hint="default" w:ascii="Segoe UI" w:hAnsi="Segoe UI" w:eastAsia="Segoe UI" w:cs="Segoe UI"/>
                 <w:b/>
                 <w:bCs/>
                 <w:i w:val="0"/>
@@ -3917,7 +3959,7 @@
               <w:spacing w:line="300" w:lineRule="atLeast"/>
               <w:jc w:val="left"/>
               <w:rPr>
-                <w:rFonts w:ascii="Segoe UI" w:eastAsia="Segoe UI" w:hAnsi="Segoe UI" w:cs="Segoe UI" w:hint="default"/>
+                <w:rFonts w:hint="default" w:ascii="Segoe UI" w:hAnsi="Segoe UI" w:eastAsia="Segoe UI" w:cs="Segoe UI"/>
                 <w:i w:val="0"/>
                 <w:iCs w:val="0"/>
                 <w:caps w:val="0"/>
@@ -3929,7 +3971,7 @@
             </w:pPr>
             <w:r>
               <w:rPr>
-                <w:rFonts w:ascii="Segoe UI" w:eastAsia="Segoe UI" w:hAnsi="Segoe UI" w:cs="Segoe UI" w:hint="default"/>
+                <w:rFonts w:hint="default" w:ascii="Segoe UI" w:hAnsi="Segoe UI" w:eastAsia="Segoe UI" w:cs="Segoe UI"/>
                 <w:i w:val="0"/>
                 <w:iCs w:val="0"/>
                 <w:caps w:val="0"/>
@@ -3966,7 +4008,7 @@
               <w:spacing w:line="300" w:lineRule="atLeast"/>
               <w:jc w:val="left"/>
               <w:rPr>
-                <w:rFonts w:ascii="Segoe UI" w:eastAsia="Segoe UI" w:hAnsi="Segoe UI" w:cs="Segoe UI" w:hint="default"/>
+                <w:rFonts w:hint="default" w:ascii="Segoe UI" w:hAnsi="Segoe UI" w:eastAsia="Segoe UI" w:cs="Segoe UI"/>
                 <w:i w:val="0"/>
                 <w:iCs w:val="0"/>
                 <w:caps w:val="0"/>
@@ -3978,7 +4020,7 @@
             </w:pPr>
             <w:r>
               <w:rPr>
-                <w:rFonts w:ascii="Segoe UI" w:eastAsia="Segoe UI" w:hAnsi="Segoe UI" w:cs="Segoe UI" w:hint="default"/>
+                <w:rFonts w:hint="default" w:ascii="Segoe UI" w:hAnsi="Segoe UI" w:eastAsia="Segoe UI" w:cs="Segoe UI"/>
                 <w:i w:val="0"/>
                 <w:iCs w:val="0"/>
                 <w:caps w:val="0"/>
@@ -4015,7 +4057,7 @@
               <w:spacing w:line="300" w:lineRule="atLeast"/>
               <w:jc w:val="left"/>
               <w:rPr>
-                <w:rFonts w:ascii="Segoe UI" w:eastAsia="Segoe UI" w:hAnsi="Segoe UI" w:cs="Segoe UI" w:hint="default"/>
+                <w:rFonts w:hint="default" w:ascii="Segoe UI" w:hAnsi="Segoe UI" w:eastAsia="Segoe UI" w:cs="Segoe UI"/>
                 <w:i w:val="0"/>
                 <w:iCs w:val="0"/>
                 <w:caps w:val="0"/>
@@ -4027,7 +4069,7 @@
             </w:pPr>
             <w:r>
               <w:rPr>
-                <w:rFonts w:ascii="Segoe UI" w:eastAsia="Segoe UI" w:hAnsi="Segoe UI" w:cs="Segoe UI" w:hint="default"/>
+                <w:rFonts w:hint="default" w:ascii="Segoe UI" w:hAnsi="Segoe UI" w:eastAsia="Segoe UI" w:cs="Segoe UI"/>
                 <w:i w:val="0"/>
                 <w:iCs w:val="0"/>
                 <w:caps w:val="0"/>
@@ -4046,9 +4088,14 @@
       </w:tr>
       <w:tr>
         <w:tblPrEx>
-          <w:tblW w:w="0" w:type="auto"/>
-          <w:tblInd w:w="0" w:type="dxa"/>
-          <w:shd w:val="clear" w:color="auto" w:fill="auto"/>
+          <w:tblBorders>
+            <w:top w:val="single" w:color="auto" w:sz="4" w:space="0"/>
+            <w:left w:val="single" w:color="auto" w:sz="4" w:space="0"/>
+            <w:bottom w:val="single" w:color="auto" w:sz="4" w:space="0"/>
+            <w:right w:val="single" w:color="auto" w:sz="4" w:space="0"/>
+            <w:insideH w:val="single" w:color="auto" w:sz="4" w:space="0"/>
+            <w:insideV w:val="single" w:color="auto" w:sz="4" w:space="0"/>
+          </w:tblBorders>
           <w:tblCellMar>
             <w:top w:w="15" w:type="dxa"/>
             <w:left w:w="15" w:type="dxa"/>
@@ -4077,7 +4124,7 @@
               <w:spacing w:line="300" w:lineRule="atLeast"/>
               <w:jc w:val="left"/>
               <w:rPr>
-                <w:rFonts w:ascii="Segoe UI" w:eastAsia="Segoe UI" w:hAnsi="Segoe UI" w:cs="Segoe UI" w:hint="default"/>
+                <w:rFonts w:hint="default" w:ascii="Segoe UI" w:hAnsi="Segoe UI" w:eastAsia="Segoe UI" w:cs="Segoe UI"/>
                 <w:i w:val="0"/>
                 <w:iCs w:val="0"/>
                 <w:caps w:val="0"/>
@@ -4089,8 +4136,8 @@
             </w:pPr>
             <w:r>
               <w:rPr>
-                <w:rStyle w:val="Strong"/>
-                <w:rFonts w:ascii="Segoe UI" w:eastAsia="Segoe UI" w:hAnsi="Segoe UI" w:cs="Segoe UI" w:hint="default"/>
+                <w:rStyle w:val="23"/>
+                <w:rFonts w:hint="default" w:ascii="Segoe UI" w:hAnsi="Segoe UI" w:eastAsia="Segoe UI" w:cs="Segoe UI"/>
                 <w:b/>
                 <w:bCs/>
                 <w:i w:val="0"/>
@@ -4129,7 +4176,7 @@
               <w:spacing w:line="300" w:lineRule="atLeast"/>
               <w:jc w:val="left"/>
               <w:rPr>
-                <w:rFonts w:ascii="Segoe UI" w:eastAsia="Segoe UI" w:hAnsi="Segoe UI" w:cs="Segoe UI" w:hint="default"/>
+                <w:rFonts w:hint="default" w:ascii="Segoe UI" w:hAnsi="Segoe UI" w:eastAsia="Segoe UI" w:cs="Segoe UI"/>
                 <w:i w:val="0"/>
                 <w:iCs w:val="0"/>
                 <w:caps w:val="0"/>
@@ -4141,7 +4188,7 @@
             </w:pPr>
             <w:r>
               <w:rPr>
-                <w:rFonts w:ascii="Segoe UI" w:eastAsia="Segoe UI" w:hAnsi="Segoe UI" w:cs="Segoe UI" w:hint="default"/>
+                <w:rFonts w:hint="default" w:ascii="Segoe UI" w:hAnsi="Segoe UI" w:eastAsia="Segoe UI" w:cs="Segoe UI"/>
                 <w:i w:val="0"/>
                 <w:iCs w:val="0"/>
                 <w:caps w:val="0"/>
@@ -4178,7 +4225,7 @@
               <w:spacing w:line="300" w:lineRule="atLeast"/>
               <w:jc w:val="left"/>
               <w:rPr>
-                <w:rFonts w:ascii="Segoe UI" w:eastAsia="Segoe UI" w:hAnsi="Segoe UI" w:cs="Segoe UI" w:hint="default"/>
+                <w:rFonts w:hint="default" w:ascii="Segoe UI" w:hAnsi="Segoe UI" w:eastAsia="Segoe UI" w:cs="Segoe UI"/>
                 <w:i w:val="0"/>
                 <w:iCs w:val="0"/>
                 <w:caps w:val="0"/>
@@ -4190,7 +4237,7 @@
             </w:pPr>
             <w:r>
               <w:rPr>
-                <w:rFonts w:ascii="Segoe UI" w:eastAsia="Segoe UI" w:hAnsi="Segoe UI" w:cs="Segoe UI" w:hint="default"/>
+                <w:rFonts w:hint="default" w:ascii="Segoe UI" w:hAnsi="Segoe UI" w:eastAsia="Segoe UI" w:cs="Segoe UI"/>
                 <w:i w:val="0"/>
                 <w:iCs w:val="0"/>
                 <w:caps w:val="0"/>
@@ -4227,7 +4274,7 @@
               <w:spacing w:line="300" w:lineRule="atLeast"/>
               <w:jc w:val="left"/>
               <w:rPr>
-                <w:rFonts w:ascii="Segoe UI" w:eastAsia="Segoe UI" w:hAnsi="Segoe UI" w:cs="Segoe UI" w:hint="default"/>
+                <w:rFonts w:hint="default" w:ascii="Segoe UI" w:hAnsi="Segoe UI" w:eastAsia="Segoe UI" w:cs="Segoe UI"/>
                 <w:i w:val="0"/>
                 <w:iCs w:val="0"/>
                 <w:caps w:val="0"/>
@@ -4239,7 +4286,7 @@
             </w:pPr>
             <w:r>
               <w:rPr>
-                <w:rFonts w:ascii="Segoe UI" w:eastAsia="Segoe UI" w:hAnsi="Segoe UI" w:cs="Segoe UI" w:hint="default"/>
+                <w:rFonts w:hint="default" w:ascii="Segoe UI" w:hAnsi="Segoe UI" w:eastAsia="Segoe UI" w:cs="Segoe UI"/>
                 <w:i w:val="0"/>
                 <w:iCs w:val="0"/>
                 <w:caps w:val="0"/>
@@ -4258,9 +4305,14 @@
       </w:tr>
       <w:tr>
         <w:tblPrEx>
-          <w:tblW w:w="0" w:type="auto"/>
-          <w:tblInd w:w="0" w:type="dxa"/>
-          <w:shd w:val="clear" w:color="auto" w:fill="auto"/>
+          <w:tblBorders>
+            <w:top w:val="single" w:color="auto" w:sz="4" w:space="0"/>
+            <w:left w:val="single" w:color="auto" w:sz="4" w:space="0"/>
+            <w:bottom w:val="single" w:color="auto" w:sz="4" w:space="0"/>
+            <w:right w:val="single" w:color="auto" w:sz="4" w:space="0"/>
+            <w:insideH w:val="single" w:color="auto" w:sz="4" w:space="0"/>
+            <w:insideV w:val="single" w:color="auto" w:sz="4" w:space="0"/>
+          </w:tblBorders>
           <w:tblCellMar>
             <w:top w:w="15" w:type="dxa"/>
             <w:left w:w="15" w:type="dxa"/>
@@ -4289,7 +4341,7 @@
               <w:spacing w:line="300" w:lineRule="atLeast"/>
               <w:jc w:val="left"/>
               <w:rPr>
-                <w:rFonts w:ascii="Segoe UI" w:eastAsia="Segoe UI" w:hAnsi="Segoe UI" w:cs="Segoe UI" w:hint="default"/>
+                <w:rFonts w:hint="default" w:ascii="Segoe UI" w:hAnsi="Segoe UI" w:eastAsia="Segoe UI" w:cs="Segoe UI"/>
                 <w:i w:val="0"/>
                 <w:iCs w:val="0"/>
                 <w:caps w:val="0"/>
@@ -4301,8 +4353,8 @@
             </w:pPr>
             <w:r>
               <w:rPr>
-                <w:rStyle w:val="Strong"/>
-                <w:rFonts w:ascii="Segoe UI" w:eastAsia="Segoe UI" w:hAnsi="Segoe UI" w:cs="Segoe UI" w:hint="default"/>
+                <w:rStyle w:val="23"/>
+                <w:rFonts w:hint="default" w:ascii="Segoe UI" w:hAnsi="Segoe UI" w:eastAsia="Segoe UI" w:cs="Segoe UI"/>
                 <w:b/>
                 <w:bCs/>
                 <w:i w:val="0"/>
@@ -4341,7 +4393,7 @@
               <w:spacing w:line="300" w:lineRule="atLeast"/>
               <w:jc w:val="left"/>
               <w:rPr>
-                <w:rFonts w:ascii="Segoe UI" w:eastAsia="Segoe UI" w:hAnsi="Segoe UI" w:cs="Segoe UI" w:hint="default"/>
+                <w:rFonts w:hint="default" w:ascii="Segoe UI" w:hAnsi="Segoe UI" w:eastAsia="Segoe UI" w:cs="Segoe UI"/>
                 <w:i w:val="0"/>
                 <w:iCs w:val="0"/>
                 <w:caps w:val="0"/>
@@ -4353,7 +4405,7 @@
             </w:pPr>
             <w:r>
               <w:rPr>
-                <w:rFonts w:ascii="Segoe UI" w:eastAsia="Segoe UI" w:hAnsi="Segoe UI" w:cs="Segoe UI" w:hint="default"/>
+                <w:rFonts w:hint="default" w:ascii="Segoe UI" w:hAnsi="Segoe UI" w:eastAsia="Segoe UI" w:cs="Segoe UI"/>
                 <w:i w:val="0"/>
                 <w:iCs w:val="0"/>
                 <w:caps w:val="0"/>
@@ -4390,7 +4442,7 @@
               <w:spacing w:line="300" w:lineRule="atLeast"/>
               <w:jc w:val="left"/>
               <w:rPr>
-                <w:rFonts w:ascii="Segoe UI" w:eastAsia="Segoe UI" w:hAnsi="Segoe UI" w:cs="Segoe UI" w:hint="default"/>
+                <w:rFonts w:hint="default" w:ascii="Segoe UI" w:hAnsi="Segoe UI" w:eastAsia="Segoe UI" w:cs="Segoe UI"/>
                 <w:i w:val="0"/>
                 <w:iCs w:val="0"/>
                 <w:caps w:val="0"/>
@@ -4402,7 +4454,7 @@
             </w:pPr>
             <w:r>
               <w:rPr>
-                <w:rFonts w:ascii="Segoe UI" w:eastAsia="Segoe UI" w:hAnsi="Segoe UI" w:cs="Segoe UI" w:hint="default"/>
+                <w:rFonts w:hint="default" w:ascii="Segoe UI" w:hAnsi="Segoe UI" w:eastAsia="Segoe UI" w:cs="Segoe UI"/>
                 <w:i w:val="0"/>
                 <w:iCs w:val="0"/>
                 <w:caps w:val="0"/>
@@ -4439,7 +4491,7 @@
               <w:spacing w:line="300" w:lineRule="atLeast"/>
               <w:jc w:val="left"/>
               <w:rPr>
-                <w:rFonts w:ascii="Segoe UI" w:eastAsia="Segoe UI" w:hAnsi="Segoe UI" w:cs="Segoe UI" w:hint="default"/>
+                <w:rFonts w:hint="default" w:ascii="Segoe UI" w:hAnsi="Segoe UI" w:eastAsia="Segoe UI" w:cs="Segoe UI"/>
                 <w:i w:val="0"/>
                 <w:iCs w:val="0"/>
                 <w:caps w:val="0"/>
@@ -4451,7 +4503,7 @@
             </w:pPr>
             <w:r>
               <w:rPr>
-                <w:rFonts w:ascii="Segoe UI" w:eastAsia="Segoe UI" w:hAnsi="Segoe UI" w:cs="Segoe UI" w:hint="default"/>
+                <w:rFonts w:hint="default" w:ascii="Segoe UI" w:hAnsi="Segoe UI" w:eastAsia="Segoe UI" w:cs="Segoe UI"/>
                 <w:i w:val="0"/>
                 <w:iCs w:val="0"/>
                 <w:caps w:val="0"/>
@@ -4471,173 +4523,173 @@
     </w:tbl>
     <w:p>
       <w:pPr>
-        <w:pStyle w:val="1"/>
+        <w:pStyle w:val="28"/>
         <w:bidi w:val="0"/>
         <w:rPr>
           <w:rFonts w:hint="default"/>
           <w:lang w:val="en-US" w:eastAsia="zh-CN"/>
         </w:rPr>
       </w:pPr>
-      <w:bookmarkStart w:id="8" w:name="_Toc1633"/>
+      <w:bookmarkStart w:id="7" w:name="_Toc31907"/>
       <w:r>
         <w:rPr>
           <w:rFonts w:hint="default"/>
           <w:lang w:val="en-US" w:eastAsia="zh-CN"/>
         </w:rPr>
         <w:t>培训组织与实施</w:t>
+      </w:r>
+      <w:bookmarkEnd w:id="7"/>
+    </w:p>
+    <w:p>
+      <w:pPr>
+        <w:pStyle w:val="29"/>
+        <w:rPr>
+          <w:rFonts w:hint="default"/>
+          <w:lang w:val="en-US" w:eastAsia="zh-CN"/>
+        </w:rPr>
+      </w:pPr>
+      <w:r>
+        <w:rPr>
+          <w:rFonts w:hint="default"/>
+          <w:lang w:val="en-US" w:eastAsia="zh-CN"/>
+        </w:rPr>
+        <w:t>领导支持与纪律：公司领导应重视并支持培训工作，各级管理者带头参与，确保培训的严肃性和出勤率。</w:t>
+      </w:r>
+    </w:p>
+    <w:p>
+      <w:pPr>
+        <w:pStyle w:val="29"/>
+        <w:rPr>
+          <w:rFonts w:hint="default"/>
+          <w:lang w:val="en-US" w:eastAsia="zh-CN"/>
+        </w:rPr>
+      </w:pPr>
+      <w:r>
+        <w:rPr>
+          <w:rFonts w:hint="default"/>
+          <w:lang w:val="en-US" w:eastAsia="zh-CN"/>
+        </w:rPr>
+        <w:t>师资选拔：根据培训项目要求，优先选拔内部业务骨干、技术专家担任讲师；必要时外聘专业讲师或机构。确保师资具备扎实的专业知识和实践经验。</w:t>
+      </w:r>
+    </w:p>
+    <w:p>
+      <w:pPr>
+        <w:pStyle w:val="29"/>
+        <w:rPr>
+          <w:rFonts w:hint="default"/>
+          <w:lang w:val="en-US" w:eastAsia="zh-CN"/>
+        </w:rPr>
+      </w:pPr>
+      <w:r>
+        <w:rPr>
+          <w:rFonts w:hint="default"/>
+          <w:lang w:val="en-US" w:eastAsia="zh-CN"/>
+        </w:rPr>
+        <w:t>教材准备：确保培训教材（含PPT、手册、案例等）内容准确、针对性强、难度适中，符合培训目标与学员水平。</w:t>
+      </w:r>
+    </w:p>
+    <w:p>
+      <w:pPr>
+        <w:pStyle w:val="29"/>
+        <w:rPr>
+          <w:rFonts w:hint="default"/>
+          <w:lang w:val="en-US" w:eastAsia="zh-CN"/>
+        </w:rPr>
+      </w:pPr>
+      <w:r>
+        <w:rPr>
+          <w:rFonts w:hint="default"/>
+          <w:lang w:val="en-US" w:eastAsia="zh-CN"/>
+        </w:rPr>
+        <w:t>训前动员：明确每次培训的目的、内容、要求及对工作的帮助，激发学员的学习积极性。</w:t>
+      </w:r>
+    </w:p>
+    <w:p>
+      <w:pPr>
+        <w:pStyle w:val="29"/>
+        <w:rPr>
+          <w:rFonts w:hint="default"/>
+          <w:lang w:val="en-US" w:eastAsia="zh-CN"/>
+        </w:rPr>
+      </w:pPr>
+      <w:r>
+        <w:rPr>
+          <w:rFonts w:hint="default"/>
+          <w:lang w:val="en-US" w:eastAsia="zh-CN"/>
+        </w:rPr>
+        <w:t>方法选择：灵活运用案例研讨、实战演练、讲授、工作指导、在线学习等多种方法，提升培训吸引力和实效性。</w:t>
+      </w:r>
+    </w:p>
+    <w:p>
+      <w:pPr>
+        <w:pStyle w:val="29"/>
+        <w:rPr>
+          <w:rFonts w:hint="default"/>
+          <w:lang w:val="en-US" w:eastAsia="zh-CN"/>
+        </w:rPr>
+      </w:pPr>
+      <w:r>
+        <w:rPr>
+          <w:rFonts w:hint="default"/>
+          <w:lang w:val="en-US" w:eastAsia="zh-CN"/>
+        </w:rPr>
+        <w:t>过程监控：人力部及培训组织者需监控培训进度与质量，保持与讲师、学员的沟通，及时解决出现的问题。</w:t>
+      </w:r>
+    </w:p>
+    <w:p>
+      <w:pPr>
+        <w:pStyle w:val="29"/>
+        <w:rPr>
+          <w:rFonts w:hint="default"/>
+          <w:lang w:val="en-US" w:eastAsia="zh-CN"/>
+        </w:rPr>
+      </w:pPr>
+      <w:r>
+        <w:rPr>
+          <w:rFonts w:hint="default"/>
+          <w:lang w:val="en-US" w:eastAsia="zh-CN"/>
+        </w:rPr>
+        <w:t>事务管理：妥善安排培训场地、设备、时间通知、经费控制、资料管理及后勤支持。</w:t>
+      </w:r>
+    </w:p>
+    <w:p>
+      <w:pPr>
+        <w:pStyle w:val="29"/>
+        <w:rPr>
+          <w:rFonts w:hint="default"/>
+          <w:lang w:val="en-US" w:eastAsia="zh-CN"/>
+        </w:rPr>
+      </w:pPr>
+      <w:r>
+        <w:rPr>
+          <w:rFonts w:hint="default"/>
+          <w:lang w:val="en-US" w:eastAsia="zh-CN"/>
+        </w:rPr>
+        <w:t>学员管理：做好考勤、纪律管理，关注学员学习状态与困难，营造积极的学习氛围。</w:t>
+      </w:r>
+    </w:p>
+    <w:p>
+      <w:pPr>
+        <w:pStyle w:val="28"/>
+        <w:bidi w:val="0"/>
+        <w:rPr>
+          <w:rFonts w:hint="default"/>
+          <w:lang w:val="en-US" w:eastAsia="zh-CN"/>
+        </w:rPr>
+      </w:pPr>
+      <w:bookmarkStart w:id="8" w:name="_Toc5647"/>
+      <w:r>
+        <w:rPr>
+          <w:rFonts w:hint="default"/>
+          <w:lang w:val="en-US" w:eastAsia="zh-CN"/>
+        </w:rPr>
+        <w:t>培训效果评估与改进</w:t>
       </w:r>
       <w:bookmarkEnd w:id="8"/>
     </w:p>
     <w:p>
       <w:pPr>
-        <w:pStyle w:val="a1"/>
-        <w:rPr>
-          <w:rFonts w:hint="default"/>
-          <w:lang w:val="en-US" w:eastAsia="zh-CN"/>
-        </w:rPr>
-      </w:pPr>
-      <w:r>
-        <w:rPr>
-          <w:rFonts w:hint="default"/>
-          <w:lang w:val="en-US" w:eastAsia="zh-CN"/>
-        </w:rPr>
-        <w:t>领导支持与纪律：公司领导应重视并支持培训工作，各级管理者带头参与，确保培训的严肃性和出勤率。</w:t>
-      </w:r>
-    </w:p>
-    <w:p>
-      <w:pPr>
-        <w:pStyle w:val="a1"/>
-        <w:rPr>
-          <w:rFonts w:hint="default"/>
-          <w:lang w:val="en-US" w:eastAsia="zh-CN"/>
-        </w:rPr>
-      </w:pPr>
-      <w:r>
-        <w:rPr>
-          <w:rFonts w:hint="default"/>
-          <w:lang w:val="en-US" w:eastAsia="zh-CN"/>
-        </w:rPr>
-        <w:t>师资选拔：根据培训项目要求，优先选拔内部业务骨干、技术专家担任讲师；必要时外聘专业讲师或机构。确保师资具备扎实的专业知识和实践经验。</w:t>
-      </w:r>
-    </w:p>
-    <w:p>
-      <w:pPr>
-        <w:pStyle w:val="a1"/>
-        <w:rPr>
-          <w:rFonts w:hint="default"/>
-          <w:lang w:val="en-US" w:eastAsia="zh-CN"/>
-        </w:rPr>
-      </w:pPr>
-      <w:r>
-        <w:rPr>
-          <w:rFonts w:hint="default"/>
-          <w:lang w:val="en-US" w:eastAsia="zh-CN"/>
-        </w:rPr>
-        <w:t>教材准备：确保培训教材（含PPT、手册、案例等）内容准确、针对性强、难度适中，符合培训目标与学员水平。</w:t>
-      </w:r>
-    </w:p>
-    <w:p>
-      <w:pPr>
-        <w:pStyle w:val="a1"/>
-        <w:rPr>
-          <w:rFonts w:hint="default"/>
-          <w:lang w:val="en-US" w:eastAsia="zh-CN"/>
-        </w:rPr>
-      </w:pPr>
-      <w:r>
-        <w:rPr>
-          <w:rFonts w:hint="default"/>
-          <w:lang w:val="en-US" w:eastAsia="zh-CN"/>
-        </w:rPr>
-        <w:t>训前动员：明确每次培训的目的、内容、要求及对工作的帮助，激发学员的学习积极性。</w:t>
-      </w:r>
-    </w:p>
-    <w:p>
-      <w:pPr>
-        <w:pStyle w:val="a1"/>
-        <w:rPr>
-          <w:rFonts w:hint="default"/>
-          <w:lang w:val="en-US" w:eastAsia="zh-CN"/>
-        </w:rPr>
-      </w:pPr>
-      <w:r>
-        <w:rPr>
-          <w:rFonts w:hint="default"/>
-          <w:lang w:val="en-US" w:eastAsia="zh-CN"/>
-        </w:rPr>
-        <w:t>方法选择：灵活运用案例研讨、实战演练、讲授、工作指导、在线学习等多种方法，提升培训吸引力和实效性。</w:t>
-      </w:r>
-    </w:p>
-    <w:p>
-      <w:pPr>
-        <w:pStyle w:val="a1"/>
-        <w:rPr>
-          <w:rFonts w:hint="default"/>
-          <w:lang w:val="en-US" w:eastAsia="zh-CN"/>
-        </w:rPr>
-      </w:pPr>
-      <w:r>
-        <w:rPr>
-          <w:rFonts w:hint="default"/>
-          <w:lang w:val="en-US" w:eastAsia="zh-CN"/>
-        </w:rPr>
-        <w:t>过程监控：人力部及培训组织者需监控培训进度与质量，保持与讲师、学员的沟通，及时解决出现的问题。</w:t>
-      </w:r>
-    </w:p>
-    <w:p>
-      <w:pPr>
-        <w:pStyle w:val="a1"/>
-        <w:rPr>
-          <w:rFonts w:hint="default"/>
-          <w:lang w:val="en-US" w:eastAsia="zh-CN"/>
-        </w:rPr>
-      </w:pPr>
-      <w:r>
-        <w:rPr>
-          <w:rFonts w:hint="default"/>
-          <w:lang w:val="en-US" w:eastAsia="zh-CN"/>
-        </w:rPr>
-        <w:t>事务管理：妥善安排培训场地、设备、时间通知、经费控制、资料管理及后勤支持。</w:t>
-      </w:r>
-    </w:p>
-    <w:p>
-      <w:pPr>
-        <w:pStyle w:val="a1"/>
-        <w:rPr>
-          <w:rFonts w:hint="default"/>
-          <w:lang w:val="en-US" w:eastAsia="zh-CN"/>
-        </w:rPr>
-      </w:pPr>
-      <w:r>
-        <w:rPr>
-          <w:rFonts w:hint="default"/>
-          <w:lang w:val="en-US" w:eastAsia="zh-CN"/>
-        </w:rPr>
-        <w:t>学员管理：做好考勤、纪律管理，关注学员学习状态与困难，营造积极的学习氛围。</w:t>
-      </w:r>
-    </w:p>
-    <w:p>
-      <w:pPr>
-        <w:pStyle w:val="1"/>
-        <w:bidi w:val="0"/>
-        <w:rPr>
-          <w:rFonts w:hint="default"/>
-          <w:lang w:val="en-US" w:eastAsia="zh-CN"/>
-        </w:rPr>
-      </w:pPr>
-      <w:bookmarkStart w:id="9" w:name="_Toc22350"/>
-      <w:r>
-        <w:rPr>
-          <w:rFonts w:hint="default"/>
-          <w:lang w:val="en-US" w:eastAsia="zh-CN"/>
-        </w:rPr>
-        <w:t>培训效果评估与改进</w:t>
-      </w:r>
-      <w:bookmarkEnd w:id="9"/>
-    </w:p>
-    <w:p>
-      <w:pPr>
-        <w:pStyle w:val="a1"/>
+        <w:pStyle w:val="29"/>
         <w:rPr>
           <w:rFonts w:hint="default"/>
           <w:lang w:val="en-US" w:eastAsia="zh-CN"/>
@@ -4653,7 +4705,7 @@
     </w:p>
     <w:p>
       <w:pPr>
-        <w:pStyle w:val="a1"/>
+        <w:pStyle w:val="29"/>
         <w:rPr>
           <w:rFonts w:hint="default"/>
           <w:lang w:val="en-US" w:eastAsia="zh-CN"/>
@@ -4669,7 +4721,7 @@
     </w:p>
     <w:p>
       <w:pPr>
-        <w:pStyle w:val="a1"/>
+        <w:pStyle w:val="29"/>
         <w:rPr>
           <w:rFonts w:hint="default"/>
           <w:lang w:val="en-US" w:eastAsia="zh-CN"/>
@@ -4685,7 +4737,7 @@
     </w:p>
     <w:p>
       <w:pPr>
-        <w:pStyle w:val="a1"/>
+        <w:pStyle w:val="29"/>
         <w:rPr>
           <w:rFonts w:hint="default"/>
           <w:lang w:val="en-US" w:eastAsia="zh-CN"/>
@@ -4701,7 +4753,7 @@
     </w:p>
     <w:p>
       <w:pPr>
-        <w:pStyle w:val="a1"/>
+        <w:pStyle w:val="29"/>
         <w:rPr>
           <w:rFonts w:hint="default"/>
           <w:lang w:val="en-US" w:eastAsia="zh-CN"/>
@@ -4717,7 +4769,7 @@
     </w:p>
     <w:p>
       <w:pPr>
-        <w:pStyle w:val="a1"/>
+        <w:pStyle w:val="29"/>
         <w:rPr>
           <w:rFonts w:hint="default"/>
           <w:lang w:val="en-US" w:eastAsia="zh-CN"/>
@@ -4733,7 +4785,7 @@
     </w:p>
     <w:p>
       <w:pPr>
-        <w:pStyle w:val="a1"/>
+        <w:pStyle w:val="29"/>
         <w:rPr>
           <w:rFonts w:hint="default"/>
           <w:lang w:val="en-US" w:eastAsia="zh-CN"/>
@@ -4749,7 +4801,7 @@
     </w:p>
     <w:p>
       <w:pPr>
-        <w:pStyle w:val="1"/>
+        <w:pStyle w:val="28"/>
         <w:keepNext w:val="0"/>
         <w:keepLines w:val="0"/>
         <w:pageBreakBefore w:val="0"/>
@@ -4769,7 +4821,7 @@
           <w:lang w:val="en-US" w:eastAsia="zh-CN"/>
         </w:rPr>
       </w:pPr>
-      <w:bookmarkStart w:id="10" w:name="_Toc6508"/>
+      <w:bookmarkStart w:id="9" w:name="_Toc24341"/>
       <w:r>
         <w:rPr>
           <w:rFonts w:hint="eastAsia"/>
@@ -4777,22 +4829,23 @@
         </w:rPr>
         <w:t>考核指标</w:t>
       </w:r>
-      <w:bookmarkEnd w:id="10"/>
+      <w:bookmarkEnd w:id="9"/>
     </w:p>
     <w:tbl>
       <w:tblPr>
-        <w:tblStyle w:val="TableNormal"/>
+        <w:tblStyle w:val="20"/>
         <w:tblW w:w="7675" w:type="dxa"/>
         <w:tblInd w:w="96" w:type="dxa"/>
         <w:tblBorders>
-          <w:top w:val="nil"/>
-          <w:left w:val="nil"/>
-          <w:bottom w:val="nil"/>
-          <w:right w:val="nil"/>
-          <w:insideH w:val="nil"/>
-          <w:insideV w:val="nil"/>
+          <w:top w:val="none" w:color="auto" w:sz="0" w:space="0"/>
+          <w:left w:val="none" w:color="auto" w:sz="0" w:space="0"/>
+          <w:bottom w:val="none" w:color="auto" w:sz="0" w:space="0"/>
+          <w:right w:val="none" w:color="auto" w:sz="0" w:space="0"/>
+          <w:insideH w:val="none" w:color="auto" w:sz="0" w:space="0"/>
+          <w:insideV w:val="none" w:color="auto" w:sz="0" w:space="0"/>
         </w:tblBorders>
         <w:shd w:val="clear" w:color="auto" w:fill="auto"/>
+        <w:tblLayout w:type="autofit"/>
         <w:tblCellMar>
           <w:top w:w="0" w:type="dxa"/>
           <w:left w:w="108" w:type="dxa"/>
@@ -4808,15 +4861,13 @@
       </w:tblGrid>
       <w:tr>
         <w:tblPrEx>
-          <w:tblW w:w="7675" w:type="dxa"/>
-          <w:tblInd w:w="96" w:type="dxa"/>
           <w:tblBorders>
-            <w:top w:val="nil"/>
-            <w:left w:val="nil"/>
-            <w:bottom w:val="nil"/>
-            <w:right w:val="nil"/>
-            <w:insideH w:val="nil"/>
-            <w:insideV w:val="nil"/>
+            <w:top w:val="none" w:color="auto" w:sz="0" w:space="0"/>
+            <w:left w:val="none" w:color="auto" w:sz="0" w:space="0"/>
+            <w:bottom w:val="none" w:color="auto" w:sz="0" w:space="0"/>
+            <w:right w:val="none" w:color="auto" w:sz="0" w:space="0"/>
+            <w:insideH w:val="none" w:color="auto" w:sz="0" w:space="0"/>
+            <w:insideV w:val="none" w:color="auto" w:sz="0" w:space="0"/>
           </w:tblBorders>
           <w:shd w:val="clear" w:color="auto" w:fill="auto"/>
           <w:tblCellMar>
@@ -4827,16 +4878,16 @@
           </w:tblCellMar>
         </w:tblPrEx>
         <w:trPr>
-          <w:trHeight w:val="493"/>
+          <w:trHeight w:val="493" w:hRule="atLeast"/>
         </w:trPr>
         <w:tc>
           <w:tcPr>
             <w:tcW w:w="1927" w:type="dxa"/>
             <w:tcBorders>
-              <w:top w:val="single" w:sz="4" w:space="0" w:color="000000"/>
-              <w:left w:val="single" w:sz="4" w:space="0" w:color="000000"/>
-              <w:bottom w:val="single" w:sz="4" w:space="0" w:color="000000"/>
-              <w:right w:val="single" w:sz="4" w:space="0" w:color="000000"/>
+              <w:top w:val="single" w:color="000000" w:sz="4" w:space="0"/>
+              <w:left w:val="single" w:color="000000" w:sz="4" w:space="0"/>
+              <w:bottom w:val="single" w:color="000000" w:sz="4" w:space="0"/>
+              <w:right w:val="single" w:color="000000" w:sz="4" w:space="0"/>
             </w:tcBorders>
             <w:shd w:val="clear" w:color="auto" w:fill="C0C0C0"/>
             <w:vAlign w:val="center"/>
@@ -4850,7 +4901,7 @@
               <w:jc w:val="center"/>
               <w:textAlignment w:val="center"/>
               <w:rPr>
-                <w:rFonts w:ascii="楷体_GB2312" w:eastAsia="楷体_GB2312" w:hAnsi="宋体" w:cs="楷体_GB2312" w:hint="default"/>
+                <w:rFonts w:hint="default" w:ascii="楷体_GB2312" w:hAnsi="宋体" w:eastAsia="楷体_GB2312" w:cs="楷体_GB2312"/>
                 <w:b/>
                 <w:bCs/>
                 <w:i w:val="0"/>
@@ -4863,7 +4914,7 @@
             </w:pPr>
             <w:r>
               <w:rPr>
-                <w:rFonts w:ascii="楷体_GB2312" w:eastAsia="楷体_GB2312" w:hAnsi="宋体" w:cs="楷体_GB2312" w:hint="default"/>
+                <w:rFonts w:hint="default" w:ascii="楷体_GB2312" w:hAnsi="宋体" w:eastAsia="楷体_GB2312" w:cs="楷体_GB2312"/>
                 <w:b/>
                 <w:bCs/>
                 <w:i w:val="0"/>
@@ -4884,10 +4935,10 @@
           <w:tcPr>
             <w:tcW w:w="888" w:type="dxa"/>
             <w:tcBorders>
-              <w:top w:val="single" w:sz="4" w:space="0" w:color="000000"/>
-              <w:left w:val="single" w:sz="4" w:space="0" w:color="000000"/>
-              <w:bottom w:val="single" w:sz="4" w:space="0" w:color="000000"/>
-              <w:right w:val="single" w:sz="4" w:space="0" w:color="000000"/>
+              <w:top w:val="single" w:color="000000" w:sz="4" w:space="0"/>
+              <w:left w:val="single" w:color="000000" w:sz="4" w:space="0"/>
+              <w:bottom w:val="single" w:color="000000" w:sz="4" w:space="0"/>
+              <w:right w:val="single" w:color="000000" w:sz="4" w:space="0"/>
             </w:tcBorders>
             <w:shd w:val="clear" w:color="auto" w:fill="C0C0C0"/>
             <w:vAlign w:val="center"/>
@@ -4901,7 +4952,7 @@
               <w:jc w:val="center"/>
               <w:textAlignment w:val="center"/>
               <w:rPr>
-                <w:rFonts w:ascii="楷体_GB2312" w:eastAsia="楷体_GB2312" w:hAnsi="宋体" w:cs="楷体_GB2312" w:hint="default"/>
+                <w:rFonts w:hint="default" w:ascii="楷体_GB2312" w:hAnsi="宋体" w:eastAsia="楷体_GB2312" w:cs="楷体_GB2312"/>
                 <w:b/>
                 <w:bCs/>
                 <w:i w:val="0"/>
@@ -4914,7 +4965,7 @@
             </w:pPr>
             <w:r>
               <w:rPr>
-                <w:rFonts w:ascii="楷体_GB2312" w:eastAsia="楷体_GB2312" w:hAnsi="宋体" w:cs="楷体_GB2312" w:hint="default"/>
+                <w:rFonts w:hint="default" w:ascii="楷体_GB2312" w:hAnsi="宋体" w:eastAsia="楷体_GB2312" w:cs="楷体_GB2312"/>
                 <w:b/>
                 <w:bCs/>
                 <w:i w:val="0"/>
@@ -4935,10 +4986,10 @@
           <w:tcPr>
             <w:tcW w:w="3552" w:type="dxa"/>
             <w:tcBorders>
-              <w:top w:val="single" w:sz="4" w:space="0" w:color="000000"/>
-              <w:left w:val="single" w:sz="4" w:space="0" w:color="000000"/>
-              <w:bottom w:val="single" w:sz="4" w:space="0" w:color="000000"/>
-              <w:right w:val="single" w:sz="4" w:space="0" w:color="000000"/>
+              <w:top w:val="single" w:color="000000" w:sz="4" w:space="0"/>
+              <w:left w:val="single" w:color="000000" w:sz="4" w:space="0"/>
+              <w:bottom w:val="single" w:color="000000" w:sz="4" w:space="0"/>
+              <w:right w:val="single" w:color="000000" w:sz="4" w:space="0"/>
             </w:tcBorders>
             <w:shd w:val="clear" w:color="auto" w:fill="C0C0C0"/>
             <w:vAlign w:val="center"/>
@@ -4952,7 +5003,7 @@
               <w:jc w:val="center"/>
               <w:textAlignment w:val="center"/>
               <w:rPr>
-                <w:rFonts w:ascii="楷体_GB2312" w:eastAsia="楷体_GB2312" w:hAnsi="宋体" w:cs="楷体_GB2312" w:hint="default"/>
+                <w:rFonts w:hint="default" w:ascii="楷体_GB2312" w:hAnsi="宋体" w:eastAsia="楷体_GB2312" w:cs="楷体_GB2312"/>
                 <w:b/>
                 <w:bCs/>
                 <w:i w:val="0"/>
@@ -4965,7 +5016,7 @@
             </w:pPr>
             <w:r>
               <w:rPr>
-                <w:rFonts w:ascii="楷体_GB2312" w:eastAsia="楷体_GB2312" w:hAnsi="宋体" w:cs="楷体_GB2312" w:hint="default"/>
+                <w:rFonts w:hint="default" w:ascii="楷体_GB2312" w:hAnsi="宋体" w:eastAsia="楷体_GB2312" w:cs="楷体_GB2312"/>
                 <w:b/>
                 <w:bCs/>
                 <w:i w:val="0"/>
@@ -4986,10 +5037,10 @@
           <w:tcPr>
             <w:tcW w:w="1308" w:type="dxa"/>
             <w:tcBorders>
-              <w:top w:val="single" w:sz="4" w:space="0" w:color="000000"/>
-              <w:left w:val="single" w:sz="4" w:space="0" w:color="000000"/>
-              <w:bottom w:val="single" w:sz="4" w:space="0" w:color="000000"/>
-              <w:right w:val="single" w:sz="4" w:space="0" w:color="000000"/>
+              <w:top w:val="single" w:color="000000" w:sz="4" w:space="0"/>
+              <w:left w:val="single" w:color="000000" w:sz="4" w:space="0"/>
+              <w:bottom w:val="single" w:color="000000" w:sz="4" w:space="0"/>
+              <w:right w:val="single" w:color="000000" w:sz="4" w:space="0"/>
             </w:tcBorders>
             <w:shd w:val="clear" w:color="auto" w:fill="C0C0C0"/>
             <w:vAlign w:val="center"/>
@@ -5003,7 +5054,7 @@
               <w:jc w:val="center"/>
               <w:textAlignment w:val="center"/>
               <w:rPr>
-                <w:rFonts w:ascii="楷体_GB2312" w:eastAsia="楷体_GB2312" w:hAnsi="宋体" w:cs="楷体_GB2312" w:hint="default"/>
+                <w:rFonts w:hint="default" w:ascii="楷体_GB2312" w:hAnsi="宋体" w:eastAsia="楷体_GB2312" w:cs="楷体_GB2312"/>
                 <w:b/>
                 <w:bCs/>
                 <w:i w:val="0"/>
@@ -5016,7 +5067,7 @@
             </w:pPr>
             <w:r>
               <w:rPr>
-                <w:rFonts w:ascii="楷体_GB2312" w:eastAsia="楷体_GB2312" w:hAnsi="宋体" w:cs="楷体_GB2312" w:hint="default"/>
+                <w:rFonts w:hint="default" w:ascii="楷体_GB2312" w:hAnsi="宋体" w:eastAsia="楷体_GB2312" w:cs="楷体_GB2312"/>
                 <w:b/>
                 <w:bCs/>
                 <w:i w:val="0"/>
@@ -5036,8 +5087,14 @@
       </w:tr>
       <w:tr>
         <w:tblPrEx>
-          <w:tblW w:w="7675" w:type="dxa"/>
-          <w:tblInd w:w="96" w:type="dxa"/>
+          <w:tblBorders>
+            <w:top w:val="none" w:color="auto" w:sz="0" w:space="0"/>
+            <w:left w:val="none" w:color="auto" w:sz="0" w:space="0"/>
+            <w:bottom w:val="none" w:color="auto" w:sz="0" w:space="0"/>
+            <w:right w:val="none" w:color="auto" w:sz="0" w:space="0"/>
+            <w:insideH w:val="none" w:color="auto" w:sz="0" w:space="0"/>
+            <w:insideV w:val="none" w:color="auto" w:sz="0" w:space="0"/>
+          </w:tblBorders>
           <w:shd w:val="clear" w:color="auto" w:fill="auto"/>
           <w:tblCellMar>
             <w:top w:w="0" w:type="dxa"/>
@@ -5047,16 +5104,16 @@
           </w:tblCellMar>
         </w:tblPrEx>
         <w:trPr>
-          <w:trHeight w:val="493"/>
+          <w:trHeight w:val="493" w:hRule="atLeast"/>
         </w:trPr>
         <w:tc>
           <w:tcPr>
             <w:tcW w:w="1927" w:type="dxa"/>
             <w:tcBorders>
-              <w:top w:val="single" w:sz="4" w:space="0" w:color="000000"/>
-              <w:left w:val="single" w:sz="4" w:space="0" w:color="000000"/>
-              <w:bottom w:val="single" w:sz="4" w:space="0" w:color="000000"/>
-              <w:right w:val="single" w:sz="4" w:space="0" w:color="000000"/>
+              <w:top w:val="single" w:color="000000" w:sz="4" w:space="0"/>
+              <w:left w:val="single" w:color="000000" w:sz="4" w:space="0"/>
+              <w:bottom w:val="single" w:color="000000" w:sz="4" w:space="0"/>
+              <w:right w:val="single" w:color="000000" w:sz="4" w:space="0"/>
             </w:tcBorders>
             <w:shd w:val="clear" w:color="auto" w:fill="auto"/>
             <w:vAlign w:val="center"/>
@@ -5070,7 +5127,7 @@
               <w:jc w:val="left"/>
               <w:textAlignment w:val="center"/>
               <w:rPr>
-                <w:rFonts w:ascii="楷体_GB2312" w:eastAsia="楷体_GB2312" w:hAnsi="宋体" w:cs="楷体_GB2312" w:hint="default"/>
+                <w:rFonts w:hint="default" w:ascii="楷体_GB2312" w:hAnsi="宋体" w:eastAsia="楷体_GB2312" w:cs="楷体_GB2312"/>
                 <w:b/>
                 <w:bCs/>
                 <w:i w:val="0"/>
@@ -5086,7 +5143,7 @@
             </w:pPr>
             <w:r>
               <w:rPr>
-                <w:rFonts w:ascii="宋体" w:eastAsia="宋体" w:hAnsi="宋体" w:cs="宋体" w:hint="eastAsia"/>
+                <w:rFonts w:hint="eastAsia" w:ascii="宋体" w:hAnsi="宋体" w:eastAsia="宋体" w:cs="宋体"/>
                 <w:i w:val="0"/>
                 <w:iCs w:val="0"/>
                 <w:snapToGrid w:val="0"/>
@@ -5105,10 +5162,10 @@
           <w:tcPr>
             <w:tcW w:w="888" w:type="dxa"/>
             <w:tcBorders>
-              <w:top w:val="single" w:sz="4" w:space="0" w:color="000000"/>
-              <w:left w:val="single" w:sz="4" w:space="0" w:color="000000"/>
-              <w:bottom w:val="single" w:sz="4" w:space="0" w:color="000000"/>
-              <w:right w:val="single" w:sz="4" w:space="0" w:color="000000"/>
+              <w:top w:val="single" w:color="000000" w:sz="4" w:space="0"/>
+              <w:left w:val="single" w:color="000000" w:sz="4" w:space="0"/>
+              <w:bottom w:val="single" w:color="000000" w:sz="4" w:space="0"/>
+              <w:right w:val="single" w:color="000000" w:sz="4" w:space="0"/>
             </w:tcBorders>
             <w:shd w:val="clear" w:color="auto" w:fill="auto"/>
             <w:vAlign w:val="center"/>
@@ -5122,7 +5179,7 @@
               <w:jc w:val="left"/>
               <w:textAlignment w:val="center"/>
               <w:rPr>
-                <w:rFonts w:ascii="楷体_GB2312" w:eastAsia="楷体_GB2312" w:hAnsi="宋体" w:cs="楷体_GB2312" w:hint="default"/>
+                <w:rFonts w:hint="default" w:ascii="楷体_GB2312" w:hAnsi="宋体" w:eastAsia="楷体_GB2312" w:cs="楷体_GB2312"/>
                 <w:b/>
                 <w:bCs/>
                 <w:i w:val="0"/>
@@ -5138,7 +5195,7 @@
             </w:pPr>
             <w:r>
               <w:rPr>
-                <w:rFonts w:ascii="宋体" w:eastAsia="宋体" w:hAnsi="宋体" w:cs="宋体" w:hint="eastAsia"/>
+                <w:rFonts w:hint="eastAsia" w:ascii="宋体" w:hAnsi="宋体" w:eastAsia="宋体" w:cs="宋体"/>
                 <w:i w:val="0"/>
                 <w:iCs w:val="0"/>
                 <w:snapToGrid w:val="0"/>
@@ -5157,10 +5214,10 @@
           <w:tcPr>
             <w:tcW w:w="3552" w:type="dxa"/>
             <w:tcBorders>
-              <w:top w:val="single" w:sz="4" w:space="0" w:color="000000"/>
-              <w:left w:val="single" w:sz="4" w:space="0" w:color="000000"/>
-              <w:bottom w:val="single" w:sz="4" w:space="0" w:color="000000"/>
-              <w:right w:val="single" w:sz="4" w:space="0" w:color="000000"/>
+              <w:top w:val="single" w:color="000000" w:sz="4" w:space="0"/>
+              <w:left w:val="single" w:color="000000" w:sz="4" w:space="0"/>
+              <w:bottom w:val="single" w:color="000000" w:sz="4" w:space="0"/>
+              <w:right w:val="single" w:color="000000" w:sz="4" w:space="0"/>
             </w:tcBorders>
             <w:shd w:val="clear" w:color="auto" w:fill="auto"/>
             <w:vAlign w:val="center"/>
@@ -5174,7 +5231,7 @@
               <w:jc w:val="left"/>
               <w:textAlignment w:val="center"/>
               <w:rPr>
-                <w:rFonts w:ascii="楷体_GB2312" w:eastAsia="楷体_GB2312" w:hAnsi="宋体" w:cs="楷体_GB2312" w:hint="default"/>
+                <w:rFonts w:hint="default" w:ascii="楷体_GB2312" w:hAnsi="宋体" w:eastAsia="楷体_GB2312" w:cs="楷体_GB2312"/>
                 <w:b/>
                 <w:bCs/>
                 <w:i w:val="0"/>
@@ -5190,7 +5247,7 @@
             </w:pPr>
             <w:r>
               <w:rPr>
-                <w:rFonts w:ascii="宋体" w:eastAsia="宋体" w:hAnsi="宋体" w:cs="宋体" w:hint="eastAsia"/>
+                <w:rFonts w:hint="eastAsia" w:ascii="宋体" w:hAnsi="宋体" w:eastAsia="宋体" w:cs="宋体"/>
                 <w:i w:val="0"/>
                 <w:iCs w:val="0"/>
                 <w:snapToGrid w:val="0"/>
@@ -5209,10 +5266,10 @@
           <w:tcPr>
             <w:tcW w:w="1308" w:type="dxa"/>
             <w:tcBorders>
-              <w:top w:val="single" w:sz="4" w:space="0" w:color="000000"/>
-              <w:left w:val="single" w:sz="4" w:space="0" w:color="000000"/>
-              <w:bottom w:val="single" w:sz="4" w:space="0" w:color="000000"/>
-              <w:right w:val="single" w:sz="4" w:space="0" w:color="000000"/>
+              <w:top w:val="single" w:color="000000" w:sz="4" w:space="0"/>
+              <w:left w:val="single" w:color="000000" w:sz="4" w:space="0"/>
+              <w:bottom w:val="single" w:color="000000" w:sz="4" w:space="0"/>
+              <w:right w:val="single" w:color="000000" w:sz="4" w:space="0"/>
             </w:tcBorders>
             <w:shd w:val="clear" w:color="auto" w:fill="auto"/>
             <w:vAlign w:val="center"/>
@@ -5226,7 +5283,7 @@
               <w:jc w:val="left"/>
               <w:textAlignment w:val="center"/>
               <w:rPr>
-                <w:rFonts w:ascii="楷体_GB2312" w:eastAsia="楷体_GB2312" w:hAnsi="宋体" w:cs="楷体_GB2312" w:hint="default"/>
+                <w:rFonts w:hint="default" w:ascii="楷体_GB2312" w:hAnsi="宋体" w:eastAsia="楷体_GB2312" w:cs="楷体_GB2312"/>
                 <w:b/>
                 <w:bCs/>
                 <w:i w:val="0"/>
@@ -5242,7 +5299,7 @@
             </w:pPr>
             <w:r>
               <w:rPr>
-                <w:rFonts w:ascii="宋体" w:eastAsia="宋体" w:hAnsi="宋体" w:cs="宋体" w:hint="eastAsia"/>
+                <w:rFonts w:hint="eastAsia" w:ascii="宋体" w:hAnsi="宋体" w:eastAsia="宋体" w:cs="宋体"/>
                 <w:i w:val="0"/>
                 <w:iCs w:val="0"/>
                 <w:snapToGrid w:val="0"/>
@@ -5261,14 +5318,14 @@
     </w:tbl>
     <w:p>
       <w:pPr>
-        <w:pStyle w:val="1"/>
+        <w:pStyle w:val="28"/>
         <w:bidi w:val="0"/>
         <w:rPr>
           <w:rFonts w:hint="default"/>
           <w:lang w:val="en-US" w:eastAsia="zh-CN"/>
         </w:rPr>
       </w:pPr>
-      <w:bookmarkStart w:id="11" w:name="_Toc8206"/>
+      <w:bookmarkStart w:id="10" w:name="_Toc5592"/>
       <w:r>
         <w:rPr>
           <w:rFonts w:hint="default"/>
@@ -5276,16 +5333,16 @@
         </w:rPr>
         <w:t>附则</w:t>
       </w:r>
-      <w:bookmarkEnd w:id="11"/>
+      <w:bookmarkEnd w:id="10"/>
     </w:p>
     <w:p>
       <w:pPr>
-        <w:pStyle w:val="a1"/>
+        <w:pStyle w:val="29"/>
         <w:numPr>
           <w:ilvl w:val="0"/>
           <w:numId w:val="3"/>
         </w:numPr>
-        <w:ind w:left="425" w:hanging="425" w:leftChars="0" w:firstLineChars="0"/>
+        <w:ind w:left="425" w:leftChars="0" w:hanging="425" w:firstLineChars="0"/>
         <w:rPr>
           <w:rFonts w:hint="default"/>
           <w:lang w:val="en-US" w:eastAsia="zh-CN"/>
@@ -5301,12 +5358,12 @@
     </w:p>
     <w:p>
       <w:pPr>
-        <w:pStyle w:val="a1"/>
+        <w:pStyle w:val="29"/>
         <w:numPr>
           <w:ilvl w:val="0"/>
           <w:numId w:val="3"/>
         </w:numPr>
-        <w:ind w:left="425" w:hanging="425" w:leftChars="0" w:firstLineChars="0"/>
+        <w:ind w:left="425" w:leftChars="0" w:hanging="425" w:firstLineChars="0"/>
         <w:rPr>
           <w:rFonts w:hint="default"/>
           <w:lang w:val="en-US" w:eastAsia="zh-CN"/>
@@ -5322,12 +5379,12 @@
     </w:p>
     <w:p>
       <w:pPr>
-        <w:pStyle w:val="a1"/>
+        <w:pStyle w:val="29"/>
         <w:numPr>
           <w:ilvl w:val="0"/>
           <w:numId w:val="3"/>
         </w:numPr>
-        <w:ind w:left="425" w:hanging="425" w:leftChars="0" w:firstLineChars="0"/>
+        <w:ind w:left="425" w:leftChars="0" w:hanging="425" w:firstLineChars="0"/>
         <w:rPr>
           <w:rFonts w:hint="default"/>
           <w:lang w:val="en-US" w:eastAsia="zh-CN"/>
@@ -5342,34 +5399,84 @@
       </w:r>
     </w:p>
     <w:sectPr>
-      <w:headerReference w:type="default" r:id="rId7"/>
-      <w:footerReference w:type="default" r:id="rId8"/>
+      <w:headerReference r:id="rId5" w:type="default"/>
+      <w:footerReference r:id="rId6" w:type="default"/>
       <w:pgSz w:w="11906" w:h="16838"/>
       <w:pgMar w:top="1417" w:right="1800" w:bottom="1440" w:left="1800" w:header="1140" w:footer="992" w:gutter="0"/>
-      <w:cols w:num="1" w:space="425"/>
+      <w:cols w:space="425" w:num="1"/>
       <w:docGrid w:type="lines" w:linePitch="312" w:charSpace="0"/>
     </w:sectPr>
   </w:body>
 </w:document>
 </file>
 
+<file path=word/endnotes.xml><?xml version="1.0" encoding="utf-8"?>
+<w:endnotes xmlns:wpc="http://schemas.microsoft.com/office/word/2010/wordprocessingCanvas" xmlns:mc="http://schemas.openxmlformats.org/markup-compatibility/2006" xmlns:o="urn:schemas-microsoft-com:office:office" xmlns:r="http://schemas.openxmlformats.org/officeDocument/2006/relationships" xmlns:m="http://schemas.openxmlformats.org/officeDocument/2006/math" xmlns:v="urn:schemas-microsoft-com:vml" xmlns:wp14="http://schemas.microsoft.com/office/word/2010/wordprocessingDrawing" xmlns:wp="http://schemas.openxmlformats.org/drawingml/2006/wordprocessingDrawing" xmlns:w="http://schemas.openxmlformats.org/wordprocessingml/2006/main" xmlns:w14="http://schemas.microsoft.com/office/word/2010/wordml" xmlns:w15="http://schemas.microsoft.com/office/word/2012/wordml" xmlns:w10="urn:schemas-microsoft-com:office:word" xmlns:wpg="http://schemas.microsoft.com/office/word/2010/wordprocessingGroup" xmlns:wpi="http://schemas.microsoft.com/office/word/2010/wordprocessingInk" xmlns:wne="http://schemas.microsoft.com/office/word/2006/wordml" xmlns:wps="http://schemas.microsoft.com/office/word/2010/wordprocessingShape" xmlns:wpsCustomData="http://www.wps.cn/officeDocument/2013/wpsCustomData" mc:Ignorable="w14 w15 wp14">
+  <w:endnote w:type="separator" w:id="0">
+    <w:p>
+      <w:pPr>
+        <w:spacing w:line="240" w:lineRule="auto"/>
+      </w:pPr>
+      <w:r>
+        <w:separator/>
+      </w:r>
+    </w:p>
+  </w:endnote>
+  <w:endnote w:type="continuationSeparator" w:id="1">
+    <w:p>
+      <w:pPr>
+        <w:spacing w:line="240" w:lineRule="auto"/>
+      </w:pPr>
+      <w:r>
+        <w:continuationSeparator/>
+      </w:r>
+    </w:p>
+  </w:endnote>
+</w:endnotes>
+</file>
+
 <file path=word/footer1.xml><?xml version="1.0" encoding="utf-8"?>
-<w:ftr xmlns:wpc="http://schemas.microsoft.com/office/word/2010/wordprocessingCanvas" xmlns:mc="http://schemas.openxmlformats.org/markup-compatibility/2006" xmlns:o="urn:schemas-microsoft-com:office:office" xmlns:r="http://schemas.openxmlformats.org/officeDocument/2006/relationships" xmlns:m="http://schemas.openxmlformats.org/officeDocument/2006/math" xmlns:v="urn:schemas-microsoft-com:vml" xmlns:wp14="http://schemas.microsoft.com/office/word/2010/wordprocessingDrawing" xmlns:wp="http://schemas.openxmlformats.org/drawingml/2006/wordprocessingDrawing" xmlns:w10="urn:schemas-microsoft-com:office:word" xmlns:w="http://schemas.openxmlformats.org/wordprocessingml/2006/main" xmlns:w14="http://schemas.microsoft.com/office/word/2010/wordml" xmlns:w15="http://schemas.microsoft.com/office/word/2012/wordml" xmlns:wne="http://schemas.microsoft.com/office/word/2006/wordml" xmlns:wpg="http://schemas.microsoft.com/office/word/2010/wordprocessingGroup" xmlns:wpi="http://schemas.microsoft.com/office/word/2010/wordprocessingInk" xmlns:wps="http://schemas.microsoft.com/office/word/2010/wordprocessingShape" mc:Ignorable="w14 w15 wp14">
+<w:ftr xmlns:wpc="http://schemas.microsoft.com/office/word/2010/wordprocessingCanvas" xmlns:mc="http://schemas.openxmlformats.org/markup-compatibility/2006" xmlns:o="urn:schemas-microsoft-com:office:office" xmlns:r="http://schemas.openxmlformats.org/officeDocument/2006/relationships" xmlns:m="http://schemas.openxmlformats.org/officeDocument/2006/math" xmlns:v="urn:schemas-microsoft-com:vml" xmlns:wp14="http://schemas.microsoft.com/office/word/2010/wordprocessingDrawing" xmlns:wp="http://schemas.openxmlformats.org/drawingml/2006/wordprocessingDrawing" xmlns:w10="urn:schemas-microsoft-com:office:word" xmlns:w="http://schemas.openxmlformats.org/wordprocessingml/2006/main" xmlns:w14="http://schemas.microsoft.com/office/word/2010/wordml" xmlns:w15="http://schemas.microsoft.com/office/word/2012/wordml" xmlns:wpg="http://schemas.microsoft.com/office/word/2010/wordprocessingGroup" xmlns:wpi="http://schemas.microsoft.com/office/word/2010/wordprocessingInk" xmlns:wne="http://schemas.microsoft.com/office/word/2006/wordml" xmlns:wps="http://schemas.microsoft.com/office/word/2010/wordprocessingShape" xmlns:wpsCustomData="http://www.wps.cn/officeDocument/2013/wpsCustomData" mc:Ignorable="w14 w15 wp14">
   <w:p>
     <w:pPr>
-      <w:pStyle w:val="Footer"/>
+      <w:pStyle w:val="14"/>
     </w:pPr>
   </w:p>
 </w:ftr>
 </file>
 
+<file path=word/footnotes.xml><?xml version="1.0" encoding="utf-8"?>
+<w:footnotes xmlns:wpc="http://schemas.microsoft.com/office/word/2010/wordprocessingCanvas" xmlns:mc="http://schemas.openxmlformats.org/markup-compatibility/2006" xmlns:o="urn:schemas-microsoft-com:office:office" xmlns:r="http://schemas.openxmlformats.org/officeDocument/2006/relationships" xmlns:m="http://schemas.openxmlformats.org/officeDocument/2006/math" xmlns:v="urn:schemas-microsoft-com:vml" xmlns:wp14="http://schemas.microsoft.com/office/word/2010/wordprocessingDrawing" xmlns:wp="http://schemas.openxmlformats.org/drawingml/2006/wordprocessingDrawing" xmlns:w="http://schemas.openxmlformats.org/wordprocessingml/2006/main" xmlns:w14="http://schemas.microsoft.com/office/word/2010/wordml" xmlns:w15="http://schemas.microsoft.com/office/word/2012/wordml" xmlns:w10="urn:schemas-microsoft-com:office:word" xmlns:wpg="http://schemas.microsoft.com/office/word/2010/wordprocessingGroup" xmlns:wpi="http://schemas.microsoft.com/office/word/2010/wordprocessingInk" xmlns:wne="http://schemas.microsoft.com/office/word/2006/wordml" xmlns:wps="http://schemas.microsoft.com/office/word/2010/wordprocessingShape" xmlns:wpsCustomData="http://www.wps.cn/officeDocument/2013/wpsCustomData" mc:Ignorable="w14 w15 wp14">
+  <w:footnote w:type="separator" w:id="0">
+    <w:p>
+      <w:pPr>
+        <w:spacing w:line="360" w:lineRule="auto"/>
+      </w:pPr>
+      <w:r>
+        <w:separator/>
+      </w:r>
+    </w:p>
+  </w:footnote>
+  <w:footnote w:type="continuationSeparator" w:id="1">
+    <w:p>
+      <w:pPr>
+        <w:spacing w:line="360" w:lineRule="auto"/>
+      </w:pPr>
+      <w:r>
+        <w:continuationSeparator/>
+      </w:r>
+    </w:p>
+  </w:footnote>
+</w:footnotes>
+</file>
+
 <file path=word/header1.xml><?xml version="1.0" encoding="utf-8"?>
-<w:hdr xmlns:wpc="http://schemas.microsoft.com/office/word/2010/wordprocessingCanvas" xmlns:mc="http://schemas.openxmlformats.org/markup-compatibility/2006" xmlns:o="urn:schemas-microsoft-com:office:office" xmlns:r="http://schemas.openxmlformats.org/officeDocument/2006/relationships" xmlns:m="http://schemas.openxmlformats.org/officeDocument/2006/math" xmlns:v="urn:schemas-microsoft-com:vml" xmlns:wp14="http://schemas.microsoft.com/office/word/2010/wordprocessingDrawing" xmlns:wp="http://schemas.openxmlformats.org/drawingml/2006/wordprocessingDrawing" xmlns:w10="urn:schemas-microsoft-com:office:word" xmlns:w="http://schemas.openxmlformats.org/wordprocessingml/2006/main" xmlns:w14="http://schemas.microsoft.com/office/word/2010/wordml" xmlns:w15="http://schemas.microsoft.com/office/word/2012/wordml" xmlns:wne="http://schemas.microsoft.com/office/word/2006/wordml" xmlns:wpg="http://schemas.microsoft.com/office/word/2010/wordprocessingGroup" xmlns:wpi="http://schemas.microsoft.com/office/word/2010/wordprocessingInk" xmlns:wps="http://schemas.microsoft.com/office/word/2010/wordprocessingShape" mc:Ignorable="w14 w15 wp14">
+<w:hdr xmlns:wpc="http://schemas.microsoft.com/office/word/2010/wordprocessingCanvas" xmlns:mc="http://schemas.openxmlformats.org/markup-compatibility/2006" xmlns:o="urn:schemas-microsoft-com:office:office" xmlns:r="http://schemas.openxmlformats.org/officeDocument/2006/relationships" xmlns:m="http://schemas.openxmlformats.org/officeDocument/2006/math" xmlns:v="urn:schemas-microsoft-com:vml" xmlns:wp14="http://schemas.microsoft.com/office/word/2010/wordprocessingDrawing" xmlns:wp="http://schemas.openxmlformats.org/drawingml/2006/wordprocessingDrawing" xmlns:w10="urn:schemas-microsoft-com:office:word" xmlns:w="http://schemas.openxmlformats.org/wordprocessingml/2006/main" xmlns:w14="http://schemas.microsoft.com/office/word/2010/wordml" xmlns:w15="http://schemas.microsoft.com/office/word/2012/wordml" xmlns:wpg="http://schemas.microsoft.com/office/word/2010/wordprocessingGroup" xmlns:wpi="http://schemas.microsoft.com/office/word/2010/wordprocessingInk" xmlns:wne="http://schemas.microsoft.com/office/word/2006/wordml" xmlns:wps="http://schemas.microsoft.com/office/word/2010/wordprocessingShape" xmlns:wpsCustomData="http://www.wps.cn/officeDocument/2013/wpsCustomData" mc:Ignorable="w14 w15 wp14">
   <w:p>
     <w:pPr>
-      <w:pStyle w:val="Header"/>
+      <w:pStyle w:val="15"/>
       <w:pBdr>
-        <w:bottom w:val="single" w:sz="4" w:space="1" w:color="auto"/>
+        <w:bottom w:val="single" w:color="auto" w:sz="4" w:space="1"/>
       </w:pBdr>
       <w:tabs>
         <w:tab w:val="left" w:pos="335"/>
@@ -5377,27 +5484,27 @@
       </w:tabs>
       <w:jc w:val="right"/>
       <w:rPr>
-        <w:rFonts w:eastAsiaTheme="minorEastAsia" w:hint="eastAsia"/>
+        <w:rFonts w:hint="eastAsia" w:eastAsiaTheme="minorEastAsia"/>
         <w:lang w:eastAsia="zh-CN"/>
       </w:rPr>
     </w:pPr>
     <w:r>
       <w:rPr>
-        <w:rFonts w:eastAsiaTheme="minorEastAsia" w:hint="eastAsia"/>
+        <w:rFonts w:hint="eastAsia" w:eastAsiaTheme="minorEastAsia"/>
         <w:lang w:val="en-US" w:eastAsia="zh-CN"/>
       </w:rPr>
       <w:tab/>
     </w:r>
     <w:r>
       <w:rPr>
-        <w:rFonts w:eastAsiaTheme="minorEastAsia" w:hint="eastAsia"/>
+        <w:rFonts w:hint="eastAsia" w:eastAsiaTheme="minorEastAsia"/>
         <w:lang w:val="en-US" w:eastAsia="zh-CN"/>
       </w:rPr>
       <w:tab/>
     </w:r>
     <w:r>
       <w:rPr>
-        <w:rFonts w:eastAsiaTheme="minorEastAsia" w:hint="eastAsia"/>
+        <w:rFonts w:hint="eastAsia" w:eastAsiaTheme="minorEastAsia"/>
         <w:lang w:val="en-US" w:eastAsia="zh-CN"/>
       </w:rPr>
       <w:t>江西通信产业服务有限公司</w:t>
@@ -5407,12 +5514,12 @@
 </file>
 
 <file path=word/numbering.xml><?xml version="1.0" encoding="utf-8"?>
-<w:numbering xmlns:wpc="http://schemas.microsoft.com/office/word/2010/wordprocessingCanvas" xmlns:mc="http://schemas.openxmlformats.org/markup-compatibility/2006" xmlns:o="urn:schemas-microsoft-com:office:office" xmlns:r="http://schemas.openxmlformats.org/officeDocument/2006/relationships" xmlns:m="http://schemas.openxmlformats.org/officeDocument/2006/math" xmlns:v="urn:schemas-microsoft-com:vml" xmlns:wp14="http://schemas.microsoft.com/office/word/2010/wordprocessingDrawing" xmlns:wp="http://schemas.openxmlformats.org/drawingml/2006/wordprocessingDrawing" xmlns:w10="urn:schemas-microsoft-com:office:word" xmlns:w="http://schemas.openxmlformats.org/wordprocessingml/2006/main" xmlns:w14="http://schemas.microsoft.com/office/word/2010/wordml" xmlns:w15="http://schemas.microsoft.com/office/word/2012/wordml" xmlns:wne="http://schemas.microsoft.com/office/word/2006/wordml" xmlns:wpg="http://schemas.microsoft.com/office/word/2010/wordprocessingGroup" xmlns:wpi="http://schemas.microsoft.com/office/word/2010/wordprocessingInk" xmlns:wps="http://schemas.microsoft.com/office/word/2010/wordprocessingShape" mc:Ignorable="w14 w15 wp14">
+<w:numbering xmlns:wpc="http://schemas.microsoft.com/office/word/2010/wordprocessingCanvas" xmlns:mc="http://schemas.openxmlformats.org/markup-compatibility/2006" xmlns:o="urn:schemas-microsoft-com:office:office" xmlns:r="http://schemas.openxmlformats.org/officeDocument/2006/relationships" xmlns:m="http://schemas.openxmlformats.org/officeDocument/2006/math" xmlns:v="urn:schemas-microsoft-com:vml" xmlns:wp14="http://schemas.microsoft.com/office/word/2010/wordprocessingDrawing" xmlns:wp="http://schemas.openxmlformats.org/drawingml/2006/wordprocessingDrawing" xmlns:w10="urn:schemas-microsoft-com:office:word" xmlns:w="http://schemas.openxmlformats.org/wordprocessingml/2006/main" xmlns:w14="http://schemas.microsoft.com/office/word/2010/wordml" xmlns:wpg="http://schemas.microsoft.com/office/word/2010/wordprocessingGroup" xmlns:wpi="http://schemas.microsoft.com/office/word/2010/wordprocessingInk" xmlns:wne="http://schemas.microsoft.com/office/word/2006/wordml" xmlns:wps="http://schemas.microsoft.com/office/word/2010/wordprocessingShape" xmlns:wpsCustomData="http://www.wps.cn/officeDocument/2013/wpsCustomData" mc:Ignorable="w14 wp14">
   <w:abstractNum w:abstractNumId="0">
     <w:nsid w:val="8C9C0A9E"/>
     <w:multiLevelType w:val="singleLevel"/>
     <w:tmpl w:val="8C9C0A9E"/>
-    <w:lvl w:ilvl="0">
+    <w:lvl w:ilvl="0" w:tentative="0">
       <w:start w:val="1"/>
       <w:numFmt w:val="decimal"/>
       <w:lvlText w:val="%1."/>
@@ -5429,10 +5536,10 @@
     <w:nsid w:val="8E964DCE"/>
     <w:multiLevelType w:val="multilevel"/>
     <w:tmpl w:val="8E964DCE"/>
-    <w:lvl w:ilvl="0">
+    <w:lvl w:ilvl="0" w:tentative="0">
       <w:start w:val="1"/>
       <w:numFmt w:val="decimal"/>
-      <w:pStyle w:val="Heading1"/>
+      <w:pStyle w:val="2"/>
       <w:lvlText w:val="%1."/>
       <w:lvlJc w:val="left"/>
       <w:pPr>
@@ -5442,10 +5549,10 @@
         <w:rFonts w:hint="default"/>
       </w:rPr>
     </w:lvl>
-    <w:lvl w:ilvl="1">
+    <w:lvl w:ilvl="1" w:tentative="0">
       <w:start w:val="1"/>
       <w:numFmt w:val="decimal"/>
-      <w:pStyle w:val="Heading2"/>
+      <w:pStyle w:val="3"/>
       <w:lvlText w:val="%1.%2."/>
       <w:lvlJc w:val="left"/>
       <w:pPr>
@@ -5455,10 +5562,10 @@
         <w:rFonts w:hint="default"/>
       </w:rPr>
     </w:lvl>
-    <w:lvl w:ilvl="2">
+    <w:lvl w:ilvl="2" w:tentative="0">
       <w:start w:val="1"/>
       <w:numFmt w:val="decimal"/>
-      <w:pStyle w:val="Heading3"/>
+      <w:pStyle w:val="4"/>
       <w:lvlText w:val="%1.%2.%3."/>
       <w:lvlJc w:val="left"/>
       <w:pPr>
@@ -5468,10 +5575,10 @@
         <w:rFonts w:hint="default"/>
       </w:rPr>
     </w:lvl>
-    <w:lvl w:ilvl="3">
+    <w:lvl w:ilvl="3" w:tentative="0">
       <w:start w:val="1"/>
       <w:numFmt w:val="decimal"/>
-      <w:pStyle w:val="Heading4"/>
+      <w:pStyle w:val="5"/>
       <w:lvlText w:val="%1.%2.%3.%4."/>
       <w:lvlJc w:val="left"/>
       <w:pPr>
@@ -5481,10 +5588,10 @@
         <w:rFonts w:hint="default"/>
       </w:rPr>
     </w:lvl>
-    <w:lvl w:ilvl="4">
+    <w:lvl w:ilvl="4" w:tentative="0">
       <w:start w:val="1"/>
       <w:numFmt w:val="decimal"/>
-      <w:pStyle w:val="Heading5"/>
+      <w:pStyle w:val="6"/>
       <w:lvlText w:val="%1.%2.%3.%4.%5."/>
       <w:lvlJc w:val="left"/>
       <w:pPr>
@@ -5494,10 +5601,10 @@
         <w:rFonts w:hint="default"/>
       </w:rPr>
     </w:lvl>
-    <w:lvl w:ilvl="5">
+    <w:lvl w:ilvl="5" w:tentative="0">
       <w:start w:val="1"/>
       <w:numFmt w:val="decimal"/>
-      <w:pStyle w:val="Heading6"/>
+      <w:pStyle w:val="7"/>
       <w:lvlText w:val="%1.%2.%3.%4.%5.%6."/>
       <w:lvlJc w:val="left"/>
       <w:pPr>
@@ -5507,10 +5614,10 @@
         <w:rFonts w:hint="default"/>
       </w:rPr>
     </w:lvl>
-    <w:lvl w:ilvl="6">
+    <w:lvl w:ilvl="6" w:tentative="0">
       <w:start w:val="1"/>
       <w:numFmt w:val="decimal"/>
-      <w:pStyle w:val="Heading7"/>
+      <w:pStyle w:val="8"/>
       <w:lvlText w:val="%1.%2.%3.%4.%5.%6.%7."/>
       <w:lvlJc w:val="left"/>
       <w:pPr>
@@ -5520,10 +5627,10 @@
         <w:rFonts w:hint="default"/>
       </w:rPr>
     </w:lvl>
-    <w:lvl w:ilvl="7">
+    <w:lvl w:ilvl="7" w:tentative="0">
       <w:start w:val="1"/>
       <w:numFmt w:val="decimal"/>
-      <w:pStyle w:val="Heading8"/>
+      <w:pStyle w:val="9"/>
       <w:lvlText w:val="%1.%2.%3.%4.%5.%6.%7.%8."/>
       <w:lvlJc w:val="left"/>
       <w:pPr>
@@ -5533,10 +5640,10 @@
         <w:rFonts w:hint="default"/>
       </w:rPr>
     </w:lvl>
-    <w:lvl w:ilvl="8">
+    <w:lvl w:ilvl="8" w:tentative="0">
       <w:start w:val="1"/>
       <w:numFmt w:val="decimal"/>
-      <w:pStyle w:val="Heading9"/>
+      <w:pStyle w:val="10"/>
       <w:lvlText w:val="%1.%2.%3.%4.%5.%6.%7.%8.%9."/>
       <w:lvlJc w:val="left"/>
       <w:pPr>
@@ -5551,7 +5658,7 @@
     <w:nsid w:val="0F1C296F"/>
     <w:multiLevelType w:val="singleLevel"/>
     <w:tmpl w:val="0F1C296F"/>
-    <w:lvl w:ilvl="0">
+    <w:lvl w:ilvl="0" w:tentative="0">
       <w:start w:val="1"/>
       <w:numFmt w:val="decimal"/>
       <w:lvlText w:val="%1."/>
@@ -5577,267 +5684,269 @@
 </file>
 
 <file path=word/styles.xml><?xml version="1.0" encoding="utf-8"?>
-<w:styles xmlns:mc="http://schemas.openxmlformats.org/markup-compatibility/2006" xmlns:r="http://schemas.openxmlformats.org/officeDocument/2006/relationships" xmlns:w="http://schemas.openxmlformats.org/wordprocessingml/2006/main" xmlns:w14="http://schemas.microsoft.com/office/word/2010/wordml" xmlns:w15="http://schemas.microsoft.com/office/word/2012/wordml" mc:Ignorable="w14 w15">
+<w:styles xmlns:mc="http://schemas.openxmlformats.org/markup-compatibility/2006" xmlns:o="urn:schemas-microsoft-com:office:office" xmlns:r="http://schemas.openxmlformats.org/officeDocument/2006/relationships" xmlns:m="http://schemas.openxmlformats.org/officeDocument/2006/math" xmlns:v="urn:schemas-microsoft-com:vml" xmlns:w="http://schemas.openxmlformats.org/wordprocessingml/2006/main" xmlns:w14="http://schemas.microsoft.com/office/word/2010/wordml" xmlns:w10="urn:schemas-microsoft-com:office:word" xmlns:sl="http://schemas.openxmlformats.org/schemaLibrary/2006/main" xmlns:wpsCustomData="http://www.wps.cn/officeDocument/2013/wpsCustomData" mc:Ignorable="w14">
   <w:docDefaults>
     <w:rPrDefault>
       <w:rPr>
-        <w:rFonts w:ascii="Times New Roman" w:eastAsia="宋体" w:hAnsi="Times New Roman" w:cs="Times New Roman"/>
+        <w:rFonts w:ascii="Times New Roman" w:hAnsi="Times New Roman" w:eastAsia="宋体" w:cs="Times New Roman"/>
       </w:rPr>
     </w:rPrDefault>
     <w:pPrDefault/>
   </w:docDefaults>
-  <w:latentStyles w:defLockedState="0" w:defUIPriority="99" w:defSemiHidden="1" w:defUnhideWhenUsed="1" w:defQFormat="0" w:count="260">
-    <w:lsdException w:name="Normal" w:semiHidden="0" w:uiPriority="0" w:unhideWhenUsed="0" w:qFormat="1"/>
-    <w:lsdException w:name="heading 1" w:semiHidden="0" w:uiPriority="0" w:unhideWhenUsed="0" w:qFormat="1"/>
-    <w:lsdException w:name="heading 2" w:semiHidden="0" w:uiPriority="0" w:qFormat="1"/>
-    <w:lsdException w:name="heading 3" w:uiPriority="0" w:qFormat="1"/>
-    <w:lsdException w:name="heading 4" w:semiHidden="0" w:uiPriority="0" w:qFormat="1"/>
-    <w:lsdException w:name="heading 5" w:uiPriority="0" w:qFormat="1"/>
-    <w:lsdException w:name="heading 6" w:uiPriority="0" w:qFormat="1"/>
-    <w:lsdException w:name="heading 7" w:uiPriority="0" w:qFormat="1"/>
-    <w:lsdException w:name="heading 8" w:uiPriority="0" w:qFormat="1"/>
-    <w:lsdException w:name="heading 9" w:uiPriority="0" w:qFormat="1"/>
-    <w:lsdException w:name="index 1" w:semiHidden="0" w:uiPriority="0" w:unhideWhenUsed="0"/>
-    <w:lsdException w:name="index 2" w:semiHidden="0" w:uiPriority="0" w:unhideWhenUsed="0"/>
-    <w:lsdException w:name="index 3" w:semiHidden="0" w:uiPriority="0" w:unhideWhenUsed="0"/>
-    <w:lsdException w:name="index 4" w:semiHidden="0" w:uiPriority="0" w:unhideWhenUsed="0"/>
-    <w:lsdException w:name="index 5" w:semiHidden="0" w:uiPriority="0" w:unhideWhenUsed="0"/>
-    <w:lsdException w:name="index 6" w:semiHidden="0" w:uiPriority="0" w:unhideWhenUsed="0"/>
-    <w:lsdException w:name="index 7" w:semiHidden="0" w:uiPriority="0" w:unhideWhenUsed="0"/>
-    <w:lsdException w:name="index 8" w:semiHidden="0" w:uiPriority="0" w:unhideWhenUsed="0"/>
-    <w:lsdException w:name="index 9" w:semiHidden="0" w:uiPriority="0" w:unhideWhenUsed="0"/>
-    <w:lsdException w:name="toc 1" w:semiHidden="0" w:uiPriority="0" w:unhideWhenUsed="0" w:qFormat="1"/>
-    <w:lsdException w:name="toc 2" w:semiHidden="0" w:uiPriority="0" w:unhideWhenUsed="0" w:qFormat="1"/>
-    <w:lsdException w:name="toc 3" w:semiHidden="0" w:uiPriority="0" w:unhideWhenUsed="0" w:qFormat="1"/>
-    <w:lsdException w:name="toc 4" w:semiHidden="0" w:uiPriority="0" w:unhideWhenUsed="0"/>
-    <w:lsdException w:name="toc 5" w:semiHidden="0" w:uiPriority="0" w:unhideWhenUsed="0"/>
-    <w:lsdException w:name="toc 6" w:semiHidden="0" w:uiPriority="0" w:unhideWhenUsed="0"/>
-    <w:lsdException w:name="toc 7" w:semiHidden="0" w:uiPriority="0" w:unhideWhenUsed="0"/>
-    <w:lsdException w:name="toc 8" w:semiHidden="0" w:uiPriority="0" w:unhideWhenUsed="0"/>
-    <w:lsdException w:name="toc 9" w:semiHidden="0" w:uiPriority="0" w:unhideWhenUsed="0"/>
-    <w:lsdException w:name="Normal Indent" w:semiHidden="0" w:uiPriority="0" w:unhideWhenUsed="0"/>
-    <w:lsdException w:name="footnote text" w:semiHidden="0" w:uiPriority="0" w:unhideWhenUsed="0"/>
-    <w:lsdException w:name="annotation text" w:semiHidden="0" w:uiPriority="0" w:unhideWhenUsed="0" w:qFormat="1"/>
-    <w:lsdException w:name="header" w:semiHidden="0" w:uiPriority="0" w:unhideWhenUsed="0" w:qFormat="1"/>
-    <w:lsdException w:name="footer" w:semiHidden="0" w:uiPriority="0" w:unhideWhenUsed="0" w:qFormat="1"/>
-    <w:lsdException w:name="index heading" w:semiHidden="0" w:uiPriority="0" w:unhideWhenUsed="0"/>
-    <w:lsdException w:name="caption" w:uiPriority="0" w:qFormat="1"/>
-    <w:lsdException w:name="table of figures" w:semiHidden="0" w:uiPriority="0" w:unhideWhenUsed="0"/>
-    <w:lsdException w:name="envelope address" w:semiHidden="0" w:uiPriority="0" w:unhideWhenUsed="0"/>
-    <w:lsdException w:name="envelope return" w:semiHidden="0" w:uiPriority="0" w:unhideWhenUsed="0"/>
-    <w:lsdException w:name="footnote reference" w:semiHidden="0" w:uiPriority="0" w:unhideWhenUsed="0"/>
-    <w:lsdException w:name="annotation reference" w:semiHidden="0" w:uiPriority="0" w:unhideWhenUsed="0"/>
-    <w:lsdException w:name="line number" w:semiHidden="0" w:uiPriority="0" w:unhideWhenUsed="0"/>
-    <w:lsdException w:name="page number" w:semiHidden="0" w:uiPriority="0" w:unhideWhenUsed="0"/>
-    <w:lsdException w:name="endnote reference" w:semiHidden="0" w:uiPriority="0" w:unhideWhenUsed="0"/>
-    <w:lsdException w:name="endnote text" w:semiHidden="0" w:uiPriority="0" w:unhideWhenUsed="0"/>
-    <w:lsdException w:name="table of authorities" w:semiHidden="0" w:uiPriority="0" w:unhideWhenUsed="0"/>
-    <w:lsdException w:name="macro" w:semiHidden="0" w:uiPriority="0" w:unhideWhenUsed="0"/>
-    <w:lsdException w:name="toa heading" w:semiHidden="0" w:uiPriority="0" w:unhideWhenUsed="0"/>
-    <w:lsdException w:name="List" w:semiHidden="0" w:uiPriority="0" w:unhideWhenUsed="0"/>
-    <w:lsdException w:name="List Bullet" w:semiHidden="0" w:uiPriority="0" w:unhideWhenUsed="0"/>
-    <w:lsdException w:name="List Number" w:semiHidden="0" w:uiPriority="0" w:unhideWhenUsed="0"/>
-    <w:lsdException w:name="List 2" w:semiHidden="0" w:uiPriority="0" w:unhideWhenUsed="0"/>
-    <w:lsdException w:name="List 3" w:semiHidden="0" w:uiPriority="0" w:unhideWhenUsed="0"/>
-    <w:lsdException w:name="List 4" w:semiHidden="0" w:uiPriority="0" w:unhideWhenUsed="0"/>
-    <w:lsdException w:name="List 5" w:semiHidden="0" w:uiPriority="0" w:unhideWhenUsed="0"/>
-    <w:lsdException w:name="List Bullet 2" w:semiHidden="0" w:uiPriority="0" w:unhideWhenUsed="0"/>
-    <w:lsdException w:name="List Bullet 3" w:semiHidden="0" w:uiPriority="0" w:unhideWhenUsed="0"/>
-    <w:lsdException w:name="List Bullet 4" w:semiHidden="0" w:uiPriority="0" w:unhideWhenUsed="0"/>
-    <w:lsdException w:name="List Bullet 5" w:semiHidden="0" w:uiPriority="0" w:unhideWhenUsed="0"/>
-    <w:lsdException w:name="List Number 2" w:semiHidden="0" w:uiPriority="0" w:unhideWhenUsed="0"/>
-    <w:lsdException w:name="List Number 3" w:semiHidden="0" w:uiPriority="0" w:unhideWhenUsed="0"/>
-    <w:lsdException w:name="List Number 4" w:semiHidden="0" w:uiPriority="0" w:unhideWhenUsed="0"/>
-    <w:lsdException w:name="List Number 5" w:semiHidden="0" w:uiPriority="0" w:unhideWhenUsed="0"/>
-    <w:lsdException w:name="Title" w:semiHidden="0" w:uiPriority="0" w:unhideWhenUsed="0" w:qFormat="1"/>
-    <w:lsdException w:name="Closing" w:semiHidden="0" w:uiPriority="0" w:unhideWhenUsed="0"/>
-    <w:lsdException w:name="Signature" w:semiHidden="0" w:uiPriority="0" w:unhideWhenUsed="0"/>
-    <w:lsdException w:name="Default Paragraph Font" w:uiPriority="0" w:unhideWhenUsed="0" w:qFormat="1"/>
-    <w:lsdException w:name="Body Text" w:uiPriority="0" w:unhideWhenUsed="0" w:qFormat="1"/>
-    <w:lsdException w:name="Body Text Indent" w:semiHidden="0" w:uiPriority="0" w:unhideWhenUsed="0"/>
-    <w:lsdException w:name="List Continue" w:semiHidden="0" w:uiPriority="0" w:unhideWhenUsed="0"/>
-    <w:lsdException w:name="List Continue 2" w:semiHidden="0" w:uiPriority="0" w:unhideWhenUsed="0"/>
-    <w:lsdException w:name="List Continue 3" w:semiHidden="0" w:uiPriority="0" w:unhideWhenUsed="0"/>
-    <w:lsdException w:name="List Continue 4" w:semiHidden="0" w:uiPriority="0" w:unhideWhenUsed="0"/>
-    <w:lsdException w:name="List Continue 5" w:semiHidden="0" w:uiPriority="0" w:unhideWhenUsed="0"/>
-    <w:lsdException w:name="Message Header" w:semiHidden="0" w:uiPriority="0" w:unhideWhenUsed="0"/>
-    <w:lsdException w:name="Subtitle" w:semiHidden="0" w:uiPriority="0" w:unhideWhenUsed="0" w:qFormat="1"/>
-    <w:lsdException w:name="Salutation" w:semiHidden="0" w:uiPriority="0" w:unhideWhenUsed="0"/>
-    <w:lsdException w:name="Date" w:semiHidden="0" w:uiPriority="0" w:unhideWhenUsed="0"/>
-    <w:lsdException w:name="Body Text First Indent" w:semiHidden="0" w:uiPriority="0" w:unhideWhenUsed="0"/>
-    <w:lsdException w:name="Body Text First Indent 2" w:semiHidden="0" w:uiPriority="0" w:unhideWhenUsed="0"/>
-    <w:lsdException w:name="Body Text 2" w:semiHidden="0" w:uiPriority="0" w:unhideWhenUsed="0"/>
-    <w:lsdException w:name="Body Text 3" w:semiHidden="0" w:uiPriority="0" w:unhideWhenUsed="0"/>
-    <w:lsdException w:name="Body Text Indent 2" w:semiHidden="0" w:uiPriority="0" w:unhideWhenUsed="0"/>
-    <w:lsdException w:name="Body Text Indent 3" w:semiHidden="0" w:uiPriority="0" w:unhideWhenUsed="0"/>
-    <w:lsdException w:name="Block Text" w:semiHidden="0" w:uiPriority="0" w:unhideWhenUsed="0"/>
-    <w:lsdException w:name="Hyperlink" w:semiHidden="0" w:uiPriority="0" w:unhideWhenUsed="0"/>
-    <w:lsdException w:name="FollowedHyperlink" w:semiHidden="0" w:uiPriority="0" w:unhideWhenUsed="0"/>
-    <w:lsdException w:name="Strong" w:semiHidden="0" w:uiPriority="0" w:unhideWhenUsed="0" w:qFormat="1"/>
-    <w:lsdException w:name="Emphasis" w:semiHidden="0" w:uiPriority="0" w:unhideWhenUsed="0" w:qFormat="1"/>
-    <w:lsdException w:name="Document Map" w:semiHidden="0" w:uiPriority="0" w:unhideWhenUsed="0"/>
-    <w:lsdException w:name="Plain Text" w:semiHidden="0" w:uiPriority="0" w:unhideWhenUsed="0"/>
-    <w:lsdException w:name="E-mail Signature" w:semiHidden="0" w:uiPriority="0" w:unhideWhenUsed="0"/>
-    <w:lsdException w:name="Normal (Web)" w:semiHidden="0" w:uiPriority="0" w:unhideWhenUsed="0" w:qFormat="1"/>
-    <w:lsdException w:name="HTML Acronym" w:semiHidden="0" w:uiPriority="0" w:unhideWhenUsed="0"/>
-    <w:lsdException w:name="HTML Address" w:semiHidden="0" w:uiPriority="0" w:unhideWhenUsed="0"/>
-    <w:lsdException w:name="HTML Cite" w:semiHidden="0" w:uiPriority="0" w:unhideWhenUsed="0"/>
-    <w:lsdException w:name="HTML Code" w:semiHidden="0" w:uiPriority="0" w:unhideWhenUsed="0"/>
-    <w:lsdException w:name="HTML Definition" w:semiHidden="0" w:uiPriority="0" w:unhideWhenUsed="0"/>
-    <w:lsdException w:name="HTML Keyboard" w:semiHidden="0" w:uiPriority="0" w:unhideWhenUsed="0"/>
-    <w:lsdException w:name="HTML Preformatted" w:semiHidden="0" w:uiPriority="0" w:unhideWhenUsed="0"/>
-    <w:lsdException w:name="HTML Sample" w:semiHidden="0" w:uiPriority="0" w:unhideWhenUsed="0"/>
-    <w:lsdException w:name="HTML Typewriter" w:semiHidden="0" w:uiPriority="0" w:unhideWhenUsed="0"/>
-    <w:lsdException w:name="HTML Variable" w:semiHidden="0" w:uiPriority="0" w:unhideWhenUsed="0"/>
-    <w:lsdException w:name="Normal Table" w:uiPriority="0" w:unhideWhenUsed="0" w:qFormat="1"/>
-    <w:lsdException w:name="annotation subject" w:semiHidden="0" w:uiPriority="0" w:unhideWhenUsed="0"/>
-    <w:lsdException w:name="Table Simple 1" w:semiHidden="0" w:uiPriority="0" w:unhideWhenUsed="0"/>
-    <w:lsdException w:name="Table Simple 2" w:semiHidden="0" w:uiPriority="0" w:unhideWhenUsed="0"/>
-    <w:lsdException w:name="Table Simple 3" w:semiHidden="0" w:uiPriority="0" w:unhideWhenUsed="0"/>
-    <w:lsdException w:name="Table Classic 1" w:semiHidden="0" w:uiPriority="0" w:unhideWhenUsed="0"/>
-    <w:lsdException w:name="Table Classic 2" w:semiHidden="0" w:uiPriority="0" w:unhideWhenUsed="0"/>
-    <w:lsdException w:name="Table Classic 3" w:semiHidden="0" w:uiPriority="0" w:unhideWhenUsed="0"/>
-    <w:lsdException w:name="Table Classic 4" w:semiHidden="0" w:uiPriority="0" w:unhideWhenUsed="0"/>
-    <w:lsdException w:name="Table Colorful 1" w:semiHidden="0" w:uiPriority="0" w:unhideWhenUsed="0"/>
-    <w:lsdException w:name="Table Colorful 2" w:semiHidden="0" w:uiPriority="0" w:unhideWhenUsed="0"/>
-    <w:lsdException w:name="Table Colorful 3" w:semiHidden="0" w:uiPriority="0" w:unhideWhenUsed="0"/>
-    <w:lsdException w:name="Table Columns 1" w:semiHidden="0" w:uiPriority="0" w:unhideWhenUsed="0"/>
-    <w:lsdException w:name="Table Columns 2" w:semiHidden="0" w:uiPriority="0" w:unhideWhenUsed="0"/>
-    <w:lsdException w:name="Table Columns 3" w:semiHidden="0" w:uiPriority="0" w:unhideWhenUsed="0"/>
-    <w:lsdException w:name="Table Columns 4" w:semiHidden="0" w:uiPriority="0" w:unhideWhenUsed="0"/>
-    <w:lsdException w:name="Table Columns 5" w:semiHidden="0" w:uiPriority="0" w:unhideWhenUsed="0"/>
-    <w:lsdException w:name="Table Grid 1" w:semiHidden="0" w:uiPriority="0" w:unhideWhenUsed="0"/>
-    <w:lsdException w:name="Table Grid 2" w:semiHidden="0" w:uiPriority="0" w:unhideWhenUsed="0"/>
-    <w:lsdException w:name="Table Grid 3" w:semiHidden="0" w:uiPriority="0" w:unhideWhenUsed="0"/>
-    <w:lsdException w:name="Table Grid 4" w:semiHidden="0" w:uiPriority="0" w:unhideWhenUsed="0"/>
-    <w:lsdException w:name="Table Grid 5" w:semiHidden="0" w:uiPriority="0" w:unhideWhenUsed="0"/>
-    <w:lsdException w:name="Table Grid 6" w:semiHidden="0" w:uiPriority="0" w:unhideWhenUsed="0"/>
-    <w:lsdException w:name="Table Grid 7" w:semiHidden="0" w:uiPriority="0" w:unhideWhenUsed="0"/>
-    <w:lsdException w:name="Table Grid 8" w:semiHidden="0" w:uiPriority="0" w:unhideWhenUsed="0"/>
-    <w:lsdException w:name="Table List 1" w:semiHidden="0" w:uiPriority="0" w:unhideWhenUsed="0"/>
-    <w:lsdException w:name="Table List 2" w:semiHidden="0" w:uiPriority="0" w:unhideWhenUsed="0"/>
-    <w:lsdException w:name="Table List 3" w:semiHidden="0" w:uiPriority="0" w:unhideWhenUsed="0"/>
-    <w:lsdException w:name="Table List 4" w:semiHidden="0" w:uiPriority="0" w:unhideWhenUsed="0"/>
-    <w:lsdException w:name="Table List 5" w:semiHidden="0" w:uiPriority="0" w:unhideWhenUsed="0"/>
-    <w:lsdException w:name="Table List 6" w:semiHidden="0" w:uiPriority="0" w:unhideWhenUsed="0"/>
-    <w:lsdException w:name="Table List 7" w:semiHidden="0" w:uiPriority="0" w:unhideWhenUsed="0"/>
-    <w:lsdException w:name="Table List 8" w:semiHidden="0" w:uiPriority="0" w:unhideWhenUsed="0"/>
-    <w:lsdException w:name="Table 3D effects 1" w:semiHidden="0" w:uiPriority="0" w:unhideWhenUsed="0"/>
-    <w:lsdException w:name="Table 3D effects 2" w:semiHidden="0" w:uiPriority="0" w:unhideWhenUsed="0"/>
-    <w:lsdException w:name="Table 3D effects 3" w:semiHidden="0" w:uiPriority="0" w:unhideWhenUsed="0"/>
-    <w:lsdException w:name="Table Contemporary" w:semiHidden="0" w:uiPriority="0" w:unhideWhenUsed="0"/>
-    <w:lsdException w:name="Table Elegant" w:semiHidden="0" w:uiPriority="0" w:unhideWhenUsed="0"/>
-    <w:lsdException w:name="Table Professional" w:semiHidden="0" w:uiPriority="0" w:unhideWhenUsed="0"/>
-    <w:lsdException w:name="Table Subtle 1" w:semiHidden="0" w:uiPriority="0" w:unhideWhenUsed="0"/>
-    <w:lsdException w:name="Table Subtle 2" w:semiHidden="0" w:uiPriority="0" w:unhideWhenUsed="0"/>
-    <w:lsdException w:name="Table Web 1" w:semiHidden="0" w:uiPriority="0" w:unhideWhenUsed="0"/>
-    <w:lsdException w:name="Table Web 2" w:semiHidden="0" w:uiPriority="0" w:unhideWhenUsed="0"/>
-    <w:lsdException w:name="Table Web 3" w:semiHidden="0" w:uiPriority="0" w:unhideWhenUsed="0"/>
-    <w:lsdException w:name="Balloon Text" w:semiHidden="0" w:uiPriority="0" w:unhideWhenUsed="0"/>
-    <w:lsdException w:name="Table Grid" w:semiHidden="0" w:uiPriority="0" w:unhideWhenUsed="0" w:qFormat="1"/>
-    <w:lsdException w:name="Table Theme" w:semiHidden="0" w:uiPriority="0" w:unhideWhenUsed="0"/>
-    <w:lsdException w:name="Light Shading" w:semiHidden="0" w:uiPriority="60" w:unhideWhenUsed="0"/>
-    <w:lsdException w:name="Light List" w:semiHidden="0" w:uiPriority="61" w:unhideWhenUsed="0"/>
-    <w:lsdException w:name="Light Grid" w:semiHidden="0" w:uiPriority="62" w:unhideWhenUsed="0"/>
-    <w:lsdException w:name="Medium Shading 1" w:semiHidden="0" w:uiPriority="63" w:unhideWhenUsed="0"/>
-    <w:lsdException w:name="Medium Shading 2" w:semiHidden="0" w:uiPriority="64" w:unhideWhenUsed="0"/>
-    <w:lsdException w:name="Medium List 1" w:semiHidden="0" w:uiPriority="65" w:unhideWhenUsed="0"/>
-    <w:lsdException w:name="Medium List 2" w:semiHidden="0" w:uiPriority="66" w:unhideWhenUsed="0"/>
-    <w:lsdException w:name="Medium Grid 1" w:semiHidden="0" w:uiPriority="67" w:unhideWhenUsed="0"/>
-    <w:lsdException w:name="Medium Grid 2" w:semiHidden="0" w:uiPriority="68" w:unhideWhenUsed="0"/>
-    <w:lsdException w:name="Medium Grid 3" w:semiHidden="0" w:uiPriority="69" w:unhideWhenUsed="0"/>
-    <w:lsdException w:name="Dark List" w:semiHidden="0" w:uiPriority="70" w:unhideWhenUsed="0"/>
-    <w:lsdException w:name="Colorful Shading" w:semiHidden="0" w:uiPriority="71" w:unhideWhenUsed="0"/>
-    <w:lsdException w:name="Colorful List" w:semiHidden="0" w:uiPriority="72" w:unhideWhenUsed="0"/>
-    <w:lsdException w:name="Colorful Grid" w:semiHidden="0" w:uiPriority="73" w:unhideWhenUsed="0"/>
-    <w:lsdException w:name="Light Shading Accent 1" w:semiHidden="0" w:uiPriority="60" w:unhideWhenUsed="0"/>
-    <w:lsdException w:name="Light List Accent 1" w:semiHidden="0" w:uiPriority="61" w:unhideWhenUsed="0"/>
-    <w:lsdException w:name="Light Grid Accent 1" w:semiHidden="0" w:uiPriority="62" w:unhideWhenUsed="0"/>
-    <w:lsdException w:name="Medium Shading 1 Accent 1" w:semiHidden="0" w:uiPriority="63" w:unhideWhenUsed="0"/>
-    <w:lsdException w:name="Medium Shading 2 Accent 1" w:semiHidden="0" w:uiPriority="64" w:unhideWhenUsed="0"/>
-    <w:lsdException w:name="Medium List 1 Accent 1" w:semiHidden="0" w:uiPriority="65" w:unhideWhenUsed="0"/>
-    <w:lsdException w:name="Medium List 2 Accent 1" w:semiHidden="0" w:uiPriority="66" w:unhideWhenUsed="0"/>
-    <w:lsdException w:name="Medium Grid 1 Accent 1" w:semiHidden="0" w:uiPriority="67" w:unhideWhenUsed="0"/>
-    <w:lsdException w:name="Medium Grid 2 Accent 1" w:semiHidden="0" w:uiPriority="68" w:unhideWhenUsed="0"/>
-    <w:lsdException w:name="Medium Grid 3 Accent 1" w:semiHidden="0" w:uiPriority="69" w:unhideWhenUsed="0"/>
-    <w:lsdException w:name="Dark List Accent 1" w:semiHidden="0" w:uiPriority="70" w:unhideWhenUsed="0"/>
-    <w:lsdException w:name="Colorful Shading Accent 1" w:semiHidden="0" w:uiPriority="71" w:unhideWhenUsed="0"/>
-    <w:lsdException w:name="Colorful List Accent 1" w:semiHidden="0" w:uiPriority="72" w:unhideWhenUsed="0"/>
-    <w:lsdException w:name="Colorful Grid Accent 1" w:semiHidden="0" w:uiPriority="73" w:unhideWhenUsed="0"/>
-    <w:lsdException w:name="Light Shading Accent 2" w:semiHidden="0" w:uiPriority="60" w:unhideWhenUsed="0"/>
-    <w:lsdException w:name="Light List Accent 2" w:semiHidden="0" w:uiPriority="61" w:unhideWhenUsed="0"/>
-    <w:lsdException w:name="Light Grid Accent 2" w:semiHidden="0" w:uiPriority="62" w:unhideWhenUsed="0"/>
-    <w:lsdException w:name="Medium Shading 1 Accent 2" w:semiHidden="0" w:uiPriority="63" w:unhideWhenUsed="0"/>
-    <w:lsdException w:name="Medium Shading 2 Accent 2" w:semiHidden="0" w:uiPriority="64" w:unhideWhenUsed="0"/>
-    <w:lsdException w:name="Medium List 1 Accent 2" w:semiHidden="0" w:uiPriority="65" w:unhideWhenUsed="0"/>
-    <w:lsdException w:name="Medium List 2 Accent 2" w:semiHidden="0" w:uiPriority="66" w:unhideWhenUsed="0"/>
-    <w:lsdException w:name="Medium Grid 1 Accent 2" w:semiHidden="0" w:uiPriority="67" w:unhideWhenUsed="0"/>
-    <w:lsdException w:name="Medium Grid 2 Accent 2" w:semiHidden="0" w:uiPriority="68" w:unhideWhenUsed="0"/>
-    <w:lsdException w:name="Medium Grid 3 Accent 2" w:semiHidden="0" w:uiPriority="69" w:unhideWhenUsed="0"/>
-    <w:lsdException w:name="Dark List Accent 2" w:semiHidden="0" w:uiPriority="70" w:unhideWhenUsed="0"/>
-    <w:lsdException w:name="Colorful Shading Accent 2" w:semiHidden="0" w:uiPriority="71" w:unhideWhenUsed="0"/>
-    <w:lsdException w:name="Colorful List Accent 2" w:semiHidden="0" w:uiPriority="72" w:unhideWhenUsed="0"/>
-    <w:lsdException w:name="Colorful Grid Accent 2" w:semiHidden="0" w:uiPriority="73" w:unhideWhenUsed="0"/>
-    <w:lsdException w:name="Light Shading Accent 3" w:semiHidden="0" w:uiPriority="60" w:unhideWhenUsed="0"/>
-    <w:lsdException w:name="Light List Accent 3" w:semiHidden="0" w:uiPriority="61" w:unhideWhenUsed="0"/>
-    <w:lsdException w:name="Light Grid Accent 3" w:semiHidden="0" w:uiPriority="62" w:unhideWhenUsed="0"/>
-    <w:lsdException w:name="Medium Shading 1 Accent 3" w:semiHidden="0" w:uiPriority="63" w:unhideWhenUsed="0"/>
-    <w:lsdException w:name="Medium Shading 2 Accent 3" w:semiHidden="0" w:uiPriority="64" w:unhideWhenUsed="0"/>
-    <w:lsdException w:name="Medium List 1 Accent 3" w:semiHidden="0" w:uiPriority="65" w:unhideWhenUsed="0"/>
-    <w:lsdException w:name="Medium List 2 Accent 3" w:semiHidden="0" w:uiPriority="66" w:unhideWhenUsed="0"/>
-    <w:lsdException w:name="Medium Grid 1 Accent 3" w:semiHidden="0" w:uiPriority="67" w:unhideWhenUsed="0"/>
-    <w:lsdException w:name="Medium Grid 2 Accent 3" w:semiHidden="0" w:uiPriority="68" w:unhideWhenUsed="0"/>
-    <w:lsdException w:name="Medium Grid 3 Accent 3" w:semiHidden="0" w:uiPriority="69" w:unhideWhenUsed="0"/>
-    <w:lsdException w:name="Dark List Accent 3" w:semiHidden="0" w:uiPriority="70" w:unhideWhenUsed="0"/>
-    <w:lsdException w:name="Colorful Shading Accent 3" w:semiHidden="0" w:uiPriority="71" w:unhideWhenUsed="0"/>
-    <w:lsdException w:name="Colorful List Accent 3" w:semiHidden="0" w:uiPriority="72" w:unhideWhenUsed="0"/>
-    <w:lsdException w:name="Colorful Grid Accent 3" w:semiHidden="0" w:uiPriority="73" w:unhideWhenUsed="0"/>
-    <w:lsdException w:name="Light Shading Accent 4" w:semiHidden="0" w:uiPriority="60" w:unhideWhenUsed="0"/>
-    <w:lsdException w:name="Light List Accent 4" w:semiHidden="0" w:uiPriority="61" w:unhideWhenUsed="0"/>
-    <w:lsdException w:name="Light Grid Accent 4" w:semiHidden="0" w:uiPriority="62" w:unhideWhenUsed="0"/>
-    <w:lsdException w:name="Medium Shading 1 Accent 4" w:semiHidden="0" w:uiPriority="63" w:unhideWhenUsed="0"/>
-    <w:lsdException w:name="Medium Shading 2 Accent 4" w:semiHidden="0" w:uiPriority="64" w:unhideWhenUsed="0"/>
-    <w:lsdException w:name="Medium List 1 Accent 4" w:semiHidden="0" w:uiPriority="65" w:unhideWhenUsed="0"/>
-    <w:lsdException w:name="Medium List 2 Accent 4" w:semiHidden="0" w:uiPriority="66" w:unhideWhenUsed="0"/>
-    <w:lsdException w:name="Medium Grid 1 Accent 4" w:semiHidden="0" w:uiPriority="67" w:unhideWhenUsed="0"/>
-    <w:lsdException w:name="Medium Grid 2 Accent 4" w:semiHidden="0" w:uiPriority="68" w:unhideWhenUsed="0"/>
-    <w:lsdException w:name="Medium Grid 3 Accent 4" w:semiHidden="0" w:uiPriority="69" w:unhideWhenUsed="0"/>
-    <w:lsdException w:name="Dark List Accent 4" w:semiHidden="0" w:uiPriority="70" w:unhideWhenUsed="0"/>
-    <w:lsdException w:name="Colorful Shading Accent 4" w:semiHidden="0" w:uiPriority="71" w:unhideWhenUsed="0"/>
-    <w:lsdException w:name="Colorful List Accent 4" w:semiHidden="0" w:uiPriority="72" w:unhideWhenUsed="0"/>
-    <w:lsdException w:name="Colorful Grid Accent 4" w:semiHidden="0" w:uiPriority="73" w:unhideWhenUsed="0"/>
-    <w:lsdException w:name="Light Shading Accent 5" w:semiHidden="0" w:uiPriority="60" w:unhideWhenUsed="0"/>
-    <w:lsdException w:name="Light List Accent 5" w:semiHidden="0" w:uiPriority="61" w:unhideWhenUsed="0"/>
-    <w:lsdException w:name="Light Grid Accent 5" w:semiHidden="0" w:uiPriority="62" w:unhideWhenUsed="0"/>
-    <w:lsdException w:name="Medium Shading 1 Accent 5" w:semiHidden="0" w:uiPriority="63" w:unhideWhenUsed="0"/>
-    <w:lsdException w:name="Medium Shading 2 Accent 5" w:semiHidden="0" w:uiPriority="64" w:unhideWhenUsed="0"/>
-    <w:lsdException w:name="Medium List 1 Accent 5" w:semiHidden="0" w:uiPriority="65" w:unhideWhenUsed="0"/>
-    <w:lsdException w:name="Medium List 2 Accent 5" w:semiHidden="0" w:uiPriority="66" w:unhideWhenUsed="0"/>
-    <w:lsdException w:name="Medium Grid 1 Accent 5" w:semiHidden="0" w:uiPriority="67" w:unhideWhenUsed="0"/>
-    <w:lsdException w:name="Medium Grid 2 Accent 5" w:semiHidden="0" w:uiPriority="68" w:unhideWhenUsed="0"/>
-    <w:lsdException w:name="Medium Grid 3 Accent 5" w:semiHidden="0" w:uiPriority="69" w:unhideWhenUsed="0"/>
-    <w:lsdException w:name="Dark List Accent 5" w:semiHidden="0" w:uiPriority="70" w:unhideWhenUsed="0"/>
-    <w:lsdException w:name="Colorful Shading Accent 5" w:semiHidden="0" w:uiPriority="71" w:unhideWhenUsed="0"/>
-    <w:lsdException w:name="Colorful List Accent 5" w:semiHidden="0" w:uiPriority="72" w:unhideWhenUsed="0"/>
-    <w:lsdException w:name="Colorful Grid Accent 5" w:semiHidden="0" w:uiPriority="73" w:unhideWhenUsed="0"/>
-    <w:lsdException w:name="Light Shading Accent 6" w:semiHidden="0" w:uiPriority="60" w:unhideWhenUsed="0"/>
-    <w:lsdException w:name="Light List Accent 6" w:semiHidden="0" w:uiPriority="61" w:unhideWhenUsed="0"/>
-    <w:lsdException w:name="Light Grid Accent 6" w:semiHidden="0" w:uiPriority="62" w:unhideWhenUsed="0"/>
-    <w:lsdException w:name="Medium Shading 1 Accent 6" w:semiHidden="0" w:uiPriority="63" w:unhideWhenUsed="0"/>
-    <w:lsdException w:name="Medium Shading 2 Accent 6" w:semiHidden="0" w:uiPriority="64" w:unhideWhenUsed="0"/>
-    <w:lsdException w:name="Medium List 1 Accent 6" w:semiHidden="0" w:uiPriority="65" w:unhideWhenUsed="0"/>
-    <w:lsdException w:name="Medium List 2 Accent 6" w:semiHidden="0" w:uiPriority="66" w:unhideWhenUsed="0"/>
-    <w:lsdException w:name="Medium Grid 1 Accent 6" w:semiHidden="0" w:uiPriority="67" w:unhideWhenUsed="0"/>
-    <w:lsdException w:name="Medium Grid 2 Accent 6" w:semiHidden="0" w:uiPriority="68" w:unhideWhenUsed="0"/>
-    <w:lsdException w:name="Medium Grid 3 Accent 6" w:semiHidden="0" w:uiPriority="69" w:unhideWhenUsed="0"/>
-    <w:lsdException w:name="Dark List Accent 6" w:semiHidden="0" w:uiPriority="70" w:unhideWhenUsed="0"/>
-    <w:lsdException w:name="Colorful Shading Accent 6" w:semiHidden="0" w:uiPriority="71" w:unhideWhenUsed="0"/>
-    <w:lsdException w:name="Colorful List Accent 6" w:semiHidden="0" w:uiPriority="72" w:unhideWhenUsed="0"/>
-    <w:lsdException w:name="Colorful Grid Accent 6" w:semiHidden="0" w:uiPriority="73" w:unhideWhenUsed="0"/>
+  <w:latentStyles w:count="260" w:defQFormat="0" w:defUnhideWhenUsed="1" w:defSemiHidden="1" w:defUIPriority="99" w:defLockedState="0">
+    <w:lsdException w:qFormat="1" w:unhideWhenUsed="0" w:uiPriority="0" w:semiHidden="0" w:name="Normal"/>
+    <w:lsdException w:qFormat="1" w:unhideWhenUsed="0" w:uiPriority="0" w:semiHidden="0" w:name="heading 1"/>
+    <w:lsdException w:qFormat="1" w:uiPriority="0" w:semiHidden="0" w:name="heading 2"/>
+    <w:lsdException w:qFormat="1" w:uiPriority="0" w:name="heading 3"/>
+    <w:lsdException w:qFormat="1" w:uiPriority="0" w:semiHidden="0" w:name="heading 4"/>
+    <w:lsdException w:qFormat="1" w:uiPriority="0" w:name="heading 5"/>
+    <w:lsdException w:qFormat="1" w:uiPriority="0" w:name="heading 6"/>
+    <w:lsdException w:qFormat="1" w:uiPriority="0" w:name="heading 7"/>
+    <w:lsdException w:qFormat="1" w:uiPriority="0" w:name="heading 8"/>
+    <w:lsdException w:qFormat="1" w:uiPriority="0" w:name="heading 9"/>
+    <w:lsdException w:unhideWhenUsed="0" w:uiPriority="0" w:semiHidden="0" w:name="index 1"/>
+    <w:lsdException w:unhideWhenUsed="0" w:uiPriority="0" w:semiHidden="0" w:name="index 2"/>
+    <w:lsdException w:unhideWhenUsed="0" w:uiPriority="0" w:semiHidden="0" w:name="index 3"/>
+    <w:lsdException w:unhideWhenUsed="0" w:uiPriority="0" w:semiHidden="0" w:name="index 4"/>
+    <w:lsdException w:unhideWhenUsed="0" w:uiPriority="0" w:semiHidden="0" w:name="index 5"/>
+    <w:lsdException w:unhideWhenUsed="0" w:uiPriority="0" w:semiHidden="0" w:name="index 6"/>
+    <w:lsdException w:unhideWhenUsed="0" w:uiPriority="0" w:semiHidden="0" w:name="index 7"/>
+    <w:lsdException w:unhideWhenUsed="0" w:uiPriority="0" w:semiHidden="0" w:name="index 8"/>
+    <w:lsdException w:unhideWhenUsed="0" w:uiPriority="0" w:semiHidden="0" w:name="index 9"/>
+    <w:lsdException w:qFormat="1" w:unhideWhenUsed="0" w:uiPriority="0" w:semiHidden="0" w:name="toc 1"/>
+    <w:lsdException w:qFormat="1" w:unhideWhenUsed="0" w:uiPriority="0" w:semiHidden="0" w:name="toc 2"/>
+    <w:lsdException w:qFormat="1" w:unhideWhenUsed="0" w:uiPriority="0" w:semiHidden="0" w:name="toc 3"/>
+    <w:lsdException w:unhideWhenUsed="0" w:uiPriority="0" w:semiHidden="0" w:name="toc 4"/>
+    <w:lsdException w:unhideWhenUsed="0" w:uiPriority="0" w:semiHidden="0" w:name="toc 5"/>
+    <w:lsdException w:unhideWhenUsed="0" w:uiPriority="0" w:semiHidden="0" w:name="toc 6"/>
+    <w:lsdException w:unhideWhenUsed="0" w:uiPriority="0" w:semiHidden="0" w:name="toc 7"/>
+    <w:lsdException w:unhideWhenUsed="0" w:uiPriority="0" w:semiHidden="0" w:name="toc 8"/>
+    <w:lsdException w:unhideWhenUsed="0" w:uiPriority="0" w:semiHidden="0" w:name="toc 9"/>
+    <w:lsdException w:unhideWhenUsed="0" w:uiPriority="0" w:semiHidden="0" w:name="Normal Indent"/>
+    <w:lsdException w:unhideWhenUsed="0" w:uiPriority="0" w:semiHidden="0" w:name="footnote text"/>
+    <w:lsdException w:qFormat="1" w:unhideWhenUsed="0" w:uiPriority="0" w:semiHidden="0" w:name="annotation text"/>
+    <w:lsdException w:qFormat="1" w:unhideWhenUsed="0" w:uiPriority="0" w:semiHidden="0" w:name="header"/>
+    <w:lsdException w:qFormat="1" w:unhideWhenUsed="0" w:uiPriority="0" w:semiHidden="0" w:name="footer"/>
+    <w:lsdException w:unhideWhenUsed="0" w:uiPriority="0" w:semiHidden="0" w:name="index heading"/>
+    <w:lsdException w:qFormat="1" w:uiPriority="0" w:name="caption"/>
+    <w:lsdException w:unhideWhenUsed="0" w:uiPriority="0" w:semiHidden="0" w:name="table of figures"/>
+    <w:lsdException w:unhideWhenUsed="0" w:uiPriority="0" w:semiHidden="0" w:name="envelope address"/>
+    <w:lsdException w:unhideWhenUsed="0" w:uiPriority="0" w:semiHidden="0" w:name="envelope return"/>
+    <w:lsdException w:unhideWhenUsed="0" w:uiPriority="0" w:semiHidden="0" w:name="footnote reference"/>
+    <w:lsdException w:unhideWhenUsed="0" w:uiPriority="0" w:semiHidden="0" w:name="annotation reference"/>
+    <w:lsdException w:unhideWhenUsed="0" w:uiPriority="0" w:semiHidden="0" w:name="line number"/>
+    <w:lsdException w:unhideWhenUsed="0" w:uiPriority="0" w:semiHidden="0" w:name="page number"/>
+    <w:lsdException w:unhideWhenUsed="0" w:uiPriority="0" w:semiHidden="0" w:name="endnote reference"/>
+    <w:lsdException w:unhideWhenUsed="0" w:uiPriority="0" w:semiHidden="0" w:name="endnote text"/>
+    <w:lsdException w:unhideWhenUsed="0" w:uiPriority="0" w:semiHidden="0" w:name="table of authorities"/>
+    <w:lsdException w:unhideWhenUsed="0" w:uiPriority="0" w:semiHidden="0" w:name="macro"/>
+    <w:lsdException w:unhideWhenUsed="0" w:uiPriority="0" w:semiHidden="0" w:name="toa heading"/>
+    <w:lsdException w:unhideWhenUsed="0" w:uiPriority="0" w:semiHidden="0" w:name="List"/>
+    <w:lsdException w:unhideWhenUsed="0" w:uiPriority="0" w:semiHidden="0" w:name="List Bullet"/>
+    <w:lsdException w:unhideWhenUsed="0" w:uiPriority="0" w:semiHidden="0" w:name="List Number"/>
+    <w:lsdException w:unhideWhenUsed="0" w:uiPriority="0" w:semiHidden="0" w:name="List 2"/>
+    <w:lsdException w:unhideWhenUsed="0" w:uiPriority="0" w:semiHidden="0" w:name="List 3"/>
+    <w:lsdException w:unhideWhenUsed="0" w:uiPriority="0" w:semiHidden="0" w:name="List 4"/>
+    <w:lsdException w:unhideWhenUsed="0" w:uiPriority="0" w:semiHidden="0" w:name="List 5"/>
+    <w:lsdException w:unhideWhenUsed="0" w:uiPriority="0" w:semiHidden="0" w:name="List Bullet 2"/>
+    <w:lsdException w:unhideWhenUsed="0" w:uiPriority="0" w:semiHidden="0" w:name="List Bullet 3"/>
+    <w:lsdException w:unhideWhenUsed="0" w:uiPriority="0" w:semiHidden="0" w:name="List Bullet 4"/>
+    <w:lsdException w:unhideWhenUsed="0" w:uiPriority="0" w:semiHidden="0" w:name="List Bullet 5"/>
+    <w:lsdException w:unhideWhenUsed="0" w:uiPriority="0" w:semiHidden="0" w:name="List Number 2"/>
+    <w:lsdException w:unhideWhenUsed="0" w:uiPriority="0" w:semiHidden="0" w:name="List Number 3"/>
+    <w:lsdException w:unhideWhenUsed="0" w:uiPriority="0" w:semiHidden="0" w:name="List Number 4"/>
+    <w:lsdException w:unhideWhenUsed="0" w:uiPriority="0" w:semiHidden="0" w:name="List Number 5"/>
+    <w:lsdException w:qFormat="1" w:unhideWhenUsed="0" w:uiPriority="0" w:semiHidden="0" w:name="Title"/>
+    <w:lsdException w:unhideWhenUsed="0" w:uiPriority="0" w:semiHidden="0" w:name="Closing"/>
+    <w:lsdException w:unhideWhenUsed="0" w:uiPriority="0" w:semiHidden="0" w:name="Signature"/>
+    <w:lsdException w:qFormat="1" w:unhideWhenUsed="0" w:uiPriority="0" w:name="Default Paragraph Font"/>
+    <w:lsdException w:qFormat="1" w:unhideWhenUsed="0" w:uiPriority="0" w:name="Body Text"/>
+    <w:lsdException w:unhideWhenUsed="0" w:uiPriority="0" w:semiHidden="0" w:name="Body Text Indent"/>
+    <w:lsdException w:unhideWhenUsed="0" w:uiPriority="0" w:semiHidden="0" w:name="List Continue"/>
+    <w:lsdException w:unhideWhenUsed="0" w:uiPriority="0" w:semiHidden="0" w:name="List Continue 2"/>
+    <w:lsdException w:unhideWhenUsed="0" w:uiPriority="0" w:semiHidden="0" w:name="List Continue 3"/>
+    <w:lsdException w:unhideWhenUsed="0" w:uiPriority="0" w:semiHidden="0" w:name="List Continue 4"/>
+    <w:lsdException w:unhideWhenUsed="0" w:uiPriority="0" w:semiHidden="0" w:name="List Continue 5"/>
+    <w:lsdException w:unhideWhenUsed="0" w:uiPriority="0" w:semiHidden="0" w:name="Message Header"/>
+    <w:lsdException w:qFormat="1" w:unhideWhenUsed="0" w:uiPriority="0" w:semiHidden="0" w:name="Subtitle"/>
+    <w:lsdException w:unhideWhenUsed="0" w:uiPriority="0" w:semiHidden="0" w:name="Salutation"/>
+    <w:lsdException w:unhideWhenUsed="0" w:uiPriority="0" w:semiHidden="0" w:name="Date"/>
+    <w:lsdException w:unhideWhenUsed="0" w:uiPriority="0" w:semiHidden="0" w:name="Body Text First Indent"/>
+    <w:lsdException w:unhideWhenUsed="0" w:uiPriority="0" w:semiHidden="0" w:name="Body Text First Indent 2"/>
+    <w:lsdException w:uiPriority="99" w:name="Note Heading"/>
+    <w:lsdException w:unhideWhenUsed="0" w:uiPriority="0" w:semiHidden="0" w:name="Body Text 2"/>
+    <w:lsdException w:unhideWhenUsed="0" w:uiPriority="0" w:semiHidden="0" w:name="Body Text 3"/>
+    <w:lsdException w:unhideWhenUsed="0" w:uiPriority="0" w:semiHidden="0" w:name="Body Text Indent 2"/>
+    <w:lsdException w:unhideWhenUsed="0" w:uiPriority="0" w:semiHidden="0" w:name="Body Text Indent 3"/>
+    <w:lsdException w:unhideWhenUsed="0" w:uiPriority="0" w:semiHidden="0" w:name="Block Text"/>
+    <w:lsdException w:unhideWhenUsed="0" w:uiPriority="0" w:semiHidden="0" w:name="Hyperlink"/>
+    <w:lsdException w:unhideWhenUsed="0" w:uiPriority="0" w:semiHidden="0" w:name="FollowedHyperlink"/>
+    <w:lsdException w:qFormat="1" w:unhideWhenUsed="0" w:uiPriority="0" w:semiHidden="0" w:name="Strong"/>
+    <w:lsdException w:qFormat="1" w:unhideWhenUsed="0" w:uiPriority="0" w:semiHidden="0" w:name="Emphasis"/>
+    <w:lsdException w:unhideWhenUsed="0" w:uiPriority="0" w:semiHidden="0" w:name="Document Map"/>
+    <w:lsdException w:unhideWhenUsed="0" w:uiPriority="0" w:semiHidden="0" w:name="Plain Text"/>
+    <w:lsdException w:unhideWhenUsed="0" w:uiPriority="0" w:semiHidden="0" w:name="E-mail Signature"/>
+    <w:lsdException w:qFormat="1" w:unhideWhenUsed="0" w:uiPriority="0" w:semiHidden="0" w:name="Normal (Web)"/>
+    <w:lsdException w:unhideWhenUsed="0" w:uiPriority="0" w:semiHidden="0" w:name="HTML Acronym"/>
+    <w:lsdException w:unhideWhenUsed="0" w:uiPriority="0" w:semiHidden="0" w:name="HTML Address"/>
+    <w:lsdException w:unhideWhenUsed="0" w:uiPriority="0" w:semiHidden="0" w:name="HTML Cite"/>
+    <w:lsdException w:unhideWhenUsed="0" w:uiPriority="0" w:semiHidden="0" w:name="HTML Code"/>
+    <w:lsdException w:unhideWhenUsed="0" w:uiPriority="0" w:semiHidden="0" w:name="HTML Definition"/>
+    <w:lsdException w:unhideWhenUsed="0" w:uiPriority="0" w:semiHidden="0" w:name="HTML Keyboard"/>
+    <w:lsdException w:unhideWhenUsed="0" w:uiPriority="0" w:semiHidden="0" w:name="HTML Preformatted"/>
+    <w:lsdException w:unhideWhenUsed="0" w:uiPriority="0" w:semiHidden="0" w:name="HTML Sample"/>
+    <w:lsdException w:unhideWhenUsed="0" w:uiPriority="0" w:semiHidden="0" w:name="HTML Typewriter"/>
+    <w:lsdException w:unhideWhenUsed="0" w:uiPriority="0" w:semiHidden="0" w:name="HTML Variable"/>
+    <w:lsdException w:qFormat="1" w:unhideWhenUsed="0" w:uiPriority="0" w:name="Normal Table"/>
+    <w:lsdException w:unhideWhenUsed="0" w:uiPriority="0" w:semiHidden="0" w:name="annotation subject"/>
+    <w:lsdException w:unhideWhenUsed="0" w:uiPriority="0" w:semiHidden="0" w:name="Table Simple 1"/>
+    <w:lsdException w:unhideWhenUsed="0" w:uiPriority="0" w:semiHidden="0" w:name="Table Simple 2"/>
+    <w:lsdException w:unhideWhenUsed="0" w:uiPriority="0" w:semiHidden="0" w:name="Table Simple 3"/>
+    <w:lsdException w:unhideWhenUsed="0" w:uiPriority="0" w:semiHidden="0" w:name="Table Classic 1"/>
+    <w:lsdException w:unhideWhenUsed="0" w:uiPriority="0" w:semiHidden="0" w:name="Table Classic 2"/>
+    <w:lsdException w:unhideWhenUsed="0" w:uiPriority="0" w:semiHidden="0" w:name="Table Classic 3"/>
+    <w:lsdException w:unhideWhenUsed="0" w:uiPriority="0" w:semiHidden="0" w:name="Table Classic 4"/>
+    <w:lsdException w:unhideWhenUsed="0" w:uiPriority="0" w:semiHidden="0" w:name="Table Colorful 1"/>
+    <w:lsdException w:unhideWhenUsed="0" w:uiPriority="0" w:semiHidden="0" w:name="Table Colorful 2"/>
+    <w:lsdException w:unhideWhenUsed="0" w:uiPriority="0" w:semiHidden="0" w:name="Table Colorful 3"/>
+    <w:lsdException w:unhideWhenUsed="0" w:uiPriority="0" w:semiHidden="0" w:name="Table Columns 1"/>
+    <w:lsdException w:unhideWhenUsed="0" w:uiPriority="0" w:semiHidden="0" w:name="Table Columns 2"/>
+    <w:lsdException w:unhideWhenUsed="0" w:uiPriority="0" w:semiHidden="0" w:name="Table Columns 3"/>
+    <w:lsdException w:unhideWhenUsed="0" w:uiPriority="0" w:semiHidden="0" w:name="Table Columns 4"/>
+    <w:lsdException w:unhideWhenUsed="0" w:uiPriority="0" w:semiHidden="0" w:name="Table Columns 5"/>
+    <w:lsdException w:unhideWhenUsed="0" w:uiPriority="0" w:semiHidden="0" w:name="Table Grid 1"/>
+    <w:lsdException w:unhideWhenUsed="0" w:uiPriority="0" w:semiHidden="0" w:name="Table Grid 2"/>
+    <w:lsdException w:unhideWhenUsed="0" w:uiPriority="0" w:semiHidden="0" w:name="Table Grid 3"/>
+    <w:lsdException w:unhideWhenUsed="0" w:uiPriority="0" w:semiHidden="0" w:name="Table Grid 4"/>
+    <w:lsdException w:unhideWhenUsed="0" w:uiPriority="0" w:semiHidden="0" w:name="Table Grid 5"/>
+    <w:lsdException w:unhideWhenUsed="0" w:uiPriority="0" w:semiHidden="0" w:name="Table Grid 6"/>
+    <w:lsdException w:unhideWhenUsed="0" w:uiPriority="0" w:semiHidden="0" w:name="Table Grid 7"/>
+    <w:lsdException w:unhideWhenUsed="0" w:uiPriority="0" w:semiHidden="0" w:name="Table Grid 8"/>
+    <w:lsdException w:unhideWhenUsed="0" w:uiPriority="0" w:semiHidden="0" w:name="Table List 1"/>
+    <w:lsdException w:unhideWhenUsed="0" w:uiPriority="0" w:semiHidden="0" w:name="Table List 2"/>
+    <w:lsdException w:unhideWhenUsed="0" w:uiPriority="0" w:semiHidden="0" w:name="Table List 3"/>
+    <w:lsdException w:unhideWhenUsed="0" w:uiPriority="0" w:semiHidden="0" w:name="Table List 4"/>
+    <w:lsdException w:unhideWhenUsed="0" w:uiPriority="0" w:semiHidden="0" w:name="Table List 5"/>
+    <w:lsdException w:unhideWhenUsed="0" w:uiPriority="0" w:semiHidden="0" w:name="Table List 6"/>
+    <w:lsdException w:unhideWhenUsed="0" w:uiPriority="0" w:semiHidden="0" w:name="Table List 7"/>
+    <w:lsdException w:unhideWhenUsed="0" w:uiPriority="0" w:semiHidden="0" w:name="Table List 8"/>
+    <w:lsdException w:unhideWhenUsed="0" w:uiPriority="0" w:semiHidden="0" w:name="Table 3D effects 1"/>
+    <w:lsdException w:unhideWhenUsed="0" w:uiPriority="0" w:semiHidden="0" w:name="Table 3D effects 2"/>
+    <w:lsdException w:unhideWhenUsed="0" w:uiPriority="0" w:semiHidden="0" w:name="Table 3D effects 3"/>
+    <w:lsdException w:unhideWhenUsed="0" w:uiPriority="0" w:semiHidden="0" w:name="Table Contemporary"/>
+    <w:lsdException w:unhideWhenUsed="0" w:uiPriority="0" w:semiHidden="0" w:name="Table Elegant"/>
+    <w:lsdException w:unhideWhenUsed="0" w:uiPriority="0" w:semiHidden="0" w:name="Table Professional"/>
+    <w:lsdException w:unhideWhenUsed="0" w:uiPriority="0" w:semiHidden="0" w:name="Table Subtle 1"/>
+    <w:lsdException w:unhideWhenUsed="0" w:uiPriority="0" w:semiHidden="0" w:name="Table Subtle 2"/>
+    <w:lsdException w:unhideWhenUsed="0" w:uiPriority="0" w:semiHidden="0" w:name="Table Web 1"/>
+    <w:lsdException w:unhideWhenUsed="0" w:uiPriority="0" w:semiHidden="0" w:name="Table Web 2"/>
+    <w:lsdException w:unhideWhenUsed="0" w:uiPriority="0" w:semiHidden="0" w:name="Table Web 3"/>
+    <w:lsdException w:unhideWhenUsed="0" w:uiPriority="0" w:semiHidden="0" w:name="Balloon Text"/>
+    <w:lsdException w:qFormat="1" w:unhideWhenUsed="0" w:uiPriority="0" w:semiHidden="0" w:name="Table Grid"/>
+    <w:lsdException w:unhideWhenUsed="0" w:uiPriority="0" w:semiHidden="0" w:name="Table Theme"/>
+    <w:lsdException w:unhideWhenUsed="0" w:uiPriority="60" w:semiHidden="0" w:name="Light Shading"/>
+    <w:lsdException w:unhideWhenUsed="0" w:uiPriority="61" w:semiHidden="0" w:name="Light List"/>
+    <w:lsdException w:unhideWhenUsed="0" w:uiPriority="62" w:semiHidden="0" w:name="Light Grid"/>
+    <w:lsdException w:unhideWhenUsed="0" w:uiPriority="63" w:semiHidden="0" w:name="Medium Shading 1"/>
+    <w:lsdException w:unhideWhenUsed="0" w:uiPriority="64" w:semiHidden="0" w:name="Medium Shading 2"/>
+    <w:lsdException w:unhideWhenUsed="0" w:uiPriority="65" w:semiHidden="0" w:name="Medium List 1"/>
+    <w:lsdException w:unhideWhenUsed="0" w:uiPriority="66" w:semiHidden="0" w:name="Medium List 2"/>
+    <w:lsdException w:unhideWhenUsed="0" w:uiPriority="67" w:semiHidden="0" w:name="Medium Grid 1"/>
+    <w:lsdException w:unhideWhenUsed="0" w:uiPriority="68" w:semiHidden="0" w:name="Medium Grid 2"/>
+    <w:lsdException w:unhideWhenUsed="0" w:uiPriority="69" w:semiHidden="0" w:name="Medium Grid 3"/>
+    <w:lsdException w:unhideWhenUsed="0" w:uiPriority="70" w:semiHidden="0" w:name="Dark List"/>
+    <w:lsdException w:unhideWhenUsed="0" w:uiPriority="71" w:semiHidden="0" w:name="Colorful Shading"/>
+    <w:lsdException w:unhideWhenUsed="0" w:uiPriority="72" w:semiHidden="0" w:name="Colorful List"/>
+    <w:lsdException w:unhideWhenUsed="0" w:uiPriority="73" w:semiHidden="0" w:name="Colorful Grid"/>
+    <w:lsdException w:unhideWhenUsed="0" w:uiPriority="60" w:semiHidden="0" w:name="Light Shading Accent 1"/>
+    <w:lsdException w:unhideWhenUsed="0" w:uiPriority="61" w:semiHidden="0" w:name="Light List Accent 1"/>
+    <w:lsdException w:unhideWhenUsed="0" w:uiPriority="62" w:semiHidden="0" w:name="Light Grid Accent 1"/>
+    <w:lsdException w:unhideWhenUsed="0" w:uiPriority="63" w:semiHidden="0" w:name="Medium Shading 1 Accent 1"/>
+    <w:lsdException w:unhideWhenUsed="0" w:uiPriority="64" w:semiHidden="0" w:name="Medium Shading 2 Accent 1"/>
+    <w:lsdException w:unhideWhenUsed="0" w:uiPriority="65" w:semiHidden="0" w:name="Medium List 1 Accent 1"/>
+    <w:lsdException w:unhideWhenUsed="0" w:uiPriority="66" w:semiHidden="0" w:name="Medium List 2 Accent 1"/>
+    <w:lsdException w:unhideWhenUsed="0" w:uiPriority="67" w:semiHidden="0" w:name="Medium Grid 1 Accent 1"/>
+    <w:lsdException w:unhideWhenUsed="0" w:uiPriority="68" w:semiHidden="0" w:name="Medium Grid 2 Accent 1"/>
+    <w:lsdException w:unhideWhenUsed="0" w:uiPriority="69" w:semiHidden="0" w:name="Medium Grid 3 Accent 1"/>
+    <w:lsdException w:unhideWhenUsed="0" w:uiPriority="70" w:semiHidden="0" w:name="Dark List Accent 1"/>
+    <w:lsdException w:unhideWhenUsed="0" w:uiPriority="71" w:semiHidden="0" w:name="Colorful Shading Accent 1"/>
+    <w:lsdException w:unhideWhenUsed="0" w:uiPriority="72" w:semiHidden="0" w:name="Colorful List Accent 1"/>
+    <w:lsdException w:unhideWhenUsed="0" w:uiPriority="73" w:semiHidden="0" w:name="Colorful Grid Accent 1"/>
+    <w:lsdException w:unhideWhenUsed="0" w:uiPriority="60" w:semiHidden="0" w:name="Light Shading Accent 2"/>
+    <w:lsdException w:unhideWhenUsed="0" w:uiPriority="61" w:semiHidden="0" w:name="Light List Accent 2"/>
+    <w:lsdException w:unhideWhenUsed="0" w:uiPriority="62" w:semiHidden="0" w:name="Light Grid Accent 2"/>
+    <w:lsdException w:unhideWhenUsed="0" w:uiPriority="63" w:semiHidden="0" w:name="Medium Shading 1 Accent 2"/>
+    <w:lsdException w:unhideWhenUsed="0" w:uiPriority="64" w:semiHidden="0" w:name="Medium Shading 2 Accent 2"/>
+    <w:lsdException w:unhideWhenUsed="0" w:uiPriority="65" w:semiHidden="0" w:name="Medium List 1 Accent 2"/>
+    <w:lsdException w:unhideWhenUsed="0" w:uiPriority="66" w:semiHidden="0" w:name="Medium List 2 Accent 2"/>
+    <w:lsdException w:unhideWhenUsed="0" w:uiPriority="67" w:semiHidden="0" w:name="Medium Grid 1 Accent 2"/>
+    <w:lsdException w:unhideWhenUsed="0" w:uiPriority="68" w:semiHidden="0" w:name="Medium Grid 2 Accent 2"/>
+    <w:lsdException w:unhideWhenUsed="0" w:uiPriority="69" w:semiHidden="0" w:name="Medium Grid 3 Accent 2"/>
+    <w:lsdException w:unhideWhenUsed="0" w:uiPriority="70" w:semiHidden="0" w:name="Dark List Accent 2"/>
+    <w:lsdException w:unhideWhenUsed="0" w:uiPriority="71" w:semiHidden="0" w:name="Colorful Shading Accent 2"/>
+    <w:lsdException w:unhideWhenUsed="0" w:uiPriority="72" w:semiHidden="0" w:name="Colorful List Accent 2"/>
+    <w:lsdException w:unhideWhenUsed="0" w:uiPriority="73" w:semiHidden="0" w:name="Colorful Grid Accent 2"/>
+    <w:lsdException w:unhideWhenUsed="0" w:uiPriority="60" w:semiHidden="0" w:name="Light Shading Accent 3"/>
+    <w:lsdException w:unhideWhenUsed="0" w:uiPriority="61" w:semiHidden="0" w:name="Light List Accent 3"/>
+    <w:lsdException w:unhideWhenUsed="0" w:uiPriority="62" w:semiHidden="0" w:name="Light Grid Accent 3"/>
+    <w:lsdException w:unhideWhenUsed="0" w:uiPriority="63" w:semiHidden="0" w:name="Medium Shading 1 Accent 3"/>
+    <w:lsdException w:unhideWhenUsed="0" w:uiPriority="64" w:semiHidden="0" w:name="Medium Shading 2 Accent 3"/>
+    <w:lsdException w:unhideWhenUsed="0" w:uiPriority="65" w:semiHidden="0" w:name="Medium List 1 Accent 3"/>
+    <w:lsdException w:unhideWhenUsed="0" w:uiPriority="66" w:semiHidden="0" w:name="Medium List 2 Accent 3"/>
+    <w:lsdException w:unhideWhenUsed="0" w:uiPriority="67" w:semiHidden="0" w:name="Medium Grid 1 Accent 3"/>
+    <w:lsdException w:unhideWhenUsed="0" w:uiPriority="68" w:semiHidden="0" w:name="Medium Grid 2 Accent 3"/>
+    <w:lsdException w:unhideWhenUsed="0" w:uiPriority="69" w:semiHidden="0" w:name="Medium Grid 3 Accent 3"/>
+    <w:lsdException w:unhideWhenUsed="0" w:uiPriority="70" w:semiHidden="0" w:name="Dark List Accent 3"/>
+    <w:lsdException w:unhideWhenUsed="0" w:uiPriority="71" w:semiHidden="0" w:name="Colorful Shading Accent 3"/>
+    <w:lsdException w:unhideWhenUsed="0" w:uiPriority="72" w:semiHidden="0" w:name="Colorful List Accent 3"/>
+    <w:lsdException w:unhideWhenUsed="0" w:uiPriority="73" w:semiHidden="0" w:name="Colorful Grid Accent 3"/>
+    <w:lsdException w:unhideWhenUsed="0" w:uiPriority="60" w:semiHidden="0" w:name="Light Shading Accent 4"/>
+    <w:lsdException w:unhideWhenUsed="0" w:uiPriority="61" w:semiHidden="0" w:name="Light List Accent 4"/>
+    <w:lsdException w:unhideWhenUsed="0" w:uiPriority="62" w:semiHidden="0" w:name="Light Grid Accent 4"/>
+    <w:lsdException w:unhideWhenUsed="0" w:uiPriority="63" w:semiHidden="0" w:name="Medium Shading 1 Accent 4"/>
+    <w:lsdException w:unhideWhenUsed="0" w:uiPriority="64" w:semiHidden="0" w:name="Medium Shading 2 Accent 4"/>
+    <w:lsdException w:unhideWhenUsed="0" w:uiPriority="65" w:semiHidden="0" w:name="Medium List 1 Accent 4"/>
+    <w:lsdException w:unhideWhenUsed="0" w:uiPriority="66" w:semiHidden="0" w:name="Medium List 2 Accent 4"/>
+    <w:lsdException w:unhideWhenUsed="0" w:uiPriority="67" w:semiHidden="0" w:name="Medium Grid 1 Accent 4"/>
+    <w:lsdException w:unhideWhenUsed="0" w:uiPriority="68" w:semiHidden="0" w:name="Medium Grid 2 Accent 4"/>
+    <w:lsdException w:unhideWhenUsed="0" w:uiPriority="69" w:semiHidden="0" w:name="Medium Grid 3 Accent 4"/>
+    <w:lsdException w:unhideWhenUsed="0" w:uiPriority="70" w:semiHidden="0" w:name="Dark List Accent 4"/>
+    <w:lsdException w:unhideWhenUsed="0" w:uiPriority="71" w:semiHidden="0" w:name="Colorful Shading Accent 4"/>
+    <w:lsdException w:unhideWhenUsed="0" w:uiPriority="72" w:semiHidden="0" w:name="Colorful List Accent 4"/>
+    <w:lsdException w:unhideWhenUsed="0" w:uiPriority="73" w:semiHidden="0" w:name="Colorful Grid Accent 4"/>
+    <w:lsdException w:unhideWhenUsed="0" w:uiPriority="60" w:semiHidden="0" w:name="Light Shading Accent 5"/>
+    <w:lsdException w:unhideWhenUsed="0" w:uiPriority="61" w:semiHidden="0" w:name="Light List Accent 5"/>
+    <w:lsdException w:unhideWhenUsed="0" w:uiPriority="62" w:semiHidden="0" w:name="Light Grid Accent 5"/>
+    <w:lsdException w:unhideWhenUsed="0" w:uiPriority="63" w:semiHidden="0" w:name="Medium Shading 1 Accent 5"/>
+    <w:lsdException w:unhideWhenUsed="0" w:uiPriority="64" w:semiHidden="0" w:name="Medium Shading 2 Accent 5"/>
+    <w:lsdException w:unhideWhenUsed="0" w:uiPriority="65" w:semiHidden="0" w:name="Medium List 1 Accent 5"/>
+    <w:lsdException w:unhideWhenUsed="0" w:uiPriority="66" w:semiHidden="0" w:name="Medium List 2 Accent 5"/>
+    <w:lsdException w:unhideWhenUsed="0" w:uiPriority="67" w:semiHidden="0" w:name="Medium Grid 1 Accent 5"/>
+    <w:lsdException w:unhideWhenUsed="0" w:uiPriority="68" w:semiHidden="0" w:name="Medium Grid 2 Accent 5"/>
+    <w:lsdException w:unhideWhenUsed="0" w:uiPriority="69" w:semiHidden="0" w:name="Medium Grid 3 Accent 5"/>
+    <w:lsdException w:unhideWhenUsed="0" w:uiPriority="70" w:semiHidden="0" w:name="Dark List Accent 5"/>
+    <w:lsdException w:unhideWhenUsed="0" w:uiPriority="71" w:semiHidden="0" w:name="Colorful Shading Accent 5"/>
+    <w:lsdException w:unhideWhenUsed="0" w:uiPriority="72" w:semiHidden="0" w:name="Colorful List Accent 5"/>
+    <w:lsdException w:unhideWhenUsed="0" w:uiPriority="73" w:semiHidden="0" w:name="Colorful Grid Accent 5"/>
+    <w:lsdException w:unhideWhenUsed="0" w:uiPriority="60" w:semiHidden="0" w:name="Light Shading Accent 6"/>
+    <w:lsdException w:unhideWhenUsed="0" w:uiPriority="61" w:semiHidden="0" w:name="Light List Accent 6"/>
+    <w:lsdException w:unhideWhenUsed="0" w:uiPriority="62" w:semiHidden="0" w:name="Light Grid Accent 6"/>
+    <w:lsdException w:unhideWhenUsed="0" w:uiPriority="63" w:semiHidden="0" w:name="Medium Shading 1 Accent 6"/>
+    <w:lsdException w:unhideWhenUsed="0" w:uiPriority="64" w:semiHidden="0" w:name="Medium Shading 2 Accent 6"/>
+    <w:lsdException w:unhideWhenUsed="0" w:uiPriority="65" w:semiHidden="0" w:name="Medium List 1 Accent 6"/>
+    <w:lsdException w:unhideWhenUsed="0" w:uiPriority="66" w:semiHidden="0" w:name="Medium List 2 Accent 6"/>
+    <w:lsdException w:unhideWhenUsed="0" w:uiPriority="67" w:semiHidden="0" w:name="Medium Grid 1 Accent 6"/>
+    <w:lsdException w:unhideWhenUsed="0" w:uiPriority="68" w:semiHidden="0" w:name="Medium Grid 2 Accent 6"/>
+    <w:lsdException w:unhideWhenUsed="0" w:uiPriority="69" w:semiHidden="0" w:name="Medium Grid 3 Accent 6"/>
+    <w:lsdException w:unhideWhenUsed="0" w:uiPriority="70" w:semiHidden="0" w:name="Dark List Accent 6"/>
+    <w:lsdException w:unhideWhenUsed="0" w:uiPriority="71" w:semiHidden="0" w:name="Colorful Shading Accent 6"/>
+    <w:lsdException w:unhideWhenUsed="0" w:uiPriority="72" w:semiHidden="0" w:name="Colorful List Accent 6"/>
+    <w:lsdException w:unhideWhenUsed="0" w:uiPriority="73" w:semiHidden="0" w:name="Colorful Grid Accent 6"/>
   </w:latentStyles>
-  <w:style w:type="paragraph" w:default="1" w:styleId="Normal">
+  <w:style w:type="paragraph" w:default="1" w:styleId="1">
     <w:name w:val="Normal"/>
     <w:qFormat/>
+    <w:uiPriority w:val="0"/>
     <w:pPr>
       <w:kinsoku w:val="0"/>
       <w:autoSpaceDE w:val="0"/>
@@ -5849,7 +5958,7 @@
       <w:textAlignment w:val="baseline"/>
     </w:pPr>
     <w:rPr>
-      <w:rFonts w:ascii="Arial" w:eastAsia="宋体" w:hAnsi="Arial" w:cs="Arial"/>
+      <w:rFonts w:ascii="Arial" w:hAnsi="Arial" w:eastAsia="宋体" w:cs="Arial"/>
       <w:snapToGrid w:val="0"/>
       <w:color w:val="000000"/>
       <w:kern w:val="0"/>
@@ -5858,11 +5967,12 @@
       <w:lang w:val="en-US" w:eastAsia="en-US" w:bidi="ar-SA"/>
     </w:rPr>
   </w:style>
-  <w:style w:type="paragraph" w:styleId="Heading1">
+  <w:style w:type="paragraph" w:styleId="2">
     <w:name w:val="heading 1"/>
-    <w:basedOn w:val="Normal"/>
-    <w:next w:val="Normal"/>
+    <w:basedOn w:val="1"/>
+    <w:next w:val="1"/>
     <w:qFormat/>
+    <w:uiPriority w:val="0"/>
     <w:pPr>
       <w:keepNext/>
       <w:keepLines/>
@@ -5880,12 +5990,13 @@
       <w:sz w:val="44"/>
     </w:rPr>
   </w:style>
-  <w:style w:type="paragraph" w:styleId="Heading2">
+  <w:style w:type="paragraph" w:styleId="3">
     <w:name w:val="heading 2"/>
-    <w:basedOn w:val="Normal"/>
-    <w:next w:val="Normal"/>
+    <w:basedOn w:val="1"/>
+    <w:next w:val="1"/>
     <w:unhideWhenUsed/>
     <w:qFormat/>
+    <w:uiPriority w:val="0"/>
     <w:pPr>
       <w:keepNext/>
       <w:keepLines/>
@@ -5898,18 +6009,19 @@
       <w:outlineLvl w:val="1"/>
     </w:pPr>
     <w:rPr>
-      <w:rFonts w:ascii="Arial" w:eastAsia="黑体" w:hAnsi="Arial"/>
+      <w:rFonts w:ascii="Arial" w:hAnsi="Arial" w:eastAsia="黑体"/>
       <w:b/>
       <w:sz w:val="32"/>
     </w:rPr>
   </w:style>
-  <w:style w:type="paragraph" w:styleId="Heading3">
+  <w:style w:type="paragraph" w:styleId="4">
     <w:name w:val="heading 3"/>
-    <w:basedOn w:val="Normal"/>
-    <w:next w:val="Normal"/>
+    <w:basedOn w:val="1"/>
+    <w:next w:val="1"/>
     <w:semiHidden/>
     <w:unhideWhenUsed/>
     <w:qFormat/>
+    <w:uiPriority w:val="0"/>
     <w:pPr>
       <w:keepNext/>
       <w:keepLines/>
@@ -5926,12 +6038,13 @@
       <w:sz w:val="32"/>
     </w:rPr>
   </w:style>
-  <w:style w:type="paragraph" w:styleId="Heading4">
+  <w:style w:type="paragraph" w:styleId="5">
     <w:name w:val="heading 4"/>
-    <w:basedOn w:val="Normal"/>
-    <w:next w:val="Normal"/>
+    <w:basedOn w:val="1"/>
+    <w:next w:val="1"/>
     <w:unhideWhenUsed/>
     <w:qFormat/>
+    <w:uiPriority w:val="0"/>
     <w:pPr>
       <w:keepNext/>
       <w:keepLines/>
@@ -5944,18 +6057,19 @@
       <w:outlineLvl w:val="3"/>
     </w:pPr>
     <w:rPr>
-      <w:rFonts w:ascii="Arial" w:eastAsia="黑体" w:hAnsi="Arial"/>
+      <w:rFonts w:ascii="Arial" w:hAnsi="Arial" w:eastAsia="黑体"/>
       <w:b/>
       <w:sz w:val="28"/>
     </w:rPr>
   </w:style>
-  <w:style w:type="paragraph" w:styleId="Heading5">
+  <w:style w:type="paragraph" w:styleId="6">
     <w:name w:val="heading 5"/>
-    <w:basedOn w:val="Normal"/>
-    <w:next w:val="Normal"/>
+    <w:basedOn w:val="1"/>
+    <w:next w:val="1"/>
     <w:semiHidden/>
     <w:unhideWhenUsed/>
     <w:qFormat/>
+    <w:uiPriority w:val="0"/>
     <w:pPr>
       <w:keepNext/>
       <w:keepLines/>
@@ -5972,13 +6086,14 @@
       <w:sz w:val="28"/>
     </w:rPr>
   </w:style>
-  <w:style w:type="paragraph" w:styleId="Heading6">
+  <w:style w:type="paragraph" w:styleId="7">
     <w:name w:val="heading 6"/>
-    <w:basedOn w:val="Normal"/>
-    <w:next w:val="Normal"/>
+    <w:basedOn w:val="1"/>
+    <w:next w:val="1"/>
     <w:semiHidden/>
     <w:unhideWhenUsed/>
     <w:qFormat/>
+    <w:uiPriority w:val="0"/>
     <w:pPr>
       <w:keepNext/>
       <w:keepLines/>
@@ -5991,18 +6106,19 @@
       <w:outlineLvl w:val="5"/>
     </w:pPr>
     <w:rPr>
-      <w:rFonts w:ascii="Arial" w:eastAsia="黑体" w:hAnsi="Arial"/>
+      <w:rFonts w:ascii="Arial" w:hAnsi="Arial" w:eastAsia="黑体"/>
       <w:b/>
       <w:sz w:val="24"/>
     </w:rPr>
   </w:style>
-  <w:style w:type="paragraph" w:styleId="Heading7">
+  <w:style w:type="paragraph" w:styleId="8">
     <w:name w:val="heading 7"/>
-    <w:basedOn w:val="Normal"/>
-    <w:next w:val="Normal"/>
+    <w:basedOn w:val="1"/>
+    <w:next w:val="1"/>
     <w:semiHidden/>
     <w:unhideWhenUsed/>
     <w:qFormat/>
+    <w:uiPriority w:val="0"/>
     <w:pPr>
       <w:keepNext/>
       <w:keepLines/>
@@ -6019,13 +6135,14 @@
       <w:sz w:val="24"/>
     </w:rPr>
   </w:style>
-  <w:style w:type="paragraph" w:styleId="Heading8">
+  <w:style w:type="paragraph" w:styleId="9">
     <w:name w:val="heading 8"/>
-    <w:basedOn w:val="Normal"/>
-    <w:next w:val="Normal"/>
+    <w:basedOn w:val="1"/>
+    <w:next w:val="1"/>
     <w:semiHidden/>
     <w:unhideWhenUsed/>
     <w:qFormat/>
+    <w:uiPriority w:val="0"/>
     <w:pPr>
       <w:keepNext/>
       <w:keepLines/>
@@ -6038,17 +6155,18 @@
       <w:outlineLvl w:val="7"/>
     </w:pPr>
     <w:rPr>
-      <w:rFonts w:ascii="Arial" w:eastAsia="黑体" w:hAnsi="Arial"/>
+      <w:rFonts w:ascii="Arial" w:hAnsi="Arial" w:eastAsia="黑体"/>
       <w:sz w:val="24"/>
     </w:rPr>
   </w:style>
-  <w:style w:type="paragraph" w:styleId="Heading9">
+  <w:style w:type="paragraph" w:styleId="10">
     <w:name w:val="heading 9"/>
-    <w:basedOn w:val="Normal"/>
-    <w:next w:val="Normal"/>
+    <w:basedOn w:val="1"/>
+    <w:next w:val="1"/>
     <w:semiHidden/>
     <w:unhideWhenUsed/>
     <w:qFormat/>
+    <w:uiPriority w:val="0"/>
     <w:pPr>
       <w:keepNext/>
       <w:keepLines/>
@@ -6061,19 +6179,21 @@
       <w:outlineLvl w:val="8"/>
     </w:pPr>
     <w:rPr>
-      <w:rFonts w:ascii="Arial" w:eastAsia="黑体" w:hAnsi="Arial"/>
+      <w:rFonts w:ascii="Arial" w:hAnsi="Arial" w:eastAsia="黑体"/>
       <w:sz w:val="21"/>
     </w:rPr>
   </w:style>
-  <w:style w:type="character" w:default="1" w:styleId="DefaultParagraphFont">
+  <w:style w:type="character" w:default="1" w:styleId="22">
     <w:name w:val="Default Paragraph Font"/>
     <w:semiHidden/>
     <w:qFormat/>
+    <w:uiPriority w:val="0"/>
   </w:style>
-  <w:style w:type="table" w:default="1" w:styleId="TableNormal">
+  <w:style w:type="table" w:default="1" w:styleId="20">
     <w:name w:val="Normal Table"/>
     <w:semiHidden/>
     <w:qFormat/>
+    <w:uiPriority w:val="0"/>
     <w:tblPr>
       <w:tblCellMar>
         <w:top w:w="0" w:type="dxa"/>
@@ -6083,39 +6203,43 @@
       </w:tblCellMar>
     </w:tblPr>
   </w:style>
-  <w:style w:type="paragraph" w:styleId="CommentText">
+  <w:style w:type="paragraph" w:styleId="11">
     <w:name w:val="annotation text"/>
-    <w:basedOn w:val="Normal"/>
+    <w:basedOn w:val="1"/>
     <w:qFormat/>
+    <w:uiPriority w:val="0"/>
     <w:pPr>
       <w:jc w:val="left"/>
     </w:pPr>
   </w:style>
-  <w:style w:type="paragraph" w:styleId="BodyText">
+  <w:style w:type="paragraph" w:styleId="12">
     <w:name w:val="Body Text"/>
-    <w:basedOn w:val="Normal"/>
+    <w:basedOn w:val="1"/>
     <w:semiHidden/>
     <w:qFormat/>
+    <w:uiPriority w:val="0"/>
     <w:rPr>
-      <w:rFonts w:ascii="Arial" w:eastAsia="Arial" w:hAnsi="Arial" w:cs="Arial"/>
+      <w:rFonts w:ascii="Arial" w:hAnsi="Arial" w:eastAsia="Arial" w:cs="Arial"/>
       <w:sz w:val="21"/>
       <w:szCs w:val="21"/>
       <w:lang w:val="en-US" w:eastAsia="en-US" w:bidi="ar-SA"/>
     </w:rPr>
   </w:style>
-  <w:style w:type="paragraph" w:styleId="TOC3">
+  <w:style w:type="paragraph" w:styleId="13">
     <w:name w:val="toc 3"/>
-    <w:basedOn w:val="Normal"/>
-    <w:next w:val="Normal"/>
+    <w:basedOn w:val="1"/>
+    <w:next w:val="1"/>
     <w:qFormat/>
+    <w:uiPriority w:val="0"/>
     <w:pPr>
       <w:ind w:left="840" w:leftChars="400"/>
     </w:pPr>
   </w:style>
-  <w:style w:type="paragraph" w:styleId="Footer">
+  <w:style w:type="paragraph" w:styleId="14">
     <w:name w:val="footer"/>
-    <w:basedOn w:val="Normal"/>
+    <w:basedOn w:val="1"/>
     <w:qFormat/>
+    <w:uiPriority w:val="0"/>
     <w:pPr>
       <w:tabs>
         <w:tab w:val="center" w:pos="4153"/>
@@ -6128,16 +6252,17 @@
       <w:sz w:val="18"/>
     </w:rPr>
   </w:style>
-  <w:style w:type="paragraph" w:styleId="Header">
+  <w:style w:type="paragraph" w:styleId="15">
     <w:name w:val="header"/>
-    <w:basedOn w:val="Normal"/>
+    <w:basedOn w:val="1"/>
     <w:qFormat/>
+    <w:uiPriority w:val="0"/>
     <w:pPr>
       <w:pBdr>
-        <w:top w:val="nil"/>
-        <w:left w:val="nil"/>
-        <w:bottom w:val="nil"/>
-        <w:right w:val="nil"/>
+        <w:top w:val="none" w:color="auto" w:sz="0" w:space="0"/>
+        <w:left w:val="none" w:color="auto" w:sz="0" w:space="0"/>
+        <w:bottom w:val="none" w:color="auto" w:sz="0" w:space="0"/>
+        <w:right w:val="none" w:color="auto" w:sz="0" w:space="0"/>
       </w:pBdr>
       <w:tabs>
         <w:tab w:val="center" w:pos="4153"/>
@@ -6152,37 +6277,41 @@
       <w:sz w:val="18"/>
     </w:rPr>
   </w:style>
-  <w:style w:type="paragraph" w:styleId="TOC1">
+  <w:style w:type="paragraph" w:styleId="16">
     <w:name w:val="toc 1"/>
-    <w:basedOn w:val="Normal"/>
-    <w:next w:val="Normal"/>
+    <w:basedOn w:val="1"/>
+    <w:next w:val="1"/>
     <w:qFormat/>
+    <w:uiPriority w:val="0"/>
     <w:rPr>
-      <w:rFonts w:ascii="Arial" w:eastAsia="Microsoft JhengHei" w:hAnsi="Arial"/>
+      <w:rFonts w:ascii="Arial" w:hAnsi="Arial" w:eastAsia="Microsoft JhengHei"/>
       <w:sz w:val="24"/>
     </w:rPr>
   </w:style>
-  <w:style w:type="paragraph" w:styleId="TOC2">
+  <w:style w:type="paragraph" w:styleId="17">
     <w:name w:val="toc 2"/>
-    <w:basedOn w:val="Normal"/>
-    <w:next w:val="Normal"/>
+    <w:basedOn w:val="1"/>
+    <w:next w:val="1"/>
     <w:qFormat/>
+    <w:uiPriority w:val="0"/>
     <w:pPr>
       <w:ind w:left="420" w:leftChars="200"/>
     </w:pPr>
   </w:style>
-  <w:style w:type="paragraph" w:styleId="NormalWeb">
+  <w:style w:type="paragraph" w:styleId="18">
     <w:name w:val="Normal (Web)"/>
-    <w:basedOn w:val="Normal"/>
+    <w:basedOn w:val="1"/>
     <w:qFormat/>
+    <w:uiPriority w:val="0"/>
     <w:rPr>
       <w:sz w:val="24"/>
     </w:rPr>
   </w:style>
-  <w:style w:type="paragraph" w:styleId="Title">
+  <w:style w:type="paragraph" w:styleId="19">
     <w:name w:val="Title"/>
-    <w:basedOn w:val="Normal"/>
+    <w:basedOn w:val="1"/>
     <w:qFormat/>
+    <w:uiPriority w:val="0"/>
     <w:pPr>
       <w:spacing w:before="240" w:beforeLines="0" w:beforeAutospacing="0" w:after="60" w:afterLines="0" w:afterAutospacing="0"/>
       <w:jc w:val="center"/>
@@ -6194,68 +6323,73 @@
       <w:sz w:val="32"/>
     </w:rPr>
   </w:style>
-  <w:style w:type="table" w:styleId="TableGrid">
+  <w:style w:type="table" w:styleId="21">
     <w:name w:val="Table Grid"/>
-    <w:basedOn w:val="TableNormal"/>
+    <w:basedOn w:val="20"/>
     <w:qFormat/>
+    <w:uiPriority w:val="0"/>
     <w:pPr>
       <w:widowControl w:val="0"/>
       <w:jc w:val="both"/>
     </w:pPr>
     <w:tblPr>
       <w:tblBorders>
-        <w:top w:val="single" w:sz="4" w:space="0" w:color="auto"/>
-        <w:left w:val="single" w:sz="4" w:space="0" w:color="auto"/>
-        <w:bottom w:val="single" w:sz="4" w:space="0" w:color="auto"/>
-        <w:right w:val="single" w:sz="4" w:space="0" w:color="auto"/>
-        <w:insideH w:val="single" w:sz="4" w:space="0" w:color="auto"/>
-        <w:insideV w:val="single" w:sz="4" w:space="0" w:color="auto"/>
+        <w:top w:val="single" w:color="auto" w:sz="4" w:space="0"/>
+        <w:left w:val="single" w:color="auto" w:sz="4" w:space="0"/>
+        <w:bottom w:val="single" w:color="auto" w:sz="4" w:space="0"/>
+        <w:right w:val="single" w:color="auto" w:sz="4" w:space="0"/>
+        <w:insideH w:val="single" w:color="auto" w:sz="4" w:space="0"/>
+        <w:insideV w:val="single" w:color="auto" w:sz="4" w:space="0"/>
       </w:tblBorders>
     </w:tblPr>
   </w:style>
-  <w:style w:type="character" w:styleId="Strong">
+  <w:style w:type="character" w:styleId="23">
     <w:name w:val="Strong"/>
-    <w:basedOn w:val="DefaultParagraphFont"/>
+    <w:basedOn w:val="22"/>
     <w:qFormat/>
+    <w:uiPriority w:val="0"/>
     <w:rPr>
       <w:b/>
     </w:rPr>
   </w:style>
-  <w:style w:type="paragraph" w:customStyle="1" w:styleId="a">
+  <w:style w:type="paragraph" w:customStyle="1" w:styleId="24">
     <w:name w:val="柴_公司名"/>
-    <w:basedOn w:val="Title"/>
+    <w:basedOn w:val="19"/>
     <w:qFormat/>
+    <w:uiPriority w:val="0"/>
     <w:pPr>
       <w:spacing w:after="600" w:afterLines="600"/>
     </w:pPr>
     <w:rPr>
-      <w:rFonts w:ascii="宋体" w:eastAsia="宋体" w:hAnsi="宋体" w:cs="宋体" w:hint="eastAsia"/>
+      <w:rFonts w:hint="eastAsia" w:ascii="宋体" w:hAnsi="宋体" w:eastAsia="宋体" w:cs="宋体"/>
       <w:bCs/>
       <w:spacing w:val="-6"/>
       <w:sz w:val="52"/>
       <w:szCs w:val="52"/>
     </w:rPr>
   </w:style>
-  <w:style w:type="paragraph" w:customStyle="1" w:styleId="a0">
+  <w:style w:type="paragraph" w:customStyle="1" w:styleId="25">
     <w:name w:val="柴_文档名"/>
-    <w:basedOn w:val="Title"/>
+    <w:basedOn w:val="19"/>
     <w:qFormat/>
+    <w:uiPriority w:val="0"/>
     <w:pPr>
       <w:spacing w:after="900" w:afterLines="900"/>
     </w:pPr>
     <w:rPr>
-      <w:rFonts w:ascii="黑体" w:eastAsia="黑体" w:hAnsi="黑体" w:cs="黑体"/>
+      <w:rFonts w:ascii="黑体" w:hAnsi="黑体" w:eastAsia="黑体" w:cs="黑体"/>
       <w:bCs/>
       <w:spacing w:val="-7"/>
       <w:sz w:val="52"/>
       <w:szCs w:val="52"/>
     </w:rPr>
   </w:style>
-  <w:style w:type="table" w:customStyle="1" w:styleId="TableNormal0">
+  <w:style w:type="table" w:customStyle="1" w:styleId="26">
     <w:name w:val="Table Normal_0"/>
     <w:semiHidden/>
     <w:unhideWhenUsed/>
     <w:qFormat/>
+    <w:uiPriority w:val="0"/>
     <w:tblPr>
       <w:tblCellMar>
         <w:top w:w="0" w:type="dxa"/>
@@ -6265,81 +6399,87 @@
       </w:tblCellMar>
     </w:tblPr>
   </w:style>
-  <w:style w:type="paragraph" w:customStyle="1" w:styleId="TableText">
+  <w:style w:type="paragraph" w:customStyle="1" w:styleId="27">
     <w:name w:val="Table Text"/>
-    <w:basedOn w:val="Normal"/>
+    <w:basedOn w:val="1"/>
     <w:semiHidden/>
     <w:qFormat/>
+    <w:uiPriority w:val="0"/>
     <w:rPr>
-      <w:rFonts w:ascii="宋体" w:eastAsia="宋体" w:hAnsi="宋体" w:cs="宋体"/>
+      <w:rFonts w:ascii="宋体" w:hAnsi="宋体" w:eastAsia="宋体" w:cs="宋体"/>
       <w:sz w:val="21"/>
       <w:szCs w:val="21"/>
       <w:lang w:val="en-US" w:eastAsia="en-US" w:bidi="ar-SA"/>
     </w:rPr>
   </w:style>
-  <w:style w:type="paragraph" w:customStyle="1" w:styleId="1">
+  <w:style w:type="paragraph" w:customStyle="1" w:styleId="28">
     <w:name w:val="柴_标题1"/>
-    <w:basedOn w:val="Heading1"/>
-    <w:next w:val="a1"/>
-    <w:link w:val="1Char"/>
+    <w:basedOn w:val="2"/>
+    <w:next w:val="29"/>
+    <w:link w:val="38"/>
     <w:qFormat/>
+    <w:uiPriority w:val="0"/>
     <w:pPr>
       <w:spacing w:before="100" w:after="90" w:line="360" w:lineRule="auto"/>
     </w:pPr>
     <w:rPr>
-      <w:rFonts w:ascii="Arial" w:eastAsia="宋体" w:hAnsi="Arial"/>
+      <w:rFonts w:ascii="Arial" w:hAnsi="Arial" w:eastAsia="宋体"/>
       <w:sz w:val="32"/>
     </w:rPr>
   </w:style>
-  <w:style w:type="paragraph" w:customStyle="1" w:styleId="a1">
+  <w:style w:type="paragraph" w:customStyle="1" w:styleId="29">
     <w:name w:val="柴_正文"/>
-    <w:basedOn w:val="BodyText"/>
-    <w:link w:val="Char"/>
+    <w:basedOn w:val="12"/>
+    <w:link w:val="42"/>
     <w:qFormat/>
+    <w:uiPriority w:val="0"/>
     <w:pPr>
       <w:spacing w:line="360" w:lineRule="auto"/>
       <w:ind w:firstLine="470" w:firstLineChars="200"/>
     </w:pPr>
     <w:rPr>
-      <w:rFonts w:ascii="Arial" w:eastAsia="宋体" w:hAnsi="Arial"/>
+      <w:rFonts w:ascii="Arial" w:hAnsi="Arial" w:eastAsia="宋体"/>
       <w:sz w:val="24"/>
       <w:lang w:eastAsia="zh-CN"/>
     </w:rPr>
   </w:style>
-  <w:style w:type="paragraph" w:customStyle="1" w:styleId="2">
+  <w:style w:type="paragraph" w:customStyle="1" w:styleId="30">
     <w:name w:val="柴_标题2"/>
-    <w:basedOn w:val="Heading2"/>
-    <w:next w:val="a1"/>
+    <w:basedOn w:val="3"/>
+    <w:next w:val="29"/>
     <w:qFormat/>
+    <w:uiPriority w:val="0"/>
     <w:pPr>
       <w:spacing w:line="360" w:lineRule="auto"/>
     </w:pPr>
     <w:rPr>
-      <w:rFonts w:ascii="Arial" w:eastAsia="宋体" w:hAnsi="Arial"/>
+      <w:rFonts w:ascii="Arial" w:hAnsi="Arial" w:eastAsia="宋体"/>
       <w:sz w:val="28"/>
     </w:rPr>
   </w:style>
-  <w:style w:type="paragraph" w:customStyle="1" w:styleId="3">
+  <w:style w:type="paragraph" w:customStyle="1" w:styleId="31">
     <w:name w:val="柴_标题3"/>
-    <w:basedOn w:val="Heading3"/>
-    <w:next w:val="a1"/>
+    <w:basedOn w:val="4"/>
+    <w:next w:val="29"/>
     <w:qFormat/>
+    <w:uiPriority w:val="0"/>
     <w:pPr>
       <w:spacing w:line="360" w:lineRule="auto"/>
       <w:ind w:left="0" w:firstLine="472" w:firstLineChars="200"/>
     </w:pPr>
     <w:rPr>
-      <w:rFonts w:ascii="宋体" w:eastAsia="宋体" w:hAnsi="宋体" w:cs="宋体"/>
+      <w:rFonts w:ascii="宋体" w:hAnsi="宋体" w:eastAsia="宋体" w:cs="宋体"/>
       <w:spacing w:val="-2"/>
       <w:sz w:val="24"/>
       <w:szCs w:val="24"/>
     </w:rPr>
   </w:style>
-  <w:style w:type="paragraph" w:customStyle="1" w:styleId="a2">
+  <w:style w:type="paragraph" w:customStyle="1" w:styleId="32">
     <w:name w:val="柴_目录"/>
-    <w:basedOn w:val="Normal"/>
-    <w:next w:val="BodyText"/>
+    <w:basedOn w:val="1"/>
+    <w:next w:val="12"/>
     <w:qFormat/>
+    <w:uiPriority w:val="0"/>
     <w:pPr>
       <w:tabs>
         <w:tab w:val="right" w:leader="dot" w:pos="8442"/>
@@ -6347,59 +6487,64 @@
       <w:ind w:left="0" w:leftChars="0"/>
     </w:pPr>
     <w:rPr>
-      <w:rFonts w:ascii="Arial" w:eastAsia="Microsoft JhengHei" w:hAnsi="Arial"/>
+      <w:rFonts w:ascii="Arial" w:hAnsi="Arial" w:eastAsia="Microsoft JhengHei"/>
       <w:sz w:val="24"/>
     </w:rPr>
   </w:style>
-  <w:style w:type="paragraph" w:customStyle="1" w:styleId="WPSOffice1">
+  <w:style w:type="paragraph" w:customStyle="1" w:styleId="33">
     <w:name w:val="WPSOffice手动目录 1"/>
     <w:qFormat/>
+    <w:uiPriority w:val="0"/>
     <w:pPr>
       <w:ind w:leftChars="0"/>
     </w:pPr>
     <w:rPr>
-      <w:rFonts w:ascii="Times New Roman" w:eastAsia="宋体" w:hAnsi="Times New Roman" w:cs="Times New Roman"/>
+      <w:rFonts w:ascii="Times New Roman" w:hAnsi="Times New Roman" w:eastAsia="宋体" w:cs="Times New Roman"/>
       <w:sz w:val="20"/>
       <w:szCs w:val="20"/>
     </w:rPr>
   </w:style>
-  <w:style w:type="paragraph" w:customStyle="1" w:styleId="WPSOffice2">
+  <w:style w:type="paragraph" w:customStyle="1" w:styleId="34">
     <w:name w:val="WPSOffice手动目录 2"/>
     <w:qFormat/>
+    <w:uiPriority w:val="0"/>
     <w:pPr>
       <w:ind w:leftChars="200"/>
     </w:pPr>
     <w:rPr>
-      <w:rFonts w:ascii="Times New Roman" w:eastAsia="宋体" w:hAnsi="Times New Roman" w:cs="Times New Roman"/>
+      <w:rFonts w:ascii="Times New Roman" w:hAnsi="Times New Roman" w:eastAsia="宋体" w:cs="Times New Roman"/>
       <w:sz w:val="20"/>
       <w:szCs w:val="20"/>
     </w:rPr>
   </w:style>
-  <w:style w:type="paragraph" w:customStyle="1" w:styleId="WPSOffice3">
+  <w:style w:type="paragraph" w:customStyle="1" w:styleId="35">
     <w:name w:val="WPSOffice手动目录 3"/>
     <w:qFormat/>
+    <w:uiPriority w:val="0"/>
     <w:pPr>
       <w:ind w:leftChars="400"/>
     </w:pPr>
     <w:rPr>
-      <w:rFonts w:ascii="Times New Roman" w:eastAsia="宋体" w:hAnsi="Times New Roman" w:cs="Times New Roman"/>
+      <w:rFonts w:ascii="Times New Roman" w:hAnsi="Times New Roman" w:eastAsia="宋体" w:cs="Times New Roman"/>
       <w:sz w:val="20"/>
       <w:szCs w:val="20"/>
     </w:rPr>
   </w:style>
-  <w:style w:type="paragraph" w:customStyle="1" w:styleId="Compact">
+  <w:style w:type="paragraph" w:customStyle="1" w:styleId="36">
     <w:name w:val="Compact"/>
-    <w:basedOn w:val="BodyText"/>
+    <w:basedOn w:val="12"/>
     <w:qFormat/>
+    <w:uiPriority w:val="0"/>
     <w:pPr>
       <w:spacing w:before="36" w:after="36"/>
     </w:pPr>
   </w:style>
-  <w:style w:type="table" w:customStyle="1" w:styleId="Table">
+  <w:style w:type="table" w:customStyle="1" w:styleId="37">
     <w:name w:val="Table"/>
     <w:semiHidden/>
     <w:unhideWhenUsed/>
     <w:qFormat/>
+    <w:uiPriority w:val="0"/>
     <w:tblPr>
       <w:tblCellMar>
         <w:top w:w="0" w:type="dxa"/>
@@ -6411,26 +6556,28 @@
     <w:tblStylePr w:type="firstRow">
       <w:tcPr>
         <w:tcBorders>
-          <w:bottom w:val="single" w:sz="0" w:space="0" w:color="auto"/>
+          <w:bottom w:val="single" w:color="auto" w:sz="0" w:space="0"/>
         </w:tcBorders>
         <w:vAlign w:val="bottom"/>
       </w:tcPr>
     </w:tblStylePr>
   </w:style>
-  <w:style w:type="character" w:customStyle="1" w:styleId="1Char">
+  <w:style w:type="character" w:customStyle="1" w:styleId="38">
     <w:name w:val="柴_标题1 Char"/>
-    <w:link w:val="1"/>
+    <w:link w:val="28"/>
     <w:qFormat/>
+    <w:uiPriority w:val="0"/>
     <w:rPr>
-      <w:rFonts w:ascii="Arial" w:eastAsia="宋体" w:hAnsi="Arial"/>
+      <w:rFonts w:ascii="Arial" w:hAnsi="Arial" w:eastAsia="宋体"/>
       <w:sz w:val="32"/>
     </w:rPr>
   </w:style>
-  <w:style w:type="table" w:customStyle="1" w:styleId="TableNormal1">
+  <w:style w:type="table" w:customStyle="1" w:styleId="39">
     <w:name w:val="Table Normal_1"/>
     <w:semiHidden/>
     <w:unhideWhenUsed/>
     <w:qFormat/>
+    <w:uiPriority w:val="0"/>
     <w:tblPr>
       <w:tblCellMar>
         <w:top w:w="0" w:type="dxa"/>
@@ -6440,10 +6587,11 @@
       </w:tblCellMar>
     </w:tblPr>
   </w:style>
-  <w:style w:type="paragraph" w:customStyle="1" w:styleId="a3">
+  <w:style w:type="paragraph" w:customStyle="1" w:styleId="40">
     <w:name w:val="柴_正文_无缩进"/>
-    <w:basedOn w:val="Normal"/>
+    <w:basedOn w:val="1"/>
     <w:qFormat/>
+    <w:uiPriority w:val="0"/>
     <w:pPr>
       <w:ind w:firstLine="0" w:firstLineChars="0"/>
     </w:pPr>
@@ -6453,29 +6601,31 @@
       <w:lang w:eastAsia="zh-CN"/>
     </w:rPr>
   </w:style>
-  <w:style w:type="paragraph" w:customStyle="1" w:styleId="4">
+  <w:style w:type="paragraph" w:customStyle="1" w:styleId="41">
     <w:name w:val="柴_标题4"/>
-    <w:basedOn w:val="Heading4"/>
-    <w:next w:val="Normal"/>
+    <w:basedOn w:val="5"/>
+    <w:next w:val="1"/>
     <w:qFormat/>
+    <w:uiPriority w:val="0"/>
     <w:pPr>
       <w:widowControl w:val="0"/>
       <w:spacing w:before="160" w:line="360" w:lineRule="auto"/>
-      <w:ind w:left="981" w:hanging="862" w:leftChars="300"/>
+      <w:ind w:left="981" w:leftChars="300" w:hanging="862"/>
     </w:pPr>
     <w:rPr>
-      <w:rFonts w:ascii="Calibri" w:eastAsia="宋体" w:hAnsi="Calibri" w:cs="宋体" w:hint="eastAsia"/>
+      <w:rFonts w:hint="eastAsia" w:ascii="Calibri" w:hAnsi="Calibri" w:eastAsia="宋体" w:cs="宋体"/>
       <w:sz w:val="24"/>
       <w:szCs w:val="24"/>
       <w:lang w:eastAsia="zh-CN" w:bidi="zh-CN"/>
     </w:rPr>
   </w:style>
-  <w:style w:type="character" w:customStyle="1" w:styleId="Char">
+  <w:style w:type="character" w:customStyle="1" w:styleId="42">
     <w:name w:val="柴_正文 Char"/>
-    <w:link w:val="a1"/>
+    <w:link w:val="29"/>
     <w:qFormat/>
+    <w:uiPriority w:val="0"/>
     <w:rPr>
-      <w:rFonts w:ascii="Arial" w:eastAsia="宋体" w:hAnsi="Arial"/>
+      <w:rFonts w:ascii="Arial" w:hAnsi="Arial" w:eastAsia="宋体"/>
       <w:sz w:val="24"/>
       <w:lang w:eastAsia="zh-CN"/>
     </w:rPr>
